--- a/Fase 2/Evidencias Grupales/2.6_GuiaEstudiante_Fase 2_Informe Final Proyecto APT.docx
+++ b/Fase 2/Evidencias Grupales/2.6_GuiaEstudiante_Fase 2_Informe Final Proyecto APT.docx
@@ -310,6 +310,7 @@
         <w:rPr>
           <w:rFonts w:ascii="Calibri" w:cs="Calibri" w:eastAsia="Calibri" w:hAnsi="Calibri"/>
           <w:b w:val="1"/>
+          <w:bCs w:val="1"/>
           <w:color w:val="2f5496"/>
           <w:sz w:val="26"/>
           <w:szCs w:val="26"/>
@@ -326,6 +327,7 @@
         <w:rPr>
           <w:rFonts w:ascii="Calibri" w:cs="Calibri" w:eastAsia="Calibri" w:hAnsi="Calibri"/>
           <w:b w:val="1"/>
+          <w:bCs w:val="1"/>
           <w:color w:val="2f5496"/>
           <w:sz w:val="26"/>
           <w:szCs w:val="26"/>
@@ -376,6 +378,7 @@
             <w:pPr>
               <w:rPr>
                 <w:b w:val="1"/>
+                <w:bCs w:val="1"/>
                 <w:color w:val="1f3864"/>
                 <w:sz w:val="28"/>
                 <w:szCs w:val="28"/>
@@ -384,6 +387,7 @@
             <w:r>
               <w:rPr>
                 <w:b w:val="1"/>
+                <w:bCs w:val="1"/>
                 <w:color w:val="1f3864"/>
                 <w:sz w:val="28"/>
                 <w:szCs w:val="28"/>
@@ -429,7 +433,9 @@
               <w:rPr>
                 <w:rFonts w:ascii="Calibri" w:cs="Calibri" w:eastAsia="Calibri" w:hAnsi="Calibri"/>
                 <w:b w:val="0"/>
+                <w:bCs w:val="0"/>
                 <w:i w:val="0"/>
+                <w:iCs w:val="0"/>
                 <w:smallCaps w:val="0"/>
                 <w:strike w:val="0"/>
                 <w:color w:val="1f3864"/>
@@ -470,7 +476,9 @@
               <w:rPr>
                 <w:rFonts w:ascii="Calibri" w:cs="Calibri" w:eastAsia="Calibri" w:hAnsi="Calibri"/>
                 <w:b w:val="0"/>
+                <w:bCs w:val="0"/>
                 <w:i w:val="0"/>
+                <w:iCs w:val="0"/>
                 <w:smallCaps w:val="0"/>
                 <w:strike w:val="0"/>
                 <w:color w:val="1f3864"/>
@@ -485,7 +493,9 @@
               <w:rPr>
                 <w:rFonts w:ascii="Calibri" w:cs="Calibri" w:eastAsia="Calibri" w:hAnsi="Calibri"/>
                 <w:b w:val="0"/>
+                <w:bCs w:val="0"/>
                 <w:i w:val="0"/>
+                <w:iCs w:val="0"/>
                 <w:smallCaps w:val="0"/>
                 <w:strike w:val="0"/>
                 <w:color w:val="1f3864"/>
@@ -523,7 +533,9 @@
               <w:rPr>
                 <w:rFonts w:ascii="Calibri" w:cs="Calibri" w:eastAsia="Calibri" w:hAnsi="Calibri"/>
                 <w:b w:val="0"/>
+                <w:bCs w:val="0"/>
                 <w:i w:val="0"/>
+                <w:iCs w:val="0"/>
                 <w:smallCaps w:val="0"/>
                 <w:strike w:val="0"/>
                 <w:color w:val="1f3864"/>
@@ -564,7 +576,9 @@
               <w:rPr>
                 <w:rFonts w:ascii="Calibri" w:cs="Calibri" w:eastAsia="Calibri" w:hAnsi="Calibri"/>
                 <w:b w:val="1"/>
+                <w:bCs w:val="1"/>
                 <w:i w:val="0"/>
+                <w:iCs w:val="0"/>
                 <w:smallCaps w:val="0"/>
                 <w:strike w:val="0"/>
                 <w:color w:val="1f3864"/>
@@ -579,7 +593,9 @@
               <w:rPr>
                 <w:rFonts w:ascii="Calibri" w:cs="Calibri" w:eastAsia="Calibri" w:hAnsi="Calibri"/>
                 <w:b w:val="0"/>
+                <w:bCs w:val="0"/>
                 <w:i w:val="0"/>
+                <w:iCs w:val="0"/>
                 <w:smallCaps w:val="0"/>
                 <w:strike w:val="0"/>
                 <w:color w:val="1f3864"/>
@@ -605,6 +621,7 @@
       <w:pPr>
         <w:rPr>
           <w:b w:val="1"/>
+          <w:bCs w:val="1"/>
         </w:rPr>
       </w:pPr>
       <w:r>
@@ -673,20 +690,21 @@
           </w:tcPr>
           <w:p>
             <w:pPr>
-              <w:spacing w:after="240" w:before="240" w:line="276" w:lineRule="auto"/>
-              <w:rPr>
-                <w:b w:val="1"/>
-              </w:rPr>
-            </w:pPr>
-            <w:r>
-              <w:rPr>
-                <w:i w:val="1"/>
-                <w:color w:val="0070c0"/>
-                <w:sz w:val="18"/>
-                <w:szCs w:val="18"/>
-                <w:rtl w:val="0"/>
-              </w:rPr>
-              <w:t xml:space="preserve">sistema de reportes y analítica de consumo</w:t>
+              <w:rPr>
+                <w:b w:val="1"/>
+                <w:bCs w:val="1"/>
+              </w:rPr>
+            </w:pPr>
+            <w:r>
+              <w:rPr>
+                <w:i w:val="1"/>
+                <w:iCs w:val="1"/>
+                <w:color w:val="548dd4"/>
+                <w:sz w:val="20"/>
+                <w:szCs w:val="20"/>
+                <w:rtl w:val="0"/>
+              </w:rPr>
+              <w:t xml:space="preserve">Sistema analítico de consumo</w:t>
             </w:r>
             <w:r>
               <w:rPr>
@@ -729,138 +747,21 @@
           </w:tcPr>
           <w:p>
             <w:pPr>
-              <w:keepNext w:val="0"/>
-              <w:keepLines w:val="0"/>
-              <w:widowControl w:val="1"/>
-              <w:pBdr>
-                <w:top w:space="0" w:sz="0" w:val="nil"/>
-                <w:left w:space="0" w:sz="0" w:val="nil"/>
-                <w:bottom w:space="0" w:sz="0" w:val="nil"/>
-                <w:right w:space="0" w:sz="0" w:val="nil"/>
-                <w:between w:space="0" w:sz="0" w:val="nil"/>
-              </w:pBdr>
-              <w:shd w:fill="auto" w:val="clear"/>
-              <w:spacing w:after="160" w:before="0" w:line="259" w:lineRule="auto"/>
-              <w:ind w:left="0" w:right="0" w:firstLine="0"/>
-              <w:jc w:val="left"/>
-              <w:rPr>
-                <w:i w:val="1"/>
-                <w:color w:val="0070c0"/>
-                <w:sz w:val="18"/>
-                <w:szCs w:val="18"/>
-              </w:rPr>
-            </w:pPr>
-            <w:r>
-              <w:rPr>
-                <w:i w:val="1"/>
-                <w:color w:val="0070c0"/>
-                <w:sz w:val="18"/>
-                <w:szCs w:val="18"/>
-                <w:rtl w:val="0"/>
-              </w:rPr>
-              <w:t xml:space="preserve">Capacidad de diseñar e implementar soluciones tecnológicas.</w:t>
-            </w:r>
-          </w:p>
-          <w:p>
-            <w:pPr>
-              <w:keepNext w:val="0"/>
-              <w:keepLines w:val="0"/>
-              <w:widowControl w:val="1"/>
-              <w:pBdr>
-                <w:top w:space="0" w:sz="0" w:val="nil"/>
-                <w:left w:space="0" w:sz="0" w:val="nil"/>
-                <w:bottom w:space="0" w:sz="0" w:val="nil"/>
-                <w:right w:space="0" w:sz="0" w:val="nil"/>
-                <w:between w:space="0" w:sz="0" w:val="nil"/>
-              </w:pBdr>
-              <w:shd w:fill="auto" w:val="clear"/>
-              <w:spacing w:after="160" w:before="0" w:line="259" w:lineRule="auto"/>
-              <w:ind w:left="0" w:right="0" w:firstLine="0"/>
-              <w:jc w:val="left"/>
-              <w:rPr>
-                <w:i w:val="1"/>
-                <w:color w:val="0070c0"/>
-                <w:sz w:val="18"/>
-                <w:szCs w:val="18"/>
-              </w:rPr>
-            </w:pPr>
-            <w:r>
-              <w:rPr>
-                <w:i w:val="1"/>
-                <w:color w:val="0070c0"/>
-                <w:sz w:val="18"/>
-                <w:szCs w:val="18"/>
-                <w:rtl w:val="0"/>
-              </w:rPr>
-              <w:t xml:space="preserve">Administración y modelado de bases de datos.</w:t>
-            </w:r>
-          </w:p>
-          <w:p>
-            <w:pPr>
-              <w:keepNext w:val="0"/>
-              <w:keepLines w:val="0"/>
-              <w:widowControl w:val="1"/>
-              <w:pBdr>
-                <w:top w:space="0" w:sz="0" w:val="nil"/>
-                <w:left w:space="0" w:sz="0" w:val="nil"/>
-                <w:bottom w:space="0" w:sz="0" w:val="nil"/>
-                <w:right w:space="0" w:sz="0" w:val="nil"/>
-                <w:between w:space="0" w:sz="0" w:val="nil"/>
-              </w:pBdr>
-              <w:shd w:fill="auto" w:val="clear"/>
-              <w:spacing w:after="160" w:before="0" w:line="259" w:lineRule="auto"/>
-              <w:ind w:left="0" w:right="0" w:firstLine="0"/>
-              <w:jc w:val="left"/>
-              <w:rPr>
-                <w:i w:val="1"/>
-                <w:color w:val="0070c0"/>
-                <w:sz w:val="18"/>
-                <w:szCs w:val="18"/>
-              </w:rPr>
-            </w:pPr>
-            <w:r>
-              <w:rPr>
-                <w:i w:val="1"/>
-                <w:color w:val="0070c0"/>
-                <w:sz w:val="18"/>
-                <w:szCs w:val="18"/>
-                <w:rtl w:val="0"/>
-              </w:rPr>
-              <w:t xml:space="preserve">Desarrollo de aplicaciones orientadas a la gestión de procesos.</w:t>
-            </w:r>
-          </w:p>
-          <w:p>
-            <w:pPr>
-              <w:keepNext w:val="0"/>
-              <w:keepLines w:val="0"/>
-              <w:widowControl w:val="1"/>
-              <w:pBdr>
-                <w:top w:space="0" w:sz="0" w:val="nil"/>
-                <w:left w:space="0" w:sz="0" w:val="nil"/>
-                <w:bottom w:space="0" w:sz="0" w:val="nil"/>
-                <w:right w:space="0" w:sz="0" w:val="nil"/>
-                <w:between w:space="0" w:sz="0" w:val="nil"/>
-              </w:pBdr>
-              <w:shd w:fill="auto" w:val="clear"/>
-              <w:spacing w:after="160" w:before="0" w:line="259" w:lineRule="auto"/>
-              <w:ind w:left="0" w:right="0" w:firstLine="0"/>
-              <w:jc w:val="left"/>
-              <w:rPr>
-                <w:i w:val="1"/>
+              <w:rPr>
+                <w:b w:val="1"/>
+                <w:bCs w:val="1"/>
+              </w:rPr>
+            </w:pPr>
+            <w:r>
+              <w:rPr>
+                <w:i w:val="1"/>
+                <w:iCs w:val="1"/>
                 <w:color w:val="548dd4"/>
                 <w:sz w:val="20"/>
                 <w:szCs w:val="20"/>
-              </w:rPr>
-            </w:pPr>
-            <w:r>
-              <w:rPr>
-                <w:i w:val="1"/>
-                <w:color w:val="0070c0"/>
-                <w:sz w:val="18"/>
-                <w:szCs w:val="18"/>
-                <w:rtl w:val="0"/>
-              </w:rPr>
-              <w:t xml:space="preserve">Propuesta de soluciones eficientes a problemáticas organizacionales.</w:t>
+                <w:rtl w:val="0"/>
+              </w:rPr>
+              <w:t xml:space="preserve">Desarrollo de software y Aplicaciones, Arquitectura De Software, Inteligencia de Negocios y Analítica de Datos</w:t>
             </w:r>
             <w:r>
               <w:rPr>
@@ -916,149 +817,22 @@
           </w:tcPr>
           <w:p>
             <w:pPr>
-              <w:keepNext w:val="0"/>
-              <w:keepLines w:val="0"/>
-              <w:widowControl w:val="1"/>
-              <w:pBdr>
-                <w:top w:space="0" w:sz="0" w:val="nil"/>
-                <w:left w:space="0" w:sz="0" w:val="nil"/>
-                <w:bottom w:space="0" w:sz="0" w:val="nil"/>
-                <w:right w:space="0" w:sz="0" w:val="nil"/>
-                <w:between w:space="0" w:sz="0" w:val="nil"/>
-              </w:pBdr>
-              <w:shd w:fill="auto" w:val="clear"/>
-              <w:spacing w:after="160" w:before="0" w:line="259" w:lineRule="auto"/>
-              <w:ind w:left="0" w:right="0" w:firstLine="0"/>
-              <w:jc w:val="left"/>
-              <w:rPr>
-                <w:i w:val="1"/>
-                <w:color w:val="0070c0"/>
-                <w:sz w:val="18"/>
-                <w:szCs w:val="18"/>
-              </w:rPr>
-            </w:pPr>
-            <w:r>
-              <w:rPr>
-                <w:i w:val="1"/>
-                <w:color w:val="0070c0"/>
-                <w:sz w:val="18"/>
-                <w:szCs w:val="18"/>
-                <w:rtl w:val="0"/>
-              </w:rPr>
-              <w:t xml:space="preserve">Capacidad de diseñar e implementar soluciones tecnológicas.</w:t>
-            </w:r>
-          </w:p>
-          <w:p>
-            <w:pPr>
-              <w:keepNext w:val="0"/>
-              <w:keepLines w:val="0"/>
-              <w:widowControl w:val="1"/>
-              <w:pBdr>
-                <w:top w:space="0" w:sz="0" w:val="nil"/>
-                <w:left w:space="0" w:sz="0" w:val="nil"/>
-                <w:bottom w:space="0" w:sz="0" w:val="nil"/>
-                <w:right w:space="0" w:sz="0" w:val="nil"/>
-                <w:between w:space="0" w:sz="0" w:val="nil"/>
-              </w:pBdr>
-              <w:shd w:fill="auto" w:val="clear"/>
-              <w:spacing w:after="160" w:before="0" w:line="259" w:lineRule="auto"/>
-              <w:ind w:left="0" w:right="0" w:firstLine="0"/>
-              <w:jc w:val="left"/>
-              <w:rPr>
-                <w:i w:val="1"/>
-                <w:color w:val="0070c0"/>
-                <w:sz w:val="18"/>
-                <w:szCs w:val="18"/>
-              </w:rPr>
-            </w:pPr>
-            <w:r>
-              <w:rPr>
-                <w:i w:val="1"/>
-                <w:color w:val="0070c0"/>
-                <w:sz w:val="18"/>
-                <w:szCs w:val="18"/>
-                <w:rtl w:val="0"/>
-              </w:rPr>
-              <w:t xml:space="preserve">Administración y modelado de bases de datos.</w:t>
-            </w:r>
-          </w:p>
-          <w:p>
-            <w:pPr>
-              <w:keepNext w:val="0"/>
-              <w:keepLines w:val="0"/>
-              <w:widowControl w:val="1"/>
-              <w:pBdr>
-                <w:top w:space="0" w:sz="0" w:val="nil"/>
-                <w:left w:space="0" w:sz="0" w:val="nil"/>
-                <w:bottom w:space="0" w:sz="0" w:val="nil"/>
-                <w:right w:space="0" w:sz="0" w:val="nil"/>
-                <w:between w:space="0" w:sz="0" w:val="nil"/>
-              </w:pBdr>
-              <w:shd w:fill="auto" w:val="clear"/>
-              <w:spacing w:after="160" w:before="0" w:line="259" w:lineRule="auto"/>
-              <w:ind w:left="0" w:right="0" w:firstLine="0"/>
-              <w:jc w:val="left"/>
-              <w:rPr>
-                <w:i w:val="1"/>
-                <w:color w:val="0070c0"/>
-                <w:sz w:val="18"/>
-                <w:szCs w:val="18"/>
-              </w:rPr>
-            </w:pPr>
-            <w:r>
-              <w:rPr>
-                <w:i w:val="1"/>
-                <w:color w:val="0070c0"/>
-                <w:sz w:val="18"/>
-                <w:szCs w:val="18"/>
-                <w:rtl w:val="0"/>
-              </w:rPr>
-              <w:t xml:space="preserve">Desarrollo de aplicaciones orientadas a la gestión de procesos.</w:t>
-            </w:r>
-          </w:p>
-          <w:p>
-            <w:pPr>
-              <w:keepNext w:val="0"/>
-              <w:keepLines w:val="0"/>
-              <w:widowControl w:val="1"/>
-              <w:pBdr>
-                <w:top w:space="0" w:sz="0" w:val="nil"/>
-                <w:left w:space="0" w:sz="0" w:val="nil"/>
-                <w:bottom w:space="0" w:sz="0" w:val="nil"/>
-                <w:right w:space="0" w:sz="0" w:val="nil"/>
-                <w:between w:space="0" w:sz="0" w:val="nil"/>
-              </w:pBdr>
-              <w:shd w:fill="auto" w:val="clear"/>
-              <w:spacing w:after="160" w:before="0" w:line="259" w:lineRule="auto"/>
-              <w:ind w:left="0" w:right="0" w:firstLine="0"/>
-              <w:jc w:val="left"/>
-              <w:rPr/>
-            </w:pPr>
-            <w:r>
-              <w:rPr>
-                <w:i w:val="1"/>
-                <w:color w:val="0070c0"/>
-                <w:sz w:val="18"/>
-                <w:szCs w:val="18"/>
-                <w:rtl w:val="0"/>
-              </w:rPr>
-              <w:t xml:space="preserve">Propuesta de soluciones eficientes a problemáticas organizacionales.</w:t>
-            </w:r>
-            <w:r>
-              <w:rPr>
-                <w:rtl w:val="0"/>
-              </w:rPr>
-            </w:r>
-          </w:p>
-          <w:p>
-            <w:pPr>
-              <w:rPr>
-                <w:i w:val="1"/>
+              <w:rPr>
+                <w:b w:val="1"/>
+                <w:bCs w:val="1"/>
+              </w:rPr>
+            </w:pPr>
+            <w:r>
+              <w:rPr>
+                <w:i w:val="1"/>
+                <w:iCs w:val="1"/>
                 <w:color w:val="548dd4"/>
                 <w:sz w:val="20"/>
                 <w:szCs w:val="20"/>
-              </w:rPr>
-            </w:pPr>
+                <w:rtl w:val="0"/>
+              </w:rPr>
+              <w:t xml:space="preserve">Diseñar y desarrollar soluciones de software; Gestionar base de datos;Implementar soluciones de inteligencia de negocio; Resolver problemas técnicos complejos</w:t>
+            </w:r>
             <w:r>
               <w:rPr>
                 <w:rtl w:val="0"/>
@@ -1072,6 +846,7 @@
       <w:pPr>
         <w:rPr>
           <w:b w:val="1"/>
+          <w:bCs w:val="1"/>
         </w:rPr>
       </w:pPr>
       <w:r>
@@ -1083,7 +858,7 @@
     <w:tbl>
       <w:tblPr>
         <w:tblStyle w:val="Table3"/>
-        <w:tblW w:w="9781.0" w:type="dxa"/>
+        <w:tblW w:w="9780.0" w:type="dxa"/>
         <w:jc w:val="left"/>
         <w:tblInd w:w="-572.0" w:type="dxa"/>
         <w:tblBorders>
@@ -1098,12 +873,12 @@
         <w:tblLook w:val="0400"/>
       </w:tblPr>
       <w:tblGrid>
-        <w:gridCol w:w="3001"/>
-        <w:gridCol w:w="6780"/>
+        <w:gridCol w:w="3804.0000000000005"/>
+        <w:gridCol w:w="5976"/>
         <w:tblGridChange w:id="0">
           <w:tblGrid>
-            <w:gridCol w:w="3001"/>
-            <w:gridCol w:w="6780"/>
+            <w:gridCol w:w="3804.0000000000005"/>
+            <w:gridCol w:w="5976"/>
           </w:tblGrid>
         </w:tblGridChange>
       </w:tblGrid>
@@ -1123,12 +898,14 @@
             <w:pPr>
               <w:rPr>
                 <w:b w:val="1"/>
+                <w:bCs w:val="1"/>
               </w:rPr>
             </w:pPr>
             <w:r>
               <w:rPr>
                 <w:rFonts w:ascii="Calibri" w:cs="Calibri" w:eastAsia="Calibri" w:hAnsi="Calibri"/>
                 <w:b w:val="1"/>
+                <w:bCs w:val="1"/>
                 <w:color w:val="1f3864"/>
                 <w:sz w:val="18"/>
                 <w:szCs w:val="18"/>
@@ -1185,9 +962,46 @@
               <w:keepLines w:val="0"/>
               <w:pageBreakBefore w:val="0"/>
               <w:widowControl w:val="1"/>
+              <w:pBdr>
+                <w:top w:space="0" w:sz="0" w:val="nil"/>
+                <w:left w:space="0" w:sz="0" w:val="nil"/>
+                <w:bottom w:space="0" w:sz="0" w:val="nil"/>
+                <w:right w:space="0" w:sz="0" w:val="nil"/>
+                <w:between w:space="0" w:sz="0" w:val="nil"/>
+              </w:pBdr>
+              <w:shd w:fill="auto" w:val="clear"/>
+              <w:spacing w:after="0" w:before="0" w:line="240" w:lineRule="auto"/>
+              <w:ind w:left="0" w:right="0" w:firstLine="0"/>
+              <w:jc w:val="both"/>
+              <w:rPr>
+                <w:i w:val="1"/>
+                <w:iCs w:val="1"/>
+                <w:color w:val="0070c0"/>
+                <w:sz w:val="18"/>
+                <w:szCs w:val="18"/>
+              </w:rPr>
+            </w:pPr>
+            <w:r>
+              <w:rPr>
+                <w:i w:val="1"/>
+                <w:iCs w:val="1"/>
+                <w:color w:val="0070c0"/>
+                <w:sz w:val="18"/>
+                <w:szCs w:val="18"/>
+                <w:rtl w:val="0"/>
+              </w:rPr>
+              <w:t xml:space="preserve">La falta de una plataforma centralizada de precios de supermercados en chile, lo que genera un problema para tres grupos</w:t>
+            </w:r>
+          </w:p>
+          <w:p>
+            <w:pPr>
+              <w:keepNext w:val="0"/>
+              <w:keepLines w:val="0"/>
+              <w:pageBreakBefore w:val="0"/>
+              <w:widowControl w:val="1"/>
               <w:numPr>
                 <w:ilvl w:val="0"/>
-                <w:numId w:val="2"/>
+                <w:numId w:val="4"/>
               </w:numPr>
               <w:pBdr>
                 <w:top w:space="0" w:sz="0" w:val="nil"/>
@@ -1201,29 +1015,481 @@
               <w:ind w:left="720" w:right="0" w:hanging="360"/>
               <w:jc w:val="both"/>
               <w:rPr>
-                <w:rFonts w:ascii="Calibri" w:cs="Calibri" w:eastAsia="Calibri" w:hAnsi="Calibri"/>
-                <w:b w:val="0"/>
-                <w:i w:val="0"/>
-                <w:smallCaps w:val="0"/>
-                <w:strike w:val="0"/>
+                <w:i w:val="1"/>
+                <w:iCs w:val="1"/>
                 <w:color w:val="0070c0"/>
                 <w:sz w:val="18"/>
                 <w:szCs w:val="18"/>
                 <w:u w:val="none"/>
-                <w:shd w:fill="auto" w:val="clear"/>
-                <w:vertAlign w:val="baseline"/>
-              </w:rPr>
-            </w:pPr>
-            <w:r>
-              <w:rPr>
-                <w:i w:val="1"/>
-                <w:color w:val="0070c0"/>
-                <w:sz w:val="18"/>
-                <w:szCs w:val="18"/>
-                <w:rtl w:val="0"/>
-              </w:rPr>
-              <w:t xml:space="preserve">El proyecto buscó solucionar la falta de información estratégica sobre las preferencias de consumo en distintos sectores urbanos de Concepción, Chile. Esto es relevante para el campo laboral de la ingeniería en informática, ya que combina el desarrollo de aplicaciones y el análisis de datos para generar conocimiento útil para la toma de decisiones comerciales. La aplicación recopila datos de los usuarios, como nombre, RUT, región, comuna y sector, así como sus búsquedas dentro de la plataforma, lo que permite identificar patrones de consumo. Los principales beneficiarios son los usuarios de la aplicación y, especialmente, las PYMEs y emprendedores, quienes pueden utilizar esta información para definir estrategias de venta, decidir qué productos ofrecer o determinar la viabilidad de abrir negocios en sectores específicos. El aporte de valor del proyecto radica en transformar datos de consumo en información práctica y accionable, facilitando decisiones comerciales más acertadas y apoyando el desarrollo económico local.</w:t>
-            </w:r>
+              </w:rPr>
+            </w:pPr>
+            <w:r>
+              <w:rPr>
+                <w:i w:val="1"/>
+                <w:iCs w:val="1"/>
+                <w:color w:val="0070c0"/>
+                <w:sz w:val="18"/>
+                <w:szCs w:val="18"/>
+                <w:rtl w:val="0"/>
+              </w:rPr>
+              <w:t xml:space="preserve">Consumidores: Pierden tiempo y dinero comparando manualmente en múltiples sitios</w:t>
+            </w:r>
+          </w:p>
+          <w:p>
+            <w:pPr>
+              <w:keepNext w:val="0"/>
+              <w:keepLines w:val="0"/>
+              <w:pageBreakBefore w:val="0"/>
+              <w:widowControl w:val="1"/>
+              <w:numPr>
+                <w:ilvl w:val="0"/>
+                <w:numId w:val="4"/>
+              </w:numPr>
+              <w:pBdr>
+                <w:top w:space="0" w:sz="0" w:val="nil"/>
+                <w:left w:space="0" w:sz="0" w:val="nil"/>
+                <w:bottom w:space="0" w:sz="0" w:val="nil"/>
+                <w:right w:space="0" w:sz="0" w:val="nil"/>
+                <w:between w:space="0" w:sz="0" w:val="nil"/>
+              </w:pBdr>
+              <w:shd w:fill="auto" w:val="clear"/>
+              <w:spacing w:after="0" w:before="0" w:line="240" w:lineRule="auto"/>
+              <w:ind w:left="720" w:right="0" w:hanging="360"/>
+              <w:jc w:val="both"/>
+              <w:rPr>
+                <w:i w:val="1"/>
+                <w:iCs w:val="1"/>
+                <w:color w:val="0070c0"/>
+                <w:sz w:val="18"/>
+                <w:szCs w:val="18"/>
+                <w:u w:val="none"/>
+              </w:rPr>
+            </w:pPr>
+            <w:r>
+              <w:rPr>
+                <w:i w:val="1"/>
+                <w:iCs w:val="1"/>
+                <w:color w:val="0070c0"/>
+                <w:sz w:val="18"/>
+                <w:szCs w:val="18"/>
+                <w:rtl w:val="0"/>
+              </w:rPr>
+              <w:t xml:space="preserve">Pymes:No saben dónde abastecerse al mejor precio, reduciendo sus márgenes</w:t>
+            </w:r>
+          </w:p>
+          <w:p>
+            <w:pPr>
+              <w:keepNext w:val="0"/>
+              <w:keepLines w:val="0"/>
+              <w:pageBreakBefore w:val="0"/>
+              <w:widowControl w:val="1"/>
+              <w:numPr>
+                <w:ilvl w:val="0"/>
+                <w:numId w:val="4"/>
+              </w:numPr>
+              <w:pBdr>
+                <w:top w:space="0" w:sz="0" w:val="nil"/>
+                <w:left w:space="0" w:sz="0" w:val="nil"/>
+                <w:bottom w:space="0" w:sz="0" w:val="nil"/>
+                <w:right w:space="0" w:sz="0" w:val="nil"/>
+                <w:between w:space="0" w:sz="0" w:val="nil"/>
+              </w:pBdr>
+              <w:shd w:fill="auto" w:val="clear"/>
+              <w:spacing w:after="0" w:before="0" w:line="240" w:lineRule="auto"/>
+              <w:ind w:left="720" w:right="0" w:hanging="360"/>
+              <w:jc w:val="both"/>
+              <w:rPr>
+                <w:i w:val="1"/>
+                <w:iCs w:val="1"/>
+                <w:color w:val="0070c0"/>
+                <w:sz w:val="18"/>
+                <w:szCs w:val="18"/>
+                <w:u w:val="none"/>
+              </w:rPr>
+            </w:pPr>
+            <w:r>
+              <w:rPr>
+                <w:i w:val="1"/>
+                <w:iCs w:val="1"/>
+                <w:color w:val="0070c0"/>
+                <w:sz w:val="18"/>
+                <w:szCs w:val="18"/>
+                <w:rtl w:val="0"/>
+              </w:rPr>
+              <w:t xml:space="preserve">Supermercados: Carecen de visibilidad real sobre su competitividad de precios</w:t>
+            </w:r>
+          </w:p>
+          <w:p>
+            <w:pPr>
+              <w:keepNext w:val="0"/>
+              <w:keepLines w:val="0"/>
+              <w:pageBreakBefore w:val="0"/>
+              <w:widowControl w:val="1"/>
+              <w:pBdr>
+                <w:top w:space="0" w:sz="0" w:val="nil"/>
+                <w:left w:space="0" w:sz="0" w:val="nil"/>
+                <w:bottom w:space="0" w:sz="0" w:val="nil"/>
+                <w:right w:space="0" w:sz="0" w:val="nil"/>
+                <w:between w:space="0" w:sz="0" w:val="nil"/>
+              </w:pBdr>
+              <w:shd w:fill="auto" w:val="clear"/>
+              <w:spacing w:after="0" w:before="0" w:line="240" w:lineRule="auto"/>
+              <w:ind w:left="0" w:right="0" w:firstLine="0"/>
+              <w:jc w:val="both"/>
+              <w:rPr>
+                <w:i w:val="1"/>
+                <w:iCs w:val="1"/>
+                <w:color w:val="0070c0"/>
+                <w:sz w:val="18"/>
+                <w:szCs w:val="18"/>
+              </w:rPr>
+            </w:pPr>
+            <w:r>
+              <w:rPr>
+                <w:rtl w:val="0"/>
+              </w:rPr>
+            </w:r>
+          </w:p>
+          <w:p>
+            <w:pPr>
+              <w:keepNext w:val="0"/>
+              <w:keepLines w:val="0"/>
+              <w:pageBreakBefore w:val="0"/>
+              <w:widowControl w:val="1"/>
+              <w:pBdr>
+                <w:top w:space="0" w:sz="0" w:val="nil"/>
+                <w:left w:space="0" w:sz="0" w:val="nil"/>
+                <w:bottom w:space="0" w:sz="0" w:val="nil"/>
+                <w:right w:space="0" w:sz="0" w:val="nil"/>
+                <w:between w:space="0" w:sz="0" w:val="nil"/>
+              </w:pBdr>
+              <w:shd w:fill="auto" w:val="clear"/>
+              <w:spacing w:after="0" w:before="0" w:line="240" w:lineRule="auto"/>
+              <w:ind w:left="0" w:right="0" w:firstLine="0"/>
+              <w:jc w:val="both"/>
+              <w:rPr>
+                <w:i w:val="1"/>
+                <w:iCs w:val="1"/>
+                <w:color w:val="0070c0"/>
+                <w:sz w:val="18"/>
+                <w:szCs w:val="18"/>
+              </w:rPr>
+            </w:pPr>
+            <w:r>
+              <w:rPr>
+                <w:i w:val="1"/>
+                <w:iCs w:val="1"/>
+                <w:color w:val="0070c0"/>
+                <w:sz w:val="18"/>
+                <w:szCs w:val="18"/>
+                <w:rtl w:val="0"/>
+              </w:rPr>
+              <w:t xml:space="preserve">Es altamente relevante. El web scraping es la base de la inteligencia competitiva en el retail, y la capacidad de transformar datos crudos (precios,clics) en dashboard analíticos es una de las habilidades mas demandadas en roles de Inteligencia de Negocios y Ciencia de Datos</w:t>
+            </w:r>
+          </w:p>
+          <w:p>
+            <w:pPr>
+              <w:keepNext w:val="0"/>
+              <w:keepLines w:val="0"/>
+              <w:pageBreakBefore w:val="0"/>
+              <w:widowControl w:val="1"/>
+              <w:pBdr>
+                <w:top w:space="0" w:sz="0" w:val="nil"/>
+                <w:left w:space="0" w:sz="0" w:val="nil"/>
+                <w:bottom w:space="0" w:sz="0" w:val="nil"/>
+                <w:right w:space="0" w:sz="0" w:val="nil"/>
+                <w:between w:space="0" w:sz="0" w:val="nil"/>
+              </w:pBdr>
+              <w:shd w:fill="auto" w:val="clear"/>
+              <w:spacing w:after="0" w:before="0" w:line="240" w:lineRule="auto"/>
+              <w:ind w:left="0" w:right="0" w:firstLine="0"/>
+              <w:jc w:val="both"/>
+              <w:rPr>
+                <w:i w:val="1"/>
+                <w:iCs w:val="1"/>
+                <w:color w:val="0070c0"/>
+                <w:sz w:val="18"/>
+                <w:szCs w:val="18"/>
+              </w:rPr>
+            </w:pPr>
+            <w:r>
+              <w:rPr>
+                <w:rtl w:val="0"/>
+              </w:rPr>
+            </w:r>
+          </w:p>
+          <w:p>
+            <w:pPr>
+              <w:keepNext w:val="0"/>
+              <w:keepLines w:val="0"/>
+              <w:pageBreakBefore w:val="0"/>
+              <w:widowControl w:val="1"/>
+              <w:pBdr>
+                <w:top w:space="0" w:sz="0" w:val="nil"/>
+                <w:left w:space="0" w:sz="0" w:val="nil"/>
+                <w:bottom w:space="0" w:sz="0" w:val="nil"/>
+                <w:right w:space="0" w:sz="0" w:val="nil"/>
+                <w:between w:space="0" w:sz="0" w:val="nil"/>
+              </w:pBdr>
+              <w:shd w:fill="auto" w:val="clear"/>
+              <w:spacing w:after="0" w:before="0" w:line="240" w:lineRule="auto"/>
+              <w:ind w:left="0" w:right="0" w:firstLine="0"/>
+              <w:jc w:val="both"/>
+              <w:rPr>
+                <w:i w:val="1"/>
+                <w:iCs w:val="1"/>
+                <w:color w:val="0070c0"/>
+                <w:sz w:val="18"/>
+                <w:szCs w:val="18"/>
+              </w:rPr>
+            </w:pPr>
+            <w:r>
+              <w:rPr>
+                <w:i w:val="1"/>
+                <w:iCs w:val="1"/>
+                <w:color w:val="0070c0"/>
+                <w:sz w:val="18"/>
+                <w:szCs w:val="18"/>
+                <w:rtl w:val="0"/>
+              </w:rPr>
+              <w:t xml:space="preserve">Todo esto en el contexto del retail y comercio electrónico en Chile</w:t>
+            </w:r>
+          </w:p>
+          <w:p>
+            <w:pPr>
+              <w:keepNext w:val="0"/>
+              <w:keepLines w:val="0"/>
+              <w:pageBreakBefore w:val="0"/>
+              <w:widowControl w:val="1"/>
+              <w:pBdr>
+                <w:top w:space="0" w:sz="0" w:val="nil"/>
+                <w:left w:space="0" w:sz="0" w:val="nil"/>
+                <w:bottom w:space="0" w:sz="0" w:val="nil"/>
+                <w:right w:space="0" w:sz="0" w:val="nil"/>
+                <w:between w:space="0" w:sz="0" w:val="nil"/>
+              </w:pBdr>
+              <w:shd w:fill="auto" w:val="clear"/>
+              <w:spacing w:after="0" w:before="0" w:line="240" w:lineRule="auto"/>
+              <w:ind w:left="0" w:right="0" w:firstLine="0"/>
+              <w:jc w:val="both"/>
+              <w:rPr>
+                <w:i w:val="1"/>
+                <w:iCs w:val="1"/>
+                <w:color w:val="0070c0"/>
+                <w:sz w:val="18"/>
+                <w:szCs w:val="18"/>
+              </w:rPr>
+            </w:pPr>
+            <w:r>
+              <w:rPr>
+                <w:rtl w:val="0"/>
+              </w:rPr>
+            </w:r>
+          </w:p>
+          <w:p>
+            <w:pPr>
+              <w:keepNext w:val="0"/>
+              <w:keepLines w:val="0"/>
+              <w:pageBreakBefore w:val="0"/>
+              <w:widowControl w:val="1"/>
+              <w:pBdr>
+                <w:top w:space="0" w:sz="0" w:val="nil"/>
+                <w:left w:space="0" w:sz="0" w:val="nil"/>
+                <w:bottom w:space="0" w:sz="0" w:val="nil"/>
+                <w:right w:space="0" w:sz="0" w:val="nil"/>
+                <w:between w:space="0" w:sz="0" w:val="nil"/>
+              </w:pBdr>
+              <w:shd w:fill="auto" w:val="clear"/>
+              <w:spacing w:after="0" w:before="0" w:line="240" w:lineRule="auto"/>
+              <w:ind w:left="0" w:right="0" w:firstLine="0"/>
+              <w:jc w:val="both"/>
+              <w:rPr>
+                <w:i w:val="1"/>
+                <w:iCs w:val="1"/>
+                <w:color w:val="0070c0"/>
+                <w:sz w:val="18"/>
+                <w:szCs w:val="18"/>
+              </w:rPr>
+            </w:pPr>
+            <w:r>
+              <w:rPr>
+                <w:i w:val="1"/>
+                <w:iCs w:val="1"/>
+                <w:color w:val="0070c0"/>
+                <w:sz w:val="18"/>
+                <w:szCs w:val="18"/>
+                <w:rtl w:val="0"/>
+              </w:rPr>
+              <w:t xml:space="preserve">Afectando a los consumidores finales, pequeños negocios (Pymes) y a los equipos de estrategia comercial de los grandes supermercados.</w:t>
+            </w:r>
+          </w:p>
+          <w:p>
+            <w:pPr>
+              <w:keepNext w:val="0"/>
+              <w:keepLines w:val="0"/>
+              <w:pageBreakBefore w:val="0"/>
+              <w:widowControl w:val="1"/>
+              <w:pBdr>
+                <w:top w:space="0" w:sz="0" w:val="nil"/>
+                <w:left w:space="0" w:sz="0" w:val="nil"/>
+                <w:bottom w:space="0" w:sz="0" w:val="nil"/>
+                <w:right w:space="0" w:sz="0" w:val="nil"/>
+                <w:between w:space="0" w:sz="0" w:val="nil"/>
+              </w:pBdr>
+              <w:shd w:fill="auto" w:val="clear"/>
+              <w:spacing w:after="0" w:before="0" w:line="240" w:lineRule="auto"/>
+              <w:ind w:left="0" w:right="0" w:firstLine="0"/>
+              <w:jc w:val="both"/>
+              <w:rPr>
+                <w:i w:val="1"/>
+                <w:iCs w:val="1"/>
+                <w:color w:val="0070c0"/>
+                <w:sz w:val="18"/>
+                <w:szCs w:val="18"/>
+              </w:rPr>
+            </w:pPr>
+            <w:r>
+              <w:rPr>
+                <w:rtl w:val="0"/>
+              </w:rPr>
+            </w:r>
+          </w:p>
+          <w:p>
+            <w:pPr>
+              <w:keepNext w:val="0"/>
+              <w:keepLines w:val="0"/>
+              <w:pageBreakBefore w:val="0"/>
+              <w:widowControl w:val="1"/>
+              <w:pBdr>
+                <w:top w:space="0" w:sz="0" w:val="nil"/>
+                <w:left w:space="0" w:sz="0" w:val="nil"/>
+                <w:bottom w:space="0" w:sz="0" w:val="nil"/>
+                <w:right w:space="0" w:sz="0" w:val="nil"/>
+                <w:between w:space="0" w:sz="0" w:val="nil"/>
+              </w:pBdr>
+              <w:shd w:fill="auto" w:val="clear"/>
+              <w:spacing w:after="0" w:before="0" w:line="240" w:lineRule="auto"/>
+              <w:ind w:left="0" w:right="0" w:firstLine="0"/>
+              <w:jc w:val="both"/>
+              <w:rPr>
+                <w:i w:val="1"/>
+                <w:iCs w:val="1"/>
+                <w:color w:val="0070c0"/>
+                <w:sz w:val="18"/>
+                <w:szCs w:val="18"/>
+              </w:rPr>
+            </w:pPr>
+            <w:r>
+              <w:rPr>
+                <w:i w:val="1"/>
+                <w:iCs w:val="1"/>
+                <w:color w:val="0070c0"/>
+                <w:sz w:val="18"/>
+                <w:szCs w:val="18"/>
+                <w:rtl w:val="0"/>
+              </w:rPr>
+              <w:t xml:space="preserve">Para cada uno de nuestro grupo identificado aporte un diferente valor como por ejemplo:</w:t>
+            </w:r>
+          </w:p>
+          <w:p>
+            <w:pPr>
+              <w:keepNext w:val="0"/>
+              <w:keepLines w:val="0"/>
+              <w:pageBreakBefore w:val="0"/>
+              <w:widowControl w:val="1"/>
+              <w:pBdr>
+                <w:top w:space="0" w:sz="0" w:val="nil"/>
+                <w:left w:space="0" w:sz="0" w:val="nil"/>
+                <w:bottom w:space="0" w:sz="0" w:val="nil"/>
+                <w:right w:space="0" w:sz="0" w:val="nil"/>
+                <w:between w:space="0" w:sz="0" w:val="nil"/>
+              </w:pBdr>
+              <w:shd w:fill="auto" w:val="clear"/>
+              <w:spacing w:after="0" w:before="0" w:line="240" w:lineRule="auto"/>
+              <w:ind w:left="0" w:right="0" w:firstLine="0"/>
+              <w:jc w:val="both"/>
+              <w:rPr>
+                <w:i w:val="1"/>
+                <w:iCs w:val="1"/>
+                <w:color w:val="0070c0"/>
+                <w:sz w:val="18"/>
+                <w:szCs w:val="18"/>
+              </w:rPr>
+            </w:pPr>
+            <w:r>
+              <w:rPr>
+                <w:i w:val="1"/>
+                <w:iCs w:val="1"/>
+                <w:color w:val="0070c0"/>
+                <w:sz w:val="18"/>
+                <w:szCs w:val="18"/>
+                <w:rtl w:val="0"/>
+              </w:rPr>
+              <w:t xml:space="preserve">-Consumidor: Ahorro de tiempo y dinero al centralizar la información</w:t>
+            </w:r>
+          </w:p>
+          <w:p>
+            <w:pPr>
+              <w:keepNext w:val="0"/>
+              <w:keepLines w:val="0"/>
+              <w:pageBreakBefore w:val="0"/>
+              <w:widowControl w:val="1"/>
+              <w:pBdr>
+                <w:top w:space="0" w:sz="0" w:val="nil"/>
+                <w:left w:space="0" w:sz="0" w:val="nil"/>
+                <w:bottom w:space="0" w:sz="0" w:val="nil"/>
+                <w:right w:space="0" w:sz="0" w:val="nil"/>
+                <w:between w:space="0" w:sz="0" w:val="nil"/>
+              </w:pBdr>
+              <w:shd w:fill="auto" w:val="clear"/>
+              <w:spacing w:after="0" w:before="0" w:line="240" w:lineRule="auto"/>
+              <w:ind w:left="0" w:right="0" w:firstLine="0"/>
+              <w:jc w:val="both"/>
+              <w:rPr>
+                <w:i w:val="1"/>
+                <w:iCs w:val="1"/>
+                <w:color w:val="0070c0"/>
+                <w:sz w:val="18"/>
+                <w:szCs w:val="18"/>
+              </w:rPr>
+            </w:pPr>
+            <w:r>
+              <w:rPr>
+                <w:i w:val="1"/>
+                <w:iCs w:val="1"/>
+                <w:color w:val="0070c0"/>
+                <w:sz w:val="18"/>
+                <w:szCs w:val="18"/>
+                <w:rtl w:val="0"/>
+              </w:rPr>
+              <w:t xml:space="preserve">-Empresa (Socio): Entrega de “Inteligencia de Mercado” accionable. Responde preguntas como “¿Cuántos clientes estoy perdiendo por mi precio?” (Analisis de Fuga de Interés) y “¿En qué productos debo enfocar mis ofertas?” (Análisis de Productos Estrella)</w:t>
+            </w:r>
+          </w:p>
+          <w:p>
+            <w:pPr>
+              <w:keepNext w:val="0"/>
+              <w:keepLines w:val="0"/>
+              <w:pageBreakBefore w:val="0"/>
+              <w:widowControl w:val="1"/>
+              <w:pBdr>
+                <w:top w:space="0" w:sz="0" w:val="nil"/>
+                <w:left w:space="0" w:sz="0" w:val="nil"/>
+                <w:bottom w:space="0" w:sz="0" w:val="nil"/>
+                <w:right w:space="0" w:sz="0" w:val="nil"/>
+                <w:between w:space="0" w:sz="0" w:val="nil"/>
+              </w:pBdr>
+              <w:shd w:fill="auto" w:val="clear"/>
+              <w:spacing w:after="0" w:before="0" w:line="240" w:lineRule="auto"/>
+              <w:ind w:left="0" w:right="0" w:firstLine="0"/>
+              <w:jc w:val="both"/>
+              <w:rPr>
+                <w:i w:val="1"/>
+                <w:iCs w:val="1"/>
+                <w:color w:val="0070c0"/>
+                <w:sz w:val="18"/>
+                <w:szCs w:val="18"/>
+              </w:rPr>
+            </w:pPr>
             <w:r>
               <w:rPr>
                 <w:rtl w:val="0"/>
@@ -1250,7 +1516,9 @@
               <w:rPr>
                 <w:rFonts w:ascii="Calibri" w:cs="Calibri" w:eastAsia="Calibri" w:hAnsi="Calibri"/>
                 <w:b w:val="0"/>
-                <w:i w:val="1"/>
+                <w:bCs w:val="0"/>
+                <w:i w:val="1"/>
+                <w:iCs w:val="1"/>
                 <w:smallCaps w:val="0"/>
                 <w:strike w:val="0"/>
                 <w:color w:val="0070c0"/>
@@ -1304,41 +1572,6 @@
           <w:tcPr>
             <w:vAlign w:val="center"/>
           </w:tcPr>
-          <w:p>
-            <w:pPr>
-              <w:keepNext w:val="0"/>
-              <w:keepLines w:val="0"/>
-              <w:pageBreakBefore w:val="0"/>
-              <w:widowControl w:val="1"/>
-              <w:pBdr>
-                <w:top w:space="0" w:sz="0" w:val="nil"/>
-                <w:left w:space="0" w:sz="0" w:val="nil"/>
-                <w:bottom w:space="0" w:sz="0" w:val="nil"/>
-                <w:right w:space="0" w:sz="0" w:val="nil"/>
-                <w:between w:space="0" w:sz="0" w:val="nil"/>
-              </w:pBdr>
-              <w:shd w:fill="auto" w:val="clear"/>
-              <w:spacing w:after="160" w:before="0" w:line="259" w:lineRule="auto"/>
-              <w:ind w:left="0" w:right="0" w:firstLine="0"/>
-              <w:jc w:val="both"/>
-              <w:rPr>
-                <w:i w:val="1"/>
-                <w:color w:val="0070c0"/>
-                <w:sz w:val="18"/>
-                <w:szCs w:val="18"/>
-              </w:rPr>
-            </w:pPr>
-            <w:r>
-              <w:rPr>
-                <w:i w:val="1"/>
-                <w:color w:val="0070c0"/>
-                <w:sz w:val="18"/>
-                <w:szCs w:val="18"/>
-                <w:rtl w:val="0"/>
-              </w:rPr>
-              <w:t xml:space="preserve">Objetivo General:Desarrollar e implementar, antes de la primera semana de diciembre, una aplicación móvil que centralice precios de al menos 2 supermercados, permita comparar productos en un único lugar reduciendo en ≥50 % el tiempo de búsqueda, alcance al menos 200 usuarios registrados y genere un primer dashboard interactivo semanal que pueda ser utilizado por al menos 1 pequeño comercio para apoyar decisiones de inventario o precios</w:t>
-            </w:r>
-          </w:p>
           <w:p>
             <w:pPr>
               <w:keepNext w:val="0"/>
@@ -1358,15 +1591,22 @@
               <w:jc w:val="both"/>
               <w:rPr>
                 <w:i w:val="1"/>
-                <w:color w:val="0070c0"/>
-                <w:sz w:val="18"/>
-                <w:szCs w:val="18"/>
-              </w:rPr>
-            </w:pPr>
-            <w:r>
-              <w:rPr>
-                <w:rtl w:val="0"/>
-              </w:rPr>
+                <w:iCs w:val="1"/>
+                <w:color w:val="0070c0"/>
+                <w:sz w:val="18"/>
+                <w:szCs w:val="18"/>
+              </w:rPr>
+            </w:pPr>
+            <w:r>
+              <w:rPr>
+                <w:i w:val="1"/>
+                <w:iCs w:val="1"/>
+                <w:color w:val="0070c0"/>
+                <w:sz w:val="18"/>
+                <w:szCs w:val="18"/>
+                <w:rtl w:val="0"/>
+              </w:rPr>
+              <w:t xml:space="preserve">Objetivo General: Desarrollar una plataforma que centralice los precios de supermercados y convierta esa información en inteligencia comercial para Pymes y supermercados mediante dashboards comparativos, variación histórica y análisis de tendencias; integrando además una herramienta de comparación en tiempo real para consumidores.</w:t>
             </w:r>
           </w:p>
           <w:p>
@@ -1388,50 +1628,22 @@
               <w:jc w:val="both"/>
               <w:rPr>
                 <w:i w:val="1"/>
-                <w:color w:val="0070c0"/>
-                <w:sz w:val="18"/>
-                <w:szCs w:val="18"/>
-              </w:rPr>
-            </w:pPr>
-            <w:r>
-              <w:rPr>
-                <w:rtl w:val="0"/>
-              </w:rPr>
-            </w:r>
-          </w:p>
-          <w:p>
-            <w:pPr>
-              <w:keepNext w:val="0"/>
-              <w:keepLines w:val="0"/>
-              <w:pageBreakBefore w:val="0"/>
-              <w:widowControl w:val="1"/>
-              <w:pBdr>
-                <w:top w:space="0" w:sz="0" w:val="nil"/>
-                <w:left w:space="0" w:sz="0" w:val="nil"/>
-                <w:bottom w:space="0" w:sz="0" w:val="nil"/>
-                <w:right w:space="0" w:sz="0" w:val="nil"/>
-                <w:between w:space="0" w:sz="0" w:val="nil"/>
-              </w:pBdr>
-              <w:shd w:fill="auto" w:val="clear"/>
-              <w:spacing w:after="160" w:before="0" w:line="259" w:lineRule="auto"/>
-              <w:ind w:left="0" w:right="0" w:firstLine="0"/>
-              <w:jc w:val="both"/>
-              <w:rPr>
-                <w:i w:val="1"/>
-                <w:color w:val="0070c0"/>
-                <w:sz w:val="18"/>
-                <w:szCs w:val="18"/>
-              </w:rPr>
-            </w:pPr>
-            <w:r>
-              <w:rPr>
-                <w:i w:val="1"/>
-                <w:color w:val="0070c0"/>
-                <w:sz w:val="18"/>
-                <w:szCs w:val="18"/>
-                <w:rtl w:val="0"/>
-              </w:rPr>
-              <w:t xml:space="preserve">Objetivo Específicos:</w:t>
+                <w:iCs w:val="1"/>
+                <w:color w:val="0070c0"/>
+                <w:sz w:val="18"/>
+                <w:szCs w:val="18"/>
+              </w:rPr>
+            </w:pPr>
+            <w:r>
+              <w:rPr>
+                <w:i w:val="1"/>
+                <w:iCs w:val="1"/>
+                <w:color w:val="0070c0"/>
+                <w:sz w:val="18"/>
+                <w:szCs w:val="18"/>
+                <w:rtl w:val="0"/>
+              </w:rPr>
+              <w:t xml:space="preserve">Objetivos Específicos:</w:t>
             </w:r>
           </w:p>
           <w:p>
@@ -1453,20 +1665,22 @@
               <w:jc w:val="both"/>
               <w:rPr>
                 <w:i w:val="1"/>
-                <w:color w:val="0070c0"/>
-                <w:sz w:val="18"/>
-                <w:szCs w:val="18"/>
-              </w:rPr>
-            </w:pPr>
-            <w:r>
-              <w:rPr>
-                <w:i w:val="1"/>
-                <w:color w:val="0070c0"/>
-                <w:sz w:val="18"/>
-                <w:szCs w:val="18"/>
-                <w:rtl w:val="0"/>
-              </w:rPr>
-              <w:t xml:space="preserve">-Alcanzar al menos 200 usuarios registrados en la aplicación móvil durante el primer mes posterior al lanzamiento, con un 60 % de usuarios activos realizando 3 búsquedas semanales.</w:t>
+                <w:iCs w:val="1"/>
+                <w:color w:val="0070c0"/>
+                <w:sz w:val="18"/>
+                <w:szCs w:val="18"/>
+              </w:rPr>
+            </w:pPr>
+            <w:r>
+              <w:rPr>
+                <w:i w:val="1"/>
+                <w:iCs w:val="1"/>
+                <w:color w:val="0070c0"/>
+                <w:sz w:val="18"/>
+                <w:szCs w:val="18"/>
+                <w:rtl w:val="0"/>
+              </w:rPr>
+              <w:t xml:space="preserve">Implementar un sistema de scraping asíncrono  que centralice los datos de 4 supermercados, asegurando un 95% de éxito en la actualización diaria de precios.</w:t>
             </w:r>
           </w:p>
           <w:p>
@@ -1488,20 +1702,22 @@
               <w:jc w:val="both"/>
               <w:rPr>
                 <w:i w:val="1"/>
-                <w:color w:val="0070c0"/>
-                <w:sz w:val="18"/>
-                <w:szCs w:val="18"/>
-              </w:rPr>
-            </w:pPr>
-            <w:r>
-              <w:rPr>
-                <w:i w:val="1"/>
-                <w:color w:val="0070c0"/>
-                <w:sz w:val="18"/>
-                <w:szCs w:val="18"/>
-                <w:rtl w:val="0"/>
-              </w:rPr>
-              <w:t xml:space="preserve">-Integrar los precios de al menos 2 supermercados en la base de datos antes del lanzamiento, asegurando que al menos el 95 % de los productos tengan información correcta y actualizada cada 24 horas.</w:t>
+                <w:iCs w:val="1"/>
+                <w:color w:val="0070c0"/>
+                <w:sz w:val="18"/>
+                <w:szCs w:val="18"/>
+              </w:rPr>
+            </w:pPr>
+            <w:r>
+              <w:rPr>
+                <w:i w:val="1"/>
+                <w:iCs w:val="1"/>
+                <w:color w:val="0070c0"/>
+                <w:sz w:val="18"/>
+                <w:szCs w:val="18"/>
+                <w:rtl w:val="0"/>
+              </w:rPr>
+              <w:t xml:space="preserve">Desarrollar el módulo de captura de interacciones (clicks , búsquedas ) capaz de comparar tendencias en el tiempo (ej. Trimestre 1 vs. Trimestre 2).</w:t>
             </w:r>
           </w:p>
           <w:p>
@@ -1523,20 +1739,22 @@
               <w:jc w:val="both"/>
               <w:rPr>
                 <w:i w:val="1"/>
-                <w:color w:val="0070c0"/>
-                <w:sz w:val="18"/>
-                <w:szCs w:val="18"/>
-              </w:rPr>
-            </w:pPr>
-            <w:r>
-              <w:rPr>
-                <w:i w:val="1"/>
-                <w:color w:val="0070c0"/>
-                <w:sz w:val="18"/>
-                <w:szCs w:val="18"/>
-                <w:rtl w:val="0"/>
-              </w:rPr>
-              <w:t xml:space="preserve">-Desarrollar y publicar un dashboard interactivo semanal, mostrando los 10 productos más buscados, la variación promedio de precios (%) y la distribución por supermercado, actualizado cada semana.</w:t>
+                <w:iCs w:val="1"/>
+                <w:color w:val="0070c0"/>
+                <w:sz w:val="18"/>
+                <w:szCs w:val="18"/>
+              </w:rPr>
+            </w:pPr>
+            <w:r>
+              <w:rPr>
+                <w:i w:val="1"/>
+                <w:iCs w:val="1"/>
+                <w:color w:val="0070c0"/>
+                <w:sz w:val="18"/>
+                <w:szCs w:val="18"/>
+                <w:rtl w:val="0"/>
+              </w:rPr>
+              <w:t xml:space="preserve">Optimizar el rendimiento de la aplicación, garantizando que todas las consultas de búsqueda y reportes analíticos se resuelvan en menos de 5 segundos.</w:t>
             </w:r>
           </w:p>
           <w:p>
@@ -1558,120 +1776,22 @@
               <w:jc w:val="both"/>
               <w:rPr>
                 <w:i w:val="1"/>
-                <w:color w:val="0070c0"/>
-                <w:sz w:val="18"/>
-                <w:szCs w:val="18"/>
-              </w:rPr>
-            </w:pPr>
-            <w:r>
-              <w:rPr>
-                <w:i w:val="1"/>
-                <w:color w:val="0070c0"/>
-                <w:sz w:val="18"/>
-                <w:szCs w:val="18"/>
-                <w:rtl w:val="0"/>
-              </w:rPr>
-              <w:t xml:space="preserve">-Involucrar al menos 1 comercio local piloto que utilice el dashboard durante 4 semanas, y documentar al menos 2 decisiones concretas y simples (como ajustar inventario, priorizar productos o cambiar precios) basadas en la información proporcionada por la aplicación.</w:t>
-            </w:r>
-          </w:p>
-          <w:p>
-            <w:pPr>
-              <w:keepNext w:val="0"/>
-              <w:keepLines w:val="0"/>
-              <w:pageBreakBefore w:val="0"/>
-              <w:widowControl w:val="1"/>
-              <w:pBdr>
-                <w:top w:space="0" w:sz="0" w:val="nil"/>
-                <w:left w:space="0" w:sz="0" w:val="nil"/>
-                <w:bottom w:space="0" w:sz="0" w:val="nil"/>
-                <w:right w:space="0" w:sz="0" w:val="nil"/>
-                <w:between w:space="0" w:sz="0" w:val="nil"/>
-              </w:pBdr>
-              <w:shd w:fill="auto" w:val="clear"/>
-              <w:spacing w:after="160" w:before="0" w:line="259" w:lineRule="auto"/>
-              <w:ind w:left="720" w:right="0" w:firstLine="0"/>
-              <w:jc w:val="both"/>
-              <w:rPr>
-                <w:i w:val="1"/>
-                <w:color w:val="0070c0"/>
-                <w:sz w:val="18"/>
-                <w:szCs w:val="18"/>
-              </w:rPr>
-            </w:pPr>
-            <w:r>
-              <w:rPr>
-                <w:i w:val="1"/>
-                <w:color w:val="0070c0"/>
-                <w:sz w:val="18"/>
-                <w:szCs w:val="18"/>
-                <w:rtl w:val="0"/>
-              </w:rPr>
-              <w:t xml:space="preserve">-Validar que el tiempo promedio de búsqueda de un producto en la aplicación móvil sea ≤5 segundos, logrando una reducción ≥50 % respecto al tiempo promedio de búsqueda manual (aproximadamente 10–12 segundos).</w:t>
-            </w:r>
-          </w:p>
-          <w:p>
-            <w:pPr>
-              <w:keepNext w:val="0"/>
-              <w:keepLines w:val="0"/>
-              <w:pageBreakBefore w:val="0"/>
-              <w:widowControl w:val="1"/>
-              <w:pBdr>
-                <w:top w:space="0" w:sz="0" w:val="nil"/>
-                <w:left w:space="0" w:sz="0" w:val="nil"/>
-                <w:bottom w:space="0" w:sz="0" w:val="nil"/>
-                <w:right w:space="0" w:sz="0" w:val="nil"/>
-                <w:between w:space="0" w:sz="0" w:val="nil"/>
-              </w:pBdr>
-              <w:shd w:fill="auto" w:val="clear"/>
-              <w:spacing w:after="160" w:before="0" w:line="259" w:lineRule="auto"/>
-              <w:ind w:left="720" w:right="0" w:firstLine="0"/>
-              <w:jc w:val="both"/>
-              <w:rPr>
-                <w:i w:val="1"/>
-                <w:color w:val="0070c0"/>
-                <w:sz w:val="18"/>
-                <w:szCs w:val="18"/>
-              </w:rPr>
-            </w:pPr>
-            <w:r>
-              <w:rPr>
-                <w:i w:val="1"/>
-                <w:color w:val="0070c0"/>
-                <w:sz w:val="18"/>
-                <w:szCs w:val="18"/>
-                <w:rtl w:val="0"/>
-              </w:rPr>
-              <w:t xml:space="preserve">-Recolectar feedback de al menos 20 usuarios mediante encuestas de satisfacción durante las dos primeras semanas posteriores al lanzamiento, buscando un 80 % de calificaciones positivas (“buena” o “muy buena”) sobre la facilidad de uso y rapidez de la aplicación.</w:t>
-            </w:r>
-          </w:p>
-          <w:p>
-            <w:pPr>
-              <w:keepNext w:val="0"/>
-              <w:keepLines w:val="0"/>
-              <w:pageBreakBefore w:val="0"/>
-              <w:widowControl w:val="1"/>
-              <w:pBdr>
-                <w:top w:space="0" w:sz="0" w:val="nil"/>
-                <w:left w:space="0" w:sz="0" w:val="nil"/>
-                <w:bottom w:space="0" w:sz="0" w:val="nil"/>
-                <w:right w:space="0" w:sz="0" w:val="nil"/>
-                <w:between w:space="0" w:sz="0" w:val="nil"/>
-              </w:pBdr>
-              <w:shd w:fill="auto" w:val="clear"/>
-              <w:spacing w:after="160" w:before="0" w:line="259" w:lineRule="auto"/>
-              <w:ind w:left="720" w:right="0" w:firstLine="0"/>
-              <w:jc w:val="both"/>
-              <w:rPr>
-                <w:i w:val="1"/>
-                <w:color w:val="0070c0"/>
-                <w:sz w:val="18"/>
-                <w:szCs w:val="18"/>
-              </w:rPr>
-            </w:pPr>
-            <w:r>
-              <w:rPr>
-                <w:rtl w:val="0"/>
-              </w:rPr>
+                <w:iCs w:val="1"/>
+                <w:color w:val="0070c0"/>
+                <w:sz w:val="18"/>
+                <w:szCs w:val="18"/>
+              </w:rPr>
+            </w:pPr>
+            <w:r>
+              <w:rPr>
+                <w:i w:val="1"/>
+                <w:iCs w:val="1"/>
+                <w:color w:val="0070c0"/>
+                <w:sz w:val="18"/>
+                <w:szCs w:val="18"/>
+                <w:rtl w:val="0"/>
+              </w:rPr>
+              <w:t xml:space="preserve">Validar la usabilidad y claridad de la plataforma mediante la recolección de feedback de 20 usuarios, apuntando a un 80% de satisfacción en las encuestas.</w:t>
             </w:r>
           </w:p>
         </w:tc>
@@ -1712,722 +1832,71 @@
           </w:tcPr>
           <w:p>
             <w:pPr>
-              <w:rPr>
-                <w:i w:val="1"/>
-                <w:color w:val="0070c0"/>
-                <w:sz w:val="18"/>
-                <w:szCs w:val="18"/>
-              </w:rPr>
-            </w:pPr>
-            <w:r>
-              <w:rPr>
-                <w:i w:val="1"/>
-                <w:color w:val="0070c0"/>
-                <w:sz w:val="18"/>
-                <w:szCs w:val="18"/>
-                <w:rtl w:val="0"/>
-              </w:rPr>
-              <w:t xml:space="preserve">Para desarrollar el Proyecto APT se utilizará una metodología ágil y modular, propia de proyectos de ingeniería informática, combinando etapas de análisis, diseño, desarrollo, prueba y despliegue. El trabajo se organizará de manera que cada integrante del equipo tenga responsabilidades claras, asegurando la colaboración y el cumplimiento de los objetivos establecidos.</w:t>
-            </w:r>
-          </w:p>
-          <w:p>
-            <w:pPr>
-              <w:rPr>
-                <w:i w:val="1"/>
-                <w:color w:val="0070c0"/>
-                <w:sz w:val="18"/>
-                <w:szCs w:val="18"/>
-              </w:rPr>
-            </w:pPr>
-            <w:r>
-              <w:rPr>
-                <w:i w:val="1"/>
-                <w:color w:val="0070c0"/>
-                <w:sz w:val="18"/>
-                <w:szCs w:val="18"/>
-                <w:rtl w:val="0"/>
-              </w:rPr>
-              <w:t xml:space="preserve">Etapas del Proyecto</w:t>
-            </w:r>
-          </w:p>
-          <w:p>
-            <w:pPr>
-              <w:rPr>
-                <w:i w:val="1"/>
-                <w:color w:val="0070c0"/>
-                <w:sz w:val="18"/>
-                <w:szCs w:val="18"/>
-              </w:rPr>
-            </w:pPr>
-            <w:r>
-              <w:rPr>
-                <w:i w:val="1"/>
-                <w:color w:val="0070c0"/>
-                <w:sz w:val="18"/>
-                <w:szCs w:val="18"/>
-                <w:rtl w:val="0"/>
-              </w:rPr>
-              <w:t xml:space="preserve">1. Análisis de requerimientos</w:t>
-            </w:r>
-          </w:p>
-          <w:p>
-            <w:pPr>
-              <w:rPr>
-                <w:i w:val="1"/>
-                <w:color w:val="0070c0"/>
-                <w:sz w:val="18"/>
-                <w:szCs w:val="18"/>
-              </w:rPr>
-            </w:pPr>
-            <w:r>
-              <w:rPr>
-                <w:i w:val="1"/>
-                <w:color w:val="0070c0"/>
-                <w:sz w:val="18"/>
-                <w:szCs w:val="18"/>
-                <w:rtl w:val="0"/>
-              </w:rPr>
-              <w:t xml:space="preserve">Identificación de los datos relevantes a recopilar de los supermercados (nombre, precio, ofertas, imágenes, fechas).</w:t>
-            </w:r>
-          </w:p>
-          <w:p>
-            <w:pPr>
-              <w:rPr>
-                <w:i w:val="1"/>
-                <w:color w:val="0070c0"/>
-                <w:sz w:val="18"/>
-                <w:szCs w:val="18"/>
-              </w:rPr>
-            </w:pPr>
-            <w:r>
-              <w:rPr>
-                <w:i w:val="1"/>
-                <w:color w:val="0070c0"/>
-                <w:sz w:val="18"/>
-                <w:szCs w:val="18"/>
-                <w:rtl w:val="0"/>
-              </w:rPr>
-              <w:t xml:space="preserve">Definición de perfiles de usuarios y requerimientos de análisis de consumo (edad, hogar, preferencias, localización).</w:t>
-            </w:r>
-          </w:p>
-          <w:p>
-            <w:pPr>
-              <w:rPr>
-                <w:i w:val="1"/>
-                <w:color w:val="0070c0"/>
-                <w:sz w:val="18"/>
-                <w:szCs w:val="18"/>
-              </w:rPr>
-            </w:pPr>
-            <w:r>
-              <w:rPr>
-                <w:i w:val="1"/>
-                <w:color w:val="0070c0"/>
-                <w:sz w:val="18"/>
-                <w:szCs w:val="18"/>
-                <w:rtl w:val="0"/>
-              </w:rPr>
-              <w:t xml:space="preserve"> Responsable: Sebastian Solar Aburto</w:t>
-            </w:r>
-          </w:p>
-          <w:p>
-            <w:pPr>
-              <w:rPr>
-                <w:i w:val="1"/>
-                <w:color w:val="0070c0"/>
-                <w:sz w:val="18"/>
-                <w:szCs w:val="18"/>
-              </w:rPr>
-            </w:pPr>
-            <w:r>
-              <w:rPr>
-                <w:i w:val="1"/>
-                <w:color w:val="0070c0"/>
-                <w:sz w:val="18"/>
-                <w:szCs w:val="18"/>
-                <w:rtl w:val="0"/>
-              </w:rPr>
-              <w:t xml:space="preserve">2. Diseño del sistema</w:t>
-            </w:r>
-          </w:p>
-          <w:p>
-            <w:pPr>
-              <w:rPr>
-                <w:i w:val="1"/>
-                <w:color w:val="0070c0"/>
-                <w:sz w:val="18"/>
-                <w:szCs w:val="18"/>
-              </w:rPr>
-            </w:pPr>
-            <w:r>
-              <w:rPr>
-                <w:i w:val="1"/>
-                <w:color w:val="0070c0"/>
-                <w:sz w:val="18"/>
-                <w:szCs w:val="18"/>
-                <w:rtl w:val="0"/>
-              </w:rPr>
-              <w:t xml:space="preserve">Arquitectura de la aplicación móvil (base de datos, backend, frontend).</w:t>
-            </w:r>
-          </w:p>
-          <w:p>
-            <w:pPr>
-              <w:rPr>
-                <w:i w:val="1"/>
-                <w:color w:val="0070c0"/>
-                <w:sz w:val="18"/>
-                <w:szCs w:val="18"/>
-              </w:rPr>
-            </w:pPr>
-            <w:r>
-              <w:rPr>
-                <w:i w:val="1"/>
-                <w:color w:val="0070c0"/>
-                <w:sz w:val="18"/>
-                <w:szCs w:val="18"/>
-                <w:rtl w:val="0"/>
-              </w:rPr>
-              <w:t xml:space="preserve">Diseño de la base de datos para almacenamiento estructurado de productos y usuarios.</w:t>
-            </w:r>
-          </w:p>
-          <w:p>
-            <w:pPr>
-              <w:rPr>
-                <w:i w:val="1"/>
-                <w:color w:val="0070c0"/>
-                <w:sz w:val="18"/>
-                <w:szCs w:val="18"/>
-              </w:rPr>
-            </w:pPr>
-            <w:r>
-              <w:rPr>
-                <w:i w:val="1"/>
-                <w:color w:val="0070c0"/>
-                <w:sz w:val="18"/>
-                <w:szCs w:val="18"/>
-                <w:rtl w:val="0"/>
-              </w:rPr>
-              <w:t xml:space="preserve">Esquemas de visualización de datos mediante gráficos interactivos y dashboards semanales.</w:t>
-            </w:r>
-          </w:p>
-          <w:p>
-            <w:pPr>
-              <w:rPr>
-                <w:i w:val="1"/>
-                <w:color w:val="0070c0"/>
-                <w:sz w:val="18"/>
-                <w:szCs w:val="18"/>
-              </w:rPr>
-            </w:pPr>
-            <w:r>
-              <w:rPr>
-                <w:i w:val="1"/>
-                <w:color w:val="0070c0"/>
-                <w:sz w:val="18"/>
-                <w:szCs w:val="18"/>
-                <w:rtl w:val="0"/>
-              </w:rPr>
-              <w:t xml:space="preserve"> Responsable: Carlos Catalán Donoso</w:t>
-            </w:r>
-          </w:p>
-          <w:p>
-            <w:pPr>
-              <w:rPr>
-                <w:i w:val="1"/>
-                <w:color w:val="0070c0"/>
-                <w:sz w:val="18"/>
-                <w:szCs w:val="18"/>
-              </w:rPr>
-            </w:pPr>
-            <w:r>
-              <w:rPr>
-                <w:i w:val="1"/>
-                <w:color w:val="0070c0"/>
-                <w:sz w:val="18"/>
-                <w:szCs w:val="18"/>
-                <w:rtl w:val="0"/>
-              </w:rPr>
-              <w:t xml:space="preserve">3. Desarrollo e implementación</w:t>
-            </w:r>
-          </w:p>
-          <w:p>
-            <w:pPr>
-              <w:rPr>
-                <w:i w:val="1"/>
-                <w:color w:val="0070c0"/>
-                <w:sz w:val="18"/>
-                <w:szCs w:val="18"/>
-              </w:rPr>
-            </w:pPr>
-            <w:r>
-              <w:rPr>
-                <w:i w:val="1"/>
-                <w:color w:val="0070c0"/>
-                <w:sz w:val="18"/>
-                <w:szCs w:val="18"/>
-                <w:rtl w:val="0"/>
-              </w:rPr>
-              <w:t xml:space="preserve">Programación de módulos de captura automática y/o manual de datos de supermercados.</w:t>
-            </w:r>
-          </w:p>
-          <w:p>
-            <w:pPr>
-              <w:rPr>
-                <w:i w:val="1"/>
-                <w:color w:val="0070c0"/>
-                <w:sz w:val="18"/>
-                <w:szCs w:val="18"/>
-              </w:rPr>
-            </w:pPr>
-            <w:r>
-              <w:rPr>
-                <w:i w:val="1"/>
-                <w:color w:val="0070c0"/>
-                <w:sz w:val="18"/>
-                <w:szCs w:val="18"/>
-                <w:rtl w:val="0"/>
-              </w:rPr>
-              <w:t xml:space="preserve">Implementación de filtros, comparaciones de precios y generación de reportes analíticos.</w:t>
-            </w:r>
-          </w:p>
-          <w:p>
-            <w:pPr>
-              <w:rPr>
-                <w:i w:val="1"/>
-                <w:color w:val="0070c0"/>
-                <w:sz w:val="18"/>
-                <w:szCs w:val="18"/>
-              </w:rPr>
-            </w:pPr>
-            <w:r>
-              <w:rPr>
-                <w:i w:val="1"/>
-                <w:color w:val="0070c0"/>
-                <w:sz w:val="18"/>
-                <w:szCs w:val="18"/>
-                <w:rtl w:val="0"/>
-              </w:rPr>
-              <w:t xml:space="preserve">Desarrollo del frontend mobile responsive para distintos dispositivos.</w:t>
-            </w:r>
-          </w:p>
-          <w:p>
-            <w:pPr>
-              <w:rPr>
-                <w:i w:val="1"/>
-                <w:color w:val="0070c0"/>
-                <w:sz w:val="18"/>
-                <w:szCs w:val="18"/>
-              </w:rPr>
-            </w:pPr>
-            <w:r>
-              <w:rPr>
-                <w:i w:val="1"/>
-                <w:color w:val="0070c0"/>
-                <w:sz w:val="18"/>
-                <w:szCs w:val="18"/>
-                <w:rtl w:val="0"/>
-              </w:rPr>
-              <w:t xml:space="preserve">Integración de todos los módulos del sistema.</w:t>
-            </w:r>
-          </w:p>
-          <w:p>
-            <w:pPr>
-              <w:rPr>
-                <w:i w:val="1"/>
-                <w:color w:val="0070c0"/>
-                <w:sz w:val="18"/>
-                <w:szCs w:val="18"/>
-              </w:rPr>
-            </w:pPr>
-            <w:r>
-              <w:rPr>
-                <w:i w:val="1"/>
-                <w:color w:val="0070c0"/>
-                <w:sz w:val="18"/>
-                <w:szCs w:val="18"/>
-                <w:rtl w:val="0"/>
-              </w:rPr>
-              <w:t xml:space="preserve"> Responsables: Ambos, dividiendo tareas según experiencia y módulo asignado</w:t>
-            </w:r>
-          </w:p>
-          <w:p>
-            <w:pPr>
-              <w:rPr>
-                <w:i w:val="1"/>
-                <w:color w:val="0070c0"/>
-                <w:sz w:val="18"/>
-                <w:szCs w:val="18"/>
-              </w:rPr>
-            </w:pPr>
-            <w:r>
-              <w:rPr>
-                <w:i w:val="1"/>
-                <w:color w:val="0070c0"/>
-                <w:sz w:val="18"/>
-                <w:szCs w:val="18"/>
-                <w:rtl w:val="0"/>
-              </w:rPr>
-              <w:t xml:space="preserve">4. Pruebas y validación</w:t>
-            </w:r>
-          </w:p>
-          <w:p>
-            <w:pPr>
-              <w:rPr>
-                <w:i w:val="1"/>
-                <w:color w:val="0070c0"/>
-                <w:sz w:val="18"/>
-                <w:szCs w:val="18"/>
-              </w:rPr>
-            </w:pPr>
-            <w:r>
-              <w:rPr>
-                <w:i w:val="1"/>
-                <w:color w:val="0070c0"/>
-                <w:sz w:val="18"/>
-                <w:szCs w:val="18"/>
-                <w:rtl w:val="0"/>
-              </w:rPr>
-              <w:t xml:space="preserve">Pruebas unitarias y de integración para asegurar que la captura, almacenamiento y visualización de datos funcione correctamente.</w:t>
-            </w:r>
-          </w:p>
-          <w:p>
-            <w:pPr>
-              <w:rPr>
-                <w:i w:val="1"/>
-                <w:color w:val="0070c0"/>
-                <w:sz w:val="18"/>
-                <w:szCs w:val="18"/>
-              </w:rPr>
-            </w:pPr>
-            <w:r>
-              <w:rPr>
-                <w:i w:val="1"/>
-                <w:color w:val="0070c0"/>
-                <w:sz w:val="18"/>
-                <w:szCs w:val="18"/>
-                <w:rtl w:val="0"/>
-              </w:rPr>
-              <w:t xml:space="preserve">Ajuste de la interfaz y corrección de errores detectados.</w:t>
-            </w:r>
-          </w:p>
-          <w:p>
-            <w:pPr>
-              <w:rPr>
-                <w:i w:val="1"/>
-                <w:color w:val="0070c0"/>
-                <w:sz w:val="18"/>
-                <w:szCs w:val="18"/>
-              </w:rPr>
-            </w:pPr>
-            <w:r>
-              <w:rPr>
-                <w:i w:val="1"/>
-                <w:color w:val="0070c0"/>
-                <w:sz w:val="18"/>
-                <w:szCs w:val="18"/>
-                <w:rtl w:val="0"/>
-              </w:rPr>
-              <w:t xml:space="preserve">Validación de que el tiempo promedio de búsqueda sea menor al objetivo establecido y que los dashboards entreguen información útil para los usuarios y comercios pilotos.</w:t>
-            </w:r>
-          </w:p>
-          <w:p>
-            <w:pPr>
-              <w:rPr>
-                <w:i w:val="1"/>
-                <w:color w:val="0070c0"/>
-                <w:sz w:val="18"/>
-                <w:szCs w:val="18"/>
-              </w:rPr>
-            </w:pPr>
-            <w:r>
-              <w:rPr>
-                <w:i w:val="1"/>
-                <w:color w:val="0070c0"/>
-                <w:sz w:val="18"/>
-                <w:szCs w:val="18"/>
-                <w:rtl w:val="0"/>
-              </w:rPr>
-              <w:t xml:space="preserve"> Responsables: Ambos</w:t>
-            </w:r>
-          </w:p>
-          <w:p>
-            <w:pPr>
-              <w:rPr>
-                <w:i w:val="1"/>
-                <w:color w:val="0070c0"/>
-                <w:sz w:val="18"/>
-                <w:szCs w:val="18"/>
-              </w:rPr>
-            </w:pPr>
-            <w:r>
-              <w:rPr>
-                <w:i w:val="1"/>
-                <w:color w:val="0070c0"/>
-                <w:sz w:val="18"/>
-                <w:szCs w:val="18"/>
-                <w:rtl w:val="0"/>
-              </w:rPr>
-              <w:t xml:space="preserve">5. Despliegue y documentación</w:t>
-            </w:r>
-          </w:p>
-          <w:p>
-            <w:pPr>
-              <w:rPr>
-                <w:i w:val="1"/>
-                <w:color w:val="0070c0"/>
-                <w:sz w:val="18"/>
-                <w:szCs w:val="18"/>
-              </w:rPr>
-            </w:pPr>
-            <w:r>
-              <w:rPr>
-                <w:i w:val="1"/>
-                <w:color w:val="0070c0"/>
-                <w:sz w:val="18"/>
-                <w:szCs w:val="18"/>
-                <w:rtl w:val="0"/>
-              </w:rPr>
-              <w:t xml:space="preserve">Preparación del sistema para uso final en dispositivos móviles.</w:t>
-            </w:r>
-          </w:p>
-          <w:p>
-            <w:pPr>
-              <w:rPr>
-                <w:i w:val="1"/>
-                <w:color w:val="0070c0"/>
-                <w:sz w:val="18"/>
-                <w:szCs w:val="18"/>
-              </w:rPr>
-            </w:pPr>
-            <w:r>
-              <w:rPr>
-                <w:i w:val="1"/>
-                <w:color w:val="0070c0"/>
-                <w:sz w:val="18"/>
-                <w:szCs w:val="18"/>
-                <w:rtl w:val="0"/>
-              </w:rPr>
-              <w:t xml:space="preserve">Documentación del código y elaboración del manual de usuario.</w:t>
-            </w:r>
-          </w:p>
-          <w:p>
-            <w:pPr>
-              <w:rPr>
-                <w:i w:val="1"/>
-                <w:color w:val="0070c0"/>
-                <w:sz w:val="18"/>
-                <w:szCs w:val="18"/>
-              </w:rPr>
-            </w:pPr>
-            <w:r>
-              <w:rPr>
-                <w:i w:val="1"/>
-                <w:color w:val="0070c0"/>
-                <w:sz w:val="18"/>
-                <w:szCs w:val="18"/>
-                <w:rtl w:val="0"/>
-              </w:rPr>
-              <w:t xml:space="preserve">Elaboración del informe final del Proyecto APT.</w:t>
-            </w:r>
-          </w:p>
-          <w:p>
-            <w:pPr>
-              <w:rPr>
-                <w:i w:val="1"/>
-                <w:color w:val="0070c0"/>
-                <w:sz w:val="18"/>
-                <w:szCs w:val="18"/>
-              </w:rPr>
-            </w:pPr>
-            <w:r>
-              <w:rPr>
-                <w:i w:val="1"/>
-                <w:color w:val="0070c0"/>
-                <w:sz w:val="18"/>
-                <w:szCs w:val="18"/>
-                <w:rtl w:val="0"/>
-              </w:rPr>
-              <w:t xml:space="preserve"> Responsables: Ambos</w:t>
-            </w:r>
-          </w:p>
-          <w:p>
-            <w:pPr>
-              <w:rPr>
-                <w:i w:val="1"/>
-                <w:color w:val="0070c0"/>
-                <w:sz w:val="18"/>
-                <w:szCs w:val="18"/>
-              </w:rPr>
-            </w:pPr>
-            <w:r>
-              <w:rPr>
-                <w:i w:val="1"/>
-                <w:color w:val="0070c0"/>
-                <w:sz w:val="18"/>
-                <w:szCs w:val="18"/>
-                <w:rtl w:val="0"/>
-              </w:rPr>
-              <w:t xml:space="preserve">Funciones y Responsabilidades del Equipo</w:t>
-            </w:r>
-          </w:p>
-          <w:p>
-            <w:pPr>
-              <w:rPr>
-                <w:i w:val="1"/>
-                <w:color w:val="0070c0"/>
-                <w:sz w:val="18"/>
-                <w:szCs w:val="18"/>
-              </w:rPr>
-            </w:pPr>
-            <w:r>
-              <w:rPr>
-                <w:i w:val="1"/>
-                <w:color w:val="0070c0"/>
-                <w:sz w:val="18"/>
-                <w:szCs w:val="18"/>
-                <w:rtl w:val="0"/>
-              </w:rPr>
-              <w:t xml:space="preserve">Sebastian Solar Aburto: Encargado del análisis de requerimientos, desarrollo del backend, captura de datos y pruebas de integración.</w:t>
-            </w:r>
-          </w:p>
-          <w:p>
-            <w:pPr>
-              <w:rPr>
-                <w:i w:val="1"/>
-                <w:color w:val="0070c0"/>
-                <w:sz w:val="18"/>
-                <w:szCs w:val="18"/>
-              </w:rPr>
-            </w:pPr>
-            <w:r>
-              <w:rPr>
-                <w:i w:val="1"/>
-                <w:color w:val="0070c0"/>
-                <w:sz w:val="18"/>
-                <w:szCs w:val="18"/>
-                <w:rtl w:val="0"/>
-              </w:rPr>
-              <w:t xml:space="preserve">Carlos Catalán Donoso: Encargado del diseño de la base de datos, desarrollo del frontend móvil, visualización de datos y generación de dashboards.</w:t>
-            </w:r>
-          </w:p>
-          <w:p>
-            <w:pPr>
-              <w:rPr>
-                <w:i w:val="1"/>
-                <w:color w:val="0070c0"/>
-                <w:sz w:val="18"/>
-                <w:szCs w:val="18"/>
-              </w:rPr>
-            </w:pPr>
-            <w:r>
-              <w:rPr>
-                <w:i w:val="1"/>
-                <w:color w:val="0070c0"/>
-                <w:sz w:val="18"/>
-                <w:szCs w:val="18"/>
-                <w:rtl w:val="0"/>
-              </w:rPr>
-              <w:t xml:space="preserve">Ambos : Colaborarán en la documentación, pruebas finales y presentación del proyecto.</w:t>
-            </w:r>
-          </w:p>
-          <w:p>
-            <w:pPr>
-              <w:rPr>
-                <w:i w:val="1"/>
-                <w:color w:val="0070c0"/>
-                <w:sz w:val="18"/>
-                <w:szCs w:val="18"/>
-              </w:rPr>
-            </w:pPr>
-            <w:r>
-              <w:rPr>
-                <w:i w:val="1"/>
-                <w:color w:val="0070c0"/>
-                <w:sz w:val="18"/>
-                <w:szCs w:val="18"/>
-                <w:rtl w:val="0"/>
-              </w:rPr>
-              <w:t xml:space="preserve">Métodos de Trabajo</w:t>
-            </w:r>
-          </w:p>
-          <w:p>
-            <w:pPr>
-              <w:rPr>
-                <w:i w:val="1"/>
-                <w:color w:val="0070c0"/>
-                <w:sz w:val="18"/>
-                <w:szCs w:val="18"/>
-              </w:rPr>
-            </w:pPr>
-            <w:r>
-              <w:rPr>
-                <w:i w:val="1"/>
-                <w:color w:val="0070c0"/>
-                <w:sz w:val="18"/>
-                <w:szCs w:val="18"/>
-                <w:rtl w:val="0"/>
-              </w:rPr>
-              <w:t xml:space="preserve">Reuniones semanales para seguimiento del progreso y resolución de bloqueos.</w:t>
-            </w:r>
-          </w:p>
-          <w:p>
-            <w:pPr>
-              <w:rPr>
-                <w:i w:val="1"/>
-                <w:color w:val="0070c0"/>
-                <w:sz w:val="18"/>
-                <w:szCs w:val="18"/>
-              </w:rPr>
-            </w:pPr>
-            <w:r>
-              <w:rPr>
-                <w:i w:val="1"/>
-                <w:color w:val="0070c0"/>
-                <w:sz w:val="18"/>
-                <w:szCs w:val="18"/>
-                <w:rtl w:val="0"/>
-              </w:rPr>
-              <w:t xml:space="preserve">Uso de control de versiones (Git) para mantener el código actualizado y centralizado.</w:t>
-            </w:r>
-          </w:p>
-          <w:p>
-            <w:pPr>
-              <w:rPr>
-                <w:i w:val="1"/>
-                <w:color w:val="0070c0"/>
-                <w:sz w:val="18"/>
-                <w:szCs w:val="18"/>
-              </w:rPr>
-            </w:pPr>
-            <w:r>
-              <w:rPr>
-                <w:i w:val="1"/>
-                <w:color w:val="0070c0"/>
-                <w:sz w:val="18"/>
-                <w:szCs w:val="18"/>
-                <w:rtl w:val="0"/>
-              </w:rPr>
-              <w:t xml:space="preserve">Pruebas iterativas en cada módulo para asegurar calidad y cumplimiento de objetivos.</w:t>
-            </w:r>
-          </w:p>
-          <w:p>
-            <w:pPr>
-              <w:rPr>
-                <w:i w:val="1"/>
-                <w:color w:val="0070c0"/>
-                <w:sz w:val="18"/>
-                <w:szCs w:val="18"/>
-              </w:rPr>
-            </w:pPr>
-            <w:r>
-              <w:rPr>
-                <w:i w:val="1"/>
-                <w:color w:val="0070c0"/>
-                <w:sz w:val="18"/>
-                <w:szCs w:val="18"/>
-                <w:rtl w:val="0"/>
-              </w:rPr>
-              <w:t xml:space="preserve">Evaluación continua de métricas de uso, tiempo de búsqueda y retroalimentación de usuarios para validar que los objetivos específicos se cumplan.</w:t>
+              <w:ind w:left="720" w:firstLine="0"/>
+              <w:rPr>
+                <w:i w:val="1"/>
+                <w:iCs w:val="1"/>
+                <w:color w:val="0070c0"/>
+                <w:sz w:val="18"/>
+                <w:szCs w:val="18"/>
+              </w:rPr>
+            </w:pPr>
+            <w:r>
+              <w:rPr>
+                <w:i w:val="1"/>
+                <w:iCs w:val="1"/>
+                <w:color w:val="0070c0"/>
+                <w:sz w:val="18"/>
+                <w:szCs w:val="18"/>
+                <w:rtl w:val="0"/>
+              </w:rPr>
+              <w:t xml:space="preserve">Se utilizo una Metodología Híbrida.</w:t>
+            </w:r>
+          </w:p>
+          <w:p>
+            <w:pPr>
+              <w:ind w:left="0" w:firstLine="0"/>
+              <w:rPr>
+                <w:i w:val="1"/>
+                <w:iCs w:val="1"/>
+                <w:color w:val="0070c0"/>
+                <w:sz w:val="18"/>
+                <w:szCs w:val="18"/>
+              </w:rPr>
+            </w:pPr>
+            <w:r>
+              <w:rPr>
+                <w:i w:val="1"/>
+                <w:iCs w:val="1"/>
+                <w:color w:val="0070c0"/>
+                <w:sz w:val="18"/>
+                <w:szCs w:val="18"/>
+                <w:rtl w:val="0"/>
+              </w:rPr>
+              <w:t xml:space="preserve">La planificación general del proyecto (Fases 1,2,3) siguió un enfoque tradicional como se evidencia en la Carta Gantt. Dentro de las fases de desarrollo, se aplicaron iteraciones cortas (Sprints) para la construcción modular, permitiendo depurar y mejorar continuamente cada componente (Scraping,Backend,Frontend).</w:t>
+            </w:r>
+          </w:p>
+          <w:p>
+            <w:pPr>
+              <w:ind w:left="0" w:firstLine="0"/>
+              <w:rPr>
+                <w:i w:val="1"/>
+                <w:iCs w:val="1"/>
+                <w:color w:val="0070c0"/>
+                <w:sz w:val="18"/>
+                <w:szCs w:val="18"/>
+              </w:rPr>
+            </w:pPr>
+            <w:r>
+              <w:rPr>
+                <w:i w:val="1"/>
+                <w:iCs w:val="1"/>
+                <w:color w:val="0070c0"/>
+                <w:sz w:val="18"/>
+                <w:szCs w:val="18"/>
+                <w:rtl w:val="0"/>
+              </w:rPr>
+              <w:t xml:space="preserve">Fue pertinente porque nos dio la estructura de un plan a largo plazo, pero la flexibilidad (Ágil) para manejar los problemas técnicos complejos e impredecibles que surgieron, como la depuración de los scrapers y la migración de la base de datos.</w:t>
             </w:r>
           </w:p>
         </w:tc>
@@ -2469,559 +1938,140 @@
           </w:tcPr>
           <w:p>
             <w:pPr>
-              <w:spacing w:after="240" w:before="240" w:lineRule="auto"/>
-              <w:rPr>
-                <w:b w:val="1"/>
-                <w:i w:val="1"/>
-                <w:color w:val="0070c0"/>
-                <w:sz w:val="18"/>
-                <w:szCs w:val="18"/>
-              </w:rPr>
-            </w:pPr>
-            <w:r>
-              <w:rPr>
-                <w:b w:val="1"/>
-                <w:i w:val="1"/>
-                <w:color w:val="0070c0"/>
-                <w:sz w:val="18"/>
-                <w:szCs w:val="18"/>
-                <w:rtl w:val="0"/>
-              </w:rPr>
-              <w:t xml:space="preserve">Etapas o actividades del Proyecto APT:</w:t>
-            </w:r>
-          </w:p>
-          <w:p>
-            <w:pPr>
-              <w:numPr>
-                <w:ilvl w:val="0"/>
-                <w:numId w:val="4"/>
-              </w:numPr>
-              <w:spacing w:after="0" w:afterAutospacing="0" w:before="240" w:lineRule="auto"/>
-              <w:ind w:left="720" w:hanging="360"/>
-              <w:rPr>
-                <w:i w:val="1"/>
-                <w:color w:val="0070c0"/>
-                <w:sz w:val="18"/>
-                <w:szCs w:val="18"/>
-              </w:rPr>
-            </w:pPr>
-            <w:r>
-              <w:rPr>
-                <w:b w:val="1"/>
-                <w:i w:val="1"/>
-                <w:color w:val="0070c0"/>
-                <w:sz w:val="18"/>
-                <w:szCs w:val="18"/>
-                <w:rtl w:val="0"/>
-              </w:rPr>
-              <w:t xml:space="preserve">Recolección de datos:</w:t>
-            </w:r>
-            <w:r>
-              <w:rPr>
-                <w:i w:val="1"/>
-                <w:color w:val="0070c0"/>
-                <w:sz w:val="18"/>
-                <w:szCs w:val="18"/>
-                <w:rtl w:val="0"/>
-              </w:rPr>
-              <w:t xml:space="preserve"> Se extrajeron los catálogos de productos de Unimarc y Tottus mediante web scraping y se generaron archivos JSON con la información de cada producto.</w:t>
-              <w:br w:type="textWrapping"/>
-            </w:r>
-          </w:p>
-          <w:p>
-            <w:pPr>
-              <w:numPr>
-                <w:ilvl w:val="0"/>
-                <w:numId w:val="4"/>
-              </w:numPr>
-              <w:spacing w:after="0" w:afterAutospacing="0" w:before="0" w:beforeAutospacing="0" w:lineRule="auto"/>
-              <w:ind w:left="720" w:hanging="360"/>
-              <w:rPr>
-                <w:i w:val="1"/>
-                <w:color w:val="0070c0"/>
-                <w:sz w:val="18"/>
-                <w:szCs w:val="18"/>
-              </w:rPr>
-            </w:pPr>
-            <w:r>
-              <w:rPr>
-                <w:b w:val="1"/>
-                <w:i w:val="1"/>
-                <w:color w:val="0070c0"/>
-                <w:sz w:val="18"/>
-                <w:szCs w:val="18"/>
-                <w:rtl w:val="0"/>
-              </w:rPr>
-              <w:t xml:space="preserve">Carga a base de datos:</w:t>
-            </w:r>
-            <w:r>
-              <w:rPr>
-                <w:i w:val="1"/>
-                <w:color w:val="0070c0"/>
-                <w:sz w:val="18"/>
-                <w:szCs w:val="18"/>
-                <w:rtl w:val="0"/>
-              </w:rPr>
-              <w:t xml:space="preserve"> Los datos recolectados fueron subidos a una base de datos en Firebase para su almacenamiento y posterior consulta.</w:t>
-              <w:br w:type="textWrapping"/>
-            </w:r>
-          </w:p>
-          <w:p>
-            <w:pPr>
-              <w:numPr>
-                <w:ilvl w:val="0"/>
-                <w:numId w:val="4"/>
-              </w:numPr>
-              <w:spacing w:after="0" w:afterAutospacing="0" w:before="0" w:beforeAutospacing="0" w:lineRule="auto"/>
-              <w:ind w:left="720" w:hanging="360"/>
-              <w:rPr>
-                <w:i w:val="1"/>
-                <w:color w:val="0070c0"/>
-                <w:sz w:val="18"/>
-                <w:szCs w:val="18"/>
-              </w:rPr>
-            </w:pPr>
-            <w:r>
-              <w:rPr>
-                <w:b w:val="1"/>
-                <w:i w:val="1"/>
-                <w:color w:val="0070c0"/>
-                <w:sz w:val="18"/>
-                <w:szCs w:val="18"/>
-                <w:rtl w:val="0"/>
-              </w:rPr>
-              <w:t xml:space="preserve">Desarrollo de la aplicación web:</w:t>
-            </w:r>
-            <w:r>
-              <w:rPr>
-                <w:i w:val="1"/>
-                <w:color w:val="0070c0"/>
-                <w:sz w:val="18"/>
-                <w:szCs w:val="18"/>
-                <w:rtl w:val="0"/>
-              </w:rPr>
-              <w:t xml:space="preserve"> Se implementó la aplicación en React, unificando los productos de ambos supermercados, incluyendo un buscador que funcione para todos los productos y un sistema de filtrado por tienda.</w:t>
-              <w:br w:type="textWrapping"/>
-            </w:r>
-          </w:p>
-          <w:p>
-            <w:pPr>
-              <w:numPr>
-                <w:ilvl w:val="0"/>
-                <w:numId w:val="4"/>
-              </w:numPr>
-              <w:spacing w:after="0" w:afterAutospacing="0" w:before="0" w:beforeAutospacing="0" w:lineRule="auto"/>
-              <w:ind w:left="720" w:hanging="360"/>
-              <w:rPr>
-                <w:i w:val="1"/>
-                <w:color w:val="0070c0"/>
-                <w:sz w:val="18"/>
-                <w:szCs w:val="18"/>
-              </w:rPr>
-            </w:pPr>
-            <w:r>
-              <w:rPr>
-                <w:b w:val="1"/>
-                <w:i w:val="1"/>
-                <w:color w:val="0070c0"/>
-                <w:sz w:val="18"/>
-                <w:szCs w:val="18"/>
-                <w:rtl w:val="0"/>
-              </w:rPr>
-              <w:t xml:space="preserve">Visualización de productos:</w:t>
-            </w:r>
-            <w:r>
-              <w:rPr>
-                <w:i w:val="1"/>
-                <w:color w:val="0070c0"/>
-                <w:sz w:val="18"/>
-                <w:szCs w:val="18"/>
-                <w:rtl w:val="0"/>
-              </w:rPr>
-              <w:t xml:space="preserve"> Se diseñaron tarjetas adaptables al tamaño de la pantalla, con diferenciación visual por tienda (colores de fondo y letras) y un placeholder para productos sin imagen.</w:t>
-              <w:br w:type="textWrapping"/>
-            </w:r>
-          </w:p>
-          <w:p>
-            <w:pPr>
-              <w:numPr>
-                <w:ilvl w:val="0"/>
-                <w:numId w:val="4"/>
-              </w:numPr>
-              <w:spacing w:after="240" w:before="0" w:beforeAutospacing="0" w:lineRule="auto"/>
-              <w:ind w:left="720" w:hanging="360"/>
-              <w:rPr>
-                <w:i w:val="1"/>
-                <w:color w:val="0070c0"/>
-                <w:sz w:val="18"/>
-                <w:szCs w:val="18"/>
-              </w:rPr>
-            </w:pPr>
-            <w:r>
-              <w:rPr>
-                <w:b w:val="1"/>
-                <w:i w:val="1"/>
-                <w:color w:val="0070c0"/>
-                <w:sz w:val="18"/>
-                <w:szCs w:val="18"/>
-                <w:rtl w:val="0"/>
-              </w:rPr>
-              <w:t xml:space="preserve">Análisis de datos de usuarios:</w:t>
-            </w:r>
-            <w:r>
-              <w:rPr>
-                <w:i w:val="1"/>
-                <w:color w:val="0070c0"/>
-                <w:sz w:val="18"/>
-                <w:szCs w:val="18"/>
-                <w:rtl w:val="0"/>
-              </w:rPr>
-              <w:t xml:space="preserve"> Se definió la estructura de recopilación de información del usuario (nombre, RUT, región, comuna, sector) y sus búsquedas dentro de la aplicación, con el objetivo de generar información valiosa para PYMEs y emprendedores.</w:t>
-              <w:br w:type="textWrapping"/>
-            </w:r>
-          </w:p>
-          <w:p>
-            <w:pPr>
-              <w:spacing w:after="240" w:before="240" w:lineRule="auto"/>
-              <w:rPr>
-                <w:b w:val="1"/>
-                <w:i w:val="1"/>
-                <w:color w:val="0070c0"/>
-                <w:sz w:val="18"/>
-                <w:szCs w:val="18"/>
-              </w:rPr>
-            </w:pPr>
-            <w:r>
-              <w:rPr>
-                <w:b w:val="1"/>
-                <w:i w:val="1"/>
-                <w:color w:val="0070c0"/>
-                <w:sz w:val="18"/>
-                <w:szCs w:val="18"/>
-                <w:rtl w:val="0"/>
-              </w:rPr>
-              <w:t xml:space="preserve">Dificultades y facilitadores en el desarrollo:</w:t>
-            </w:r>
-          </w:p>
-          <w:p>
-            <w:pPr>
-              <w:numPr>
-                <w:ilvl w:val="0"/>
-                <w:numId w:val="5"/>
-              </w:numPr>
-              <w:spacing w:after="0" w:afterAutospacing="0" w:before="240" w:lineRule="auto"/>
-              <w:ind w:left="720" w:hanging="360"/>
-              <w:rPr>
-                <w:i w:val="1"/>
-                <w:color w:val="0070c0"/>
-                <w:sz w:val="18"/>
-                <w:szCs w:val="18"/>
-              </w:rPr>
-            </w:pPr>
-            <w:r>
-              <w:rPr>
-                <w:b w:val="1"/>
-                <w:i w:val="1"/>
-                <w:color w:val="0070c0"/>
-                <w:sz w:val="18"/>
-                <w:szCs w:val="18"/>
-                <w:rtl w:val="0"/>
-              </w:rPr>
-              <w:t xml:space="preserve">Facilitadores:</w:t>
-              <w:br w:type="textWrapping"/>
-            </w:r>
-          </w:p>
-          <w:p>
-            <w:pPr>
-              <w:numPr>
-                <w:ilvl w:val="1"/>
-                <w:numId w:val="5"/>
-              </w:numPr>
-              <w:spacing w:after="0" w:afterAutospacing="0" w:before="0" w:beforeAutospacing="0" w:lineRule="auto"/>
-              <w:ind w:left="1440" w:hanging="360"/>
-              <w:rPr>
-                <w:i w:val="1"/>
-                <w:color w:val="0070c0"/>
-                <w:sz w:val="18"/>
-                <w:szCs w:val="18"/>
-              </w:rPr>
-            </w:pPr>
-            <w:r>
-              <w:rPr>
-                <w:i w:val="1"/>
-                <w:color w:val="0070c0"/>
-                <w:sz w:val="18"/>
-                <w:szCs w:val="18"/>
-                <w:rtl w:val="0"/>
-              </w:rPr>
-              <w:t xml:space="preserve">Conocimiento previo en React y Firebase permitió un desarrollo más fluido.</w:t>
-              <w:br w:type="textWrapping"/>
-            </w:r>
-          </w:p>
-          <w:p>
-            <w:pPr>
-              <w:numPr>
-                <w:ilvl w:val="1"/>
-                <w:numId w:val="5"/>
-              </w:numPr>
-              <w:spacing w:after="0" w:afterAutospacing="0" w:before="0" w:beforeAutospacing="0" w:lineRule="auto"/>
-              <w:ind w:left="1440" w:hanging="360"/>
-              <w:rPr>
-                <w:i w:val="1"/>
-                <w:color w:val="0070c0"/>
-                <w:sz w:val="18"/>
-                <w:szCs w:val="18"/>
-              </w:rPr>
-            </w:pPr>
-            <w:r>
-              <w:rPr>
-                <w:i w:val="1"/>
-                <w:color w:val="0070c0"/>
-                <w:sz w:val="18"/>
-                <w:szCs w:val="18"/>
-                <w:rtl w:val="0"/>
-              </w:rPr>
-              <w:t xml:space="preserve">Disponibilidad de documentación y tutoriales sobre web scraping y Firestore.</w:t>
-              <w:br w:type="textWrapping"/>
-            </w:r>
-          </w:p>
-          <w:p>
-            <w:pPr>
-              <w:numPr>
-                <w:ilvl w:val="1"/>
-                <w:numId w:val="5"/>
-              </w:numPr>
-              <w:spacing w:after="0" w:afterAutospacing="0" w:before="0" w:beforeAutospacing="0" w:lineRule="auto"/>
-              <w:ind w:left="1440" w:hanging="360"/>
-              <w:rPr>
-                <w:i w:val="1"/>
-                <w:color w:val="0070c0"/>
-                <w:sz w:val="18"/>
-                <w:szCs w:val="18"/>
-              </w:rPr>
-            </w:pPr>
-            <w:r>
-              <w:rPr>
-                <w:i w:val="1"/>
-                <w:color w:val="0070c0"/>
-                <w:sz w:val="18"/>
-                <w:szCs w:val="18"/>
-                <w:rtl w:val="0"/>
-              </w:rPr>
-              <w:t xml:space="preserve">Estructura clara del proyecto y división de tareas.</w:t>
-              <w:br w:type="textWrapping"/>
-            </w:r>
-          </w:p>
-          <w:p>
-            <w:pPr>
-              <w:numPr>
-                <w:ilvl w:val="0"/>
-                <w:numId w:val="5"/>
-              </w:numPr>
-              <w:spacing w:after="0" w:afterAutospacing="0" w:before="0" w:beforeAutospacing="0" w:lineRule="auto"/>
-              <w:ind w:left="720" w:hanging="360"/>
-              <w:rPr>
-                <w:i w:val="1"/>
-                <w:color w:val="0070c0"/>
-                <w:sz w:val="18"/>
-                <w:szCs w:val="18"/>
-              </w:rPr>
-            </w:pPr>
-            <w:r>
-              <w:rPr>
-                <w:b w:val="1"/>
-                <w:i w:val="1"/>
+              <w:ind w:left="0" w:firstLine="0"/>
+              <w:rPr>
+                <w:i w:val="1"/>
+                <w:iCs w:val="1"/>
+                <w:color w:val="0070c0"/>
+                <w:sz w:val="18"/>
+                <w:szCs w:val="18"/>
+              </w:rPr>
+            </w:pPr>
+            <w:r>
+              <w:rPr>
+                <w:i w:val="1"/>
+                <w:iCs w:val="1"/>
+                <w:color w:val="0070c0"/>
+                <w:sz w:val="18"/>
+                <w:szCs w:val="18"/>
+                <w:rtl w:val="0"/>
+              </w:rPr>
+              <w:t xml:space="preserve">Etapas y Actividades:</w:t>
+            </w:r>
+          </w:p>
+          <w:p>
+            <w:pPr>
+              <w:ind w:left="720" w:firstLine="0"/>
+              <w:rPr>
+                <w:i w:val="1"/>
+                <w:iCs w:val="1"/>
+                <w:color w:val="0070c0"/>
+                <w:sz w:val="18"/>
+                <w:szCs w:val="18"/>
+              </w:rPr>
+            </w:pPr>
+            <w:r>
+              <w:rPr>
+                <w:i w:val="1"/>
+                <w:iCs w:val="1"/>
+                <w:color w:val="0070c0"/>
+                <w:sz w:val="18"/>
+                <w:szCs w:val="18"/>
+                <w:rtl w:val="0"/>
+              </w:rPr>
+              <w:t xml:space="preserve">Arquitectura y Migración: Se migró la arquitectura de Firebase a MongoDB Atlas para soportar las consultas de agregación que el módulo analítico requería. Se estandarizó todo el backend para usar el Driver Nativo de MongoDB.</w:t>
+            </w:r>
+          </w:p>
+          <w:p>
+            <w:pPr>
+              <w:ind w:left="720" w:firstLine="0"/>
+              <w:rPr>
+                <w:i w:val="1"/>
+                <w:iCs w:val="1"/>
+                <w:color w:val="0070c0"/>
+                <w:sz w:val="18"/>
+                <w:szCs w:val="18"/>
+              </w:rPr>
+            </w:pPr>
+            <w:r>
+              <w:rPr>
+                <w:i w:val="1"/>
+                <w:iCs w:val="1"/>
+                <w:color w:val="0070c0"/>
+                <w:sz w:val="18"/>
+                <w:szCs w:val="18"/>
+                <w:rtl w:val="0"/>
+              </w:rPr>
+              <w:t xml:space="preserve">Desarrollo de Scrapers: Se implementaron 4 workers asíncronos con Playwright para Tottus, Jumbo, Unimarc y Acuenta. Estos se ejecutan como procesos hijos (child_process)  para no bloquear el servidor principal.</w:t>
+            </w:r>
+          </w:p>
+          <w:p>
+            <w:pPr>
+              <w:ind w:left="720" w:firstLine="0"/>
+              <w:rPr>
+                <w:i w:val="1"/>
+                <w:iCs w:val="1"/>
+                <w:color w:val="0070c0"/>
+                <w:sz w:val="18"/>
+                <w:szCs w:val="18"/>
+              </w:rPr>
+            </w:pPr>
+            <w:r>
+              <w:rPr>
+                <w:i w:val="1"/>
+                <w:iCs w:val="1"/>
+                <w:color w:val="0070c0"/>
+                <w:sz w:val="18"/>
+                <w:szCs w:val="18"/>
+                <w:rtl w:val="0"/>
+              </w:rPr>
+              <w:t xml:space="preserve">Backend (API): Se construyó el servidor API en Node.js/Express bajo un patrón MVC, creando los models (ej. Click.js , Busqueda.js ), controllers (ej. users.controller.js ) y routes (ej. scrape.routes.js ).</w:t>
+            </w:r>
+          </w:p>
+          <w:p>
+            <w:pPr>
+              <w:ind w:left="720" w:firstLine="0"/>
+              <w:rPr>
+                <w:i w:val="1"/>
+                <w:iCs w:val="1"/>
+                <w:color w:val="0070c0"/>
+                <w:sz w:val="18"/>
+                <w:szCs w:val="18"/>
+              </w:rPr>
+            </w:pPr>
+            <w:r>
+              <w:rPr>
+                <w:i w:val="1"/>
+                <w:iCs w:val="1"/>
+                <w:color w:val="0070c0"/>
+                <w:sz w:val="18"/>
+                <w:szCs w:val="18"/>
+                <w:rtl w:val="0"/>
+              </w:rPr>
+              <w:t xml:space="preserve">Frontend y Analítica: Se construyó el panel de admin (principal.html) con monitoreo en vivo (Socket.io) y el dashboard.html con gráficos (Chart.js) que consumen los endpoints de estadísticas (/api/estadisticas/...).</w:t>
+            </w:r>
+          </w:p>
+          <w:p>
+            <w:pPr>
+              <w:ind w:left="0" w:firstLine="0"/>
+              <w:rPr>
+                <w:i w:val="1"/>
+                <w:iCs w:val="1"/>
+                <w:color w:val="0070c0"/>
+                <w:sz w:val="18"/>
+                <w:szCs w:val="18"/>
+              </w:rPr>
+            </w:pPr>
+            <w:r>
+              <w:rPr>
+                <w:i w:val="1"/>
+                <w:iCs w:val="1"/>
                 <w:color w:val="0070c0"/>
                 <w:sz w:val="18"/>
                 <w:szCs w:val="18"/>
                 <w:rtl w:val="0"/>
               </w:rPr>
               <w:t xml:space="preserve">Dificultades:</w:t>
-              <w:br w:type="textWrapping"/>
-            </w:r>
-          </w:p>
-          <w:p>
-            <w:pPr>
-              <w:numPr>
-                <w:ilvl w:val="1"/>
-                <w:numId w:val="5"/>
-              </w:numPr>
-              <w:spacing w:after="0" w:afterAutospacing="0" w:before="0" w:beforeAutospacing="0" w:lineRule="auto"/>
-              <w:ind w:left="1440" w:hanging="360"/>
-              <w:rPr>
-                <w:i w:val="1"/>
-                <w:color w:val="0070c0"/>
-                <w:sz w:val="18"/>
-                <w:szCs w:val="18"/>
-              </w:rPr>
-            </w:pPr>
-            <w:r>
-              <w:rPr>
-                <w:i w:val="1"/>
-                <w:color w:val="0070c0"/>
-                <w:sz w:val="18"/>
-                <w:szCs w:val="18"/>
-                <w:rtl w:val="0"/>
-              </w:rPr>
-              <w:t xml:space="preserve">La base de datos en Firebase tenía limitaciones de almacenamiento y cuota, lo que generó problemas al subir grandes volúmenes de datos.</w:t>
-              <w:br w:type="textWrapping"/>
-            </w:r>
-          </w:p>
-          <w:p>
-            <w:pPr>
-              <w:numPr>
-                <w:ilvl w:val="1"/>
-                <w:numId w:val="5"/>
-              </w:numPr>
-              <w:spacing w:after="0" w:afterAutospacing="0" w:before="0" w:beforeAutospacing="0" w:lineRule="auto"/>
-              <w:ind w:left="1440" w:hanging="360"/>
-              <w:rPr>
-                <w:i w:val="1"/>
-                <w:color w:val="0070c0"/>
-                <w:sz w:val="18"/>
-                <w:szCs w:val="18"/>
-              </w:rPr>
-            </w:pPr>
-            <w:r>
-              <w:rPr>
-                <w:i w:val="1"/>
-                <w:color w:val="0070c0"/>
-                <w:sz w:val="18"/>
-                <w:szCs w:val="18"/>
-                <w:rtl w:val="0"/>
-              </w:rPr>
-              <w:t xml:space="preserve">Algunos productos no contaban con imágenes, lo que requería crear un placeholder para mantener la consistencia visual.</w:t>
-              <w:br w:type="textWrapping"/>
-            </w:r>
-          </w:p>
-          <w:p>
-            <w:pPr>
-              <w:numPr>
-                <w:ilvl w:val="1"/>
-                <w:numId w:val="5"/>
-              </w:numPr>
-              <w:spacing w:after="240" w:before="0" w:beforeAutospacing="0" w:lineRule="auto"/>
-              <w:ind w:left="1440" w:hanging="360"/>
-              <w:rPr>
-                <w:i w:val="1"/>
-                <w:color w:val="0070c0"/>
-                <w:sz w:val="18"/>
-                <w:szCs w:val="18"/>
-              </w:rPr>
-            </w:pPr>
-            <w:r>
-              <w:rPr>
-                <w:i w:val="1"/>
-                <w:color w:val="0070c0"/>
-                <w:sz w:val="18"/>
-                <w:szCs w:val="18"/>
-                <w:rtl w:val="0"/>
-              </w:rPr>
-              <w:t xml:space="preserve">Manejo de paginación y captchas en los sitios web durante la recolección de datos.</w:t>
-              <w:br w:type="textWrapping"/>
-            </w:r>
-          </w:p>
-          <w:p>
-            <w:pPr>
-              <w:spacing w:after="240" w:before="240" w:lineRule="auto"/>
-              <w:rPr>
-                <w:b w:val="1"/>
-                <w:i w:val="1"/>
-                <w:color w:val="0070c0"/>
-                <w:sz w:val="18"/>
-                <w:szCs w:val="18"/>
-              </w:rPr>
-            </w:pPr>
-            <w:r>
-              <w:rPr>
-                <w:b w:val="1"/>
-                <w:i w:val="1"/>
-                <w:color w:val="0070c0"/>
-                <w:sz w:val="18"/>
-                <w:szCs w:val="18"/>
-                <w:rtl w:val="0"/>
-              </w:rPr>
-              <w:t xml:space="preserve">Ajustes realizados:</w:t>
-            </w:r>
-          </w:p>
-          <w:p>
-            <w:pPr>
-              <w:numPr>
-                <w:ilvl w:val="0"/>
-                <w:numId w:val="3"/>
-              </w:numPr>
-              <w:spacing w:after="0" w:afterAutospacing="0" w:before="240" w:lineRule="auto"/>
-              <w:ind w:left="720" w:hanging="360"/>
-              <w:rPr>
-                <w:i w:val="1"/>
-                <w:color w:val="0070c0"/>
-                <w:sz w:val="18"/>
-                <w:szCs w:val="18"/>
-              </w:rPr>
-            </w:pPr>
-            <w:r>
-              <w:rPr>
-                <w:i w:val="1"/>
-                <w:color w:val="0070c0"/>
-                <w:sz w:val="18"/>
-                <w:szCs w:val="18"/>
-                <w:rtl w:val="0"/>
-              </w:rPr>
-              <w:t xml:space="preserve">Para superar la limitación de Firebase, se optimizó la carga de datos y se gestionó la información en lotes más pequeños.</w:t>
-              <w:br w:type="textWrapping"/>
-            </w:r>
-          </w:p>
-          <w:p>
-            <w:pPr>
-              <w:numPr>
-                <w:ilvl w:val="0"/>
-                <w:numId w:val="3"/>
-              </w:numPr>
-              <w:spacing w:after="0" w:afterAutospacing="0" w:before="0" w:beforeAutospacing="0" w:lineRule="auto"/>
-              <w:ind w:left="720" w:hanging="360"/>
-              <w:rPr>
-                <w:i w:val="1"/>
-                <w:color w:val="0070c0"/>
-                <w:sz w:val="18"/>
-                <w:szCs w:val="18"/>
-              </w:rPr>
-            </w:pPr>
-            <w:r>
-              <w:rPr>
-                <w:i w:val="1"/>
-                <w:color w:val="0070c0"/>
-                <w:sz w:val="18"/>
-                <w:szCs w:val="18"/>
-                <w:rtl w:val="0"/>
-              </w:rPr>
-              <w:t xml:space="preserve">Se implementó un placeholder “Imagen no disponible” para productos sin imagen.</w:t>
-              <w:br w:type="textWrapping"/>
-            </w:r>
-          </w:p>
-          <w:p>
-            <w:pPr>
-              <w:numPr>
-                <w:ilvl w:val="0"/>
-                <w:numId w:val="3"/>
-              </w:numPr>
-              <w:spacing w:after="240" w:before="0" w:beforeAutospacing="0" w:lineRule="auto"/>
-              <w:ind w:left="720" w:hanging="360"/>
-              <w:rPr>
-                <w:i w:val="1"/>
-                <w:color w:val="0070c0"/>
-                <w:sz w:val="18"/>
-                <w:szCs w:val="18"/>
-              </w:rPr>
-            </w:pPr>
-            <w:r>
-              <w:rPr>
-                <w:i w:val="1"/>
-                <w:color w:val="0070c0"/>
-                <w:sz w:val="18"/>
-                <w:szCs w:val="18"/>
-                <w:rtl w:val="0"/>
-              </w:rPr>
-              <w:t xml:space="preserve">Se unificó el buscador de productos para que filtra simultáneamente los catálogos de Unimarc y Tottus, asegurando una experiencia de usuario más coherente.</w:t>
             </w:r>
           </w:p>
           <w:p>
@@ -3029,15 +2079,177 @@
               <w:ind w:left="720" w:firstLine="0"/>
               <w:rPr>
                 <w:i w:val="1"/>
-                <w:color w:val="0070c0"/>
-                <w:sz w:val="18"/>
-                <w:szCs w:val="18"/>
-              </w:rPr>
-            </w:pPr>
-            <w:r>
-              <w:rPr>
-                <w:rtl w:val="0"/>
-              </w:rPr>
+                <w:iCs w:val="1"/>
+                <w:color w:val="0070c0"/>
+                <w:sz w:val="18"/>
+                <w:szCs w:val="18"/>
+              </w:rPr>
+            </w:pPr>
+            <w:r>
+              <w:rPr>
+                <w:rtl w:val="0"/>
+              </w:rPr>
+            </w:r>
+          </w:p>
+          <w:p>
+            <w:pPr>
+              <w:ind w:left="720" w:firstLine="0"/>
+              <w:rPr>
+                <w:i w:val="1"/>
+                <w:iCs w:val="1"/>
+                <w:color w:val="0070c0"/>
+                <w:sz w:val="18"/>
+                <w:szCs w:val="18"/>
+              </w:rPr>
+            </w:pPr>
+            <w:r>
+              <w:rPr>
+                <w:i w:val="1"/>
+                <w:iCs w:val="1"/>
+                <w:color w:val="0070c0"/>
+                <w:sz w:val="18"/>
+                <w:szCs w:val="18"/>
+                <w:rtl w:val="0"/>
+              </w:rPr>
+              <w:t xml:space="preserve">Volatilidad de Scrapers: El scraper de Tottus solo guardaba 1 producto, y el de Unimarc no manejaba la paginación.</w:t>
+            </w:r>
+          </w:p>
+          <w:p>
+            <w:pPr>
+              <w:ind w:left="720" w:firstLine="0"/>
+              <w:rPr>
+                <w:i w:val="1"/>
+                <w:iCs w:val="1"/>
+                <w:color w:val="0070c0"/>
+                <w:sz w:val="18"/>
+                <w:szCs w:val="18"/>
+              </w:rPr>
+            </w:pPr>
+            <w:r>
+              <w:rPr>
+                <w:i w:val="1"/>
+                <w:iCs w:val="1"/>
+                <w:color w:val="0070c0"/>
+                <w:sz w:val="18"/>
+                <w:szCs w:val="18"/>
+                <w:rtl w:val="0"/>
+              </w:rPr>
+              <w:t xml:space="preserve">Migración de Base de Datos: Firebase no soportaba las consultas aggregate necesarias para la analítica.</w:t>
+            </w:r>
+          </w:p>
+          <w:p>
+            <w:pPr>
+              <w:ind w:left="720" w:firstLine="0"/>
+              <w:rPr>
+                <w:i w:val="1"/>
+                <w:iCs w:val="1"/>
+                <w:color w:val="0070c0"/>
+                <w:sz w:val="18"/>
+                <w:szCs w:val="18"/>
+              </w:rPr>
+            </w:pPr>
+            <w:r>
+              <w:rPr>
+                <w:i w:val="1"/>
+                <w:iCs w:val="1"/>
+                <w:color w:val="0070c0"/>
+                <w:sz w:val="18"/>
+                <w:szCs w:val="18"/>
+                <w:rtl w:val="0"/>
+              </w:rPr>
+              <w:t xml:space="preserve">Errores de Integración: El panel de admin (principal.html) se quedaba en blanco  debido a un error de JS.</w:t>
+            </w:r>
+          </w:p>
+          <w:p>
+            <w:pPr>
+              <w:ind w:left="0" w:firstLine="0"/>
+              <w:rPr>
+                <w:i w:val="1"/>
+                <w:iCs w:val="1"/>
+                <w:color w:val="0070c0"/>
+                <w:sz w:val="18"/>
+                <w:szCs w:val="18"/>
+              </w:rPr>
+            </w:pPr>
+            <w:r>
+              <w:rPr>
+                <w:i w:val="1"/>
+                <w:iCs w:val="1"/>
+                <w:color w:val="0070c0"/>
+                <w:sz w:val="18"/>
+                <w:szCs w:val="18"/>
+                <w:rtl w:val="0"/>
+              </w:rPr>
+              <w:t xml:space="preserve">Ajustes (Soluciones):</w:t>
+            </w:r>
+          </w:p>
+          <w:p>
+            <w:pPr>
+              <w:ind w:left="720" w:firstLine="0"/>
+              <w:rPr>
+                <w:i w:val="1"/>
+                <w:iCs w:val="1"/>
+                <w:color w:val="0070c0"/>
+                <w:sz w:val="18"/>
+                <w:szCs w:val="18"/>
+              </w:rPr>
+            </w:pPr>
+            <w:r>
+              <w:rPr>
+                <w:i w:val="1"/>
+                <w:iCs w:val="1"/>
+                <w:color w:val="0070c0"/>
+                <w:sz w:val="18"/>
+                <w:szCs w:val="18"/>
+                <w:rtl w:val="0"/>
+              </w:rPr>
+              <w:t xml:space="preserve">Se aplicó depuración avanzada en Playwright, corrigiendo los selectores CSS y la lógica de extracción de enlaces en el script de Tottus.</w:t>
+            </w:r>
+          </w:p>
+          <w:p>
+            <w:pPr>
+              <w:ind w:left="720" w:firstLine="0"/>
+              <w:rPr>
+                <w:i w:val="1"/>
+                <w:iCs w:val="1"/>
+                <w:color w:val="0070c0"/>
+                <w:sz w:val="18"/>
+                <w:szCs w:val="18"/>
+              </w:rPr>
+            </w:pPr>
+            <w:r>
+              <w:rPr>
+                <w:i w:val="1"/>
+                <w:iCs w:val="1"/>
+                <w:color w:val="0070c0"/>
+                <w:sz w:val="18"/>
+                <w:szCs w:val="18"/>
+                <w:rtl w:val="0"/>
+              </w:rPr>
+              <w:t xml:space="preserve">Se migró toda la base de datos a MongoDB Atlas y se refactoriza el backend, implementando el Aggregation Pipeline  para los dashboards.</w:t>
+            </w:r>
+          </w:p>
+          <w:p>
+            <w:pPr>
+              <w:ind w:left="720" w:firstLine="0"/>
+              <w:rPr>
+                <w:i w:val="1"/>
+                <w:iCs w:val="1"/>
+                <w:color w:val="0070c0"/>
+                <w:sz w:val="18"/>
+                <w:szCs w:val="18"/>
+              </w:rPr>
+            </w:pPr>
+            <w:r>
+              <w:rPr>
+                <w:i w:val="1"/>
+                <w:iCs w:val="1"/>
+                <w:color w:val="0070c0"/>
+                <w:sz w:val="18"/>
+                <w:szCs w:val="18"/>
+                <w:rtl w:val="0"/>
+              </w:rPr>
+              <w:t xml:space="preserve">Se identificó el JS nulo (buscaba un formulario formEditarUsuario inexistente) y se agregó el HTML del modal que faltaba en principal.html.</w:t>
             </w:r>
           </w:p>
         </w:tc>
@@ -3079,50 +2291,87 @@
           </w:tcPr>
           <w:p>
             <w:pPr>
-              <w:spacing w:after="240" w:before="240" w:lineRule="auto"/>
-              <w:jc w:val="both"/>
-              <w:rPr>
-                <w:b w:val="1"/>
-                <w:i w:val="1"/>
-                <w:color w:val="548dd4"/>
-                <w:sz w:val="20"/>
-                <w:szCs w:val="20"/>
-              </w:rPr>
-            </w:pPr>
-            <w:r>
-              <w:rPr>
-                <w:b w:val="1"/>
-                <w:i w:val="1"/>
-                <w:color w:val="548dd4"/>
-                <w:sz w:val="20"/>
-                <w:szCs w:val="20"/>
-                <w:rtl w:val="0"/>
-              </w:rPr>
-              <w:t xml:space="preserve">Hasta el momento, las principales evidencias que se presentan en este informe de avance corresponden a la fase documental y de planificación del proyecto. Estas evidencias permiten dar cuenta del desarrollo del Proyecto APT en términos de organización, definición de objetivos y metodología, y preparación de la arquitectura de datos.</w:t>
-            </w:r>
-          </w:p>
-          <w:p>
-            <w:pPr>
-              <w:spacing w:after="240" w:before="240" w:lineRule="auto"/>
-              <w:jc w:val="both"/>
-              <w:rPr>
-                <w:b w:val="1"/>
-                <w:i w:val="1"/>
-                <w:color w:val="548dd4"/>
-                <w:sz w:val="20"/>
-                <w:szCs w:val="20"/>
-              </w:rPr>
-            </w:pPr>
-            <w:r>
-              <w:rPr>
-                <w:b w:val="1"/>
-                <w:i w:val="1"/>
-                <w:color w:val="548dd4"/>
-                <w:sz w:val="20"/>
-                <w:szCs w:val="20"/>
-                <w:rtl w:val="0"/>
-              </w:rPr>
-              <w:t xml:space="preserve">Evidencias seleccionadas:</w:t>
+              <w:ind w:left="743" w:firstLine="0"/>
+              <w:rPr>
+                <w:b w:val="1"/>
+                <w:bCs w:val="1"/>
+                <w:i w:val="1"/>
+                <w:iCs w:val="1"/>
+                <w:color w:val="0070c0"/>
+                <w:sz w:val="18"/>
+                <w:szCs w:val="18"/>
+              </w:rPr>
+            </w:pPr>
+            <w:r>
+              <w:rPr>
+                <w:b w:val="1"/>
+                <w:bCs w:val="1"/>
+                <w:i w:val="1"/>
+                <w:iCs w:val="1"/>
+                <w:color w:val="0070c0"/>
+                <w:sz w:val="18"/>
+                <w:szCs w:val="18"/>
+                <w:rtl w:val="0"/>
+              </w:rPr>
+              <w:t xml:space="preserve">Las siguientes evidencias dan cuenta del cumplimiento del Proyecto APT en sus dimensiones de documentación formal, desarrollo de software, procesos de scraping, migración de datos, pruebas, dashboards analíticos y control de calidad, cumpliendo con los estándares de desarrollo utilizados en la industria y con lo planificado en el cronograma del equipo.</w:t>
+            </w:r>
+          </w:p>
+          <w:p>
+            <w:pPr>
+              <w:ind w:left="743" w:firstLine="0"/>
+              <w:rPr>
+                <w:b w:val="1"/>
+                <w:bCs w:val="1"/>
+                <w:i w:val="1"/>
+                <w:iCs w:val="1"/>
+                <w:color w:val="0070c0"/>
+                <w:sz w:val="18"/>
+                <w:szCs w:val="18"/>
+              </w:rPr>
+            </w:pPr>
+            <w:r>
+              <w:rPr>
+                <w:b w:val="1"/>
+                <w:bCs w:val="1"/>
+                <w:i w:val="1"/>
+                <w:iCs w:val="1"/>
+                <w:color w:val="0070c0"/>
+                <w:sz w:val="18"/>
+                <w:szCs w:val="18"/>
+                <w:rtl w:val="0"/>
+              </w:rPr>
+              <w:t xml:space="preserve">Archivo:  </w:t>
+            </w:r>
+            <w:hyperlink r:id="rId8">
+              <w:r>
+                <w:rPr>
+                  <w:b w:val="1"/>
+                  <w:bCs w:val="1"/>
+                  <w:i w:val="1"/>
+                  <w:iCs w:val="1"/>
+                  <w:color w:val="0000ee"/>
+                  <w:u w:val="single"/>
+                  <w:rtl w:val="0"/>
+                </w:rPr>
+                <w:t xml:space="preserve">1.5_GuiaEstudiante_Fase 1_Definicion Proyecto APT (Español).docx</w:t>
+              </w:r>
+            </w:hyperlink>
+            <w:r>
+              <w:rPr>
+                <w:b w:val="1"/>
+                <w:bCs w:val="1"/>
+                <w:i w:val="1"/>
+                <w:iCs w:val="1"/>
+                <w:color w:val="0070c0"/>
+                <w:sz w:val="18"/>
+                <w:szCs w:val="18"/>
+                <w:rtl w:val="0"/>
+              </w:rPr>
+              <w:t xml:space="preserve"> </w:t>
+              <w:br w:type="textWrapping"/>
+              <w:t xml:space="preserve"> Contenido: Objetivos, alcance, metodología híbrida, riesgos y estructura general del sistema.</w:t>
+              <w:br w:type="textWrapping"/>
+              <w:t xml:space="preserve"> Aporte:</w:t>
             </w:r>
           </w:p>
           <w:p>
@@ -3135,62 +2384,59 @@
               <w:ind w:left="720" w:hanging="360"/>
               <w:rPr>
                 <w:b w:val="1"/>
-                <w:i w:val="1"/>
-                <w:color w:val="548dd4"/>
-                <w:sz w:val="20"/>
-                <w:szCs w:val="20"/>
-              </w:rPr>
-            </w:pPr>
-            <w:r>
-              <w:rPr>
-                <w:b w:val="1"/>
-                <w:i w:val="1"/>
-                <w:color w:val="548dd4"/>
-                <w:sz w:val="20"/>
-                <w:szCs w:val="20"/>
-                <w:rtl w:val="0"/>
-              </w:rPr>
-              <w:t xml:space="preserve">Documento de definición del proyecto</w:t>
+                <w:bCs w:val="1"/>
+                <w:i w:val="1"/>
+                <w:iCs w:val="1"/>
+                <w:color w:val="0070c0"/>
+                <w:sz w:val="18"/>
+                <w:szCs w:val="18"/>
+              </w:rPr>
+            </w:pPr>
+            <w:r>
+              <w:rPr>
+                <w:b w:val="1"/>
+                <w:bCs w:val="1"/>
+                <w:i w:val="1"/>
+                <w:iCs w:val="1"/>
+                <w:color w:val="0070c0"/>
+                <w:sz w:val="18"/>
+                <w:szCs w:val="18"/>
+                <w:rtl w:val="0"/>
+              </w:rPr>
+              <w:t xml:space="preserve">Define el marco metodológico y técnico del proyecto.</w:t>
               <w:br w:type="textWrapping"/>
             </w:r>
-            <w:hyperlink r:id="rId8">
-              <w:r>
-                <w:rPr>
-                  <w:b w:val="1"/>
-                  <w:i w:val="1"/>
-                  <w:color w:val="548dd4"/>
-                  <w:sz w:val="20"/>
-                  <w:szCs w:val="20"/>
-                  <w:rtl w:val="0"/>
-                </w:rPr>
-                <w:t xml:space="preserve"> </w:t>
-              </w:r>
-            </w:hyperlink>
-            <w:hyperlink r:id="rId9">
-              <w:r>
-                <w:rPr>
-                  <w:b w:val="1"/>
-                  <w:i w:val="1"/>
-                  <w:color w:val="1155cc"/>
-                  <w:sz w:val="20"/>
-                  <w:szCs w:val="20"/>
-                  <w:u w:val="single"/>
-                  <w:rtl w:val="0"/>
-                </w:rPr>
-                <w:t xml:space="preserve">Enlace al documento</w:t>
-                <w:br w:type="textWrapping"/>
-              </w:r>
-            </w:hyperlink>
-            <w:r>
-              <w:rPr>
-                <w:b w:val="1"/>
-                <w:i w:val="1"/>
-                <w:color w:val="548dd4"/>
-                <w:sz w:val="20"/>
-                <w:szCs w:val="20"/>
-                <w:rtl w:val="0"/>
-              </w:rPr>
-              <w:t xml:space="preserve"> Contiene la descripción general del proyecto, objetivos generales y específicos, metodología de trabajo, fases del proyecto y roles de los integrantes. Permite evidenciar que se ha definido claramente la planificación y los alcances antes de iniciar el desarrollo.</w:t>
+          </w:p>
+          <w:p>
+            <w:pPr>
+              <w:numPr>
+                <w:ilvl w:val="0"/>
+                <w:numId w:val="1"/>
+              </w:numPr>
+              <w:spacing w:after="0" w:afterAutospacing="0" w:before="0" w:beforeAutospacing="0" w:lineRule="auto"/>
+              <w:ind w:left="720" w:hanging="360"/>
+              <w:rPr>
+                <w:b w:val="1"/>
+                <w:bCs w:val="1"/>
+                <w:i w:val="1"/>
+                <w:iCs w:val="1"/>
+                <w:color w:val="0070c0"/>
+                <w:sz w:val="18"/>
+                <w:szCs w:val="18"/>
+              </w:rPr>
+            </w:pPr>
+            <w:r>
+              <w:rPr>
+                <w:b w:val="1"/>
+                <w:bCs w:val="1"/>
+                <w:i w:val="1"/>
+                <w:iCs w:val="1"/>
+                <w:color w:val="0070c0"/>
+                <w:sz w:val="18"/>
+                <w:szCs w:val="18"/>
+                <w:rtl w:val="0"/>
+              </w:rPr>
+              <w:t xml:space="preserve">Garantiza una planificación alineada con las competencias del perfil de egreso.</w:t>
               <w:br w:type="textWrapping"/>
             </w:r>
           </w:p>
@@ -3204,22 +2450,26 @@
               <w:ind w:left="720" w:hanging="360"/>
               <w:rPr>
                 <w:b w:val="1"/>
-                <w:i w:val="1"/>
-                <w:color w:val="548dd4"/>
-                <w:sz w:val="20"/>
-                <w:szCs w:val="20"/>
-              </w:rPr>
-            </w:pPr>
-            <w:r>
-              <w:rPr>
-                <w:b w:val="1"/>
-                <w:i w:val="1"/>
-                <w:color w:val="548dd4"/>
-                <w:sz w:val="20"/>
-                <w:szCs w:val="20"/>
-                <w:rtl w:val="0"/>
-              </w:rPr>
-              <w:t xml:space="preserve">Historias de usuario</w:t>
+                <w:bCs w:val="1"/>
+                <w:i w:val="1"/>
+                <w:iCs w:val="1"/>
+                <w:color w:val="0070c0"/>
+                <w:sz w:val="18"/>
+                <w:szCs w:val="18"/>
+              </w:rPr>
+            </w:pPr>
+            <w:r>
+              <w:rPr>
+                <w:b w:val="1"/>
+                <w:bCs w:val="1"/>
+                <w:i w:val="1"/>
+                <w:iCs w:val="1"/>
+                <w:color w:val="0070c0"/>
+                <w:sz w:val="18"/>
+                <w:szCs w:val="18"/>
+                <w:rtl w:val="0"/>
+              </w:rPr>
+              <w:t xml:space="preserve">Da trazabilidad a los objetivos y entregables.</w:t>
             </w:r>
           </w:p>
           <w:p>
@@ -3228,17 +2478,1068 @@
               <w:ind w:left="720" w:firstLine="0"/>
               <w:rPr>
                 <w:b w:val="1"/>
-                <w:i w:val="1"/>
-                <w:color w:val="548dd4"/>
-                <w:sz w:val="20"/>
-                <w:szCs w:val="20"/>
-              </w:rPr>
-            </w:pPr>
+                <w:bCs w:val="1"/>
+                <w:i w:val="1"/>
+                <w:iCs w:val="1"/>
+                <w:color w:val="0070c0"/>
+                <w:sz w:val="18"/>
+                <w:szCs w:val="18"/>
+              </w:rPr>
+            </w:pPr>
+            <w:r>
+              <w:rPr>
+                <w:rtl w:val="0"/>
+              </w:rPr>
+            </w:r>
+          </w:p>
+          <w:p>
+            <w:pPr>
+              <w:spacing w:after="240" w:before="240" w:lineRule="auto"/>
+              <w:ind w:left="720" w:firstLine="0"/>
+              <w:rPr>
+                <w:b w:val="1"/>
+                <w:bCs w:val="1"/>
+                <w:i w:val="1"/>
+                <w:iCs w:val="1"/>
+                <w:color w:val="0070c0"/>
+                <w:sz w:val="18"/>
+                <w:szCs w:val="18"/>
+              </w:rPr>
+            </w:pPr>
+            <w:r>
+              <w:rPr>
+                <w:rtl w:val="0"/>
+              </w:rPr>
+            </w:r>
+          </w:p>
+          <w:p>
+            <w:pPr>
+              <w:spacing w:after="240" w:before="240" w:lineRule="auto"/>
+              <w:ind w:left="708.6614173228347" w:firstLine="0"/>
+              <w:rPr>
+                <w:b w:val="1"/>
+                <w:bCs w:val="1"/>
+                <w:i w:val="1"/>
+                <w:iCs w:val="1"/>
+                <w:color w:val="0070c0"/>
+                <w:sz w:val="18"/>
+                <w:szCs w:val="18"/>
+              </w:rPr>
+            </w:pPr>
+            <w:r>
+              <w:rPr>
+                <w:b w:val="1"/>
+                <w:bCs w:val="1"/>
+                <w:i w:val="1"/>
+                <w:iCs w:val="1"/>
+                <w:color w:val="0070c0"/>
+                <w:sz w:val="18"/>
+                <w:szCs w:val="18"/>
+                <w:rtl w:val="0"/>
+              </w:rPr>
+              <w:t xml:space="preserve">Archivo: </w:t>
+            </w:r>
+            <w:hyperlink r:id="rId9">
+              <w:r>
+                <w:rPr>
+                  <w:b w:val="1"/>
+                  <w:bCs w:val="1"/>
+                  <w:i w:val="1"/>
+                  <w:iCs w:val="1"/>
+                  <w:color w:val="0000ee"/>
+                  <w:u w:val="single"/>
+                  <w:rtl w:val="0"/>
+                </w:rPr>
+                <w:t xml:space="preserve">Documento de Épicas e Historias de Usuario.docx</w:t>
+              </w:r>
+            </w:hyperlink>
+            <w:r>
+              <w:rPr>
+                <w:b w:val="1"/>
+                <w:bCs w:val="1"/>
+                <w:i w:val="1"/>
+                <w:iCs w:val="1"/>
+                <w:color w:val="0070c0"/>
+                <w:sz w:val="18"/>
+                <w:szCs w:val="18"/>
+                <w:rtl w:val="0"/>
+              </w:rPr>
+              <w:br w:type="textWrapping"/>
+              <w:t xml:space="preserve"> </w:t>
+            </w:r>
+          </w:p>
+          <w:p>
+            <w:pPr>
+              <w:spacing w:after="240" w:before="240" w:lineRule="auto"/>
+              <w:ind w:left="708.6614173228347" w:firstLine="0"/>
+              <w:rPr>
+                <w:b w:val="1"/>
+                <w:bCs w:val="1"/>
+                <w:i w:val="1"/>
+                <w:iCs w:val="1"/>
+                <w:color w:val="0070c0"/>
+                <w:sz w:val="18"/>
+                <w:szCs w:val="18"/>
+              </w:rPr>
+            </w:pPr>
+            <w:r>
+              <w:rPr>
+                <w:b w:val="1"/>
+                <w:bCs w:val="1"/>
+                <w:i w:val="1"/>
+                <w:iCs w:val="1"/>
+                <w:color w:val="0070c0"/>
+                <w:sz w:val="18"/>
+                <w:szCs w:val="18"/>
+                <w:rtl w:val="0"/>
+              </w:rPr>
+              <w:t xml:space="preserve">Aporte:</w:t>
+            </w:r>
+          </w:p>
+          <w:p>
+            <w:pPr>
+              <w:numPr>
+                <w:ilvl w:val="0"/>
+                <w:numId w:val="6"/>
+              </w:numPr>
+              <w:spacing w:after="0" w:afterAutospacing="0" w:before="240" w:lineRule="auto"/>
+              <w:ind w:left="720" w:hanging="360"/>
+              <w:rPr>
+                <w:b w:val="1"/>
+                <w:bCs w:val="1"/>
+                <w:i w:val="1"/>
+                <w:iCs w:val="1"/>
+                <w:color w:val="0070c0"/>
+                <w:sz w:val="18"/>
+                <w:szCs w:val="18"/>
+              </w:rPr>
+            </w:pPr>
+            <w:r>
+              <w:rPr>
+                <w:b w:val="1"/>
+                <w:bCs w:val="1"/>
+                <w:i w:val="1"/>
+                <w:iCs w:val="1"/>
+                <w:color w:val="0070c0"/>
+                <w:sz w:val="18"/>
+                <w:szCs w:val="18"/>
+                <w:rtl w:val="0"/>
+              </w:rPr>
+              <w:t xml:space="preserve">Refleja la aplicación de metodología ágil de la industria (User Stories).</w:t>
+              <w:br w:type="textWrapping"/>
+            </w:r>
+          </w:p>
+          <w:p>
+            <w:pPr>
+              <w:numPr>
+                <w:ilvl w:val="0"/>
+                <w:numId w:val="6"/>
+              </w:numPr>
+              <w:spacing w:after="0" w:afterAutospacing="0" w:before="0" w:beforeAutospacing="0" w:lineRule="auto"/>
+              <w:ind w:left="720" w:hanging="360"/>
+              <w:rPr>
+                <w:b w:val="1"/>
+                <w:bCs w:val="1"/>
+                <w:i w:val="1"/>
+                <w:iCs w:val="1"/>
+                <w:color w:val="0070c0"/>
+                <w:sz w:val="18"/>
+                <w:szCs w:val="18"/>
+              </w:rPr>
+            </w:pPr>
+            <w:r>
+              <w:rPr>
+                <w:b w:val="1"/>
+                <w:bCs w:val="1"/>
+                <w:i w:val="1"/>
+                <w:iCs w:val="1"/>
+                <w:color w:val="0070c0"/>
+                <w:sz w:val="18"/>
+                <w:szCs w:val="18"/>
+                <w:rtl w:val="0"/>
+              </w:rPr>
+              <w:t xml:space="preserve">Prioriza funcionalidades críticas: búsqueda, scraping, historial, dashboards.</w:t>
+              <w:br w:type="textWrapping"/>
+            </w:r>
+          </w:p>
+          <w:p>
+            <w:pPr>
+              <w:numPr>
+                <w:ilvl w:val="0"/>
+                <w:numId w:val="6"/>
+              </w:numPr>
+              <w:spacing w:after="240" w:before="0" w:beforeAutospacing="0" w:lineRule="auto"/>
+              <w:ind w:left="720" w:hanging="360"/>
+              <w:rPr>
+                <w:b w:val="1"/>
+                <w:bCs w:val="1"/>
+                <w:i w:val="1"/>
+                <w:iCs w:val="1"/>
+                <w:color w:val="0070c0"/>
+                <w:sz w:val="18"/>
+                <w:szCs w:val="18"/>
+              </w:rPr>
+            </w:pPr>
+            <w:r>
+              <w:rPr>
+                <w:b w:val="1"/>
+                <w:bCs w:val="1"/>
+                <w:i w:val="1"/>
+                <w:iCs w:val="1"/>
+                <w:color w:val="0070c0"/>
+                <w:sz w:val="18"/>
+                <w:szCs w:val="18"/>
+                <w:rtl w:val="0"/>
+              </w:rPr>
+              <w:t xml:space="preserve">Da trazabilidad entre funcionalidad ↔ objetivo ↔ entregable.</w:t>
+            </w:r>
+          </w:p>
+          <w:p>
+            <w:pPr>
+              <w:spacing w:after="240" w:before="240" w:lineRule="auto"/>
+              <w:ind w:left="708.6614173228347" w:firstLine="0"/>
+              <w:rPr>
+                <w:b w:val="1"/>
+                <w:bCs w:val="1"/>
+                <w:i w:val="1"/>
+                <w:iCs w:val="1"/>
+                <w:color w:val="0070c0"/>
+                <w:sz w:val="18"/>
+                <w:szCs w:val="18"/>
+              </w:rPr>
+            </w:pPr>
+            <w:r>
+              <w:rPr>
+                <w:b w:val="1"/>
+                <w:bCs w:val="1"/>
+                <w:i w:val="1"/>
+                <w:iCs w:val="1"/>
+                <w:color w:val="0070c0"/>
+                <w:sz w:val="18"/>
+                <w:szCs w:val="18"/>
+                <w:rtl w:val="0"/>
+              </w:rPr>
+              <w:t xml:space="preserve">Enlace: </w:t>
+            </w:r>
             <w:hyperlink r:id="rId10">
               <w:r>
                 <w:rPr>
                   <w:b w:val="1"/>
+                  <w:bCs w:val="1"/>
                   <w:i w:val="1"/>
+                  <w:iCs w:val="1"/>
+                  <w:color w:val="1155cc"/>
+                  <w:u w:val="single"/>
+                  <w:rtl w:val="0"/>
+                </w:rPr>
+                <w:t xml:space="preserve">Repositorio Proyecto</w:t>
+              </w:r>
+            </w:hyperlink>
+            <w:r>
+              <w:rPr>
+                <w:b w:val="1"/>
+                <w:bCs w:val="1"/>
+                <w:i w:val="1"/>
+                <w:iCs w:val="1"/>
+                <w:color w:val="0070c0"/>
+                <w:sz w:val="18"/>
+                <w:szCs w:val="18"/>
+                <w:rtl w:val="0"/>
+              </w:rPr>
+              <w:br w:type="textWrapping"/>
+            </w:r>
+          </w:p>
+          <w:p>
+            <w:pPr>
+              <w:numPr>
+                <w:ilvl w:val="0"/>
+                <w:numId w:val="2"/>
+              </w:numPr>
+              <w:spacing w:after="0" w:afterAutospacing="0" w:before="240" w:lineRule="auto"/>
+              <w:ind w:left="720" w:hanging="360"/>
+              <w:rPr>
+                <w:b w:val="1"/>
+                <w:bCs w:val="1"/>
+                <w:i w:val="1"/>
+                <w:iCs w:val="1"/>
+                <w:color w:val="0070c0"/>
+                <w:sz w:val="18"/>
+                <w:szCs w:val="18"/>
+              </w:rPr>
+            </w:pPr>
+            <w:r>
+              <w:rPr>
+                <w:b w:val="1"/>
+                <w:bCs w:val="1"/>
+                <w:i w:val="1"/>
+                <w:iCs w:val="1"/>
+                <w:color w:val="0070c0"/>
+                <w:sz w:val="18"/>
+                <w:szCs w:val="18"/>
+                <w:rtl w:val="0"/>
+              </w:rPr>
+              <w:t xml:space="preserve">Evidencia real de trabajo incremental.</w:t>
+              <w:br w:type="textWrapping"/>
+            </w:r>
+          </w:p>
+          <w:p>
+            <w:pPr>
+              <w:numPr>
+                <w:ilvl w:val="0"/>
+                <w:numId w:val="2"/>
+              </w:numPr>
+              <w:spacing w:after="0" w:afterAutospacing="0" w:before="0" w:beforeAutospacing="0" w:lineRule="auto"/>
+              <w:ind w:left="720" w:hanging="360"/>
+              <w:rPr>
+                <w:b w:val="1"/>
+                <w:bCs w:val="1"/>
+                <w:i w:val="1"/>
+                <w:iCs w:val="1"/>
+                <w:color w:val="0070c0"/>
+                <w:sz w:val="18"/>
+                <w:szCs w:val="18"/>
+              </w:rPr>
+            </w:pPr>
+            <w:r>
+              <w:rPr>
+                <w:b w:val="1"/>
+                <w:bCs w:val="1"/>
+                <w:i w:val="1"/>
+                <w:iCs w:val="1"/>
+                <w:color w:val="0070c0"/>
+                <w:sz w:val="18"/>
+                <w:szCs w:val="18"/>
+                <w:rtl w:val="0"/>
+              </w:rPr>
+              <w:t xml:space="preserve">Commits frecuentes, ramas organizadas y documentación técnica.</w:t>
+              <w:br w:type="textWrapping"/>
+            </w:r>
+          </w:p>
+          <w:p>
+            <w:pPr>
+              <w:numPr>
+                <w:ilvl w:val="0"/>
+                <w:numId w:val="2"/>
+              </w:numPr>
+              <w:spacing w:after="0" w:afterAutospacing="0" w:before="0" w:beforeAutospacing="0" w:lineRule="auto"/>
+              <w:ind w:left="720" w:hanging="360"/>
+              <w:rPr>
+                <w:b w:val="1"/>
+                <w:bCs w:val="1"/>
+                <w:i w:val="1"/>
+                <w:iCs w:val="1"/>
+                <w:color w:val="0070c0"/>
+                <w:sz w:val="18"/>
+                <w:szCs w:val="18"/>
+              </w:rPr>
+            </w:pPr>
+            <w:r>
+              <w:rPr>
+                <w:b w:val="1"/>
+                <w:bCs w:val="1"/>
+                <w:i w:val="1"/>
+                <w:iCs w:val="1"/>
+                <w:color w:val="0070c0"/>
+                <w:sz w:val="18"/>
+                <w:szCs w:val="18"/>
+                <w:rtl w:val="0"/>
+              </w:rPr>
+              <w:t xml:space="preserve">Migración realizada correctamente y con pruebas.</w:t>
+              <w:br w:type="textWrapping"/>
+            </w:r>
+          </w:p>
+          <w:p>
+            <w:pPr>
+              <w:numPr>
+                <w:ilvl w:val="0"/>
+                <w:numId w:val="2"/>
+              </w:numPr>
+              <w:spacing w:after="240" w:before="0" w:beforeAutospacing="0" w:lineRule="auto"/>
+              <w:ind w:left="720" w:hanging="360"/>
+              <w:rPr>
+                <w:b w:val="1"/>
+                <w:bCs w:val="1"/>
+                <w:i w:val="1"/>
+                <w:iCs w:val="1"/>
+                <w:color w:val="0070c0"/>
+                <w:sz w:val="18"/>
+                <w:szCs w:val="18"/>
+              </w:rPr>
+            </w:pPr>
+            <w:r>
+              <w:rPr>
+                <w:b w:val="1"/>
+                <w:bCs w:val="1"/>
+                <w:i w:val="1"/>
+                <w:iCs w:val="1"/>
+                <w:color w:val="0070c0"/>
+                <w:sz w:val="18"/>
+                <w:szCs w:val="18"/>
+                <w:rtl w:val="0"/>
+              </w:rPr>
+              <w:t xml:space="preserve">Cumple con estándares de versionamiento profesional.</w:t>
+            </w:r>
+          </w:p>
+          <w:p>
+            <w:pPr>
+              <w:spacing w:after="240" w:before="240" w:lineRule="auto"/>
+              <w:ind w:left="720" w:firstLine="0"/>
+              <w:rPr>
+                <w:b w:val="1"/>
+                <w:bCs w:val="1"/>
+                <w:i w:val="1"/>
+                <w:iCs w:val="1"/>
+                <w:color w:val="0070c0"/>
+                <w:sz w:val="18"/>
+                <w:szCs w:val="18"/>
+              </w:rPr>
+            </w:pPr>
+            <w:r>
+              <w:rPr>
+                <w:rtl w:val="0"/>
+              </w:rPr>
+            </w:r>
+          </w:p>
+          <w:p>
+            <w:pPr>
+              <w:spacing w:after="240" w:before="240" w:lineRule="auto"/>
+              <w:ind w:left="708.6614173228347" w:firstLine="0"/>
+              <w:rPr>
+                <w:b w:val="1"/>
+                <w:bCs w:val="1"/>
+                <w:i w:val="1"/>
+                <w:iCs w:val="1"/>
+                <w:color w:val="0070c0"/>
+              </w:rPr>
+            </w:pPr>
+            <w:r>
+              <w:rPr>
+                <w:b w:val="1"/>
+                <w:bCs w:val="1"/>
+                <w:i w:val="1"/>
+                <w:iCs w:val="1"/>
+                <w:color w:val="0070c0"/>
+                <w:sz w:val="18"/>
+                <w:szCs w:val="18"/>
+                <w:rtl w:val="0"/>
+              </w:rPr>
+              <w:t xml:space="preserve">Carpeta: </w:t>
+            </w:r>
+            <w:r>
+              <w:rPr>
+                <w:b w:val="1"/>
+                <w:bCs w:val="1"/>
+                <w:i w:val="1"/>
+                <w:iCs w:val="1"/>
+                <w:color w:val="0070c0"/>
+                <w:rtl w:val="0"/>
+              </w:rPr>
+              <w:t xml:space="preserve"> </w:t>
+            </w:r>
+            <w:hyperlink r:id="rId11">
+              <w:r>
+                <w:rPr>
+                  <w:b w:val="1"/>
+                  <w:bCs w:val="1"/>
+                  <w:i w:val="1"/>
+                  <w:iCs w:val="1"/>
+                  <w:color w:val="1155cc"/>
+                  <w:u w:val="single"/>
+                  <w:rtl w:val="0"/>
+                </w:rPr>
+                <w:t xml:space="preserve">Evidencias visuales</w:t>
+              </w:r>
+            </w:hyperlink>
+            <w:r>
+              <w:rPr>
+                <w:rtl w:val="0"/>
+              </w:rPr>
+            </w:r>
+          </w:p>
+          <w:p>
+            <w:pPr>
+              <w:spacing w:after="240" w:before="240" w:lineRule="auto"/>
+              <w:ind w:left="708.6614173228347" w:firstLine="0"/>
+              <w:rPr>
+                <w:b w:val="1"/>
+                <w:bCs w:val="1"/>
+                <w:i w:val="1"/>
+                <w:iCs w:val="1"/>
+                <w:color w:val="0070c0"/>
+                <w:sz w:val="18"/>
+                <w:szCs w:val="18"/>
+              </w:rPr>
+            </w:pPr>
+            <w:r>
+              <w:rPr>
+                <w:b w:val="1"/>
+                <w:bCs w:val="1"/>
+                <w:i w:val="1"/>
+                <w:iCs w:val="1"/>
+                <w:color w:val="0070c0"/>
+                <w:sz w:val="18"/>
+                <w:szCs w:val="18"/>
+                <w:rtl w:val="0"/>
+              </w:rPr>
+              <w:br w:type="textWrapping"/>
+              <w:t xml:space="preserve"> Contenido:</w:t>
+            </w:r>
+          </w:p>
+          <w:p>
+            <w:pPr>
+              <w:numPr>
+                <w:ilvl w:val="0"/>
+                <w:numId w:val="5"/>
+              </w:numPr>
+              <w:spacing w:after="0" w:afterAutospacing="0" w:before="240" w:lineRule="auto"/>
+              <w:ind w:left="720" w:hanging="360"/>
+              <w:rPr>
+                <w:b w:val="1"/>
+                <w:bCs w:val="1"/>
+                <w:i w:val="1"/>
+                <w:iCs w:val="1"/>
+                <w:color w:val="0070c0"/>
+                <w:sz w:val="18"/>
+                <w:szCs w:val="18"/>
+              </w:rPr>
+            </w:pPr>
+            <w:r>
+              <w:rPr>
+                <w:b w:val="1"/>
+                <w:bCs w:val="1"/>
+                <w:i w:val="1"/>
+                <w:iCs w:val="1"/>
+                <w:color w:val="0070c0"/>
+                <w:sz w:val="18"/>
+                <w:szCs w:val="18"/>
+                <w:rtl w:val="0"/>
+              </w:rPr>
+              <w:t xml:space="preserve">Panel administrativo (ejecución de scraping).</w:t>
+              <w:br w:type="textWrapping"/>
+            </w:r>
+          </w:p>
+          <w:p>
+            <w:pPr>
+              <w:numPr>
+                <w:ilvl w:val="0"/>
+                <w:numId w:val="5"/>
+              </w:numPr>
+              <w:spacing w:after="0" w:afterAutospacing="0" w:before="0" w:beforeAutospacing="0" w:lineRule="auto"/>
+              <w:ind w:left="720" w:hanging="360"/>
+              <w:rPr>
+                <w:b w:val="1"/>
+                <w:bCs w:val="1"/>
+                <w:i w:val="1"/>
+                <w:iCs w:val="1"/>
+                <w:color w:val="0070c0"/>
+                <w:sz w:val="18"/>
+                <w:szCs w:val="18"/>
+              </w:rPr>
+            </w:pPr>
+            <w:r>
+              <w:rPr>
+                <w:b w:val="1"/>
+                <w:bCs w:val="1"/>
+                <w:i w:val="1"/>
+                <w:iCs w:val="1"/>
+                <w:color w:val="0070c0"/>
+                <w:sz w:val="18"/>
+                <w:szCs w:val="18"/>
+                <w:rtl w:val="0"/>
+              </w:rPr>
+              <w:t xml:space="preserve">Vista de buscador unificado.</w:t>
+              <w:br w:type="textWrapping"/>
+            </w:r>
+          </w:p>
+          <w:p>
+            <w:pPr>
+              <w:numPr>
+                <w:ilvl w:val="0"/>
+                <w:numId w:val="5"/>
+              </w:numPr>
+              <w:spacing w:after="0" w:afterAutospacing="0" w:before="0" w:beforeAutospacing="0" w:lineRule="auto"/>
+              <w:ind w:left="720" w:hanging="360"/>
+              <w:rPr>
+                <w:b w:val="1"/>
+                <w:bCs w:val="1"/>
+                <w:i w:val="1"/>
+                <w:iCs w:val="1"/>
+                <w:color w:val="0070c0"/>
+                <w:sz w:val="18"/>
+                <w:szCs w:val="18"/>
+              </w:rPr>
+            </w:pPr>
+            <w:r>
+              <w:rPr>
+                <w:b w:val="1"/>
+                <w:bCs w:val="1"/>
+                <w:i w:val="1"/>
+                <w:iCs w:val="1"/>
+                <w:color w:val="0070c0"/>
+                <w:sz w:val="18"/>
+                <w:szCs w:val="18"/>
+                <w:rtl w:val="0"/>
+              </w:rPr>
+              <w:t xml:space="preserve">Tarjetas de productos con datos reales.</w:t>
+              <w:br w:type="textWrapping"/>
+            </w:r>
+          </w:p>
+          <w:p>
+            <w:pPr>
+              <w:numPr>
+                <w:ilvl w:val="0"/>
+                <w:numId w:val="5"/>
+              </w:numPr>
+              <w:spacing w:after="0" w:afterAutospacing="0" w:before="0" w:beforeAutospacing="0" w:lineRule="auto"/>
+              <w:ind w:left="720" w:hanging="360"/>
+              <w:rPr>
+                <w:b w:val="1"/>
+                <w:bCs w:val="1"/>
+                <w:i w:val="1"/>
+                <w:iCs w:val="1"/>
+                <w:color w:val="0070c0"/>
+                <w:sz w:val="18"/>
+                <w:szCs w:val="18"/>
+              </w:rPr>
+            </w:pPr>
+            <w:r>
+              <w:rPr>
+                <w:b w:val="1"/>
+                <w:bCs w:val="1"/>
+                <w:i w:val="1"/>
+                <w:iCs w:val="1"/>
+                <w:color w:val="0070c0"/>
+                <w:sz w:val="18"/>
+                <w:szCs w:val="18"/>
+                <w:rtl w:val="0"/>
+              </w:rPr>
+              <w:t xml:space="preserve">Gráficos de precios históricos.</w:t>
+              <w:br w:type="textWrapping"/>
+            </w:r>
+          </w:p>
+          <w:p>
+            <w:pPr>
+              <w:numPr>
+                <w:ilvl w:val="0"/>
+                <w:numId w:val="5"/>
+              </w:numPr>
+              <w:spacing w:after="0" w:afterAutospacing="0" w:before="0" w:beforeAutospacing="0" w:lineRule="auto"/>
+              <w:ind w:left="720" w:hanging="360"/>
+              <w:rPr>
+                <w:b w:val="1"/>
+                <w:bCs w:val="1"/>
+                <w:i w:val="1"/>
+                <w:iCs w:val="1"/>
+                <w:color w:val="0070c0"/>
+                <w:sz w:val="18"/>
+                <w:szCs w:val="18"/>
+              </w:rPr>
+            </w:pPr>
+            <w:r>
+              <w:rPr>
+                <w:b w:val="1"/>
+                <w:bCs w:val="1"/>
+                <w:i w:val="1"/>
+                <w:iCs w:val="1"/>
+                <w:color w:val="0070c0"/>
+                <w:sz w:val="18"/>
+                <w:szCs w:val="18"/>
+                <w:rtl w:val="0"/>
+              </w:rPr>
+              <w:t xml:space="preserve">Dashboard analítico inicial.</w:t>
+              <w:br w:type="textWrapping"/>
+              <w:t xml:space="preserve"> Aporte:</w:t>
+              <w:br w:type="textWrapping"/>
+            </w:r>
+          </w:p>
+          <w:p>
+            <w:pPr>
+              <w:numPr>
+                <w:ilvl w:val="0"/>
+                <w:numId w:val="5"/>
+              </w:numPr>
+              <w:spacing w:after="0" w:afterAutospacing="0" w:before="0" w:beforeAutospacing="0" w:lineRule="auto"/>
+              <w:ind w:left="720" w:hanging="360"/>
+              <w:rPr>
+                <w:b w:val="1"/>
+                <w:bCs w:val="1"/>
+                <w:i w:val="1"/>
+                <w:iCs w:val="1"/>
+                <w:color w:val="0070c0"/>
+                <w:sz w:val="18"/>
+                <w:szCs w:val="18"/>
+              </w:rPr>
+            </w:pPr>
+            <w:r>
+              <w:rPr>
+                <w:b w:val="1"/>
+                <w:bCs w:val="1"/>
+                <w:i w:val="1"/>
+                <w:iCs w:val="1"/>
+                <w:color w:val="0070c0"/>
+                <w:sz w:val="18"/>
+                <w:szCs w:val="18"/>
+                <w:rtl w:val="0"/>
+              </w:rPr>
+              <w:t xml:space="preserve">Demuestran integración real entre:</w:t>
+              <w:br w:type="textWrapping"/>
+              <w:t xml:space="preserve"> Scraping → Base de Datos → API → Frontend → Dashboards</w:t>
+              <w:br w:type="textWrapping"/>
+            </w:r>
+          </w:p>
+          <w:p>
+            <w:pPr>
+              <w:numPr>
+                <w:ilvl w:val="0"/>
+                <w:numId w:val="5"/>
+              </w:numPr>
+              <w:spacing w:after="240" w:before="0" w:beforeAutospacing="0" w:lineRule="auto"/>
+              <w:ind w:left="720" w:hanging="360"/>
+              <w:rPr>
+                <w:b w:val="1"/>
+                <w:bCs w:val="1"/>
+                <w:i w:val="1"/>
+                <w:iCs w:val="1"/>
+                <w:color w:val="0070c0"/>
+                <w:sz w:val="18"/>
+                <w:szCs w:val="18"/>
+              </w:rPr>
+            </w:pPr>
+            <w:r>
+              <w:rPr>
+                <w:b w:val="1"/>
+                <w:bCs w:val="1"/>
+                <w:i w:val="1"/>
+                <w:iCs w:val="1"/>
+                <w:color w:val="0070c0"/>
+                <w:sz w:val="18"/>
+                <w:szCs w:val="18"/>
+                <w:rtl w:val="0"/>
+              </w:rPr>
+              <w:t xml:space="preserve">Validan que el sistema es funcional y que la arquitectura es correcta.</w:t>
+            </w:r>
+          </w:p>
+          <w:p>
+            <w:pPr>
+              <w:spacing w:after="240" w:before="240" w:lineRule="auto"/>
+              <w:ind w:left="708.6614173228347" w:firstLine="0"/>
+              <w:rPr>
+                <w:b w:val="1"/>
+                <w:bCs w:val="1"/>
+                <w:i w:val="1"/>
+                <w:iCs w:val="1"/>
+                <w:color w:val="0070c0"/>
+                <w:sz w:val="18"/>
+                <w:szCs w:val="18"/>
+              </w:rPr>
+            </w:pPr>
+            <w:r>
+              <w:rPr>
+                <w:b w:val="1"/>
+                <w:bCs w:val="1"/>
+                <w:i w:val="1"/>
+                <w:iCs w:val="1"/>
+                <w:color w:val="0070c0"/>
+                <w:sz w:val="18"/>
+                <w:szCs w:val="18"/>
+                <w:rtl w:val="0"/>
+              </w:rPr>
+              <w:t xml:space="preserve">Archivo:  </w:t>
+            </w:r>
+            <w:hyperlink r:id="rId12">
+              <w:r>
+                <w:rPr>
+                  <w:b w:val="1"/>
+                  <w:bCs w:val="1"/>
+                  <w:i w:val="1"/>
+                  <w:iCs w:val="1"/>
+                  <w:color w:val="1155cc"/>
+                  <w:sz w:val="18"/>
+                  <w:szCs w:val="18"/>
+                  <w:u w:val="single"/>
+                  <w:rtl w:val="0"/>
+                </w:rPr>
+                <w:t xml:space="preserve">Captura Base de datos 1</w:t>
+              </w:r>
+            </w:hyperlink>
+            <w:r>
+              <w:rPr>
+                <w:b w:val="1"/>
+                <w:bCs w:val="1"/>
+                <w:i w:val="1"/>
+                <w:iCs w:val="1"/>
+                <w:color w:val="0070c0"/>
+                <w:sz w:val="18"/>
+                <w:szCs w:val="18"/>
+                <w:rtl w:val="0"/>
+              </w:rPr>
+              <w:br w:type="textWrapping"/>
+            </w:r>
+            <w:hyperlink r:id="rId13">
+              <w:r>
+                <w:rPr>
+                  <w:b w:val="1"/>
+                  <w:bCs w:val="1"/>
+                  <w:i w:val="1"/>
+                  <w:iCs w:val="1"/>
+                  <w:color w:val="1155cc"/>
+                  <w:sz w:val="18"/>
+                  <w:szCs w:val="18"/>
+                  <w:u w:val="single"/>
+                  <w:rtl w:val="0"/>
+                </w:rPr>
+                <w:t xml:space="preserve">Captura base de datos</w:t>
+              </w:r>
+            </w:hyperlink>
+            <w:r>
+              <w:rPr>
+                <w:rtl w:val="0"/>
+              </w:rPr>
+            </w:r>
+          </w:p>
+          <w:p>
+            <w:pPr>
+              <w:spacing w:after="240" w:before="240" w:lineRule="auto"/>
+              <w:ind w:left="708.6614173228347" w:firstLine="0"/>
+              <w:rPr>
+                <w:b w:val="1"/>
+                <w:bCs w:val="1"/>
+                <w:i w:val="1"/>
+                <w:iCs w:val="1"/>
+                <w:color w:val="0070c0"/>
+                <w:sz w:val="18"/>
+                <w:szCs w:val="18"/>
+              </w:rPr>
+            </w:pPr>
+            <w:r>
+              <w:rPr>
+                <w:rtl w:val="0"/>
+              </w:rPr>
+            </w:r>
+          </w:p>
+          <w:p>
+            <w:pPr>
+              <w:spacing w:after="240" w:before="240" w:lineRule="auto"/>
+              <w:ind w:left="708.6614173228347" w:firstLine="0"/>
+              <w:rPr>
+                <w:b w:val="1"/>
+                <w:bCs w:val="1"/>
+                <w:i w:val="1"/>
+                <w:iCs w:val="1"/>
+                <w:color w:val="0070c0"/>
+                <w:sz w:val="18"/>
+                <w:szCs w:val="18"/>
+              </w:rPr>
+            </w:pPr>
+            <w:r>
+              <w:rPr>
+                <w:b w:val="1"/>
+                <w:bCs w:val="1"/>
+                <w:i w:val="1"/>
+                <w:iCs w:val="1"/>
+                <w:color w:val="0070c0"/>
+                <w:sz w:val="18"/>
+                <w:szCs w:val="18"/>
+                <w:rtl w:val="0"/>
+              </w:rPr>
+              <w:t xml:space="preserve"> Aporte:</w:t>
+            </w:r>
+          </w:p>
+          <w:p>
+            <w:pPr>
+              <w:numPr>
+                <w:ilvl w:val="0"/>
+                <w:numId w:val="3"/>
+              </w:numPr>
+              <w:spacing w:after="0" w:afterAutospacing="0" w:before="240" w:lineRule="auto"/>
+              <w:ind w:left="720" w:hanging="360"/>
+              <w:rPr>
+                <w:b w:val="1"/>
+                <w:bCs w:val="1"/>
+                <w:i w:val="1"/>
+                <w:iCs w:val="1"/>
+                <w:color w:val="0070c0"/>
+                <w:sz w:val="18"/>
+                <w:szCs w:val="18"/>
+              </w:rPr>
+            </w:pPr>
+            <w:r>
+              <w:rPr>
+                <w:b w:val="1"/>
+                <w:bCs w:val="1"/>
+                <w:i w:val="1"/>
+                <w:iCs w:val="1"/>
+                <w:color w:val="0070c0"/>
+                <w:sz w:val="18"/>
+                <w:szCs w:val="18"/>
+                <w:rtl w:val="0"/>
+              </w:rPr>
+              <w:t xml:space="preserve">Se migraron todas las colecciones de Firebase a MongoDB.</w:t>
+              <w:br w:type="textWrapping"/>
+            </w:r>
+          </w:p>
+          <w:p>
+            <w:pPr>
+              <w:numPr>
+                <w:ilvl w:val="0"/>
+                <w:numId w:val="3"/>
+              </w:numPr>
+              <w:spacing w:after="0" w:afterAutospacing="0" w:before="0" w:beforeAutospacing="0" w:lineRule="auto"/>
+              <w:ind w:left="720" w:hanging="360"/>
+              <w:rPr>
+                <w:b w:val="1"/>
+                <w:bCs w:val="1"/>
+                <w:i w:val="1"/>
+                <w:iCs w:val="1"/>
+                <w:color w:val="0070c0"/>
+                <w:sz w:val="18"/>
+                <w:szCs w:val="18"/>
+              </w:rPr>
+            </w:pPr>
+            <w:r>
+              <w:rPr>
+                <w:b w:val="1"/>
+                <w:bCs w:val="1"/>
+                <w:i w:val="1"/>
+                <w:iCs w:val="1"/>
+                <w:color w:val="0070c0"/>
+                <w:sz w:val="18"/>
+                <w:szCs w:val="18"/>
+                <w:rtl w:val="0"/>
+              </w:rPr>
+              <w:t xml:space="preserve">Se añadió historial de precios y estructura para análisis temporal.</w:t>
+              <w:br w:type="textWrapping"/>
+            </w:r>
+          </w:p>
+          <w:p>
+            <w:pPr>
+              <w:numPr>
+                <w:ilvl w:val="0"/>
+                <w:numId w:val="3"/>
+              </w:numPr>
+              <w:spacing w:after="240" w:before="0" w:beforeAutospacing="0" w:lineRule="auto"/>
+              <w:ind w:left="720" w:hanging="360"/>
+              <w:rPr>
+                <w:b w:val="1"/>
+                <w:bCs w:val="1"/>
+                <w:i w:val="1"/>
+                <w:iCs w:val="1"/>
+                <w:color w:val="0070c0"/>
+                <w:sz w:val="18"/>
+                <w:szCs w:val="18"/>
+              </w:rPr>
+            </w:pPr>
+            <w:r>
+              <w:rPr>
+                <w:b w:val="1"/>
+                <w:bCs w:val="1"/>
+                <w:i w:val="1"/>
+                <w:iCs w:val="1"/>
+                <w:color w:val="0070c0"/>
+                <w:sz w:val="18"/>
+                <w:szCs w:val="18"/>
+                <w:rtl w:val="0"/>
+              </w:rPr>
+              <w:t xml:space="preserve">Se validaron integridad y rendimiento.</w:t>
+            </w:r>
+          </w:p>
+          <w:p>
+            <w:pPr>
+              <w:spacing w:after="240" w:before="240" w:lineRule="auto"/>
+              <w:ind w:left="0" w:firstLine="0"/>
+              <w:rPr>
+                <w:b w:val="1"/>
+                <w:bCs w:val="1"/>
+                <w:i w:val="1"/>
+                <w:iCs w:val="1"/>
+                <w:color w:val="548dd4"/>
+                <w:sz w:val="20"/>
+                <w:szCs w:val="20"/>
+              </w:rPr>
+            </w:pPr>
+            <w:r>
+              <w:rPr>
+                <w:rtl w:val="0"/>
+              </w:rPr>
+            </w:r>
+          </w:p>
+          <w:p>
+            <w:pPr>
+              <w:spacing w:after="240" w:before="240" w:lineRule="auto"/>
+              <w:ind w:left="720" w:firstLine="0"/>
+              <w:rPr>
+                <w:b w:val="1"/>
+                <w:bCs w:val="1"/>
+                <w:i w:val="1"/>
+                <w:iCs w:val="1"/>
+                <w:color w:val="548dd4"/>
+                <w:sz w:val="20"/>
+                <w:szCs w:val="20"/>
+              </w:rPr>
+            </w:pPr>
+            <w:r>
+              <w:rPr>
+                <w:b w:val="1"/>
+                <w:bCs w:val="1"/>
+                <w:i w:val="1"/>
+                <w:iCs w:val="1"/>
+                <w:color w:val="548dd4"/>
+                <w:sz w:val="20"/>
+                <w:szCs w:val="20"/>
+                <w:rtl w:val="0"/>
+              </w:rPr>
+              <w:t xml:space="preserve">Backlog del proyecto </w:t>
+            </w:r>
+          </w:p>
+          <w:p>
+            <w:pPr>
+              <w:spacing w:after="240" w:before="240" w:lineRule="auto"/>
+              <w:ind w:left="720" w:firstLine="0"/>
+              <w:rPr>
+                <w:b w:val="1"/>
+                <w:bCs w:val="1"/>
+                <w:i w:val="1"/>
+                <w:iCs w:val="1"/>
+                <w:color w:val="548dd4"/>
+                <w:sz w:val="20"/>
+                <w:szCs w:val="20"/>
+              </w:rPr>
+            </w:pPr>
+            <w:r>
+              <w:rPr>
+                <w:b w:val="1"/>
+                <w:bCs w:val="1"/>
+                <w:i w:val="1"/>
+                <w:iCs w:val="1"/>
+                <w:color w:val="548dd4"/>
+                <w:sz w:val="20"/>
+                <w:szCs w:val="20"/>
+                <w:rtl w:val="0"/>
+              </w:rPr>
+              <w:t xml:space="preserve">Enlace : </w:t>
+            </w:r>
+          </w:p>
+          <w:p>
+            <w:pPr>
+              <w:spacing w:after="240" w:before="240" w:lineRule="auto"/>
+              <w:ind w:left="720" w:firstLine="0"/>
+              <w:rPr>
+                <w:b w:val="1"/>
+                <w:bCs w:val="1"/>
+                <w:i w:val="1"/>
+                <w:iCs w:val="1"/>
+                <w:color w:val="0070c0"/>
+                <w:sz w:val="18"/>
+                <w:szCs w:val="18"/>
+              </w:rPr>
+            </w:pPr>
+            <w:hyperlink r:id="rId14">
+              <w:r>
+                <w:rPr>
+                  <w:b w:val="1"/>
+                  <w:bCs w:val="1"/>
+                  <w:i w:val="1"/>
+                  <w:iCs w:val="1"/>
                   <w:color w:val="1155cc"/>
                   <w:sz w:val="20"/>
                   <w:szCs w:val="20"/>
@@ -3251,7 +3552,9 @@
             <w:r>
               <w:rPr>
                 <w:b w:val="1"/>
-                <w:i w:val="1"/>
+                <w:bCs w:val="1"/>
+                <w:i w:val="1"/>
+                <w:iCs w:val="1"/>
                 <w:color w:val="548dd4"/>
                 <w:sz w:val="20"/>
                 <w:szCs w:val="20"/>
@@ -3259,289 +3562,59 @@
               </w:rPr>
               <w:t xml:space="preserve"> </w:t>
               <w:br w:type="textWrapping"/>
-              <w:t xml:space="preserve"> Documento que recoge los requerimientos desde la perspectiva del usuario final, priorizando funcionalidades clave como la captura de búsquedas y gestión de usuarios. Permite validar que se ha considerado la experiencia del usuario y los casos de uso necesarios para el desarrollo de los dashboards.</w:t>
-              <w:br w:type="textWrapping"/>
+              <w:t xml:space="preserve"> Contiene la lista de actividades planificadas, priorizadas y asignadas a cada integrante del equipo. Permite evidenciar la organización del trabajo según metodología ágil, estableciendo la trazabilidad de cada actividad y su relación con los objetivos del proyecto.</w:t>
+            </w:r>
+            <w:r>
+              <w:rPr>
+                <w:rtl w:val="0"/>
+              </w:rPr>
             </w:r>
           </w:p>
           <w:p>
             <w:pPr>
               <w:spacing w:after="240" w:before="240" w:lineRule="auto"/>
-              <w:ind w:left="720" w:firstLine="0"/>
-              <w:rPr>
-                <w:b w:val="1"/>
-                <w:i w:val="1"/>
+              <w:rPr>
+                <w:b w:val="1"/>
+                <w:bCs w:val="1"/>
+                <w:i w:val="1"/>
+                <w:iCs w:val="1"/>
+                <w:color w:val="0070c0"/>
+                <w:sz w:val="18"/>
+                <w:szCs w:val="18"/>
+              </w:rPr>
+            </w:pPr>
+            <w:r>
+              <w:rPr>
+                <w:b w:val="1"/>
+                <w:bCs w:val="1"/>
+                <w:i w:val="1"/>
+                <w:iCs w:val="1"/>
                 <w:color w:val="548dd4"/>
                 <w:sz w:val="20"/>
                 <w:szCs w:val="20"/>
-              </w:rPr>
-            </w:pPr>
-            <w:r>
-              <w:rPr>
-                <w:rtl w:val="0"/>
-              </w:rPr>
-            </w:r>
-          </w:p>
-          <w:p>
-            <w:pPr>
-              <w:numPr>
-                <w:ilvl w:val="0"/>
-                <w:numId w:val="1"/>
-              </w:numPr>
-              <w:spacing w:after="240" w:before="240" w:lineRule="auto"/>
-              <w:ind w:left="720" w:hanging="360"/>
-              <w:rPr>
-                <w:b w:val="1"/>
-                <w:i w:val="1"/>
-                <w:color w:val="548dd4"/>
-                <w:sz w:val="20"/>
-                <w:szCs w:val="20"/>
-              </w:rPr>
-            </w:pPr>
-            <w:r>
-              <w:rPr>
-                <w:b w:val="1"/>
-                <w:i w:val="1"/>
-                <w:color w:val="548dd4"/>
-                <w:sz w:val="20"/>
-                <w:szCs w:val="20"/>
-                <w:rtl w:val="0"/>
-              </w:rPr>
-              <w:t xml:space="preserve">Backlog del proyecto </w:t>
-            </w:r>
-          </w:p>
-          <w:p>
-            <w:pPr>
-              <w:spacing w:after="240" w:before="240" w:lineRule="auto"/>
-              <w:ind w:left="720" w:firstLine="0"/>
-              <w:rPr>
-                <w:b w:val="1"/>
-                <w:i w:val="1"/>
-                <w:color w:val="548dd4"/>
-                <w:sz w:val="20"/>
-                <w:szCs w:val="20"/>
-              </w:rPr>
-            </w:pPr>
-            <w:hyperlink r:id="rId11">
-              <w:r>
-                <w:rPr>
-                  <w:b w:val="1"/>
-                  <w:i w:val="1"/>
-                  <w:color w:val="1155cc"/>
-                  <w:sz w:val="20"/>
-                  <w:szCs w:val="20"/>
-                  <w:u w:val="single"/>
-                  <w:rtl w:val="0"/>
-                </w:rPr>
-                <w:t xml:space="preserve">Enlace Documento</w:t>
-              </w:r>
-            </w:hyperlink>
-            <w:r>
-              <w:rPr>
-                <w:b w:val="1"/>
-                <w:i w:val="1"/>
-                <w:color w:val="548dd4"/>
-                <w:sz w:val="20"/>
-                <w:szCs w:val="20"/>
-                <w:rtl w:val="0"/>
-              </w:rPr>
-              <w:t xml:space="preserve"> </w:t>
-              <w:br w:type="textWrapping"/>
-              <w:t xml:space="preserve"> Contiene la lista de actividades planificadas, priorizadas y asignadas a cada integrante del equipo. Permite evidenciar la organización del trabajo según metodología ágil, estableciendo la trazabilidad de cada actividad y su relación con los objetivos del proyecto.</w:t>
-            </w:r>
-          </w:p>
-          <w:p>
-            <w:pPr>
-              <w:spacing w:after="240" w:before="240" w:lineRule="auto"/>
-              <w:ind w:left="0" w:firstLine="0"/>
-              <w:rPr>
-                <w:b w:val="1"/>
-                <w:i w:val="1"/>
-                <w:color w:val="548dd4"/>
-                <w:sz w:val="20"/>
-                <w:szCs w:val="20"/>
-              </w:rPr>
-            </w:pPr>
-            <w:r>
-              <w:rPr>
-                <w:b w:val="1"/>
-                <w:i w:val="1"/>
-                <w:color w:val="548dd4"/>
-                <w:sz w:val="20"/>
-                <w:szCs w:val="20"/>
-                <w:rtl w:val="0"/>
-              </w:rPr>
-              <w:t xml:space="preserve">        4.   Link del repositorio</w:t>
-            </w:r>
-          </w:p>
-          <w:p>
-            <w:pPr>
-              <w:spacing w:after="240" w:before="240" w:lineRule="auto"/>
-              <w:ind w:left="0" w:firstLine="0"/>
-              <w:rPr>
-                <w:b w:val="1"/>
-                <w:i w:val="1"/>
-                <w:color w:val="548dd4"/>
-                <w:sz w:val="20"/>
-                <w:szCs w:val="20"/>
-              </w:rPr>
-            </w:pPr>
-            <w:r>
-              <w:rPr>
-                <w:b w:val="1"/>
-                <w:i w:val="1"/>
-                <w:color w:val="548dd4"/>
-                <w:sz w:val="20"/>
-                <w:szCs w:val="20"/>
                 <w:rtl w:val="0"/>
               </w:rPr>
               <w:t xml:space="preserve">              </w:t>
             </w:r>
-            <w:hyperlink r:id="rId12">
-              <w:r>
-                <w:rPr>
-                  <w:b w:val="1"/>
-                  <w:i w:val="1"/>
-                  <w:color w:val="1155cc"/>
-                  <w:sz w:val="20"/>
-                  <w:szCs w:val="20"/>
-                  <w:u w:val="single"/>
-                  <w:rtl w:val="0"/>
-                </w:rPr>
-                <w:t xml:space="preserve">Repositorio Proyecto</w:t>
-              </w:r>
-            </w:hyperlink>
-            <w:r>
-              <w:rPr>
-                <w:rtl w:val="0"/>
-              </w:rPr>
-            </w:r>
-          </w:p>
-          <w:p>
-            <w:pPr>
-              <w:spacing w:after="240" w:before="240" w:lineRule="auto"/>
-              <w:ind w:left="0" w:firstLine="0"/>
-              <w:rPr>
-                <w:b w:val="1"/>
-                <w:i w:val="1"/>
-                <w:color w:val="548dd4"/>
-                <w:sz w:val="20"/>
-                <w:szCs w:val="20"/>
-              </w:rPr>
-            </w:pPr>
-            <w:r>
-              <w:rPr>
-                <w:b w:val="1"/>
-                <w:i w:val="1"/>
-                <w:color w:val="548dd4"/>
-                <w:sz w:val="20"/>
-                <w:szCs w:val="20"/>
-                <w:rtl w:val="0"/>
-              </w:rPr>
-              <w:t xml:space="preserve">       5.   link evidencias visuales </w:t>
-            </w:r>
-          </w:p>
-          <w:p>
-            <w:pPr>
-              <w:spacing w:after="240" w:before="240" w:lineRule="auto"/>
-              <w:ind w:left="0" w:firstLine="0"/>
-              <w:rPr>
-                <w:b w:val="1"/>
-                <w:i w:val="1"/>
-                <w:color w:val="548dd4"/>
-                <w:sz w:val="20"/>
-                <w:szCs w:val="20"/>
-              </w:rPr>
-            </w:pPr>
-            <w:r>
-              <w:rPr>
-                <w:b w:val="1"/>
-                <w:i w:val="1"/>
-                <w:color w:val="548dd4"/>
-                <w:sz w:val="20"/>
-                <w:szCs w:val="20"/>
-                <w:rtl w:val="0"/>
-              </w:rPr>
-              <w:t xml:space="preserve">             </w:t>
-            </w:r>
-            <w:hyperlink r:id="rId13">
-              <w:r>
-                <w:rPr>
-                  <w:b w:val="1"/>
-                  <w:i w:val="1"/>
-                  <w:color w:val="1155cc"/>
-                  <w:sz w:val="20"/>
-                  <w:szCs w:val="20"/>
-                  <w:u w:val="single"/>
-                  <w:rtl w:val="0"/>
-                </w:rPr>
-                <w:t xml:space="preserve">Imágenes</w:t>
-              </w:r>
-            </w:hyperlink>
-            <w:r>
-              <w:rPr>
-                <w:rtl w:val="0"/>
-              </w:rPr>
-            </w:r>
-          </w:p>
-          <w:p>
-            <w:pPr>
-              <w:spacing w:after="240" w:before="240" w:lineRule="auto"/>
-              <w:ind w:left="0" w:firstLine="0"/>
-              <w:rPr>
-                <w:b w:val="1"/>
-                <w:i w:val="1"/>
-                <w:color w:val="548dd4"/>
-                <w:sz w:val="20"/>
-                <w:szCs w:val="20"/>
-              </w:rPr>
-            </w:pPr>
-            <w:r>
-              <w:rPr>
-                <w:rtl w:val="0"/>
-              </w:rPr>
-            </w:r>
-          </w:p>
-          <w:p>
-            <w:pPr>
-              <w:spacing w:after="240" w:before="240" w:lineRule="auto"/>
-              <w:ind w:left="0" w:firstLine="0"/>
-              <w:rPr>
-                <w:b w:val="1"/>
-                <w:i w:val="1"/>
-                <w:color w:val="548dd4"/>
-                <w:sz w:val="20"/>
-                <w:szCs w:val="20"/>
-              </w:rPr>
-            </w:pPr>
-            <w:r>
-              <w:rPr>
-                <w:rtl w:val="0"/>
-              </w:rPr>
-            </w:r>
-          </w:p>
-          <w:p>
-            <w:pPr>
-              <w:spacing w:after="240" w:before="240" w:lineRule="auto"/>
-              <w:ind w:left="0" w:firstLine="0"/>
-              <w:rPr>
-                <w:b w:val="1"/>
-                <w:i w:val="1"/>
-                <w:color w:val="548dd4"/>
-                <w:sz w:val="20"/>
-                <w:szCs w:val="20"/>
-              </w:rPr>
-            </w:pPr>
-            <w:r>
-              <w:rPr>
-                <w:b w:val="1"/>
-                <w:i w:val="1"/>
-                <w:color w:val="548dd4"/>
-                <w:sz w:val="20"/>
-                <w:szCs w:val="20"/>
-                <w:rtl w:val="0"/>
-              </w:rPr>
-              <w:t xml:space="preserve">       </w:t>
-            </w:r>
+            <w:r>
+              <w:rPr>
+                <w:rtl w:val="0"/>
+              </w:rPr>
+            </w:r>
+          </w:p>
+          <w:p>
+            <w:pPr>
+              <w:ind w:left="743" w:firstLine="0"/>
+              <w:rPr>
+                <w:b w:val="1"/>
+                <w:bCs w:val="1"/>
+                <w:i w:val="1"/>
+                <w:iCs w:val="1"/>
+                <w:color w:val="0070c0"/>
+                <w:sz w:val="18"/>
+                <w:szCs w:val="18"/>
+              </w:rPr>
+            </w:pPr>
             <w:r>
               <w:rPr>
                 <w:rtl w:val="0"/>
@@ -3590,77 +3663,27 @@
               <w:spacing w:after="240" w:before="240" w:lineRule="auto"/>
               <w:jc w:val="both"/>
               <w:rPr>
-                <w:i w:val="1"/>
-                <w:color w:val="0070c0"/>
-                <w:sz w:val="18"/>
-                <w:szCs w:val="18"/>
-              </w:rPr>
-            </w:pPr>
-            <w:r>
-              <w:rPr>
-                <w:b w:val="1"/>
-                <w:i w:val="1"/>
-                <w:color w:val="0070c0"/>
-                <w:sz w:val="18"/>
-                <w:szCs w:val="18"/>
-                <w:rtl w:val="0"/>
-              </w:rPr>
-              <w:t xml:space="preserve">Carlos:</w:t>
-              <w:br w:type="textWrapping"/>
-            </w:r>
-            <w:r>
-              <w:rPr>
-                <w:i w:val="1"/>
-                <w:color w:val="0070c0"/>
-                <w:sz w:val="18"/>
-                <w:szCs w:val="18"/>
-                <w:rtl w:val="0"/>
-              </w:rPr>
-              <w:t xml:space="preserve"> El Proyecto APT me permitió </w:t>
-            </w:r>
-            <w:r>
-              <w:rPr>
-                <w:b w:val="1"/>
-                <w:i w:val="1"/>
-                <w:color w:val="0070c0"/>
-                <w:sz w:val="18"/>
-                <w:szCs w:val="18"/>
-                <w:rtl w:val="0"/>
-              </w:rPr>
-              <w:t xml:space="preserve">identificar con mayor claridad mis intereses en desarrollo de software y análisis de datos</w:t>
-            </w:r>
-            <w:r>
-              <w:rPr>
-                <w:i w:val="1"/>
-                <w:color w:val="0070c0"/>
-                <w:sz w:val="18"/>
-                <w:szCs w:val="18"/>
-                <w:rtl w:val="0"/>
-              </w:rPr>
-              <w:t xml:space="preserve">, ya que pude trabajar directamente en la integración de catálogos, creación de bases de datos y desarrollo de la aplicación web. Esta experiencia confirmó que mis intereses profesionales siguen siendo los mismos que tenía al inicio de la asignatura, pero ahora con un enfoque más práctico y orientado a soluciones reales.</w:t>
-              <w:br w:type="textWrapping"/>
-              <w:t xml:space="preserve"> A futuro, me gustaría </w:t>
-            </w:r>
-            <w:r>
-              <w:rPr>
-                <w:b w:val="1"/>
-                <w:i w:val="1"/>
-                <w:color w:val="0070c0"/>
-                <w:sz w:val="18"/>
-                <w:szCs w:val="18"/>
-                <w:rtl w:val="0"/>
-              </w:rPr>
-              <w:t xml:space="preserve">profundizar en inteligencia de negocios, análisis de consumo y desarrollo de aplicaciones web</w:t>
-            </w:r>
-            <w:r>
-              <w:rPr>
-                <w:i w:val="1"/>
-                <w:color w:val="0070c0"/>
-                <w:sz w:val="18"/>
-                <w:szCs w:val="18"/>
-                <w:rtl w:val="0"/>
-              </w:rPr>
-              <w:t xml:space="preserve">, proyectándome como un profesional capaz de diseñar y mantener sistemas que optimicen la información y apoyen la toma de decisiones en empresas.</w:t>
+                <w:b w:val="1"/>
+                <w:bCs w:val="1"/>
+                <w:i w:val="1"/>
+                <w:iCs w:val="1"/>
+                <w:color w:val="0070c0"/>
+                <w:sz w:val="18"/>
+                <w:szCs w:val="18"/>
+              </w:rPr>
+            </w:pPr>
+            <w:r>
+              <w:rPr>
+                <w:b w:val="1"/>
+                <w:bCs w:val="1"/>
+                <w:i w:val="1"/>
+                <w:iCs w:val="1"/>
+                <w:color w:val="0070c0"/>
+                <w:sz w:val="18"/>
+                <w:szCs w:val="18"/>
+                <w:rtl w:val="0"/>
+              </w:rPr>
+              <w:t xml:space="preserve">Sebastián Solar (Backend y Arquitectura)</w:t>
             </w:r>
           </w:p>
           <w:p>
@@ -3668,87 +3691,231 @@
               <w:spacing w:after="240" w:before="240" w:lineRule="auto"/>
               <w:jc w:val="both"/>
               <w:rPr>
-                <w:i w:val="1"/>
-                <w:color w:val="0070c0"/>
-                <w:sz w:val="18"/>
-                <w:szCs w:val="18"/>
-              </w:rPr>
-            </w:pPr>
-            <w:r>
-              <w:rPr>
-                <w:b w:val="1"/>
-                <w:i w:val="1"/>
-                <w:color w:val="0070c0"/>
-                <w:sz w:val="18"/>
-                <w:szCs w:val="18"/>
-                <w:rtl w:val="0"/>
-              </w:rPr>
-              <w:t xml:space="preserve">Sebastián:</w:t>
-              <w:br w:type="textWrapping"/>
-            </w:r>
-            <w:r>
-              <w:rPr>
-                <w:i w:val="1"/>
-                <w:color w:val="0070c0"/>
-                <w:sz w:val="18"/>
-                <w:szCs w:val="18"/>
-                <w:rtl w:val="0"/>
-              </w:rPr>
-              <w:t xml:space="preserve"> El Proyecto APT me ayudó a </w:t>
-            </w:r>
-            <w:r>
-              <w:rPr>
-                <w:b w:val="1"/>
-                <w:i w:val="1"/>
-                <w:color w:val="0070c0"/>
-                <w:sz w:val="18"/>
-                <w:szCs w:val="18"/>
-                <w:rtl w:val="0"/>
-              </w:rPr>
-              <w:t xml:space="preserve">comprender mejor mis intereses en gestión de bases de datos, desarrollo web y visualización de información</w:t>
-            </w:r>
-            <w:r>
-              <w:rPr>
-                <w:i w:val="1"/>
-                <w:color w:val="0070c0"/>
-                <w:sz w:val="18"/>
-                <w:szCs w:val="18"/>
-                <w:rtl w:val="0"/>
-              </w:rPr>
-              <w:t xml:space="preserve">, ya que participé activamente en la unificación de catálogos y en la creación de la aplicación que los muestra de manera centralizada. Esto reafirma que mis intereses profesionales iniciales se mantienen, pero ahora con mayor certeza sobre el tipo de proyectos que quiero desarrollar.</w:t>
-              <w:br w:type="textWrapping"/>
-              <w:t xml:space="preserve"> Mis proyecciones laborales incluyen </w:t>
-            </w:r>
-            <w:r>
-              <w:rPr>
-                <w:b w:val="1"/>
-                <w:i w:val="1"/>
-                <w:color w:val="0070c0"/>
-                <w:sz w:val="18"/>
-                <w:szCs w:val="18"/>
-                <w:rtl w:val="0"/>
-              </w:rPr>
-              <w:t xml:space="preserve">seguir explorando soluciones tecnológicas orientadas al cliente, análisis de datos y visualización de información</w:t>
-            </w:r>
-            <w:r>
-              <w:rPr>
-                <w:i w:val="1"/>
-                <w:color w:val="0070c0"/>
-                <w:sz w:val="18"/>
-                <w:szCs w:val="18"/>
-                <w:rtl w:val="0"/>
-              </w:rPr>
-              <w:t xml:space="preserve">, y proyectarme como un profesional que pueda implementar sistemas eficientes que aporten valor a empresas y usuarios finales.</w:t>
-            </w:r>
-            <w:r>
-              <w:rPr>
-                <w:rtl w:val="0"/>
-              </w:rPr>
+                <w:b w:val="1"/>
+                <w:bCs w:val="1"/>
+                <w:i w:val="1"/>
+                <w:iCs w:val="1"/>
+                <w:color w:val="0070c0"/>
+                <w:sz w:val="18"/>
+                <w:szCs w:val="18"/>
+              </w:rPr>
+            </w:pPr>
+            <w:r>
+              <w:rPr>
+                <w:b w:val="1"/>
+                <w:bCs w:val="1"/>
+                <w:i w:val="1"/>
+                <w:iCs w:val="1"/>
+                <w:color w:val="0070c0"/>
+                <w:sz w:val="18"/>
+                <w:szCs w:val="18"/>
+                <w:rtl w:val="0"/>
+              </w:rPr>
+              <w:t xml:space="preserve">Este proyecto fue clave para confirmar y profundizar mi interés en la Arquitectura de Software y el desarrollo Backend. Mi rol se centró en diseñar la API en Node.js y administrar la base de datos. El desafío más significativo, y el que más me sirvió, fue la migración crítica de Firebase a MongoDB Atlas. Esta decisión arquitectónica fue fundamental para garantizar el rendimiento de las consultas de agregación que el módulo analítico requería, reafirmando mi interés en la optimización de bases de datos NoSQL y el diseño de sistemas escalables.</w:t>
+            </w:r>
+          </w:p>
+          <w:p>
+            <w:pPr>
+              <w:spacing w:after="240" w:before="240" w:lineRule="auto"/>
+              <w:jc w:val="both"/>
+              <w:rPr>
+                <w:b w:val="1"/>
+                <w:bCs w:val="1"/>
+                <w:i w:val="1"/>
+                <w:iCs w:val="1"/>
+                <w:color w:val="0070c0"/>
+                <w:sz w:val="18"/>
+                <w:szCs w:val="18"/>
+              </w:rPr>
+            </w:pPr>
+            <w:r>
+              <w:rPr>
+                <w:b w:val="1"/>
+                <w:bCs w:val="1"/>
+                <w:i w:val="1"/>
+                <w:iCs w:val="1"/>
+                <w:color w:val="0070c0"/>
+                <w:sz w:val="18"/>
+                <w:szCs w:val="18"/>
+                <w:rtl w:val="0"/>
+              </w:rPr>
+              <w:t xml:space="preserve">Proyecciones Laborales: Me gustaría profundizar en la optimización de pipelines de datos y la arquitectura de sistemas en la nube. A futuro, me proyecto laboralmente como Arquitecto Backend o Especialista en Infraestructura Cloud, diseñando y manteniendo las "carreteras" que soportan aplicaciones de alto tráfico de datos y garantizan la estabilidad del servicio.</w:t>
+            </w:r>
+          </w:p>
+          <w:p>
+            <w:pPr>
+              <w:spacing w:after="240" w:before="240" w:lineRule="auto"/>
+              <w:jc w:val="both"/>
+              <w:rPr>
+                <w:b w:val="1"/>
+                <w:bCs w:val="1"/>
+                <w:i w:val="1"/>
+                <w:iCs w:val="1"/>
+                <w:color w:val="0070c0"/>
+                <w:sz w:val="18"/>
+                <w:szCs w:val="18"/>
+              </w:rPr>
+            </w:pPr>
+            <w:r>
+              <w:rPr>
+                <w:rtl w:val="0"/>
+              </w:rPr>
+            </w:r>
+          </w:p>
+          <w:p>
+            <w:pPr>
+              <w:spacing w:after="240" w:before="240" w:lineRule="auto"/>
+              <w:jc w:val="both"/>
+              <w:rPr>
+                <w:b w:val="1"/>
+                <w:bCs w:val="1"/>
+                <w:i w:val="1"/>
+                <w:iCs w:val="1"/>
+                <w:color w:val="0070c0"/>
+                <w:sz w:val="18"/>
+                <w:szCs w:val="18"/>
+              </w:rPr>
+            </w:pPr>
+            <w:r>
+              <w:rPr>
+                <w:b w:val="1"/>
+                <w:bCs w:val="1"/>
+                <w:i w:val="1"/>
+                <w:iCs w:val="1"/>
+                <w:color w:val="0070c0"/>
+                <w:sz w:val="18"/>
+                <w:szCs w:val="18"/>
+                <w:rtl w:val="0"/>
+              </w:rPr>
+              <w:t xml:space="preserve">Carlos Catalán (Frontend y Datos)</w:t>
+            </w:r>
+          </w:p>
+          <w:p>
+            <w:pPr>
+              <w:spacing w:after="240" w:before="240" w:lineRule="auto"/>
+              <w:jc w:val="both"/>
+              <w:rPr>
+                <w:b w:val="1"/>
+                <w:bCs w:val="1"/>
+                <w:i w:val="1"/>
+                <w:iCs w:val="1"/>
+                <w:color w:val="0070c0"/>
+                <w:sz w:val="18"/>
+                <w:szCs w:val="18"/>
+              </w:rPr>
+            </w:pPr>
+            <w:r>
+              <w:rPr>
+                <w:b w:val="1"/>
+                <w:bCs w:val="1"/>
+                <w:i w:val="1"/>
+                <w:iCs w:val="1"/>
+                <w:color w:val="0070c0"/>
+                <w:sz w:val="18"/>
+                <w:szCs w:val="18"/>
+                <w:rtl w:val="0"/>
+              </w:rPr>
+              <w:t xml:space="preserve">Este proyecto me permitió explorar en la práctica mi interés por el ciclo de vida completo del dato. Mi trabajo se dividió en dos áreas: la Ingeniería de Datos (desarrollando y depurando los scrapers de Playwright) y el Análisis/Frontend (construyendo la interfaz y los dashboards). Disfruté especialmente el reto técnico de la volatilidad de los scrapers, resolviendo cómo capturar datos de sitios dinámicos, y luego transformar esos datos "sucios" en métricas de valor, como el análisis de "Fuga de Interés".</w:t>
+            </w:r>
+          </w:p>
+          <w:p>
+            <w:pPr>
+              <w:spacing w:after="240" w:before="240" w:lineRule="auto"/>
+              <w:jc w:val="both"/>
+              <w:rPr>
+                <w:b w:val="1"/>
+                <w:bCs w:val="1"/>
+                <w:i w:val="1"/>
+                <w:iCs w:val="1"/>
+                <w:color w:val="0070c0"/>
+                <w:sz w:val="18"/>
+                <w:szCs w:val="18"/>
+              </w:rPr>
+            </w:pPr>
+            <w:r>
+              <w:rPr>
+                <w:rtl w:val="0"/>
+              </w:rPr>
+            </w:r>
+          </w:p>
+          <w:p>
+            <w:pPr>
+              <w:spacing w:after="240" w:before="240" w:lineRule="auto"/>
+              <w:jc w:val="both"/>
+              <w:rPr>
+                <w:b w:val="1"/>
+                <w:bCs w:val="1"/>
+                <w:i w:val="1"/>
+                <w:iCs w:val="1"/>
+                <w:color w:val="0070c0"/>
+                <w:sz w:val="18"/>
+                <w:szCs w:val="18"/>
+              </w:rPr>
+            </w:pPr>
+            <w:r>
+              <w:rPr>
+                <w:b w:val="1"/>
+                <w:bCs w:val="1"/>
+                <w:i w:val="1"/>
+                <w:iCs w:val="1"/>
+                <w:color w:val="0070c0"/>
+                <w:sz w:val="18"/>
+                <w:szCs w:val="18"/>
+                <w:rtl w:val="0"/>
+              </w:rPr>
+              <w:t xml:space="preserve">Proyecciones Laborales: Mis intereses profesionales se consolidan en el área de datos. Me gustaría seguir profundizando en técnicas de Data Engineering (extracción y transformación) y Business Intelligence. Me proyecto en un rol que actúe como puente entre la ingeniería y el negocio, conectando la captura técnica de datos con la visualización estratégica para la toma de decisiones.</w:t>
             </w:r>
           </w:p>
         </w:tc>
       </w:tr>
     </w:tbl>
+    <w:p>
+      <w:pPr>
+        <w:rPr>
+          <w:b w:val="1"/>
+          <w:bCs w:val="1"/>
+        </w:rPr>
+      </w:pPr>
+      <w:r>
+        <w:rPr>
+          <w:rtl w:val="0"/>
+        </w:rPr>
+      </w:r>
+    </w:p>
+    <w:p>
+      <w:pPr>
+        <w:spacing w:after="0" w:line="276" w:lineRule="auto"/>
+        <w:ind w:left="-426" w:right="-568" w:firstLine="0"/>
+        <w:jc w:val="both"/>
+        <w:rPr>
+          <w:color w:val="767171"/>
+          <w:sz w:val="24"/>
+          <w:szCs w:val="24"/>
+        </w:rPr>
+      </w:pPr>
+      <w:r>
+        <w:rPr>
+          <w:rtl w:val="0"/>
+        </w:rPr>
+      </w:r>
+    </w:p>
+    <w:p>
+      <w:pPr>
+        <w:spacing w:after="0" w:line="276" w:lineRule="auto"/>
+        <w:ind w:left="-426" w:right="-568" w:firstLine="0"/>
+        <w:jc w:val="both"/>
+        <w:rPr>
+          <w:color w:val="767171"/>
+          <w:sz w:val="24"/>
+          <w:szCs w:val="24"/>
+        </w:rPr>
+      </w:pPr>
+      <w:r>
+        <w:rPr>
+          <w:rtl w:val="0"/>
+        </w:rPr>
+      </w:r>
+    </w:p>
     <w:p>
       <w:pPr>
         <w:rPr/>
@@ -3760,7 +3927,7 @@
       </w:r>
     </w:p>
     <w:sectPr>
-      <w:headerReference r:id="rId14" w:type="default"/>
+      <w:headerReference r:id="rId15" w:type="default"/>
       <w:pgSz w:h="16838" w:w="11906" w:orient="portrait"/>
       <w:pgMar w:bottom="1417" w:top="1417" w:left="1701" w:right="1701" w:header="708" w:footer="708"/>
       <w:pgNumType w:start="1"/>
@@ -3844,6 +4011,7 @@
             <w:rPr>
               <w:rFonts w:ascii="Century Gothic" w:cs="Century Gothic" w:eastAsia="Century Gothic" w:hAnsi="Century Gothic"/>
               <w:b w:val="1"/>
+              <w:bCs w:val="1"/>
               <w:color w:val="1d2763"/>
               <w:sz w:val="24"/>
               <w:szCs w:val="24"/>
@@ -3853,6 +4021,7 @@
             <w:rPr>
               <w:rFonts w:ascii="Century Gothic" w:cs="Century Gothic" w:eastAsia="Century Gothic" w:hAnsi="Century Gothic"/>
               <w:b w:val="1"/>
+              <w:bCs w:val="1"/>
               <w:color w:val="1d2763"/>
               <w:sz w:val="24"/>
               <w:szCs w:val="24"/>
@@ -3867,6 +4036,7 @@
             <w:rPr>
               <w:rFonts w:ascii="Century Gothic" w:cs="Century Gothic" w:eastAsia="Century Gothic" w:hAnsi="Century Gothic"/>
               <w:b w:val="1"/>
+              <w:bCs w:val="1"/>
               <w:color w:val="1d2763"/>
               <w:sz w:val="24"/>
               <w:szCs w:val="24"/>
@@ -3876,6 +4046,7 @@
             <w:rPr>
               <w:rFonts w:ascii="Century Gothic" w:cs="Century Gothic" w:eastAsia="Century Gothic" w:hAnsi="Century Gothic"/>
               <w:b w:val="1"/>
+              <w:bCs w:val="1"/>
               <w:color w:val="1d2763"/>
               <w:sz w:val="24"/>
               <w:szCs w:val="24"/>
@@ -3900,6 +4071,7 @@
             <w:rPr>
               <w:rFonts w:ascii="Century Gothic" w:cs="Century Gothic" w:eastAsia="Century Gothic" w:hAnsi="Century Gothic"/>
               <w:b w:val="1"/>
+              <w:bCs w:val="1"/>
               <w:sz w:val="30"/>
               <w:szCs w:val="30"/>
             </w:rPr>
@@ -3972,7 +4144,9 @@
       <w:rPr>
         <w:rFonts w:ascii="Calibri" w:cs="Calibri" w:eastAsia="Calibri" w:hAnsi="Calibri"/>
         <w:b w:val="0"/>
+        <w:bCs w:val="0"/>
         <w:i w:val="0"/>
+        <w:iCs w:val="0"/>
         <w:smallCaps w:val="0"/>
         <w:strike w:val="0"/>
         <w:color w:val="000000"/>
@@ -3997,8 +4171,8 @@
   <w:abstractNum w:abstractNumId="1">
     <w:lvl w:ilvl="0">
       <w:start w:val="1"/>
-      <w:numFmt w:val="decimal"/>
-      <w:lvlText w:val="%1."/>
+      <w:numFmt w:val="bullet"/>
+      <w:lvlText w:val="●"/>
       <w:lvlJc w:val="left"/>
       <w:pPr>
         <w:ind w:left="720" w:hanging="360"/>
@@ -4009,8 +4183,8 @@
     </w:lvl>
     <w:lvl w:ilvl="1">
       <w:start w:val="1"/>
-      <w:numFmt w:val="lowerLetter"/>
-      <w:lvlText w:val="%2."/>
+      <w:numFmt w:val="bullet"/>
+      <w:lvlText w:val="○"/>
       <w:lvlJc w:val="left"/>
       <w:pPr>
         <w:ind w:left="1440" w:hanging="360"/>
@@ -4021,8 +4195,8 @@
     </w:lvl>
     <w:lvl w:ilvl="2">
       <w:start w:val="1"/>
-      <w:numFmt w:val="lowerRoman"/>
-      <w:lvlText w:val="%3."/>
+      <w:numFmt w:val="bullet"/>
+      <w:lvlText w:val="■"/>
       <w:lvlJc w:val="left"/>
       <w:pPr>
         <w:ind w:left="2160" w:hanging="360"/>
@@ -4033,8 +4207,8 @@
     </w:lvl>
     <w:lvl w:ilvl="3">
       <w:start w:val="1"/>
-      <w:numFmt w:val="decimal"/>
-      <w:lvlText w:val="%4."/>
+      <w:numFmt w:val="bullet"/>
+      <w:lvlText w:val="●"/>
       <w:lvlJc w:val="left"/>
       <w:pPr>
         <w:ind w:left="2880" w:hanging="360"/>
@@ -4045,8 +4219,8 @@
     </w:lvl>
     <w:lvl w:ilvl="4">
       <w:start w:val="1"/>
-      <w:numFmt w:val="lowerLetter"/>
-      <w:lvlText w:val="%5."/>
+      <w:numFmt w:val="bullet"/>
+      <w:lvlText w:val="○"/>
       <w:lvlJc w:val="left"/>
       <w:pPr>
         <w:ind w:left="3600" w:hanging="360"/>
@@ -4057,8 +4231,8 @@
     </w:lvl>
     <w:lvl w:ilvl="5">
       <w:start w:val="1"/>
-      <w:numFmt w:val="lowerRoman"/>
-      <w:lvlText w:val="%6."/>
+      <w:numFmt w:val="bullet"/>
+      <w:lvlText w:val="■"/>
       <w:lvlJc w:val="left"/>
       <w:pPr>
         <w:ind w:left="4320" w:hanging="360"/>
@@ -4069,8 +4243,8 @@
     </w:lvl>
     <w:lvl w:ilvl="6">
       <w:start w:val="1"/>
-      <w:numFmt w:val="decimal"/>
-      <w:lvlText w:val="%7."/>
+      <w:numFmt w:val="bullet"/>
+      <w:lvlText w:val="●"/>
       <w:lvlJc w:val="left"/>
       <w:pPr>
         <w:ind w:left="5040" w:hanging="360"/>
@@ -4081,8 +4255,8 @@
     </w:lvl>
     <w:lvl w:ilvl="7">
       <w:start w:val="1"/>
-      <w:numFmt w:val="lowerLetter"/>
-      <w:lvlText w:val="%8."/>
+      <w:numFmt w:val="bullet"/>
+      <w:lvlText w:val="○"/>
       <w:lvlJc w:val="left"/>
       <w:pPr>
         <w:ind w:left="5760" w:hanging="360"/>
@@ -4093,8 +4267,8 @@
     </w:lvl>
     <w:lvl w:ilvl="8">
       <w:start w:val="1"/>
-      <w:numFmt w:val="lowerRoman"/>
-      <w:lvlText w:val="%9."/>
+      <w:numFmt w:val="bullet"/>
+      <w:lvlText w:val="■"/>
       <w:lvlJc w:val="left"/>
       <w:pPr>
         <w:ind w:left="6480" w:hanging="360"/>
@@ -4108,37 +4282,37 @@
     <w:lvl w:ilvl="0">
       <w:start w:val="1"/>
       <w:numFmt w:val="bullet"/>
-      <w:lvlText w:val="-"/>
+      <w:lvlText w:val="●"/>
       <w:lvlJc w:val="left"/>
       <w:pPr>
         <w:ind w:left="720" w:hanging="360"/>
       </w:pPr>
       <w:rPr>
-        <w:rFonts w:ascii="Times New Roman" w:cs="Times New Roman" w:eastAsia="Times New Roman" w:hAnsi="Times New Roman"/>
+        <w:u w:val="none"/>
       </w:rPr>
     </w:lvl>
     <w:lvl w:ilvl="1">
       <w:start w:val="1"/>
       <w:numFmt w:val="bullet"/>
-      <w:lvlText w:val="o"/>
+      <w:lvlText w:val="○"/>
       <w:lvlJc w:val="left"/>
       <w:pPr>
         <w:ind w:left="1440" w:hanging="360"/>
       </w:pPr>
       <w:rPr>
-        <w:rFonts w:ascii="Courier New" w:cs="Courier New" w:eastAsia="Courier New" w:hAnsi="Courier New"/>
+        <w:u w:val="none"/>
       </w:rPr>
     </w:lvl>
     <w:lvl w:ilvl="2">
       <w:start w:val="1"/>
       <w:numFmt w:val="bullet"/>
-      <w:lvlText w:val="▪"/>
+      <w:lvlText w:val="■"/>
       <w:lvlJc w:val="left"/>
       <w:pPr>
         <w:ind w:left="2160" w:hanging="360"/>
       </w:pPr>
       <w:rPr>
-        <w:rFonts w:ascii="Noto Sans Symbols" w:cs="Noto Sans Symbols" w:eastAsia="Noto Sans Symbols" w:hAnsi="Noto Sans Symbols"/>
+        <w:u w:val="none"/>
       </w:rPr>
     </w:lvl>
     <w:lvl w:ilvl="3">
@@ -4150,31 +4324,31 @@
         <w:ind w:left="2880" w:hanging="360"/>
       </w:pPr>
       <w:rPr>
-        <w:rFonts w:ascii="Noto Sans Symbols" w:cs="Noto Sans Symbols" w:eastAsia="Noto Sans Symbols" w:hAnsi="Noto Sans Symbols"/>
+        <w:u w:val="none"/>
       </w:rPr>
     </w:lvl>
     <w:lvl w:ilvl="4">
       <w:start w:val="1"/>
       <w:numFmt w:val="bullet"/>
-      <w:lvlText w:val="o"/>
+      <w:lvlText w:val="○"/>
       <w:lvlJc w:val="left"/>
       <w:pPr>
         <w:ind w:left="3600" w:hanging="360"/>
       </w:pPr>
       <w:rPr>
-        <w:rFonts w:ascii="Courier New" w:cs="Courier New" w:eastAsia="Courier New" w:hAnsi="Courier New"/>
+        <w:u w:val="none"/>
       </w:rPr>
     </w:lvl>
     <w:lvl w:ilvl="5">
       <w:start w:val="1"/>
       <w:numFmt w:val="bullet"/>
-      <w:lvlText w:val="▪"/>
+      <w:lvlText w:val="■"/>
       <w:lvlJc w:val="left"/>
       <w:pPr>
         <w:ind w:left="4320" w:hanging="360"/>
       </w:pPr>
       <w:rPr>
-        <w:rFonts w:ascii="Noto Sans Symbols" w:cs="Noto Sans Symbols" w:eastAsia="Noto Sans Symbols" w:hAnsi="Noto Sans Symbols"/>
+        <w:u w:val="none"/>
       </w:rPr>
     </w:lvl>
     <w:lvl w:ilvl="6">
@@ -4186,31 +4360,31 @@
         <w:ind w:left="5040" w:hanging="360"/>
       </w:pPr>
       <w:rPr>
-        <w:rFonts w:ascii="Noto Sans Symbols" w:cs="Noto Sans Symbols" w:eastAsia="Noto Sans Symbols" w:hAnsi="Noto Sans Symbols"/>
+        <w:u w:val="none"/>
       </w:rPr>
     </w:lvl>
     <w:lvl w:ilvl="7">
       <w:start w:val="1"/>
       <w:numFmt w:val="bullet"/>
-      <w:lvlText w:val="o"/>
+      <w:lvlText w:val="○"/>
       <w:lvlJc w:val="left"/>
       <w:pPr>
         <w:ind w:left="5760" w:hanging="360"/>
       </w:pPr>
       <w:rPr>
-        <w:rFonts w:ascii="Courier New" w:cs="Courier New" w:eastAsia="Courier New" w:hAnsi="Courier New"/>
+        <w:u w:val="none"/>
       </w:rPr>
     </w:lvl>
     <w:lvl w:ilvl="8">
       <w:start w:val="1"/>
       <w:numFmt w:val="bullet"/>
-      <w:lvlText w:val="▪"/>
+      <w:lvlText w:val="■"/>
       <w:lvlJc w:val="left"/>
       <w:pPr>
         <w:ind w:left="6480" w:hanging="360"/>
       </w:pPr>
       <w:rPr>
-        <w:rFonts w:ascii="Noto Sans Symbols" w:cs="Noto Sans Symbols" w:eastAsia="Noto Sans Symbols" w:hAnsi="Noto Sans Symbols"/>
+        <w:u w:val="none"/>
       </w:rPr>
     </w:lvl>
   </w:abstractNum>
@@ -4327,114 +4501,224 @@
   <w:abstractNum w:abstractNumId="4">
     <w:lvl w:ilvl="0">
       <w:start w:val="1"/>
-      <w:numFmt w:val="decimal"/>
-      <w:lvlText w:val="%1."/>
+      <w:numFmt w:val="bullet"/>
+      <w:lvlText w:val="-"/>
       <w:lvlJc w:val="left"/>
       <w:pPr>
         <w:ind w:left="720" w:hanging="360"/>
       </w:pPr>
       <w:rPr>
-        <w:u w:val="none"/>
+        <w:rFonts w:ascii="Times New Roman" w:cs="Times New Roman" w:eastAsia="Times New Roman" w:hAnsi="Times New Roman"/>
       </w:rPr>
     </w:lvl>
     <w:lvl w:ilvl="1">
       <w:start w:val="1"/>
-      <w:numFmt w:val="lowerLetter"/>
-      <w:lvlText w:val="%2."/>
+      <w:numFmt w:val="bullet"/>
+      <w:lvlText w:val="o"/>
       <w:lvlJc w:val="left"/>
       <w:pPr>
         <w:ind w:left="1440" w:hanging="360"/>
       </w:pPr>
       <w:rPr>
-        <w:u w:val="none"/>
+        <w:rFonts w:ascii="Courier New" w:cs="Courier New" w:eastAsia="Courier New" w:hAnsi="Courier New"/>
       </w:rPr>
     </w:lvl>
     <w:lvl w:ilvl="2">
       <w:start w:val="1"/>
-      <w:numFmt w:val="lowerRoman"/>
-      <w:lvlText w:val="%3."/>
+      <w:numFmt w:val="bullet"/>
+      <w:lvlText w:val="▪"/>
       <w:lvlJc w:val="left"/>
       <w:pPr>
         <w:ind w:left="2160" w:hanging="360"/>
       </w:pPr>
       <w:rPr>
-        <w:u w:val="none"/>
+        <w:rFonts w:ascii="Noto Sans Symbols" w:cs="Noto Sans Symbols" w:eastAsia="Noto Sans Symbols" w:hAnsi="Noto Sans Symbols"/>
       </w:rPr>
     </w:lvl>
     <w:lvl w:ilvl="3">
       <w:start w:val="1"/>
-      <w:numFmt w:val="decimal"/>
-      <w:lvlText w:val="%4."/>
+      <w:numFmt w:val="bullet"/>
+      <w:lvlText w:val="●"/>
       <w:lvlJc w:val="left"/>
       <w:pPr>
         <w:ind w:left="2880" w:hanging="360"/>
       </w:pPr>
       <w:rPr>
-        <w:u w:val="none"/>
+        <w:rFonts w:ascii="Noto Sans Symbols" w:cs="Noto Sans Symbols" w:eastAsia="Noto Sans Symbols" w:hAnsi="Noto Sans Symbols"/>
       </w:rPr>
     </w:lvl>
     <w:lvl w:ilvl="4">
       <w:start w:val="1"/>
-      <w:numFmt w:val="lowerLetter"/>
-      <w:lvlText w:val="%5."/>
+      <w:numFmt w:val="bullet"/>
+      <w:lvlText w:val="o"/>
       <w:lvlJc w:val="left"/>
       <w:pPr>
         <w:ind w:left="3600" w:hanging="360"/>
       </w:pPr>
       <w:rPr>
-        <w:u w:val="none"/>
+        <w:rFonts w:ascii="Courier New" w:cs="Courier New" w:eastAsia="Courier New" w:hAnsi="Courier New"/>
       </w:rPr>
     </w:lvl>
     <w:lvl w:ilvl="5">
       <w:start w:val="1"/>
-      <w:numFmt w:val="lowerRoman"/>
-      <w:lvlText w:val="%6."/>
+      <w:numFmt w:val="bullet"/>
+      <w:lvlText w:val="▪"/>
       <w:lvlJc w:val="left"/>
       <w:pPr>
         <w:ind w:left="4320" w:hanging="360"/>
       </w:pPr>
       <w:rPr>
-        <w:u w:val="none"/>
+        <w:rFonts w:ascii="Noto Sans Symbols" w:cs="Noto Sans Symbols" w:eastAsia="Noto Sans Symbols" w:hAnsi="Noto Sans Symbols"/>
       </w:rPr>
     </w:lvl>
     <w:lvl w:ilvl="6">
       <w:start w:val="1"/>
-      <w:numFmt w:val="decimal"/>
-      <w:lvlText w:val="%7."/>
+      <w:numFmt w:val="bullet"/>
+      <w:lvlText w:val="●"/>
       <w:lvlJc w:val="left"/>
       <w:pPr>
         <w:ind w:left="5040" w:hanging="360"/>
       </w:pPr>
       <w:rPr>
-        <w:u w:val="none"/>
+        <w:rFonts w:ascii="Noto Sans Symbols" w:cs="Noto Sans Symbols" w:eastAsia="Noto Sans Symbols" w:hAnsi="Noto Sans Symbols"/>
       </w:rPr>
     </w:lvl>
     <w:lvl w:ilvl="7">
       <w:start w:val="1"/>
-      <w:numFmt w:val="lowerLetter"/>
-      <w:lvlText w:val="%8."/>
+      <w:numFmt w:val="bullet"/>
+      <w:lvlText w:val="o"/>
       <w:lvlJc w:val="left"/>
       <w:pPr>
         <w:ind w:left="5760" w:hanging="360"/>
       </w:pPr>
       <w:rPr>
-        <w:u w:val="none"/>
+        <w:rFonts w:ascii="Courier New" w:cs="Courier New" w:eastAsia="Courier New" w:hAnsi="Courier New"/>
       </w:rPr>
     </w:lvl>
     <w:lvl w:ilvl="8">
       <w:start w:val="1"/>
-      <w:numFmt w:val="lowerRoman"/>
-      <w:lvlText w:val="%9."/>
+      <w:numFmt w:val="bullet"/>
+      <w:lvlText w:val="▪"/>
       <w:lvlJc w:val="left"/>
       <w:pPr>
         <w:ind w:left="6480" w:hanging="360"/>
       </w:pPr>
       <w:rPr>
-        <w:u w:val="none"/>
+        <w:rFonts w:ascii="Noto Sans Symbols" w:cs="Noto Sans Symbols" w:eastAsia="Noto Sans Symbols" w:hAnsi="Noto Sans Symbols"/>
       </w:rPr>
     </w:lvl>
   </w:abstractNum>
   <w:abstractNum w:abstractNumId="5">
+    <w:lvl w:ilvl="0">
+      <w:start w:val="1"/>
+      <w:numFmt w:val="bullet"/>
+      <w:lvlText w:val="●"/>
+      <w:lvlJc w:val="left"/>
+      <w:pPr>
+        <w:ind w:left="720" w:hanging="360"/>
+      </w:pPr>
+      <w:rPr>
+        <w:u w:val="none"/>
+      </w:rPr>
+    </w:lvl>
+    <w:lvl w:ilvl="1">
+      <w:start w:val="1"/>
+      <w:numFmt w:val="bullet"/>
+      <w:lvlText w:val="○"/>
+      <w:lvlJc w:val="left"/>
+      <w:pPr>
+        <w:ind w:left="1440" w:hanging="360"/>
+      </w:pPr>
+      <w:rPr>
+        <w:u w:val="none"/>
+      </w:rPr>
+    </w:lvl>
+    <w:lvl w:ilvl="2">
+      <w:start w:val="1"/>
+      <w:numFmt w:val="bullet"/>
+      <w:lvlText w:val="■"/>
+      <w:lvlJc w:val="left"/>
+      <w:pPr>
+        <w:ind w:left="2160" w:hanging="360"/>
+      </w:pPr>
+      <w:rPr>
+        <w:u w:val="none"/>
+      </w:rPr>
+    </w:lvl>
+    <w:lvl w:ilvl="3">
+      <w:start w:val="1"/>
+      <w:numFmt w:val="bullet"/>
+      <w:lvlText w:val="●"/>
+      <w:lvlJc w:val="left"/>
+      <w:pPr>
+        <w:ind w:left="2880" w:hanging="360"/>
+      </w:pPr>
+      <w:rPr>
+        <w:u w:val="none"/>
+      </w:rPr>
+    </w:lvl>
+    <w:lvl w:ilvl="4">
+      <w:start w:val="1"/>
+      <w:numFmt w:val="bullet"/>
+      <w:lvlText w:val="○"/>
+      <w:lvlJc w:val="left"/>
+      <w:pPr>
+        <w:ind w:left="3600" w:hanging="360"/>
+      </w:pPr>
+      <w:rPr>
+        <w:u w:val="none"/>
+      </w:rPr>
+    </w:lvl>
+    <w:lvl w:ilvl="5">
+      <w:start w:val="1"/>
+      <w:numFmt w:val="bullet"/>
+      <w:lvlText w:val="■"/>
+      <w:lvlJc w:val="left"/>
+      <w:pPr>
+        <w:ind w:left="4320" w:hanging="360"/>
+      </w:pPr>
+      <w:rPr>
+        <w:u w:val="none"/>
+      </w:rPr>
+    </w:lvl>
+    <w:lvl w:ilvl="6">
+      <w:start w:val="1"/>
+      <w:numFmt w:val="bullet"/>
+      <w:lvlText w:val="●"/>
+      <w:lvlJc w:val="left"/>
+      <w:pPr>
+        <w:ind w:left="5040" w:hanging="360"/>
+      </w:pPr>
+      <w:rPr>
+        <w:u w:val="none"/>
+      </w:rPr>
+    </w:lvl>
+    <w:lvl w:ilvl="7">
+      <w:start w:val="1"/>
+      <w:numFmt w:val="bullet"/>
+      <w:lvlText w:val="○"/>
+      <w:lvlJc w:val="left"/>
+      <w:pPr>
+        <w:ind w:left="5760" w:hanging="360"/>
+      </w:pPr>
+      <w:rPr>
+        <w:u w:val="none"/>
+      </w:rPr>
+    </w:lvl>
+    <w:lvl w:ilvl="8">
+      <w:start w:val="1"/>
+      <w:numFmt w:val="bullet"/>
+      <w:lvlText w:val="■"/>
+      <w:lvlJc w:val="left"/>
+      <w:pPr>
+        <w:ind w:left="6480" w:hanging="360"/>
+      </w:pPr>
+      <w:rPr>
+        <w:u w:val="none"/>
+      </w:rPr>
+    </w:lvl>
+  </w:abstractNum>
+  <w:abstractNum w:abstractNumId="6">
     <w:lvl w:ilvl="0">
       <w:start w:val="1"/>
       <w:numFmt w:val="bullet"/>
@@ -4558,6 +4842,9 @@
   </w:num>
   <w:num w:numId="5">
     <w:abstractNumId w:val="5"/>
+  </w:num>
+  <w:num w:numId="6">
+    <w:abstractNumId w:val="6"/>
   </w:num>
 </w:numbering>
 </file>
@@ -4605,6 +4892,7 @@
     </w:pPr>
     <w:rPr>
       <w:b w:val="1"/>
+      <w:bCs w:val="1"/>
       <w:sz w:val="48"/>
       <w:szCs w:val="48"/>
     </w:rPr>
@@ -4621,6 +4909,7 @@
     </w:pPr>
     <w:rPr>
       <w:b w:val="1"/>
+      <w:bCs w:val="1"/>
       <w:sz w:val="36"/>
       <w:szCs w:val="36"/>
     </w:rPr>
@@ -4653,6 +4942,7 @@
     </w:pPr>
     <w:rPr>
       <w:b w:val="1"/>
+      <w:bCs w:val="1"/>
       <w:sz w:val="24"/>
       <w:szCs w:val="24"/>
     </w:rPr>
@@ -4669,6 +4959,7 @@
     </w:pPr>
     <w:rPr>
       <w:b w:val="1"/>
+      <w:bCs w:val="1"/>
       <w:sz w:val="22"/>
       <w:szCs w:val="22"/>
     </w:rPr>
@@ -4685,6 +4976,7 @@
     </w:pPr>
     <w:rPr>
       <w:b w:val="1"/>
+      <w:bCs w:val="1"/>
       <w:sz w:val="20"/>
       <w:szCs w:val="20"/>
     </w:rPr>
@@ -4701,6 +4993,7 @@
     </w:pPr>
     <w:rPr>
       <w:b w:val="1"/>
+      <w:bCs w:val="1"/>
       <w:sz w:val="72"/>
       <w:szCs w:val="72"/>
     </w:rPr>
@@ -4993,6 +5286,7 @@
     <w:rPr>
       <w:rFonts w:ascii="Georgia" w:cs="Georgia" w:eastAsia="Georgia" w:hAnsi="Georgia"/>
       <w:i w:val="1"/>
+      <w:iCs w:val="1"/>
       <w:color w:val="666666"/>
       <w:sz w:val="48"/>
       <w:szCs w:val="48"/>
@@ -5366,7 +5660,7 @@
 
 <file path=customXML/item1.xml><?xml version="1.0" encoding="utf-8"?>
 <go:gDocsCustomXmlDataStorage xmlns:go="http://customooxmlschemas.google.com/" xmlns:r="http://schemas.openxmlformats.org/officeDocument/2006/relationships" uri="GoogleDocsCustomDataVersion2">
-  <go:docsCustomData xmlns:go="http://customooxmlschemas.google.com/" roundtripDataSignature="AMtx7mhMl3D1vD13+r4jGSICmb1MfJDOLg==">CgMxLjA4AHIhMXF3M3pfUkNMcjhQRWlZSWtCQ0RQaG45YVdPQnNsV3Bo</go:docsCustomData>
+  <go:docsCustomData xmlns:go="http://customooxmlschemas.google.com/" roundtripDataSignature="AMtx7mhLTSyrk82LjCrR7pW0v3eUOFXjFw==">CgMxLjA4AHIhMXJqcVlFbDk2d25EMXpWdjNXVHVBZ0FvUzl3Vzh6UHhU</go:docsCustomData>
 </go:gDocsCustomXmlDataStorage>
 </file>
 

--- a/Fase 2/Evidencias Grupales/2.6_GuiaEstudiante_Fase 2_Informe Final Proyecto APT.docx
+++ b/Fase 2/Evidencias Grupales/2.6_GuiaEstudiante_Fase 2_Informe Final Proyecto APT.docx
@@ -311,7 +311,6 @@
           <w:rFonts w:ascii="Calibri" w:cs="Calibri" w:eastAsia="Calibri" w:hAnsi="Calibri"/>
           <w:b w:val="1"/>
           <w:bCs w:val="1"/>
-          <w:color w:val="2f5496"/>
           <w:sz w:val="26"/>
           <w:szCs w:val="26"/>
         </w:rPr>
@@ -328,7 +327,6 @@
           <w:rFonts w:ascii="Calibri" w:cs="Calibri" w:eastAsia="Calibri" w:hAnsi="Calibri"/>
           <w:b w:val="1"/>
           <w:bCs w:val="1"/>
-          <w:color w:val="2f5496"/>
           <w:sz w:val="26"/>
           <w:szCs w:val="26"/>
         </w:rPr>
@@ -379,7 +377,6 @@
               <w:rPr>
                 <w:b w:val="1"/>
                 <w:bCs w:val="1"/>
-                <w:color w:val="1f3864"/>
                 <w:sz w:val="28"/>
                 <w:szCs w:val="28"/>
               </w:rPr>
@@ -388,7 +385,6 @@
               <w:rPr>
                 <w:b w:val="1"/>
                 <w:bCs w:val="1"/>
-                <w:color w:val="1f3864"/>
                 <w:sz w:val="28"/>
                 <w:szCs w:val="28"/>
                 <w:rtl w:val="0"/>
@@ -438,7 +434,6 @@
                 <w:iCs w:val="0"/>
                 <w:smallCaps w:val="0"/>
                 <w:strike w:val="0"/>
-                <w:color w:val="1f3864"/>
                 <w:sz w:val="22"/>
                 <w:szCs w:val="22"/>
                 <w:u w:val="none"/>
@@ -481,7 +476,6 @@
                 <w:iCs w:val="0"/>
                 <w:smallCaps w:val="0"/>
                 <w:strike w:val="0"/>
-                <w:color w:val="1f3864"/>
                 <w:sz w:val="22"/>
                 <w:szCs w:val="22"/>
                 <w:u w:val="none"/>
@@ -498,7 +492,6 @@
                 <w:iCs w:val="0"/>
                 <w:smallCaps w:val="0"/>
                 <w:strike w:val="0"/>
-                <w:color w:val="1f3864"/>
                 <w:sz w:val="22"/>
                 <w:szCs w:val="22"/>
                 <w:u w:val="none"/>
@@ -538,7 +531,6 @@
                 <w:iCs w:val="0"/>
                 <w:smallCaps w:val="0"/>
                 <w:strike w:val="0"/>
-                <w:color w:val="1f3864"/>
                 <w:sz w:val="22"/>
                 <w:szCs w:val="22"/>
                 <w:u w:val="none"/>
@@ -581,7 +573,6 @@
                 <w:iCs w:val="0"/>
                 <w:smallCaps w:val="0"/>
                 <w:strike w:val="0"/>
-                <w:color w:val="1f3864"/>
                 <w:sz w:val="22"/>
                 <w:szCs w:val="22"/>
                 <w:u w:val="none"/>
@@ -598,7 +589,6 @@
                 <w:iCs w:val="0"/>
                 <w:smallCaps w:val="0"/>
                 <w:strike w:val="0"/>
-                <w:color w:val="1f3864"/>
                 <w:sz w:val="22"/>
                 <w:szCs w:val="22"/>
                 <w:u w:val="none"/>
@@ -671,13 +661,11 @@
             <w:pPr>
               <w:rPr>
                 <w:rFonts w:ascii="Calibri" w:cs="Calibri" w:eastAsia="Calibri" w:hAnsi="Calibri"/>
-                <w:color w:val="1f3864"/>
               </w:rPr>
             </w:pPr>
             <w:r>
               <w:rPr>
                 <w:rFonts w:ascii="Calibri" w:cs="Calibri" w:eastAsia="Calibri" w:hAnsi="Calibri"/>
-                <w:color w:val="1f3864"/>
                 <w:rtl w:val="0"/>
               </w:rPr>
               <w:t xml:space="preserve">Nombre del proyecto</w:t>
@@ -690,18 +678,18 @@
           </w:tcPr>
           <w:p>
             <w:pPr>
-              <w:rPr>
-                <w:b w:val="1"/>
-                <w:bCs w:val="1"/>
-              </w:rPr>
-            </w:pPr>
-            <w:r>
-              <w:rPr>
-                <w:i w:val="1"/>
-                <w:iCs w:val="1"/>
-                <w:color w:val="548dd4"/>
-                <w:sz w:val="20"/>
-                <w:szCs w:val="20"/>
+              <w:spacing w:after="240" w:before="240" w:line="276" w:lineRule="auto"/>
+              <w:rPr>
+                <w:b w:val="1"/>
+                <w:bCs w:val="1"/>
+              </w:rPr>
+            </w:pPr>
+            <w:r>
+              <w:rPr>
+                <w:i w:val="1"/>
+                <w:iCs w:val="1"/>
+                <w:sz w:val="18"/>
+                <w:szCs w:val="18"/>
                 <w:rtl w:val="0"/>
               </w:rPr>
               <w:t xml:space="preserve">Sistema analítico de consumo</w:t>
@@ -728,13 +716,11 @@
             <w:pPr>
               <w:rPr>
                 <w:rFonts w:ascii="Calibri" w:cs="Calibri" w:eastAsia="Calibri" w:hAnsi="Calibri"/>
-                <w:color w:val="1f3864"/>
               </w:rPr>
             </w:pPr>
             <w:r>
               <w:rPr>
                 <w:rFonts w:ascii="Calibri" w:cs="Calibri" w:eastAsia="Calibri" w:hAnsi="Calibri"/>
-                <w:color w:val="1f3864"/>
                 <w:rtl w:val="0"/>
               </w:rPr>
               <w:t xml:space="preserve">Área (s) de desempeño(s)</w:t>
@@ -747,22 +733,196 @@
           </w:tcPr>
           <w:p>
             <w:pPr>
-              <w:rPr>
-                <w:b w:val="1"/>
-                <w:bCs w:val="1"/>
-              </w:rPr>
-            </w:pPr>
-            <w:r>
-              <w:rPr>
-                <w:i w:val="1"/>
-                <w:iCs w:val="1"/>
-                <w:color w:val="548dd4"/>
+              <w:spacing w:after="240" w:before="240" w:lineRule="auto"/>
+              <w:rPr>
                 <w:sz w:val="20"/>
                 <w:szCs w:val="20"/>
-                <w:rtl w:val="0"/>
-              </w:rPr>
-              <w:t xml:space="preserve">Desarrollo de software y Aplicaciones, Arquitectura De Software, Inteligencia de Negocios y Analítica de Datos</w:t>
-            </w:r>
+              </w:rPr>
+            </w:pPr>
+            <w:r>
+              <w:rPr>
+                <w:sz w:val="20"/>
+                <w:szCs w:val="20"/>
+                <w:rtl w:val="0"/>
+              </w:rPr>
+              <w:t xml:space="preserve">El desarrollo del Sistema Analítico de Consumo abarcó diversas áreas de desempeño definidas en el plan formativo de la carrera de Ingeniería en Informática. Las principales áreas involucradas son:</w:t>
+            </w:r>
+          </w:p>
+          <w:p>
+            <w:pPr>
+              <w:pStyle w:val="Heading4"/>
+              <w:keepNext w:val="0"/>
+              <w:keepLines w:val="0"/>
+              <w:rPr>
+                <w:sz w:val="22"/>
+                <w:szCs w:val="22"/>
+              </w:rPr>
+            </w:pPr>
+            <w:bookmarkStart w:colFirst="0" w:colLast="0" w:name="_heading=h.yy9qop6fcesw" w:id="0"/>
+            <w:bookmarkEnd w:id="0"/>
+            <w:r>
+              <w:rPr>
+                <w:sz w:val="22"/>
+                <w:szCs w:val="22"/>
+                <w:rtl w:val="0"/>
+              </w:rPr>
+              <w:t xml:space="preserve">1. Desarrollo de Software</w:t>
+            </w:r>
+          </w:p>
+          <w:p>
+            <w:pPr>
+              <w:spacing w:after="240" w:before="240" w:lineRule="auto"/>
+              <w:rPr>
+                <w:sz w:val="20"/>
+                <w:szCs w:val="20"/>
+              </w:rPr>
+            </w:pPr>
+            <w:r>
+              <w:rPr>
+                <w:sz w:val="20"/>
+                <w:szCs w:val="20"/>
+                <w:rtl w:val="0"/>
+              </w:rPr>
+              <w:t xml:space="preserve">Se aplicaron conocimientos de diseño, implementación y validación de sistemas web mediante el uso de JavaScript, Node.js, Playwright y herramientas de visualización como Chart.js, desarrollando módulos funcionales escalables y orientados a usuarios reales.</w:t>
+            </w:r>
+          </w:p>
+          <w:p>
+            <w:pPr>
+              <w:pStyle w:val="Heading4"/>
+              <w:keepNext w:val="0"/>
+              <w:keepLines w:val="0"/>
+              <w:rPr>
+                <w:sz w:val="22"/>
+                <w:szCs w:val="22"/>
+              </w:rPr>
+            </w:pPr>
+            <w:bookmarkStart w:colFirst="0" w:colLast="0" w:name="_heading=h.l6729izgjacm" w:id="1"/>
+            <w:bookmarkEnd w:id="1"/>
+            <w:r>
+              <w:rPr>
+                <w:sz w:val="22"/>
+                <w:szCs w:val="22"/>
+                <w:rtl w:val="0"/>
+              </w:rPr>
+              <w:t xml:space="preserve">2. Gestión y Modelamiento de Bases de Datos</w:t>
+            </w:r>
+          </w:p>
+          <w:p>
+            <w:pPr>
+              <w:spacing w:after="240" w:before="240" w:lineRule="auto"/>
+              <w:rPr>
+                <w:sz w:val="20"/>
+                <w:szCs w:val="20"/>
+              </w:rPr>
+            </w:pPr>
+            <w:r>
+              <w:rPr>
+                <w:sz w:val="20"/>
+                <w:szCs w:val="20"/>
+                <w:rtl w:val="0"/>
+              </w:rPr>
+              <w:t xml:space="preserve">El proyecto requirió el análisis, diseño y migración de modelos de datos hacia MongoDB Atlas, incorporando colecciones históricas, índices y estructuras que permiten realizar análisis comparativos entre períodos, asegurando consistencia y accesibilidad.</w:t>
+            </w:r>
+          </w:p>
+          <w:p>
+            <w:pPr>
+              <w:pStyle w:val="Heading4"/>
+              <w:keepNext w:val="0"/>
+              <w:keepLines w:val="0"/>
+              <w:rPr>
+                <w:sz w:val="22"/>
+                <w:szCs w:val="22"/>
+              </w:rPr>
+            </w:pPr>
+            <w:bookmarkStart w:colFirst="0" w:colLast="0" w:name="_heading=h.yd0v5pwe7as1" w:id="2"/>
+            <w:bookmarkEnd w:id="2"/>
+            <w:r>
+              <w:rPr>
+                <w:sz w:val="22"/>
+                <w:szCs w:val="22"/>
+                <w:rtl w:val="0"/>
+              </w:rPr>
+              <w:t xml:space="preserve">3. Inteligencia de Negocios y Análisis de Datos</w:t>
+            </w:r>
+          </w:p>
+          <w:p>
+            <w:pPr>
+              <w:spacing w:after="240" w:before="240" w:lineRule="auto"/>
+              <w:rPr>
+                <w:sz w:val="20"/>
+                <w:szCs w:val="20"/>
+              </w:rPr>
+            </w:pPr>
+            <w:r>
+              <w:rPr>
+                <w:sz w:val="20"/>
+                <w:szCs w:val="20"/>
+                <w:rtl w:val="0"/>
+              </w:rPr>
+              <w:t xml:space="preserve">Se construyeron dashboards que transforman información recopilada desde supermercados en indicadores de competitividad para negocios locales, aplicando principios analíticos, comparación temporal, cálculo de precios unitarios y métricas basadas en consumo.</w:t>
+            </w:r>
+          </w:p>
+          <w:p>
+            <w:pPr>
+              <w:pStyle w:val="Heading4"/>
+              <w:keepNext w:val="0"/>
+              <w:keepLines w:val="0"/>
+              <w:rPr>
+                <w:sz w:val="22"/>
+                <w:szCs w:val="22"/>
+              </w:rPr>
+            </w:pPr>
+            <w:bookmarkStart w:colFirst="0" w:colLast="0" w:name="_heading=h.1wpy7cy9wgbn" w:id="3"/>
+            <w:bookmarkEnd w:id="3"/>
+            <w:r>
+              <w:rPr>
+                <w:sz w:val="22"/>
+                <w:szCs w:val="22"/>
+                <w:rtl w:val="0"/>
+              </w:rPr>
+              <w:t xml:space="preserve">4. Gestión de Proyectos Informáticos</w:t>
+            </w:r>
+          </w:p>
+          <w:p>
+            <w:pPr>
+              <w:spacing w:after="240" w:before="240" w:lineRule="auto"/>
+              <w:rPr>
+                <w:sz w:val="20"/>
+                <w:szCs w:val="20"/>
+              </w:rPr>
+            </w:pPr>
+            <w:r>
+              <w:rPr>
+                <w:sz w:val="20"/>
+                <w:szCs w:val="20"/>
+                <w:rtl w:val="0"/>
+              </w:rPr>
+              <w:t xml:space="preserve">El trabajo se gestionó mediante una metodología híbrida (modular + ágil), con planificación incremental, priorización de sprints, control de riesgos y seguimiento a través de hitos documentales y técnicos.</w:t>
+            </w:r>
+          </w:p>
+          <w:p>
+            <w:pPr>
+              <w:keepNext w:val="0"/>
+              <w:keepLines w:val="0"/>
+              <w:widowControl w:val="1"/>
+              <w:pBdr>
+                <w:top w:space="0" w:sz="0" w:val="nil"/>
+                <w:left w:space="0" w:sz="0" w:val="nil"/>
+                <w:bottom w:space="0" w:sz="0" w:val="nil"/>
+                <w:right w:space="0" w:sz="0" w:val="nil"/>
+                <w:between w:space="0" w:sz="0" w:val="nil"/>
+              </w:pBdr>
+              <w:shd w:fill="auto" w:val="clear"/>
+              <w:spacing w:after="160" w:before="0" w:line="259" w:lineRule="auto"/>
+              <w:ind w:left="0" w:right="0" w:firstLine="0"/>
+              <w:jc w:val="left"/>
+              <w:rPr>
+                <w:i w:val="1"/>
+                <w:iCs w:val="1"/>
+                <w:sz w:val="18"/>
+                <w:szCs w:val="18"/>
+              </w:rPr>
+            </w:pPr>
             <w:r>
               <w:rPr>
                 <w:rtl w:val="0"/>
@@ -785,13 +945,11 @@
             <w:pPr>
               <w:rPr>
                 <w:rFonts w:ascii="Calibri" w:cs="Calibri" w:eastAsia="Calibri" w:hAnsi="Calibri"/>
-                <w:color w:val="1f3864"/>
               </w:rPr>
             </w:pPr>
             <w:r>
               <w:rPr>
                 <w:rFonts w:ascii="Calibri" w:cs="Calibri" w:eastAsia="Calibri" w:hAnsi="Calibri"/>
-                <w:color w:val="1f3864"/>
                 <w:rtl w:val="0"/>
               </w:rPr>
               <w:t xml:space="preserve">Competencias </w:t>
@@ -801,7 +959,6 @@
             <w:pPr>
               <w:rPr>
                 <w:rFonts w:ascii="Calibri" w:cs="Calibri" w:eastAsia="Calibri" w:hAnsi="Calibri"/>
-                <w:color w:val="1f3864"/>
               </w:rPr>
             </w:pPr>
             <w:r>
@@ -817,22 +974,233 @@
           </w:tcPr>
           <w:p>
             <w:pPr>
-              <w:rPr>
-                <w:b w:val="1"/>
-                <w:bCs w:val="1"/>
-              </w:rPr>
-            </w:pPr>
-            <w:r>
-              <w:rPr>
-                <w:i w:val="1"/>
-                <w:iCs w:val="1"/>
-                <w:color w:val="548dd4"/>
+              <w:spacing w:after="240" w:before="240" w:lineRule="auto"/>
+              <w:rPr/>
+            </w:pPr>
+            <w:r>
+              <w:rPr>
+                <w:rtl w:val="0"/>
+              </w:rPr>
+              <w:t xml:space="preserve">El desarrollo del </w:t>
+            </w:r>
+            <w:r>
+              <w:rPr>
+                <w:i w:val="1"/>
+                <w:iCs w:val="1"/>
+                <w:rtl w:val="0"/>
+              </w:rPr>
+              <w:t xml:space="preserve">Sistema Analítico de Consumo</w:t>
+            </w:r>
+            <w:r>
+              <w:rPr>
+                <w:rtl w:val="0"/>
+              </w:rPr>
+              <w:t xml:space="preserve"> permitió aplicar y fortalecer diversas competencias del Plan de Estudios de Ingeniería en Informática, entre las cuales destacan:</w:t>
+            </w:r>
+          </w:p>
+          <w:p>
+            <w:pPr>
+              <w:pStyle w:val="Heading4"/>
+              <w:keepNext w:val="0"/>
+              <w:keepLines w:val="0"/>
+              <w:rPr>
+                <w:sz w:val="22"/>
+                <w:szCs w:val="22"/>
+              </w:rPr>
+            </w:pPr>
+            <w:bookmarkStart w:colFirst="0" w:colLast="0" w:name="_heading=h.y5yhgsbu18uy" w:id="4"/>
+            <w:bookmarkEnd w:id="4"/>
+            <w:r>
+              <w:rPr>
+                <w:sz w:val="22"/>
+                <w:szCs w:val="22"/>
+                <w:rtl w:val="0"/>
+              </w:rPr>
+              <w:t xml:space="preserve"> 1. Diseño e implementación de soluciones tecnológicas</w:t>
+            </w:r>
+          </w:p>
+          <w:p>
+            <w:pPr>
+              <w:spacing w:after="240" w:before="240" w:lineRule="auto"/>
+              <w:rPr/>
+            </w:pPr>
+            <w:r>
+              <w:rPr>
+                <w:rtl w:val="0"/>
+              </w:rPr>
+              <w:t xml:space="preserve">Se desarrolló una plataforma web completa que automatiza la captura de información, procesa datos y genera indicadores útiles para la toma de decisiones comerciales, integrando scraping, API REST, base de datos y dashboards analíticos.</w:t>
+            </w:r>
+          </w:p>
+          <w:p>
+            <w:pPr>
+              <w:pStyle w:val="Heading4"/>
+              <w:keepNext w:val="0"/>
+              <w:keepLines w:val="0"/>
+              <w:rPr>
+                <w:sz w:val="22"/>
+                <w:szCs w:val="22"/>
+              </w:rPr>
+            </w:pPr>
+            <w:bookmarkStart w:colFirst="0" w:colLast="0" w:name="_heading=h.vtztx9okcc3c" w:id="5"/>
+            <w:bookmarkEnd w:id="5"/>
+            <w:r>
+              <w:rPr>
+                <w:sz w:val="22"/>
+                <w:szCs w:val="22"/>
+                <w:rtl w:val="0"/>
+              </w:rPr>
+              <w:t xml:space="preserve"> 2. Administración y modelamiento de bases de datos</w:t>
+            </w:r>
+          </w:p>
+          <w:p>
+            <w:pPr>
+              <w:spacing w:after="240" w:before="240" w:lineRule="auto"/>
+              <w:rPr/>
+            </w:pPr>
+            <w:r>
+              <w:rPr>
+                <w:rtl w:val="0"/>
+              </w:rPr>
+              <w:t xml:space="preserve">Se diseñó y migró un modelo NoSQL hacia MongoDB Atlas incorporando histórico de precios, métricas de usuario e índices de consulta, aplicando principios de modelamiento orientado a análisis de datos.</w:t>
+            </w:r>
+          </w:p>
+          <w:p>
+            <w:pPr>
+              <w:pStyle w:val="Heading4"/>
+              <w:keepNext w:val="0"/>
+              <w:keepLines w:val="0"/>
+              <w:rPr>
+                <w:sz w:val="22"/>
+                <w:szCs w:val="22"/>
+              </w:rPr>
+            </w:pPr>
+            <w:bookmarkStart w:colFirst="0" w:colLast="0" w:name="_heading=h.2p1id83r1thp" w:id="6"/>
+            <w:bookmarkEnd w:id="6"/>
+            <w:r>
+              <w:rPr>
+                <w:sz w:val="22"/>
+                <w:szCs w:val="22"/>
+                <w:rtl w:val="0"/>
+              </w:rPr>
+              <w:t xml:space="preserve"> 3. Desarrollo de aplicaciones orientadas a procesos de negocio</w:t>
+            </w:r>
+          </w:p>
+          <w:p>
+            <w:pPr>
+              <w:spacing w:after="240" w:before="240" w:lineRule="auto"/>
+              <w:rPr/>
+            </w:pPr>
+            <w:r>
+              <w:rPr>
+                <w:rtl w:val="0"/>
+              </w:rPr>
+              <w:t xml:space="preserve">La plataforma responde a procesos reales de abastecimiento de negocios locales, permitiendo identificar dónde comprar, qué productos conviene adquirir y cuándo realizar compras según variaciones históricas.</w:t>
+            </w:r>
+          </w:p>
+          <w:p>
+            <w:pPr>
+              <w:pStyle w:val="Heading4"/>
+              <w:keepNext w:val="0"/>
+              <w:keepLines w:val="0"/>
+              <w:rPr>
+                <w:sz w:val="22"/>
+                <w:szCs w:val="22"/>
+              </w:rPr>
+            </w:pPr>
+            <w:bookmarkStart w:colFirst="0" w:colLast="0" w:name="_heading=h.1x6jjy3ulqnt" w:id="7"/>
+            <w:bookmarkEnd w:id="7"/>
+            <w:r>
+              <w:rPr>
+                <w:sz w:val="22"/>
+                <w:szCs w:val="22"/>
+                <w:rtl w:val="0"/>
+              </w:rPr>
+              <w:t xml:space="preserve"> 4. Análisis de datos con fines estratégicos</w:t>
+            </w:r>
+          </w:p>
+          <w:p>
+            <w:pPr>
+              <w:spacing w:after="240" w:before="240" w:lineRule="auto"/>
+              <w:rPr/>
+            </w:pPr>
+            <w:r>
+              <w:rPr>
+                <w:rtl w:val="0"/>
+              </w:rPr>
+              <w:t xml:space="preserve">Se aplicaron técnicas de transformación, cálculo de precios unitarios, métricas de competitividad y dashboards comparativos entre periodos para generar inteligencia comercial aplicable a decisiones organizacionales.</w:t>
+            </w:r>
+          </w:p>
+          <w:p>
+            <w:pPr>
+              <w:pStyle w:val="Heading4"/>
+              <w:keepNext w:val="0"/>
+              <w:keepLines w:val="0"/>
+              <w:rPr>
+                <w:sz w:val="22"/>
+                <w:szCs w:val="22"/>
+              </w:rPr>
+            </w:pPr>
+            <w:bookmarkStart w:colFirst="0" w:colLast="0" w:name="_heading=h.h3jdhyrt95su" w:id="8"/>
+            <w:bookmarkEnd w:id="8"/>
+            <w:r>
+              <w:rPr>
+                <w:sz w:val="22"/>
+                <w:szCs w:val="22"/>
+                <w:rtl w:val="0"/>
+              </w:rPr>
+              <w:t xml:space="preserve"> 5. Gestión de proyectos informáticos</w:t>
+            </w:r>
+          </w:p>
+          <w:p>
+            <w:pPr>
+              <w:spacing w:after="240" w:before="240" w:lineRule="auto"/>
+              <w:rPr/>
+            </w:pPr>
+            <w:r>
+              <w:rPr>
+                <w:rtl w:val="0"/>
+              </w:rPr>
+              <w:t xml:space="preserve">El proyecto se condujo mediante una metodología híbrida modular + ágil, priorizando sprints, control de riesgos, definición de entregables y seguimiento de avances documentados.</w:t>
+            </w:r>
+          </w:p>
+          <w:p>
+            <w:pPr>
+              <w:keepNext w:val="0"/>
+              <w:keepLines w:val="0"/>
+              <w:widowControl w:val="1"/>
+              <w:pBdr>
+                <w:top w:space="0" w:sz="0" w:val="nil"/>
+                <w:left w:space="0" w:sz="0" w:val="nil"/>
+                <w:bottom w:space="0" w:sz="0" w:val="nil"/>
+                <w:right w:space="0" w:sz="0" w:val="nil"/>
+                <w:between w:space="0" w:sz="0" w:val="nil"/>
+              </w:pBdr>
+              <w:shd w:fill="auto" w:val="clear"/>
+              <w:spacing w:after="160" w:before="0" w:line="259" w:lineRule="auto"/>
+              <w:ind w:left="0" w:right="0" w:firstLine="0"/>
+              <w:jc w:val="left"/>
+              <w:rPr>
+                <w:i w:val="1"/>
+                <w:iCs w:val="1"/>
+                <w:sz w:val="18"/>
+                <w:szCs w:val="18"/>
+              </w:rPr>
+            </w:pPr>
+            <w:r>
+              <w:rPr>
+                <w:rtl w:val="0"/>
+              </w:rPr>
+            </w:r>
+          </w:p>
+          <w:p>
+            <w:pPr>
+              <w:rPr>
+                <w:i w:val="1"/>
+                <w:iCs w:val="1"/>
                 <w:sz w:val="20"/>
                 <w:szCs w:val="20"/>
-                <w:rtl w:val="0"/>
-              </w:rPr>
-              <w:t xml:space="preserve">Diseñar y desarrollar soluciones de software; Gestionar base de datos;Implementar soluciones de inteligencia de negocio; Resolver problemas técnicos complejos</w:t>
-            </w:r>
+              </w:rPr>
+            </w:pPr>
             <w:r>
               <w:rPr>
                 <w:rtl w:val="0"/>
@@ -858,7 +1226,7 @@
     <w:tbl>
       <w:tblPr>
         <w:tblStyle w:val="Table3"/>
-        <w:tblW w:w="9780.0" w:type="dxa"/>
+        <w:tblW w:w="9781.0" w:type="dxa"/>
         <w:jc w:val="left"/>
         <w:tblInd w:w="-572.0" w:type="dxa"/>
         <w:tblBorders>
@@ -873,12 +1241,12 @@
         <w:tblLook w:val="0400"/>
       </w:tblPr>
       <w:tblGrid>
-        <w:gridCol w:w="3804.0000000000005"/>
-        <w:gridCol w:w="5976"/>
+        <w:gridCol w:w="3001"/>
+        <w:gridCol w:w="6780"/>
         <w:tblGridChange w:id="0">
           <w:tblGrid>
-            <w:gridCol w:w="3804.0000000000005"/>
-            <w:gridCol w:w="5976"/>
+            <w:gridCol w:w="3001"/>
+            <w:gridCol w:w="6780"/>
           </w:tblGrid>
         </w:tblGridChange>
       </w:tblGrid>
@@ -906,7 +1274,6 @@
                 <w:rFonts w:ascii="Calibri" w:cs="Calibri" w:eastAsia="Calibri" w:hAnsi="Calibri"/>
                 <w:b w:val="1"/>
                 <w:bCs w:val="1"/>
-                <w:color w:val="1f3864"/>
                 <w:sz w:val="18"/>
                 <w:szCs w:val="18"/>
                 <w:rtl w:val="0"/>
@@ -935,7 +1302,6 @@
             <w:pPr>
               <w:rPr>
                 <w:rFonts w:ascii="Calibri" w:cs="Calibri" w:eastAsia="Calibri" w:hAnsi="Calibri"/>
-                <w:color w:val="1f3864"/>
                 <w:sz w:val="18"/>
                 <w:szCs w:val="18"/>
               </w:rPr>
@@ -943,7 +1309,6 @@
             <w:r>
               <w:rPr>
                 <w:rFonts w:ascii="Calibri" w:cs="Calibri" w:eastAsia="Calibri" w:hAnsi="Calibri"/>
-                <w:color w:val="1f3864"/>
                 <w:sz w:val="18"/>
                 <w:szCs w:val="18"/>
                 <w:rtl w:val="0"/>
@@ -958,560 +1323,280 @@
           </w:tcPr>
           <w:p>
             <w:pPr>
-              <w:keepNext w:val="0"/>
-              <w:keepLines w:val="0"/>
-              <w:pageBreakBefore w:val="0"/>
-              <w:widowControl w:val="1"/>
-              <w:pBdr>
-                <w:top w:space="0" w:sz="0" w:val="nil"/>
-                <w:left w:space="0" w:sz="0" w:val="nil"/>
-                <w:bottom w:space="0" w:sz="0" w:val="nil"/>
-                <w:right w:space="0" w:sz="0" w:val="nil"/>
-                <w:between w:space="0" w:sz="0" w:val="nil"/>
-              </w:pBdr>
-              <w:shd w:fill="auto" w:val="clear"/>
-              <w:spacing w:after="0" w:before="0" w:line="240" w:lineRule="auto"/>
-              <w:ind w:left="0" w:right="0" w:firstLine="0"/>
+              <w:spacing w:after="240" w:before="240" w:line="240" w:lineRule="auto"/>
               <w:jc w:val="both"/>
               <w:rPr>
-                <w:i w:val="1"/>
-                <w:iCs w:val="1"/>
-                <w:color w:val="0070c0"/>
-                <w:sz w:val="18"/>
-                <w:szCs w:val="18"/>
-              </w:rPr>
-            </w:pPr>
-            <w:r>
-              <w:rPr>
-                <w:i w:val="1"/>
-                <w:iCs w:val="1"/>
-                <w:color w:val="0070c0"/>
-                <w:sz w:val="18"/>
-                <w:szCs w:val="18"/>
-                <w:rtl w:val="0"/>
-              </w:rPr>
-              <w:t xml:space="preserve">La falta de una plataforma centralizada de precios de supermercados en chile, lo que genera un problema para tres grupos</w:t>
-            </w:r>
-          </w:p>
-          <w:p>
-            <w:pPr>
-              <w:keepNext w:val="0"/>
-              <w:keepLines w:val="0"/>
-              <w:pageBreakBefore w:val="0"/>
-              <w:widowControl w:val="1"/>
+                <w:sz w:val="18"/>
+                <w:szCs w:val="18"/>
+              </w:rPr>
+            </w:pPr>
+            <w:r>
+              <w:rPr>
+                <w:sz w:val="18"/>
+                <w:szCs w:val="18"/>
+                <w:rtl w:val="0"/>
+              </w:rPr>
+              <w:t xml:space="preserve">El proyecto </w:t>
+            </w:r>
+            <w:r>
+              <w:rPr>
+                <w:i w:val="1"/>
+                <w:iCs w:val="1"/>
+                <w:sz w:val="18"/>
+                <w:szCs w:val="18"/>
+                <w:rtl w:val="0"/>
+              </w:rPr>
+              <w:t xml:space="preserve">Sistema Analítico de Consumo</w:t>
+            </w:r>
+            <w:r>
+              <w:rPr>
+                <w:sz w:val="18"/>
+                <w:szCs w:val="18"/>
+                <w:rtl w:val="0"/>
+              </w:rPr>
+              <w:t xml:space="preserve"> se orientó a resolver una problemática presente en el comercio minorista de abarrotes en Chile: la falta de acceso a información actualizada y analítica sobre los precios de supermercados, lo que dificulta que los negocios locales tomen decisiones de compra estratégicas para maximizar su margen de ganancia. A diferencia de grandes cadenas y empresas con departamentos de inteligencia comercial, los pequeños negocios deben comprar “a ciegas”, sin indicadores que les permitan evaluar dónde y cuándo abastecerse.</w:t>
+            </w:r>
+          </w:p>
+          <w:p>
+            <w:pPr>
+              <w:spacing w:after="240" w:before="240" w:line="240" w:lineRule="auto"/>
+              <w:jc w:val="both"/>
+              <w:rPr>
+                <w:sz w:val="18"/>
+                <w:szCs w:val="18"/>
+              </w:rPr>
+            </w:pPr>
+            <w:r>
+              <w:rPr>
+                <w:sz w:val="18"/>
+                <w:szCs w:val="18"/>
+                <w:rtl w:val="0"/>
+              </w:rPr>
+              <w:t xml:space="preserve">Este problema se sitúa en el mercado chileno, particularmente en regiones y comunas donde las pymes dependen directamente de precios variables de supermercados como Tottus, Unimarc, Jumbo y A Cuenta. Estos puntos de venta tienen alta volatilidad en precios y promociones, lo que afecta directamente los costos de abastecimiento de almacenes, minimarkets y negocios de barrio.</w:t>
+            </w:r>
+          </w:p>
+          <w:p>
+            <w:pPr>
+              <w:spacing w:after="240" w:before="240" w:line="240" w:lineRule="auto"/>
+              <w:jc w:val="both"/>
+              <w:rPr>
+                <w:sz w:val="18"/>
+                <w:szCs w:val="18"/>
+              </w:rPr>
+            </w:pPr>
+            <w:r>
+              <w:rPr>
+                <w:sz w:val="18"/>
+                <w:szCs w:val="18"/>
+                <w:rtl w:val="0"/>
+              </w:rPr>
+              <w:t xml:space="preserve">La situación impacta principalmente a:</w:t>
+            </w:r>
+          </w:p>
+          <w:p>
+            <w:pPr>
               <w:numPr>
                 <w:ilvl w:val="0"/>
-                <w:numId w:val="4"/>
-              </w:numPr>
-              <w:pBdr>
-                <w:top w:space="0" w:sz="0" w:val="nil"/>
-                <w:left w:space="0" w:sz="0" w:val="nil"/>
-                <w:bottom w:space="0" w:sz="0" w:val="nil"/>
-                <w:right w:space="0" w:sz="0" w:val="nil"/>
-                <w:between w:space="0" w:sz="0" w:val="nil"/>
-              </w:pBdr>
-              <w:shd w:fill="auto" w:val="clear"/>
-              <w:spacing w:after="0" w:before="0" w:line="240" w:lineRule="auto"/>
-              <w:ind w:left="720" w:right="0" w:hanging="360"/>
+                <w:numId w:val="8"/>
+              </w:numPr>
+              <w:spacing w:after="0" w:afterAutospacing="0" w:before="240" w:line="240" w:lineRule="auto"/>
+              <w:ind w:left="720" w:hanging="360"/>
+              <w:rPr>
+                <w:sz w:val="18"/>
+                <w:szCs w:val="18"/>
+              </w:rPr>
+            </w:pPr>
+            <w:r>
+              <w:rPr>
+                <w:b w:val="1"/>
+                <w:bCs w:val="1"/>
+                <w:sz w:val="18"/>
+                <w:szCs w:val="18"/>
+                <w:rtl w:val="0"/>
+              </w:rPr>
+              <w:t xml:space="preserve">Negocios locales de venta de abarrotes</w:t>
+            </w:r>
+            <w:r>
+              <w:rPr>
+                <w:sz w:val="18"/>
+                <w:szCs w:val="18"/>
+                <w:rtl w:val="0"/>
+              </w:rPr>
+              <w:t xml:space="preserve">, que requieren información confiable para planificar compras rentables.</w:t>
+              <w:br w:type="textWrapping"/>
+            </w:r>
+          </w:p>
+          <w:p>
+            <w:pPr>
+              <w:numPr>
+                <w:ilvl w:val="0"/>
+                <w:numId w:val="8"/>
+              </w:numPr>
+              <w:spacing w:after="240" w:before="0" w:beforeAutospacing="0" w:line="240" w:lineRule="auto"/>
+              <w:ind w:left="720" w:hanging="360"/>
+              <w:rPr>
+                <w:sz w:val="18"/>
+                <w:szCs w:val="18"/>
+              </w:rPr>
+            </w:pPr>
+            <w:r>
+              <w:rPr>
+                <w:b w:val="1"/>
+                <w:bCs w:val="1"/>
+                <w:sz w:val="18"/>
+                <w:szCs w:val="18"/>
+                <w:rtl w:val="0"/>
+              </w:rPr>
+              <w:t xml:space="preserve">Consumidores finales</w:t>
+            </w:r>
+            <w:r>
+              <w:rPr>
+                <w:sz w:val="18"/>
+                <w:szCs w:val="18"/>
+                <w:rtl w:val="0"/>
+              </w:rPr>
+              <w:t xml:space="preserve">, quienes contribuyen con datos de búsqueda y clics que reflejan intereses y tendencias reales.</w:t>
+              <w:br w:type="textWrapping"/>
+            </w:r>
+          </w:p>
+          <w:p>
+            <w:pPr>
+              <w:spacing w:after="240" w:before="240" w:line="240" w:lineRule="auto"/>
               <w:jc w:val="both"/>
               <w:rPr>
-                <w:i w:val="1"/>
-                <w:iCs w:val="1"/>
-                <w:color w:val="0070c0"/>
-                <w:sz w:val="18"/>
-                <w:szCs w:val="18"/>
-                <w:u w:val="none"/>
-              </w:rPr>
-            </w:pPr>
-            <w:r>
-              <w:rPr>
-                <w:i w:val="1"/>
-                <w:iCs w:val="1"/>
-                <w:color w:val="0070c0"/>
-                <w:sz w:val="18"/>
-                <w:szCs w:val="18"/>
-                <w:rtl w:val="0"/>
-              </w:rPr>
-              <w:t xml:space="preserve">Consumidores: Pierden tiempo y dinero comparando manualmente en múltiples sitios</w:t>
-            </w:r>
-          </w:p>
-          <w:p>
-            <w:pPr>
-              <w:keepNext w:val="0"/>
-              <w:keepLines w:val="0"/>
-              <w:pageBreakBefore w:val="0"/>
-              <w:widowControl w:val="1"/>
+                <w:sz w:val="18"/>
+                <w:szCs w:val="18"/>
+              </w:rPr>
+            </w:pPr>
+            <w:r>
+              <w:rPr>
+                <w:sz w:val="18"/>
+                <w:szCs w:val="18"/>
+                <w:rtl w:val="0"/>
+              </w:rPr>
+              <w:t xml:space="preserve">El aporte de valor del proyecto fue desarrollar un sistema que transforma datos públicos en </w:t>
+            </w:r>
+            <w:r>
+              <w:rPr>
+                <w:i w:val="1"/>
+                <w:iCs w:val="1"/>
+                <w:sz w:val="18"/>
+                <w:szCs w:val="18"/>
+                <w:rtl w:val="0"/>
+              </w:rPr>
+              <w:t xml:space="preserve">inteligencia comercial</w:t>
+            </w:r>
+            <w:r>
+              <w:rPr>
+                <w:sz w:val="18"/>
+                <w:szCs w:val="18"/>
+                <w:rtl w:val="0"/>
+              </w:rPr>
+              <w:t xml:space="preserve">, entregando:</w:t>
+            </w:r>
+          </w:p>
+          <w:p>
+            <w:pPr>
               <w:numPr>
                 <w:ilvl w:val="0"/>
-                <w:numId w:val="4"/>
-              </w:numPr>
-              <w:pBdr>
-                <w:top w:space="0" w:sz="0" w:val="nil"/>
-                <w:left w:space="0" w:sz="0" w:val="nil"/>
-                <w:bottom w:space="0" w:sz="0" w:val="nil"/>
-                <w:right w:space="0" w:sz="0" w:val="nil"/>
-                <w:between w:space="0" w:sz="0" w:val="nil"/>
-              </w:pBdr>
-              <w:shd w:fill="auto" w:val="clear"/>
-              <w:spacing w:after="0" w:before="0" w:line="240" w:lineRule="auto"/>
-              <w:ind w:left="720" w:right="0" w:hanging="360"/>
-              <w:jc w:val="both"/>
-              <w:rPr>
-                <w:i w:val="1"/>
-                <w:iCs w:val="1"/>
-                <w:color w:val="0070c0"/>
-                <w:sz w:val="18"/>
-                <w:szCs w:val="18"/>
-                <w:u w:val="none"/>
-              </w:rPr>
-            </w:pPr>
-            <w:r>
-              <w:rPr>
-                <w:i w:val="1"/>
-                <w:iCs w:val="1"/>
-                <w:color w:val="0070c0"/>
-                <w:sz w:val="18"/>
-                <w:szCs w:val="18"/>
-                <w:rtl w:val="0"/>
-              </w:rPr>
-              <w:t xml:space="preserve">Pymes:No saben dónde abastecerse al mejor precio, reduciendo sus márgenes</w:t>
-            </w:r>
-          </w:p>
-          <w:p>
-            <w:pPr>
-              <w:keepNext w:val="0"/>
-              <w:keepLines w:val="0"/>
-              <w:pageBreakBefore w:val="0"/>
-              <w:widowControl w:val="1"/>
+                <w:numId w:val="13"/>
+              </w:numPr>
+              <w:spacing w:after="0" w:afterAutospacing="0" w:before="240" w:line="240" w:lineRule="auto"/>
+              <w:ind w:left="720" w:hanging="360"/>
+              <w:rPr>
+                <w:sz w:val="18"/>
+                <w:szCs w:val="18"/>
+              </w:rPr>
+            </w:pPr>
+            <w:r>
+              <w:rPr>
+                <w:b w:val="1"/>
+                <w:bCs w:val="1"/>
+                <w:sz w:val="18"/>
+                <w:szCs w:val="18"/>
+                <w:rtl w:val="0"/>
+              </w:rPr>
+              <w:t xml:space="preserve">Dashboards comparativos entre períodos</w:t>
+            </w:r>
+            <w:r>
+              <w:rPr>
+                <w:sz w:val="18"/>
+                <w:szCs w:val="18"/>
+                <w:rtl w:val="0"/>
+              </w:rPr>
+              <w:t xml:space="preserve">, que evidencian variaciones de precios.</w:t>
+              <w:br w:type="textWrapping"/>
+            </w:r>
+          </w:p>
+          <w:p>
+            <w:pPr>
               <w:numPr>
                 <w:ilvl w:val="0"/>
-                <w:numId w:val="4"/>
-              </w:numPr>
-              <w:pBdr>
-                <w:top w:space="0" w:sz="0" w:val="nil"/>
-                <w:left w:space="0" w:sz="0" w:val="nil"/>
-                <w:bottom w:space="0" w:sz="0" w:val="nil"/>
-                <w:right w:space="0" w:sz="0" w:val="nil"/>
-                <w:between w:space="0" w:sz="0" w:val="nil"/>
-              </w:pBdr>
-              <w:shd w:fill="auto" w:val="clear"/>
-              <w:spacing w:after="0" w:before="0" w:line="240" w:lineRule="auto"/>
-              <w:ind w:left="720" w:right="0" w:hanging="360"/>
-              <w:jc w:val="both"/>
-              <w:rPr>
-                <w:i w:val="1"/>
-                <w:iCs w:val="1"/>
-                <w:color w:val="0070c0"/>
-                <w:sz w:val="18"/>
-                <w:szCs w:val="18"/>
-                <w:u w:val="none"/>
-              </w:rPr>
-            </w:pPr>
-            <w:r>
-              <w:rPr>
-                <w:i w:val="1"/>
-                <w:iCs w:val="1"/>
-                <w:color w:val="0070c0"/>
-                <w:sz w:val="18"/>
-                <w:szCs w:val="18"/>
-                <w:rtl w:val="0"/>
-              </w:rPr>
-              <w:t xml:space="preserve">Supermercados: Carecen de visibilidad real sobre su competitividad de precios</w:t>
-            </w:r>
-          </w:p>
-          <w:p>
-            <w:pPr>
-              <w:keepNext w:val="0"/>
-              <w:keepLines w:val="0"/>
-              <w:pageBreakBefore w:val="0"/>
-              <w:widowControl w:val="1"/>
-              <w:pBdr>
-                <w:top w:space="0" w:sz="0" w:val="nil"/>
-                <w:left w:space="0" w:sz="0" w:val="nil"/>
-                <w:bottom w:space="0" w:sz="0" w:val="nil"/>
-                <w:right w:space="0" w:sz="0" w:val="nil"/>
-                <w:between w:space="0" w:sz="0" w:val="nil"/>
-              </w:pBdr>
-              <w:shd w:fill="auto" w:val="clear"/>
-              <w:spacing w:after="0" w:before="0" w:line="240" w:lineRule="auto"/>
-              <w:ind w:left="0" w:right="0" w:firstLine="0"/>
-              <w:jc w:val="both"/>
-              <w:rPr>
-                <w:i w:val="1"/>
-                <w:iCs w:val="1"/>
-                <w:color w:val="0070c0"/>
-                <w:sz w:val="18"/>
-                <w:szCs w:val="18"/>
-              </w:rPr>
-            </w:pPr>
-            <w:r>
-              <w:rPr>
-                <w:rtl w:val="0"/>
-              </w:rPr>
-            </w:r>
-          </w:p>
-          <w:p>
-            <w:pPr>
-              <w:keepNext w:val="0"/>
-              <w:keepLines w:val="0"/>
-              <w:pageBreakBefore w:val="0"/>
-              <w:widowControl w:val="1"/>
-              <w:pBdr>
-                <w:top w:space="0" w:sz="0" w:val="nil"/>
-                <w:left w:space="0" w:sz="0" w:val="nil"/>
-                <w:bottom w:space="0" w:sz="0" w:val="nil"/>
-                <w:right w:space="0" w:sz="0" w:val="nil"/>
-                <w:between w:space="0" w:sz="0" w:val="nil"/>
-              </w:pBdr>
-              <w:shd w:fill="auto" w:val="clear"/>
-              <w:spacing w:after="0" w:before="0" w:line="240" w:lineRule="auto"/>
-              <w:ind w:left="0" w:right="0" w:firstLine="0"/>
-              <w:jc w:val="both"/>
-              <w:rPr>
-                <w:i w:val="1"/>
-                <w:iCs w:val="1"/>
-                <w:color w:val="0070c0"/>
-                <w:sz w:val="18"/>
-                <w:szCs w:val="18"/>
-              </w:rPr>
-            </w:pPr>
-            <w:r>
-              <w:rPr>
-                <w:i w:val="1"/>
-                <w:iCs w:val="1"/>
-                <w:color w:val="0070c0"/>
-                <w:sz w:val="18"/>
-                <w:szCs w:val="18"/>
-                <w:rtl w:val="0"/>
-              </w:rPr>
-              <w:t xml:space="preserve">Es altamente relevante. El web scraping es la base de la inteligencia competitiva en el retail, y la capacidad de transformar datos crudos (precios,clics) en dashboard analíticos es una de las habilidades mas demandadas en roles de Inteligencia de Negocios y Ciencia de Datos</w:t>
-            </w:r>
-          </w:p>
-          <w:p>
-            <w:pPr>
-              <w:keepNext w:val="0"/>
-              <w:keepLines w:val="0"/>
-              <w:pageBreakBefore w:val="0"/>
-              <w:widowControl w:val="1"/>
-              <w:pBdr>
-                <w:top w:space="0" w:sz="0" w:val="nil"/>
-                <w:left w:space="0" w:sz="0" w:val="nil"/>
-                <w:bottom w:space="0" w:sz="0" w:val="nil"/>
-                <w:right w:space="0" w:sz="0" w:val="nil"/>
-                <w:between w:space="0" w:sz="0" w:val="nil"/>
-              </w:pBdr>
-              <w:shd w:fill="auto" w:val="clear"/>
-              <w:spacing w:after="0" w:before="0" w:line="240" w:lineRule="auto"/>
-              <w:ind w:left="0" w:right="0" w:firstLine="0"/>
-              <w:jc w:val="both"/>
-              <w:rPr>
-                <w:i w:val="1"/>
-                <w:iCs w:val="1"/>
-                <w:color w:val="0070c0"/>
-                <w:sz w:val="18"/>
-                <w:szCs w:val="18"/>
-              </w:rPr>
-            </w:pPr>
-            <w:r>
-              <w:rPr>
-                <w:rtl w:val="0"/>
-              </w:rPr>
-            </w:r>
-          </w:p>
-          <w:p>
-            <w:pPr>
-              <w:keepNext w:val="0"/>
-              <w:keepLines w:val="0"/>
-              <w:pageBreakBefore w:val="0"/>
-              <w:widowControl w:val="1"/>
-              <w:pBdr>
-                <w:top w:space="0" w:sz="0" w:val="nil"/>
-                <w:left w:space="0" w:sz="0" w:val="nil"/>
-                <w:bottom w:space="0" w:sz="0" w:val="nil"/>
-                <w:right w:space="0" w:sz="0" w:val="nil"/>
-                <w:between w:space="0" w:sz="0" w:val="nil"/>
-              </w:pBdr>
-              <w:shd w:fill="auto" w:val="clear"/>
-              <w:spacing w:after="0" w:before="0" w:line="240" w:lineRule="auto"/>
-              <w:ind w:left="0" w:right="0" w:firstLine="0"/>
-              <w:jc w:val="both"/>
-              <w:rPr>
-                <w:i w:val="1"/>
-                <w:iCs w:val="1"/>
-                <w:color w:val="0070c0"/>
-                <w:sz w:val="18"/>
-                <w:szCs w:val="18"/>
-              </w:rPr>
-            </w:pPr>
-            <w:r>
-              <w:rPr>
-                <w:i w:val="1"/>
-                <w:iCs w:val="1"/>
-                <w:color w:val="0070c0"/>
-                <w:sz w:val="18"/>
-                <w:szCs w:val="18"/>
-                <w:rtl w:val="0"/>
-              </w:rPr>
-              <w:t xml:space="preserve">Todo esto en el contexto del retail y comercio electrónico en Chile</w:t>
-            </w:r>
-          </w:p>
-          <w:p>
-            <w:pPr>
-              <w:keepNext w:val="0"/>
-              <w:keepLines w:val="0"/>
-              <w:pageBreakBefore w:val="0"/>
-              <w:widowControl w:val="1"/>
-              <w:pBdr>
-                <w:top w:space="0" w:sz="0" w:val="nil"/>
-                <w:left w:space="0" w:sz="0" w:val="nil"/>
-                <w:bottom w:space="0" w:sz="0" w:val="nil"/>
-                <w:right w:space="0" w:sz="0" w:val="nil"/>
-                <w:between w:space="0" w:sz="0" w:val="nil"/>
-              </w:pBdr>
-              <w:shd w:fill="auto" w:val="clear"/>
-              <w:spacing w:after="0" w:before="0" w:line="240" w:lineRule="auto"/>
-              <w:ind w:left="0" w:right="0" w:firstLine="0"/>
-              <w:jc w:val="both"/>
-              <w:rPr>
-                <w:i w:val="1"/>
-                <w:iCs w:val="1"/>
-                <w:color w:val="0070c0"/>
-                <w:sz w:val="18"/>
-                <w:szCs w:val="18"/>
-              </w:rPr>
-            </w:pPr>
-            <w:r>
-              <w:rPr>
-                <w:rtl w:val="0"/>
-              </w:rPr>
-            </w:r>
-          </w:p>
-          <w:p>
-            <w:pPr>
-              <w:keepNext w:val="0"/>
-              <w:keepLines w:val="0"/>
-              <w:pageBreakBefore w:val="0"/>
-              <w:widowControl w:val="1"/>
-              <w:pBdr>
-                <w:top w:space="0" w:sz="0" w:val="nil"/>
-                <w:left w:space="0" w:sz="0" w:val="nil"/>
-                <w:bottom w:space="0" w:sz="0" w:val="nil"/>
-                <w:right w:space="0" w:sz="0" w:val="nil"/>
-                <w:between w:space="0" w:sz="0" w:val="nil"/>
-              </w:pBdr>
-              <w:shd w:fill="auto" w:val="clear"/>
-              <w:spacing w:after="0" w:before="0" w:line="240" w:lineRule="auto"/>
-              <w:ind w:left="0" w:right="0" w:firstLine="0"/>
-              <w:jc w:val="both"/>
-              <w:rPr>
-                <w:i w:val="1"/>
-                <w:iCs w:val="1"/>
-                <w:color w:val="0070c0"/>
-                <w:sz w:val="18"/>
-                <w:szCs w:val="18"/>
-              </w:rPr>
-            </w:pPr>
-            <w:r>
-              <w:rPr>
-                <w:i w:val="1"/>
-                <w:iCs w:val="1"/>
-                <w:color w:val="0070c0"/>
-                <w:sz w:val="18"/>
-                <w:szCs w:val="18"/>
-                <w:rtl w:val="0"/>
-              </w:rPr>
-              <w:t xml:space="preserve">Afectando a los consumidores finales, pequeños negocios (Pymes) y a los equipos de estrategia comercial de los grandes supermercados.</w:t>
-            </w:r>
-          </w:p>
-          <w:p>
-            <w:pPr>
-              <w:keepNext w:val="0"/>
-              <w:keepLines w:val="0"/>
-              <w:pageBreakBefore w:val="0"/>
-              <w:widowControl w:val="1"/>
-              <w:pBdr>
-                <w:top w:space="0" w:sz="0" w:val="nil"/>
-                <w:left w:space="0" w:sz="0" w:val="nil"/>
-                <w:bottom w:space="0" w:sz="0" w:val="nil"/>
-                <w:right w:space="0" w:sz="0" w:val="nil"/>
-                <w:between w:space="0" w:sz="0" w:val="nil"/>
-              </w:pBdr>
-              <w:shd w:fill="auto" w:val="clear"/>
-              <w:spacing w:after="0" w:before="0" w:line="240" w:lineRule="auto"/>
-              <w:ind w:left="0" w:right="0" w:firstLine="0"/>
-              <w:jc w:val="both"/>
-              <w:rPr>
-                <w:i w:val="1"/>
-                <w:iCs w:val="1"/>
-                <w:color w:val="0070c0"/>
-                <w:sz w:val="18"/>
-                <w:szCs w:val="18"/>
-              </w:rPr>
-            </w:pPr>
-            <w:r>
-              <w:rPr>
-                <w:rtl w:val="0"/>
-              </w:rPr>
-            </w:r>
-          </w:p>
-          <w:p>
-            <w:pPr>
-              <w:keepNext w:val="0"/>
-              <w:keepLines w:val="0"/>
-              <w:pageBreakBefore w:val="0"/>
-              <w:widowControl w:val="1"/>
-              <w:pBdr>
-                <w:top w:space="0" w:sz="0" w:val="nil"/>
-                <w:left w:space="0" w:sz="0" w:val="nil"/>
-                <w:bottom w:space="0" w:sz="0" w:val="nil"/>
-                <w:right w:space="0" w:sz="0" w:val="nil"/>
-                <w:between w:space="0" w:sz="0" w:val="nil"/>
-              </w:pBdr>
-              <w:shd w:fill="auto" w:val="clear"/>
-              <w:spacing w:after="0" w:before="0" w:line="240" w:lineRule="auto"/>
-              <w:ind w:left="0" w:right="0" w:firstLine="0"/>
-              <w:jc w:val="both"/>
-              <w:rPr>
-                <w:i w:val="1"/>
-                <w:iCs w:val="1"/>
-                <w:color w:val="0070c0"/>
-                <w:sz w:val="18"/>
-                <w:szCs w:val="18"/>
-              </w:rPr>
-            </w:pPr>
-            <w:r>
-              <w:rPr>
-                <w:i w:val="1"/>
-                <w:iCs w:val="1"/>
-                <w:color w:val="0070c0"/>
-                <w:sz w:val="18"/>
-                <w:szCs w:val="18"/>
-                <w:rtl w:val="0"/>
-              </w:rPr>
-              <w:t xml:space="preserve">Para cada uno de nuestro grupo identificado aporte un diferente valor como por ejemplo:</w:t>
-            </w:r>
-          </w:p>
-          <w:p>
-            <w:pPr>
-              <w:keepNext w:val="0"/>
-              <w:keepLines w:val="0"/>
-              <w:pageBreakBefore w:val="0"/>
-              <w:widowControl w:val="1"/>
-              <w:pBdr>
-                <w:top w:space="0" w:sz="0" w:val="nil"/>
-                <w:left w:space="0" w:sz="0" w:val="nil"/>
-                <w:bottom w:space="0" w:sz="0" w:val="nil"/>
-                <w:right w:space="0" w:sz="0" w:val="nil"/>
-                <w:between w:space="0" w:sz="0" w:val="nil"/>
-              </w:pBdr>
-              <w:shd w:fill="auto" w:val="clear"/>
-              <w:spacing w:after="0" w:before="0" w:line="240" w:lineRule="auto"/>
-              <w:ind w:left="0" w:right="0" w:firstLine="0"/>
-              <w:jc w:val="both"/>
-              <w:rPr>
-                <w:i w:val="1"/>
-                <w:iCs w:val="1"/>
-                <w:color w:val="0070c0"/>
-                <w:sz w:val="18"/>
-                <w:szCs w:val="18"/>
-              </w:rPr>
-            </w:pPr>
-            <w:r>
-              <w:rPr>
-                <w:i w:val="1"/>
-                <w:iCs w:val="1"/>
-                <w:color w:val="0070c0"/>
-                <w:sz w:val="18"/>
-                <w:szCs w:val="18"/>
-                <w:rtl w:val="0"/>
-              </w:rPr>
-              <w:t xml:space="preserve">-Consumidor: Ahorro de tiempo y dinero al centralizar la información</w:t>
-            </w:r>
-          </w:p>
-          <w:p>
-            <w:pPr>
-              <w:keepNext w:val="0"/>
-              <w:keepLines w:val="0"/>
-              <w:pageBreakBefore w:val="0"/>
-              <w:widowControl w:val="1"/>
-              <w:pBdr>
-                <w:top w:space="0" w:sz="0" w:val="nil"/>
-                <w:left w:space="0" w:sz="0" w:val="nil"/>
-                <w:bottom w:space="0" w:sz="0" w:val="nil"/>
-                <w:right w:space="0" w:sz="0" w:val="nil"/>
-                <w:between w:space="0" w:sz="0" w:val="nil"/>
-              </w:pBdr>
-              <w:shd w:fill="auto" w:val="clear"/>
-              <w:spacing w:after="0" w:before="0" w:line="240" w:lineRule="auto"/>
-              <w:ind w:left="0" w:right="0" w:firstLine="0"/>
-              <w:jc w:val="both"/>
-              <w:rPr>
-                <w:i w:val="1"/>
-                <w:iCs w:val="1"/>
-                <w:color w:val="0070c0"/>
-                <w:sz w:val="18"/>
-                <w:szCs w:val="18"/>
-              </w:rPr>
-            </w:pPr>
-            <w:r>
-              <w:rPr>
-                <w:i w:val="1"/>
-                <w:iCs w:val="1"/>
-                <w:color w:val="0070c0"/>
-                <w:sz w:val="18"/>
-                <w:szCs w:val="18"/>
-                <w:rtl w:val="0"/>
-              </w:rPr>
-              <w:t xml:space="preserve">-Empresa (Socio): Entrega de “Inteligencia de Mercado” accionable. Responde preguntas como “¿Cuántos clientes estoy perdiendo por mi precio?” (Analisis de Fuga de Interés) y “¿En qué productos debo enfocar mis ofertas?” (Análisis de Productos Estrella)</w:t>
-            </w:r>
-          </w:p>
-          <w:p>
-            <w:pPr>
-              <w:keepNext w:val="0"/>
-              <w:keepLines w:val="0"/>
-              <w:pageBreakBefore w:val="0"/>
-              <w:widowControl w:val="1"/>
-              <w:pBdr>
-                <w:top w:space="0" w:sz="0" w:val="nil"/>
-                <w:left w:space="0" w:sz="0" w:val="nil"/>
-                <w:bottom w:space="0" w:sz="0" w:val="nil"/>
-                <w:right w:space="0" w:sz="0" w:val="nil"/>
-                <w:between w:space="0" w:sz="0" w:val="nil"/>
-              </w:pBdr>
-              <w:shd w:fill="auto" w:val="clear"/>
-              <w:spacing w:after="0" w:before="0" w:line="240" w:lineRule="auto"/>
-              <w:ind w:left="0" w:right="0" w:firstLine="0"/>
-              <w:jc w:val="both"/>
-              <w:rPr>
-                <w:i w:val="1"/>
-                <w:iCs w:val="1"/>
-                <w:color w:val="0070c0"/>
-                <w:sz w:val="18"/>
-                <w:szCs w:val="18"/>
-              </w:rPr>
-            </w:pPr>
-            <w:r>
-              <w:rPr>
-                <w:rtl w:val="0"/>
-              </w:rPr>
-            </w:r>
-          </w:p>
-          <w:p>
-            <w:pPr>
-              <w:keepNext w:val="0"/>
-              <w:keepLines w:val="0"/>
-              <w:pageBreakBefore w:val="0"/>
-              <w:widowControl w:val="1"/>
-              <w:pBdr>
-                <w:top w:space="0" w:sz="0" w:val="nil"/>
-                <w:left w:space="0" w:sz="0" w:val="nil"/>
-                <w:bottom w:space="0" w:sz="0" w:val="nil"/>
-                <w:right w:space="0" w:sz="0" w:val="nil"/>
-                <w:between w:space="0" w:sz="0" w:val="nil"/>
-              </w:pBdr>
-              <w:shd w:fill="auto" w:val="clear"/>
-              <w:spacing w:after="0" w:before="0" w:line="240" w:lineRule="auto"/>
-              <w:ind w:left="720" w:right="0" w:firstLine="0"/>
+                <w:numId w:val="13"/>
+              </w:numPr>
+              <w:spacing w:after="0" w:afterAutospacing="0" w:before="0" w:beforeAutospacing="0" w:line="240" w:lineRule="auto"/>
+              <w:ind w:left="720" w:hanging="360"/>
+              <w:rPr>
+                <w:sz w:val="18"/>
+                <w:szCs w:val="18"/>
+              </w:rPr>
+            </w:pPr>
+            <w:r>
+              <w:rPr>
+                <w:b w:val="1"/>
+                <w:bCs w:val="1"/>
+                <w:sz w:val="18"/>
+                <w:szCs w:val="18"/>
+                <w:rtl w:val="0"/>
+              </w:rPr>
+              <w:t xml:space="preserve">Un índice de competitividad entre supermercados</w:t>
+            </w:r>
+            <w:r>
+              <w:rPr>
+                <w:sz w:val="18"/>
+                <w:szCs w:val="18"/>
+                <w:rtl w:val="0"/>
+              </w:rPr>
+              <w:t xml:space="preserve">, basado en precio unitario, histórico y comportamiento del usuario.</w:t>
+              <w:br w:type="textWrapping"/>
+            </w:r>
+          </w:p>
+          <w:p>
+            <w:pPr>
+              <w:numPr>
+                <w:ilvl w:val="0"/>
+                <w:numId w:val="13"/>
+              </w:numPr>
+              <w:spacing w:after="240" w:before="0" w:beforeAutospacing="0" w:line="240" w:lineRule="auto"/>
+              <w:ind w:left="720" w:hanging="360"/>
+              <w:rPr>
+                <w:sz w:val="18"/>
+                <w:szCs w:val="18"/>
+              </w:rPr>
+            </w:pPr>
+            <w:r>
+              <w:rPr>
+                <w:b w:val="1"/>
+                <w:bCs w:val="1"/>
+                <w:sz w:val="18"/>
+                <w:szCs w:val="18"/>
+                <w:rtl w:val="0"/>
+              </w:rPr>
+              <w:t xml:space="preserve">Una herramienta gratuita de comparación de productos</w:t>
+            </w:r>
+            <w:r>
+              <w:rPr>
+                <w:sz w:val="18"/>
+                <w:szCs w:val="18"/>
+                <w:rtl w:val="0"/>
+              </w:rPr>
+              <w:t xml:space="preserve">, que permite obtener información real y colaborativa para alimentar el análisis comercial.</w:t>
+              <w:br w:type="textWrapping"/>
+            </w:r>
+          </w:p>
+          <w:p>
+            <w:pPr>
+              <w:spacing w:after="240" w:before="240" w:line="240" w:lineRule="auto"/>
               <w:jc w:val="both"/>
               <w:rPr>
                 <w:rFonts w:ascii="Calibri" w:cs="Calibri" w:eastAsia="Calibri" w:hAnsi="Calibri"/>
@@ -1521,7 +1606,6 @@
                 <w:iCs w:val="1"/>
                 <w:smallCaps w:val="0"/>
                 <w:strike w:val="0"/>
-                <w:color w:val="0070c0"/>
                 <w:sz w:val="18"/>
                 <w:szCs w:val="18"/>
                 <w:u w:val="none"/>
@@ -1529,6 +1613,14 @@
                 <w:vertAlign w:val="baseline"/>
               </w:rPr>
             </w:pPr>
+            <w:r>
+              <w:rPr>
+                <w:sz w:val="18"/>
+                <w:szCs w:val="18"/>
+                <w:rtl w:val="0"/>
+              </w:rPr>
+              <w:t xml:space="preserve">Este aporte es relevante para el campo profesional de la Ingeniería en Informática, ya que integra tecnologías de automatización, análisis de datos y desarrollo web aplicado a la toma de decisiones de negocio, demostrando la capacidad del profesional de convertir datos en valor estratégico para sectores que no tienen acceso a herramientas avanzadas. El proyecto, por tanto, simula y propone una solución alineada a las demandas actuales de la industria, donde la analítica y los sistemas inteligentes están transformando la forma en que las organizaciones definen sus estrategias comerciales.</w:t>
+            </w:r>
             <w:r>
               <w:rPr>
                 <w:rtl w:val="0"/>
@@ -1551,7 +1643,6 @@
             <w:pPr>
               <w:rPr>
                 <w:rFonts w:ascii="Calibri" w:cs="Calibri" w:eastAsia="Calibri" w:hAnsi="Calibri"/>
-                <w:color w:val="1f3864"/>
                 <w:sz w:val="18"/>
                 <w:szCs w:val="18"/>
               </w:rPr>
@@ -1559,7 +1650,6 @@
             <w:r>
               <w:rPr>
                 <w:rFonts w:ascii="Calibri" w:cs="Calibri" w:eastAsia="Calibri" w:hAnsi="Calibri"/>
-                <w:color w:val="1f3864"/>
                 <w:sz w:val="18"/>
                 <w:szCs w:val="18"/>
                 <w:rtl w:val="0"/>
@@ -1572,6 +1662,295 @@
           <w:tcPr>
             <w:vAlign w:val="center"/>
           </w:tcPr>
+          <w:p>
+            <w:pPr>
+              <w:pStyle w:val="Heading4"/>
+              <w:keepNext w:val="0"/>
+              <w:keepLines w:val="0"/>
+              <w:rPr>
+                <w:i w:val="1"/>
+                <w:iCs w:val="1"/>
+                <w:sz w:val="22"/>
+                <w:szCs w:val="22"/>
+              </w:rPr>
+            </w:pPr>
+            <w:bookmarkStart w:colFirst="0" w:colLast="0" w:name="_heading=h.6z6eyoqnglu8" w:id="9"/>
+            <w:bookmarkEnd w:id="9"/>
+            <w:r>
+              <w:rPr>
+                <w:i w:val="1"/>
+                <w:iCs w:val="1"/>
+                <w:sz w:val="22"/>
+                <w:szCs w:val="22"/>
+                <w:rtl w:val="0"/>
+              </w:rPr>
+              <w:t xml:space="preserve">Objetivo General</w:t>
+            </w:r>
+          </w:p>
+          <w:p>
+            <w:pPr>
+              <w:spacing w:after="240" w:before="240" w:lineRule="auto"/>
+              <w:rPr>
+                <w:b w:val="1"/>
+                <w:bCs w:val="1"/>
+                <w:i w:val="1"/>
+                <w:iCs w:val="1"/>
+                <w:sz w:val="20"/>
+                <w:szCs w:val="20"/>
+              </w:rPr>
+            </w:pPr>
+            <w:r>
+              <w:rPr>
+                <w:b w:val="1"/>
+                <w:bCs w:val="1"/>
+                <w:i w:val="1"/>
+                <w:iCs w:val="1"/>
+                <w:sz w:val="20"/>
+                <w:szCs w:val="20"/>
+                <w:rtl w:val="0"/>
+              </w:rPr>
+              <w:t xml:space="preserve">Desarrollar una plataforma web de inteligencia comercial que centralice y analice precios de supermercados en Chile, transformando dichos datos en indicadores comparativos y métricas de competitividad que permitan a los negocios locales de abarrotes tomar decisiones eficientes de abastecimiento, mediante dashboards que comparen variaciones de precios y tendencias de consumo entre distintos períodos de tiempo.</w:t>
+            </w:r>
+          </w:p>
+          <w:p>
+            <w:pPr>
+              <w:pStyle w:val="Heading4"/>
+              <w:keepNext w:val="0"/>
+              <w:keepLines w:val="0"/>
+              <w:rPr>
+                <w:i w:val="1"/>
+                <w:iCs w:val="1"/>
+                <w:sz w:val="22"/>
+                <w:szCs w:val="22"/>
+              </w:rPr>
+            </w:pPr>
+            <w:bookmarkStart w:colFirst="0" w:colLast="0" w:name="_heading=h.opzgort9vgt5" w:id="10"/>
+            <w:bookmarkEnd w:id="10"/>
+            <w:r>
+              <w:rPr>
+                <w:i w:val="1"/>
+                <w:iCs w:val="1"/>
+                <w:sz w:val="22"/>
+                <w:szCs w:val="22"/>
+                <w:rtl w:val="0"/>
+              </w:rPr>
+              <w:t xml:space="preserve">Objetivos Específicos</w:t>
+            </w:r>
+          </w:p>
+          <w:p>
+            <w:pPr>
+              <w:numPr>
+                <w:ilvl w:val="0"/>
+                <w:numId w:val="1"/>
+              </w:numPr>
+              <w:spacing w:after="0" w:afterAutospacing="0" w:before="240" w:lineRule="auto"/>
+              <w:ind w:left="720" w:hanging="360"/>
+              <w:rPr>
+                <w:b w:val="1"/>
+                <w:bCs w:val="1"/>
+                <w:i w:val="1"/>
+                <w:iCs w:val="1"/>
+                <w:sz w:val="20"/>
+                <w:szCs w:val="20"/>
+              </w:rPr>
+            </w:pPr>
+            <w:r>
+              <w:rPr>
+                <w:b w:val="1"/>
+                <w:bCs w:val="1"/>
+                <w:i w:val="1"/>
+                <w:iCs w:val="1"/>
+                <w:rtl w:val="0"/>
+              </w:rPr>
+              <w:t xml:space="preserve">Comparar la variación promedio de precios entre supermercados en diferentes periodos definidos</w:t>
+            </w:r>
+            <w:r>
+              <w:rPr>
+                <w:b w:val="1"/>
+                <w:bCs w:val="1"/>
+                <w:i w:val="1"/>
+                <w:iCs w:val="1"/>
+                <w:sz w:val="20"/>
+                <w:szCs w:val="20"/>
+                <w:rtl w:val="0"/>
+              </w:rPr>
+              <w:t xml:space="preserve">, utilizando indicadores basados en precio unitario para identificar los proveedores más competitivos para los negocios locales.</w:t>
+              <w:br w:type="textWrapping"/>
+            </w:r>
+          </w:p>
+          <w:p>
+            <w:pPr>
+              <w:numPr>
+                <w:ilvl w:val="0"/>
+                <w:numId w:val="1"/>
+              </w:numPr>
+              <w:spacing w:after="0" w:afterAutospacing="0" w:before="0" w:beforeAutospacing="0" w:lineRule="auto"/>
+              <w:ind w:left="720" w:hanging="360"/>
+              <w:rPr>
+                <w:b w:val="1"/>
+                <w:bCs w:val="1"/>
+                <w:i w:val="1"/>
+                <w:iCs w:val="1"/>
+                <w:sz w:val="20"/>
+                <w:szCs w:val="20"/>
+              </w:rPr>
+            </w:pPr>
+            <w:r>
+              <w:rPr>
+                <w:b w:val="1"/>
+                <w:bCs w:val="1"/>
+                <w:i w:val="1"/>
+                <w:iCs w:val="1"/>
+                <w:sz w:val="20"/>
+                <w:szCs w:val="20"/>
+                <w:rtl w:val="0"/>
+              </w:rPr>
+              <w:t xml:space="preserve">Analizar los productos de mayor interés comercial mediante métricas de interacción del usuario (clics y búsquedas), comparando la evolución de dichos productos entre dos períodos para identificar tendencias y cambios de preferencia del consumidor.</w:t>
+              <w:br w:type="textWrapping"/>
+            </w:r>
+          </w:p>
+          <w:p>
+            <w:pPr>
+              <w:numPr>
+                <w:ilvl w:val="0"/>
+                <w:numId w:val="1"/>
+              </w:numPr>
+              <w:spacing w:after="0" w:afterAutospacing="0" w:before="0" w:beforeAutospacing="0" w:lineRule="auto"/>
+              <w:ind w:left="720" w:hanging="360"/>
+              <w:rPr>
+                <w:b w:val="1"/>
+                <w:bCs w:val="1"/>
+                <w:i w:val="1"/>
+                <w:iCs w:val="1"/>
+                <w:sz w:val="20"/>
+                <w:szCs w:val="20"/>
+              </w:rPr>
+            </w:pPr>
+            <w:r>
+              <w:rPr>
+                <w:b w:val="1"/>
+                <w:bCs w:val="1"/>
+                <w:i w:val="1"/>
+                <w:iCs w:val="1"/>
+                <w:sz w:val="20"/>
+                <w:szCs w:val="20"/>
+                <w:rtl w:val="0"/>
+              </w:rPr>
+              <w:t xml:space="preserve">Calcular el Índice de Competitividad de los supermercados, integrando variación histórica de precios, precio unitario y comportamiento del usuario, con el fin de orientar la toma de decisiones de compra de los negocios locales.</w:t>
+              <w:br w:type="textWrapping"/>
+            </w:r>
+          </w:p>
+          <w:p>
+            <w:pPr>
+              <w:numPr>
+                <w:ilvl w:val="0"/>
+                <w:numId w:val="1"/>
+              </w:numPr>
+              <w:spacing w:after="0" w:afterAutospacing="0" w:before="0" w:beforeAutospacing="0" w:lineRule="auto"/>
+              <w:ind w:left="720" w:hanging="360"/>
+              <w:rPr>
+                <w:b w:val="1"/>
+                <w:bCs w:val="1"/>
+                <w:i w:val="1"/>
+                <w:iCs w:val="1"/>
+                <w:sz w:val="20"/>
+                <w:szCs w:val="20"/>
+              </w:rPr>
+            </w:pPr>
+            <w:r>
+              <w:rPr>
+                <w:b w:val="1"/>
+                <w:bCs w:val="1"/>
+                <w:i w:val="1"/>
+                <w:iCs w:val="1"/>
+                <w:sz w:val="20"/>
+                <w:szCs w:val="20"/>
+                <w:rtl w:val="0"/>
+              </w:rPr>
+              <w:t xml:space="preserve">Garantizar una actualización automatizada mínima del 95% de los precios recolectados, mediante scraping con validaciones y control de errores, asegurando confiabilidad en los indicadores generados.</w:t>
+              <w:br w:type="textWrapping"/>
+            </w:r>
+          </w:p>
+          <w:p>
+            <w:pPr>
+              <w:numPr>
+                <w:ilvl w:val="0"/>
+                <w:numId w:val="1"/>
+              </w:numPr>
+              <w:spacing w:after="0" w:afterAutospacing="0" w:before="0" w:beforeAutospacing="0" w:lineRule="auto"/>
+              <w:ind w:left="720" w:hanging="360"/>
+              <w:rPr>
+                <w:b w:val="1"/>
+                <w:bCs w:val="1"/>
+                <w:i w:val="1"/>
+                <w:iCs w:val="1"/>
+                <w:sz w:val="20"/>
+                <w:szCs w:val="20"/>
+              </w:rPr>
+            </w:pPr>
+            <w:r>
+              <w:rPr>
+                <w:b w:val="1"/>
+                <w:bCs w:val="1"/>
+                <w:i w:val="1"/>
+                <w:iCs w:val="1"/>
+                <w:sz w:val="20"/>
+                <w:szCs w:val="20"/>
+                <w:rtl w:val="0"/>
+              </w:rPr>
+              <w:t xml:space="preserve">Asegurar que las consultas y generación de dashboards no superen los 5 segundos, manteniendo eficiencia en el análisis para los usuarios comerciales.</w:t>
+              <w:br w:type="textWrapping"/>
+            </w:r>
+          </w:p>
+          <w:p>
+            <w:pPr>
+              <w:numPr>
+                <w:ilvl w:val="0"/>
+                <w:numId w:val="1"/>
+              </w:numPr>
+              <w:spacing w:after="240" w:before="0" w:beforeAutospacing="0" w:lineRule="auto"/>
+              <w:ind w:left="720" w:hanging="360"/>
+              <w:rPr>
+                <w:b w:val="1"/>
+                <w:bCs w:val="1"/>
+                <w:i w:val="1"/>
+                <w:iCs w:val="1"/>
+                <w:sz w:val="20"/>
+                <w:szCs w:val="20"/>
+              </w:rPr>
+            </w:pPr>
+            <w:r>
+              <w:rPr>
+                <w:b w:val="1"/>
+                <w:bCs w:val="1"/>
+                <w:i w:val="1"/>
+                <w:iCs w:val="1"/>
+                <w:sz w:val="20"/>
+                <w:szCs w:val="20"/>
+                <w:rtl w:val="0"/>
+              </w:rPr>
+              <w:t xml:space="preserve">Validar la utilidad y usabilidad del sistema mediante pruebas piloto con al menos 10 negocios locales y 20 usuarios consumidores, alcanzando un mínimo de 80% de satisfacción respecto a claridad, utilidad de los indicadores y facilidad de uso.</w:t>
+            </w:r>
+          </w:p>
+          <w:p>
+            <w:pPr>
+              <w:spacing w:after="240" w:before="240" w:lineRule="auto"/>
+              <w:ind w:left="0" w:firstLine="0"/>
+              <w:rPr>
+                <w:b w:val="1"/>
+                <w:bCs w:val="1"/>
+                <w:i w:val="1"/>
+                <w:iCs w:val="1"/>
+                <w:sz w:val="20"/>
+                <w:szCs w:val="20"/>
+              </w:rPr>
+            </w:pPr>
+            <w:r>
+              <w:rPr>
+                <w:rtl w:val="0"/>
+              </w:rPr>
+            </w:r>
+          </w:p>
           <w:p>
             <w:pPr>
               <w:keepNext w:val="0"/>
@@ -1592,206 +1971,14 @@
               <w:rPr>
                 <w:i w:val="1"/>
                 <w:iCs w:val="1"/>
-                <w:color w:val="0070c0"/>
-                <w:sz w:val="18"/>
-                <w:szCs w:val="18"/>
-              </w:rPr>
-            </w:pPr>
-            <w:r>
-              <w:rPr>
-                <w:i w:val="1"/>
-                <w:iCs w:val="1"/>
-                <w:color w:val="0070c0"/>
-                <w:sz w:val="18"/>
-                <w:szCs w:val="18"/>
-                <w:rtl w:val="0"/>
-              </w:rPr>
-              <w:t xml:space="preserve">Objetivo General: Desarrollar una plataforma que centralice los precios de supermercados y convierta esa información en inteligencia comercial para Pymes y supermercados mediante dashboards comparativos, variación histórica y análisis de tendencias; integrando además una herramienta de comparación en tiempo real para consumidores.</w:t>
-            </w:r>
-          </w:p>
-          <w:p>
-            <w:pPr>
-              <w:keepNext w:val="0"/>
-              <w:keepLines w:val="0"/>
-              <w:pageBreakBefore w:val="0"/>
-              <w:widowControl w:val="1"/>
-              <w:pBdr>
-                <w:top w:space="0" w:sz="0" w:val="nil"/>
-                <w:left w:space="0" w:sz="0" w:val="nil"/>
-                <w:bottom w:space="0" w:sz="0" w:val="nil"/>
-                <w:right w:space="0" w:sz="0" w:val="nil"/>
-                <w:between w:space="0" w:sz="0" w:val="nil"/>
-              </w:pBdr>
-              <w:shd w:fill="auto" w:val="clear"/>
-              <w:spacing w:after="160" w:before="0" w:line="259" w:lineRule="auto"/>
-              <w:ind w:left="720" w:right="0" w:firstLine="0"/>
-              <w:jc w:val="both"/>
-              <w:rPr>
-                <w:i w:val="1"/>
-                <w:iCs w:val="1"/>
-                <w:color w:val="0070c0"/>
-                <w:sz w:val="18"/>
-                <w:szCs w:val="18"/>
-              </w:rPr>
-            </w:pPr>
-            <w:r>
-              <w:rPr>
-                <w:i w:val="1"/>
-                <w:iCs w:val="1"/>
-                <w:color w:val="0070c0"/>
-                <w:sz w:val="18"/>
-                <w:szCs w:val="18"/>
-                <w:rtl w:val="0"/>
-              </w:rPr>
-              <w:t xml:space="preserve">Objetivos Específicos:</w:t>
-            </w:r>
-          </w:p>
-          <w:p>
-            <w:pPr>
-              <w:keepNext w:val="0"/>
-              <w:keepLines w:val="0"/>
-              <w:pageBreakBefore w:val="0"/>
-              <w:widowControl w:val="1"/>
-              <w:pBdr>
-                <w:top w:space="0" w:sz="0" w:val="nil"/>
-                <w:left w:space="0" w:sz="0" w:val="nil"/>
-                <w:bottom w:space="0" w:sz="0" w:val="nil"/>
-                <w:right w:space="0" w:sz="0" w:val="nil"/>
-                <w:between w:space="0" w:sz="0" w:val="nil"/>
-              </w:pBdr>
-              <w:shd w:fill="auto" w:val="clear"/>
-              <w:spacing w:after="160" w:before="0" w:line="259" w:lineRule="auto"/>
-              <w:ind w:left="720" w:right="0" w:firstLine="0"/>
-              <w:jc w:val="both"/>
-              <w:rPr>
-                <w:i w:val="1"/>
-                <w:iCs w:val="1"/>
-                <w:color w:val="0070c0"/>
-                <w:sz w:val="18"/>
-                <w:szCs w:val="18"/>
-              </w:rPr>
-            </w:pPr>
-            <w:r>
-              <w:rPr>
-                <w:i w:val="1"/>
-                <w:iCs w:val="1"/>
-                <w:color w:val="0070c0"/>
-                <w:sz w:val="18"/>
-                <w:szCs w:val="18"/>
-                <w:rtl w:val="0"/>
-              </w:rPr>
-              <w:t xml:space="preserve">Implementar un sistema de scraping asíncrono  que centralice los datos de 4 supermercados, asegurando un 95% de éxito en la actualización diaria de precios.</w:t>
-            </w:r>
-          </w:p>
-          <w:p>
-            <w:pPr>
-              <w:keepNext w:val="0"/>
-              <w:keepLines w:val="0"/>
-              <w:pageBreakBefore w:val="0"/>
-              <w:widowControl w:val="1"/>
-              <w:pBdr>
-                <w:top w:space="0" w:sz="0" w:val="nil"/>
-                <w:left w:space="0" w:sz="0" w:val="nil"/>
-                <w:bottom w:space="0" w:sz="0" w:val="nil"/>
-                <w:right w:space="0" w:sz="0" w:val="nil"/>
-                <w:between w:space="0" w:sz="0" w:val="nil"/>
-              </w:pBdr>
-              <w:shd w:fill="auto" w:val="clear"/>
-              <w:spacing w:after="160" w:before="0" w:line="259" w:lineRule="auto"/>
-              <w:ind w:left="720" w:right="0" w:firstLine="0"/>
-              <w:jc w:val="both"/>
-              <w:rPr>
-                <w:i w:val="1"/>
-                <w:iCs w:val="1"/>
-                <w:color w:val="0070c0"/>
-                <w:sz w:val="18"/>
-                <w:szCs w:val="18"/>
-              </w:rPr>
-            </w:pPr>
-            <w:r>
-              <w:rPr>
-                <w:i w:val="1"/>
-                <w:iCs w:val="1"/>
-                <w:color w:val="0070c0"/>
-                <w:sz w:val="18"/>
-                <w:szCs w:val="18"/>
-                <w:rtl w:val="0"/>
-              </w:rPr>
-              <w:t xml:space="preserve">Desarrollar el módulo de captura de interacciones (clicks , búsquedas ) capaz de comparar tendencias en el tiempo (ej. Trimestre 1 vs. Trimestre 2).</w:t>
-            </w:r>
-          </w:p>
-          <w:p>
-            <w:pPr>
-              <w:keepNext w:val="0"/>
-              <w:keepLines w:val="0"/>
-              <w:pageBreakBefore w:val="0"/>
-              <w:widowControl w:val="1"/>
-              <w:pBdr>
-                <w:top w:space="0" w:sz="0" w:val="nil"/>
-                <w:left w:space="0" w:sz="0" w:val="nil"/>
-                <w:bottom w:space="0" w:sz="0" w:val="nil"/>
-                <w:right w:space="0" w:sz="0" w:val="nil"/>
-                <w:between w:space="0" w:sz="0" w:val="nil"/>
-              </w:pBdr>
-              <w:shd w:fill="auto" w:val="clear"/>
-              <w:spacing w:after="160" w:before="0" w:line="259" w:lineRule="auto"/>
-              <w:ind w:left="720" w:right="0" w:firstLine="0"/>
-              <w:jc w:val="both"/>
-              <w:rPr>
-                <w:i w:val="1"/>
-                <w:iCs w:val="1"/>
-                <w:color w:val="0070c0"/>
-                <w:sz w:val="18"/>
-                <w:szCs w:val="18"/>
-              </w:rPr>
-            </w:pPr>
-            <w:r>
-              <w:rPr>
-                <w:i w:val="1"/>
-                <w:iCs w:val="1"/>
-                <w:color w:val="0070c0"/>
-                <w:sz w:val="18"/>
-                <w:szCs w:val="18"/>
-                <w:rtl w:val="0"/>
-              </w:rPr>
-              <w:t xml:space="preserve">Optimizar el rendimiento de la aplicación, garantizando que todas las consultas de búsqueda y reportes analíticos se resuelvan en menos de 5 segundos.</w:t>
-            </w:r>
-          </w:p>
-          <w:p>
-            <w:pPr>
-              <w:keepNext w:val="0"/>
-              <w:keepLines w:val="0"/>
-              <w:pageBreakBefore w:val="0"/>
-              <w:widowControl w:val="1"/>
-              <w:pBdr>
-                <w:top w:space="0" w:sz="0" w:val="nil"/>
-                <w:left w:space="0" w:sz="0" w:val="nil"/>
-                <w:bottom w:space="0" w:sz="0" w:val="nil"/>
-                <w:right w:space="0" w:sz="0" w:val="nil"/>
-                <w:between w:space="0" w:sz="0" w:val="nil"/>
-              </w:pBdr>
-              <w:shd w:fill="auto" w:val="clear"/>
-              <w:spacing w:after="160" w:before="0" w:line="259" w:lineRule="auto"/>
-              <w:ind w:left="720" w:right="0" w:firstLine="0"/>
-              <w:jc w:val="both"/>
-              <w:rPr>
-                <w:i w:val="1"/>
-                <w:iCs w:val="1"/>
-                <w:color w:val="0070c0"/>
-                <w:sz w:val="18"/>
-                <w:szCs w:val="18"/>
-              </w:rPr>
-            </w:pPr>
-            <w:r>
-              <w:rPr>
-                <w:i w:val="1"/>
-                <w:iCs w:val="1"/>
-                <w:color w:val="0070c0"/>
-                <w:sz w:val="18"/>
-                <w:szCs w:val="18"/>
-                <w:rtl w:val="0"/>
-              </w:rPr>
-              <w:t xml:space="preserve">Validar la usabilidad y claridad de la plataforma mediante la recolección de feedback de 20 usuarios, apuntando a un 80% de satisfacción en las encuestas.</w:t>
+                <w:sz w:val="18"/>
+                <w:szCs w:val="18"/>
+              </w:rPr>
+            </w:pPr>
+            <w:r>
+              <w:rPr>
+                <w:rtl w:val="0"/>
+              </w:rPr>
             </w:r>
           </w:p>
         </w:tc>
@@ -1809,7 +1996,6 @@
             <w:pPr>
               <w:rPr>
                 <w:rFonts w:ascii="Calibri" w:cs="Calibri" w:eastAsia="Calibri" w:hAnsi="Calibri"/>
-                <w:color w:val="1f3864"/>
                 <w:sz w:val="18"/>
                 <w:szCs w:val="18"/>
               </w:rPr>
@@ -1817,7 +2003,6 @@
             <w:r>
               <w:rPr>
                 <w:rFonts w:ascii="Calibri" w:cs="Calibri" w:eastAsia="Calibri" w:hAnsi="Calibri"/>
-                <w:color w:val="1f3864"/>
                 <w:sz w:val="18"/>
                 <w:szCs w:val="18"/>
                 <w:rtl w:val="0"/>
@@ -1832,71 +2017,1066 @@
           </w:tcPr>
           <w:p>
             <w:pPr>
-              <w:ind w:left="720" w:firstLine="0"/>
-              <w:rPr>
-                <w:i w:val="1"/>
-                <w:iCs w:val="1"/>
-                <w:color w:val="0070c0"/>
-                <w:sz w:val="18"/>
-                <w:szCs w:val="18"/>
-              </w:rPr>
-            </w:pPr>
-            <w:r>
-              <w:rPr>
-                <w:i w:val="1"/>
-                <w:iCs w:val="1"/>
-                <w:color w:val="0070c0"/>
-                <w:sz w:val="18"/>
-                <w:szCs w:val="18"/>
-                <w:rtl w:val="0"/>
-              </w:rPr>
-              <w:t xml:space="preserve">Se utilizo una Metodología Híbrida.</w:t>
-            </w:r>
-          </w:p>
-          <w:p>
-            <w:pPr>
-              <w:ind w:left="0" w:firstLine="0"/>
-              <w:rPr>
-                <w:i w:val="1"/>
-                <w:iCs w:val="1"/>
-                <w:color w:val="0070c0"/>
-                <w:sz w:val="18"/>
-                <w:szCs w:val="18"/>
-              </w:rPr>
-            </w:pPr>
-            <w:r>
-              <w:rPr>
-                <w:i w:val="1"/>
-                <w:iCs w:val="1"/>
-                <w:color w:val="0070c0"/>
-                <w:sz w:val="18"/>
-                <w:szCs w:val="18"/>
-                <w:rtl w:val="0"/>
-              </w:rPr>
-              <w:t xml:space="preserve">La planificación general del proyecto (Fases 1,2,3) siguió un enfoque tradicional como se evidencia en la Carta Gantt. Dentro de las fases de desarrollo, se aplicaron iteraciones cortas (Sprints) para la construcción modular, permitiendo depurar y mejorar continuamente cada componente (Scraping,Backend,Frontend).</w:t>
-            </w:r>
-          </w:p>
-          <w:p>
-            <w:pPr>
-              <w:ind w:left="0" w:firstLine="0"/>
-              <w:rPr>
-                <w:i w:val="1"/>
-                <w:iCs w:val="1"/>
-                <w:color w:val="0070c0"/>
-                <w:sz w:val="18"/>
-                <w:szCs w:val="18"/>
-              </w:rPr>
-            </w:pPr>
-            <w:r>
-              <w:rPr>
-                <w:i w:val="1"/>
-                <w:iCs w:val="1"/>
-                <w:color w:val="0070c0"/>
-                <w:sz w:val="18"/>
-                <w:szCs w:val="18"/>
-                <w:rtl w:val="0"/>
-              </w:rPr>
-              <w:t xml:space="preserve">Fue pertinente porque nos dio la estructura de un plan a largo plazo, pero la flexibilidad (Ágil) para manejar los problemas técnicos complejos e impredecibles que surgieron, como la depuración de los scrapers y la migración de la base de datos.</w:t>
+              <w:spacing w:after="240" w:before="240" w:lineRule="auto"/>
+              <w:jc w:val="both"/>
+              <w:rPr>
+                <w:i w:val="1"/>
+                <w:iCs w:val="1"/>
+                <w:sz w:val="18"/>
+                <w:szCs w:val="18"/>
+              </w:rPr>
+            </w:pPr>
+            <w:r>
+              <w:rPr>
+                <w:i w:val="1"/>
+                <w:iCs w:val="1"/>
+                <w:sz w:val="18"/>
+                <w:szCs w:val="18"/>
+                <w:rtl w:val="0"/>
+              </w:rPr>
+              <w:t xml:space="preserve">El proyecto fue desarrollado mediante una </w:t>
+            </w:r>
+            <w:r>
+              <w:rPr>
+                <w:b w:val="1"/>
+                <w:bCs w:val="1"/>
+                <w:i w:val="1"/>
+                <w:iCs w:val="1"/>
+                <w:sz w:val="18"/>
+                <w:szCs w:val="18"/>
+                <w:rtl w:val="0"/>
+              </w:rPr>
+              <w:t xml:space="preserve">metodología híbrida</w:t>
+            </w:r>
+            <w:r>
+              <w:rPr>
+                <w:i w:val="1"/>
+                <w:iCs w:val="1"/>
+                <w:sz w:val="18"/>
+                <w:szCs w:val="18"/>
+                <w:rtl w:val="0"/>
+              </w:rPr>
+              <w:t xml:space="preserve">, que combinó </w:t>
+            </w:r>
+            <w:r>
+              <w:rPr>
+                <w:b w:val="1"/>
+                <w:bCs w:val="1"/>
+                <w:i w:val="1"/>
+                <w:iCs w:val="1"/>
+                <w:sz w:val="18"/>
+                <w:szCs w:val="18"/>
+                <w:rtl w:val="0"/>
+              </w:rPr>
+              <w:t xml:space="preserve">un enfoque modular</w:t>
+            </w:r>
+            <w:r>
+              <w:rPr>
+                <w:i w:val="1"/>
+                <w:iCs w:val="1"/>
+                <w:sz w:val="18"/>
+                <w:szCs w:val="18"/>
+                <w:rtl w:val="0"/>
+              </w:rPr>
+              <w:t xml:space="preserve"> (por componentes técnicos) con </w:t>
+            </w:r>
+            <w:r>
+              <w:rPr>
+                <w:b w:val="1"/>
+                <w:bCs w:val="1"/>
+                <w:i w:val="1"/>
+                <w:iCs w:val="1"/>
+                <w:sz w:val="18"/>
+                <w:szCs w:val="18"/>
+                <w:rtl w:val="0"/>
+              </w:rPr>
+              <w:t xml:space="preserve">prácticas ágiles tipo Scrum</w:t>
+            </w:r>
+            <w:r>
+              <w:rPr>
+                <w:i w:val="1"/>
+                <w:iCs w:val="1"/>
+                <w:sz w:val="18"/>
+                <w:szCs w:val="18"/>
+                <w:rtl w:val="0"/>
+              </w:rPr>
+              <w:t xml:space="preserve"> (sprints de ejecución y validación continua). Esta metodología permitió construir el sistema de forma incremental, priorizando primero la calidad de los datos y posteriormente la inteligencia comercial.</w:t>
+            </w:r>
+          </w:p>
+          <w:p>
+            <w:pPr>
+              <w:pStyle w:val="Heading4"/>
+              <w:keepNext w:val="0"/>
+              <w:keepLines w:val="0"/>
+              <w:jc w:val="both"/>
+              <w:rPr>
+                <w:i w:val="1"/>
+                <w:iCs w:val="1"/>
+                <w:sz w:val="22"/>
+                <w:szCs w:val="22"/>
+              </w:rPr>
+            </w:pPr>
+            <w:bookmarkStart w:colFirst="0" w:colLast="0" w:name="_heading=h.e1s5sdu1d344" w:id="11"/>
+            <w:bookmarkEnd w:id="11"/>
+            <w:r>
+              <w:rPr>
+                <w:i w:val="1"/>
+                <w:iCs w:val="1"/>
+                <w:sz w:val="22"/>
+                <w:szCs w:val="22"/>
+                <w:rtl w:val="0"/>
+              </w:rPr>
+              <w:t xml:space="preserve">Fases y Procedimientos</w:t>
+            </w:r>
+          </w:p>
+          <w:p>
+            <w:pPr>
+              <w:numPr>
+                <w:ilvl w:val="0"/>
+                <w:numId w:val="7"/>
+              </w:numPr>
+              <w:spacing w:after="0" w:afterAutospacing="0" w:before="240" w:lineRule="auto"/>
+              <w:ind w:left="720" w:hanging="360"/>
+              <w:rPr>
+                <w:i w:val="1"/>
+                <w:iCs w:val="1"/>
+                <w:sz w:val="18"/>
+                <w:szCs w:val="18"/>
+              </w:rPr>
+            </w:pPr>
+            <w:r>
+              <w:rPr>
+                <w:b w:val="1"/>
+                <w:bCs w:val="1"/>
+                <w:i w:val="1"/>
+                <w:iCs w:val="1"/>
+                <w:rtl w:val="0"/>
+              </w:rPr>
+              <w:t xml:space="preserve">Fase de Definición y Planificación Modular</w:t>
+              <w:br w:type="textWrapping"/>
+            </w:r>
+          </w:p>
+          <w:p>
+            <w:pPr>
+              <w:numPr>
+                <w:ilvl w:val="1"/>
+                <w:numId w:val="7"/>
+              </w:numPr>
+              <w:spacing w:after="0" w:afterAutospacing="0" w:before="0" w:beforeAutospacing="0" w:lineRule="auto"/>
+              <w:ind w:left="1440" w:hanging="360"/>
+              <w:rPr>
+                <w:i w:val="1"/>
+                <w:iCs w:val="1"/>
+                <w:sz w:val="18"/>
+                <w:szCs w:val="18"/>
+              </w:rPr>
+            </w:pPr>
+            <w:r>
+              <w:rPr>
+                <w:i w:val="1"/>
+                <w:iCs w:val="1"/>
+                <w:sz w:val="18"/>
+                <w:szCs w:val="18"/>
+                <w:rtl w:val="0"/>
+              </w:rPr>
+              <w:t xml:space="preserve">Identificación del problema, usuarios y clientes (negocios locales).</w:t>
+              <w:br w:type="textWrapping"/>
+            </w:r>
+          </w:p>
+          <w:p>
+            <w:pPr>
+              <w:numPr>
+                <w:ilvl w:val="1"/>
+                <w:numId w:val="7"/>
+              </w:numPr>
+              <w:spacing w:after="0" w:afterAutospacing="0" w:before="0" w:beforeAutospacing="0" w:lineRule="auto"/>
+              <w:ind w:left="1440" w:hanging="360"/>
+              <w:rPr>
+                <w:i w:val="1"/>
+                <w:iCs w:val="1"/>
+                <w:sz w:val="18"/>
+                <w:szCs w:val="18"/>
+              </w:rPr>
+            </w:pPr>
+            <w:r>
+              <w:rPr>
+                <w:i w:val="1"/>
+                <w:iCs w:val="1"/>
+                <w:sz w:val="18"/>
+                <w:szCs w:val="18"/>
+                <w:rtl w:val="0"/>
+              </w:rPr>
+              <w:t xml:space="preserve">Definición de objetivos analíticos y requerimientos funcionales.</w:t>
+              <w:br w:type="textWrapping"/>
+            </w:r>
+          </w:p>
+          <w:p>
+            <w:pPr>
+              <w:numPr>
+                <w:ilvl w:val="1"/>
+                <w:numId w:val="7"/>
+              </w:numPr>
+              <w:spacing w:after="0" w:afterAutospacing="0" w:before="0" w:beforeAutospacing="0" w:lineRule="auto"/>
+              <w:ind w:left="1440" w:hanging="360"/>
+              <w:rPr>
+                <w:i w:val="1"/>
+                <w:iCs w:val="1"/>
+                <w:sz w:val="18"/>
+                <w:szCs w:val="18"/>
+              </w:rPr>
+            </w:pPr>
+            <w:r>
+              <w:rPr>
+                <w:i w:val="1"/>
+                <w:iCs w:val="1"/>
+                <w:sz w:val="18"/>
+                <w:szCs w:val="18"/>
+                <w:rtl w:val="0"/>
+              </w:rPr>
+              <w:t xml:space="preserve">Construcción del EDT (Estructura de Desglose del Trabajo) dividiendo el proyecto en módulos independientes:</w:t>
+              <w:br w:type="textWrapping"/>
+            </w:r>
+          </w:p>
+          <w:p>
+            <w:pPr>
+              <w:numPr>
+                <w:ilvl w:val="2"/>
+                <w:numId w:val="7"/>
+              </w:numPr>
+              <w:spacing w:after="0" w:afterAutospacing="0" w:before="0" w:beforeAutospacing="0" w:lineRule="auto"/>
+              <w:ind w:left="2160" w:hanging="360"/>
+              <w:rPr>
+                <w:i w:val="1"/>
+                <w:iCs w:val="1"/>
+                <w:sz w:val="18"/>
+                <w:szCs w:val="18"/>
+              </w:rPr>
+            </w:pPr>
+            <w:r>
+              <w:rPr>
+                <w:i w:val="1"/>
+                <w:iCs w:val="1"/>
+                <w:sz w:val="18"/>
+                <w:szCs w:val="18"/>
+                <w:rtl w:val="0"/>
+              </w:rPr>
+              <w:t xml:space="preserve">Scraping, API, Base de Datos, Dashboards, Frontend y Pruebas.</w:t>
+              <w:br w:type="textWrapping"/>
+            </w:r>
+          </w:p>
+          <w:p>
+            <w:pPr>
+              <w:numPr>
+                <w:ilvl w:val="0"/>
+                <w:numId w:val="7"/>
+              </w:numPr>
+              <w:spacing w:after="0" w:afterAutospacing="0" w:before="0" w:beforeAutospacing="0" w:lineRule="auto"/>
+              <w:ind w:left="720" w:hanging="360"/>
+              <w:rPr>
+                <w:i w:val="1"/>
+                <w:iCs w:val="1"/>
+                <w:sz w:val="18"/>
+                <w:szCs w:val="18"/>
+              </w:rPr>
+            </w:pPr>
+            <w:r>
+              <w:rPr>
+                <w:b w:val="1"/>
+                <w:bCs w:val="1"/>
+                <w:i w:val="1"/>
+                <w:iCs w:val="1"/>
+                <w:sz w:val="18"/>
+                <w:szCs w:val="18"/>
+                <w:rtl w:val="0"/>
+              </w:rPr>
+              <w:t xml:space="preserve">Sprints de Implementación Ágil</w:t>
+              <w:br w:type="textWrapping"/>
+            </w:r>
+            <w:r>
+              <w:rPr>
+                <w:i w:val="1"/>
+                <w:iCs w:val="1"/>
+                <w:sz w:val="18"/>
+                <w:szCs w:val="18"/>
+                <w:rtl w:val="0"/>
+              </w:rPr>
+              <w:t xml:space="preserve"> Cada módulo se desarrolló en </w:t>
+            </w:r>
+            <w:r>
+              <w:rPr>
+                <w:b w:val="1"/>
+                <w:bCs w:val="1"/>
+                <w:i w:val="1"/>
+                <w:iCs w:val="1"/>
+                <w:sz w:val="18"/>
+                <w:szCs w:val="18"/>
+                <w:rtl w:val="0"/>
+              </w:rPr>
+              <w:t xml:space="preserve">sprints de dos semanas</w:t>
+            </w:r>
+            <w:r>
+              <w:rPr>
+                <w:i w:val="1"/>
+                <w:iCs w:val="1"/>
+                <w:sz w:val="18"/>
+                <w:szCs w:val="18"/>
+                <w:rtl w:val="0"/>
+              </w:rPr>
+              <w:t xml:space="preserve">, considerando:</w:t>
+              <w:br w:type="textWrapping"/>
+            </w:r>
+          </w:p>
+          <w:p>
+            <w:pPr>
+              <w:numPr>
+                <w:ilvl w:val="1"/>
+                <w:numId w:val="7"/>
+              </w:numPr>
+              <w:spacing w:after="0" w:afterAutospacing="0" w:before="0" w:beforeAutospacing="0" w:lineRule="auto"/>
+              <w:ind w:left="1440" w:hanging="360"/>
+              <w:rPr>
+                <w:i w:val="1"/>
+                <w:iCs w:val="1"/>
+                <w:sz w:val="18"/>
+                <w:szCs w:val="18"/>
+              </w:rPr>
+            </w:pPr>
+            <w:r>
+              <w:rPr>
+                <w:i w:val="1"/>
+                <w:iCs w:val="1"/>
+                <w:sz w:val="18"/>
+                <w:szCs w:val="18"/>
+                <w:rtl w:val="0"/>
+              </w:rPr>
+              <w:t xml:space="preserve">Diseño técnico del módulo.</w:t>
+              <w:br w:type="textWrapping"/>
+            </w:r>
+          </w:p>
+          <w:p>
+            <w:pPr>
+              <w:numPr>
+                <w:ilvl w:val="1"/>
+                <w:numId w:val="7"/>
+              </w:numPr>
+              <w:spacing w:after="0" w:afterAutospacing="0" w:before="0" w:beforeAutospacing="0" w:lineRule="auto"/>
+              <w:ind w:left="1440" w:hanging="360"/>
+              <w:rPr>
+                <w:i w:val="1"/>
+                <w:iCs w:val="1"/>
+                <w:sz w:val="18"/>
+                <w:szCs w:val="18"/>
+              </w:rPr>
+            </w:pPr>
+            <w:r>
+              <w:rPr>
+                <w:i w:val="1"/>
+                <w:iCs w:val="1"/>
+                <w:sz w:val="18"/>
+                <w:szCs w:val="18"/>
+                <w:rtl w:val="0"/>
+              </w:rPr>
+              <w:t xml:space="preserve">Implementación incremental.</w:t>
+              <w:br w:type="textWrapping"/>
+            </w:r>
+          </w:p>
+          <w:p>
+            <w:pPr>
+              <w:numPr>
+                <w:ilvl w:val="1"/>
+                <w:numId w:val="7"/>
+              </w:numPr>
+              <w:spacing w:after="0" w:afterAutospacing="0" w:before="0" w:beforeAutospacing="0" w:lineRule="auto"/>
+              <w:ind w:left="1440" w:hanging="360"/>
+              <w:rPr>
+                <w:i w:val="1"/>
+                <w:iCs w:val="1"/>
+                <w:sz w:val="18"/>
+                <w:szCs w:val="18"/>
+              </w:rPr>
+            </w:pPr>
+            <w:r>
+              <w:rPr>
+                <w:i w:val="1"/>
+                <w:iCs w:val="1"/>
+                <w:sz w:val="18"/>
+                <w:szCs w:val="18"/>
+                <w:rtl w:val="0"/>
+              </w:rPr>
+              <w:t xml:space="preserve">Pruebas unitarias y corrección rápida.</w:t>
+              <w:br w:type="textWrapping"/>
+            </w:r>
+          </w:p>
+          <w:p>
+            <w:pPr>
+              <w:numPr>
+                <w:ilvl w:val="1"/>
+                <w:numId w:val="7"/>
+              </w:numPr>
+              <w:spacing w:after="0" w:afterAutospacing="0" w:before="0" w:beforeAutospacing="0" w:lineRule="auto"/>
+              <w:ind w:left="1440" w:hanging="360"/>
+              <w:rPr>
+                <w:i w:val="1"/>
+                <w:iCs w:val="1"/>
+                <w:sz w:val="18"/>
+                <w:szCs w:val="18"/>
+              </w:rPr>
+            </w:pPr>
+            <w:r>
+              <w:rPr>
+                <w:i w:val="1"/>
+                <w:iCs w:val="1"/>
+                <w:sz w:val="18"/>
+                <w:szCs w:val="18"/>
+                <w:rtl w:val="0"/>
+              </w:rPr>
+              <w:t xml:space="preserve">Retroalimentación continua.</w:t>
+              <w:br w:type="textWrapping"/>
+            </w:r>
+          </w:p>
+          <w:p>
+            <w:pPr>
+              <w:numPr>
+                <w:ilvl w:val="0"/>
+                <w:numId w:val="7"/>
+              </w:numPr>
+              <w:spacing w:after="0" w:afterAutospacing="0" w:before="0" w:beforeAutospacing="0" w:lineRule="auto"/>
+              <w:ind w:left="720" w:hanging="360"/>
+              <w:rPr>
+                <w:i w:val="1"/>
+                <w:iCs w:val="1"/>
+                <w:sz w:val="18"/>
+                <w:szCs w:val="18"/>
+              </w:rPr>
+            </w:pPr>
+            <w:r>
+              <w:rPr>
+                <w:b w:val="1"/>
+                <w:bCs w:val="1"/>
+                <w:i w:val="1"/>
+                <w:iCs w:val="1"/>
+                <w:sz w:val="18"/>
+                <w:szCs w:val="18"/>
+                <w:rtl w:val="0"/>
+              </w:rPr>
+              <w:t xml:space="preserve">Sprints principales ejecutados:</w:t>
+              <w:br w:type="textWrapping"/>
+            </w:r>
+          </w:p>
+          <w:p>
+            <w:pPr>
+              <w:numPr>
+                <w:ilvl w:val="1"/>
+                <w:numId w:val="7"/>
+              </w:numPr>
+              <w:spacing w:after="0" w:afterAutospacing="0" w:before="0" w:beforeAutospacing="0" w:lineRule="auto"/>
+              <w:ind w:left="1440" w:hanging="360"/>
+              <w:rPr>
+                <w:i w:val="1"/>
+                <w:iCs w:val="1"/>
+                <w:sz w:val="18"/>
+                <w:szCs w:val="18"/>
+              </w:rPr>
+            </w:pPr>
+            <w:r>
+              <w:rPr>
+                <w:b w:val="1"/>
+                <w:bCs w:val="1"/>
+                <w:i w:val="1"/>
+                <w:iCs w:val="1"/>
+                <w:sz w:val="18"/>
+                <w:szCs w:val="18"/>
+                <w:rtl w:val="0"/>
+              </w:rPr>
+              <w:t xml:space="preserve">Sprint 1:</w:t>
+            </w:r>
+            <w:r>
+              <w:rPr>
+                <w:i w:val="1"/>
+                <w:iCs w:val="1"/>
+                <w:sz w:val="18"/>
+                <w:szCs w:val="18"/>
+                <w:rtl w:val="0"/>
+              </w:rPr>
+              <w:t xml:space="preserve"> Scraping y normalización de precios.</w:t>
+              <w:br w:type="textWrapping"/>
+            </w:r>
+          </w:p>
+          <w:p>
+            <w:pPr>
+              <w:numPr>
+                <w:ilvl w:val="1"/>
+                <w:numId w:val="7"/>
+              </w:numPr>
+              <w:spacing w:after="0" w:afterAutospacing="0" w:before="0" w:beforeAutospacing="0" w:lineRule="auto"/>
+              <w:ind w:left="1440" w:hanging="360"/>
+              <w:rPr>
+                <w:i w:val="1"/>
+                <w:iCs w:val="1"/>
+                <w:sz w:val="18"/>
+                <w:szCs w:val="18"/>
+              </w:rPr>
+            </w:pPr>
+            <w:r>
+              <w:rPr>
+                <w:b w:val="1"/>
+                <w:bCs w:val="1"/>
+                <w:i w:val="1"/>
+                <w:iCs w:val="1"/>
+                <w:sz w:val="18"/>
+                <w:szCs w:val="18"/>
+                <w:rtl w:val="0"/>
+              </w:rPr>
+              <w:t xml:space="preserve">Sprint 2:</w:t>
+            </w:r>
+            <w:r>
+              <w:rPr>
+                <w:i w:val="1"/>
+                <w:iCs w:val="1"/>
+                <w:sz w:val="18"/>
+                <w:szCs w:val="18"/>
+                <w:rtl w:val="0"/>
+              </w:rPr>
+              <w:t xml:space="preserve"> Filtros y comparador básico.</w:t>
+              <w:br w:type="textWrapping"/>
+            </w:r>
+          </w:p>
+          <w:p>
+            <w:pPr>
+              <w:numPr>
+                <w:ilvl w:val="1"/>
+                <w:numId w:val="7"/>
+              </w:numPr>
+              <w:spacing w:after="0" w:afterAutospacing="0" w:before="0" w:beforeAutospacing="0" w:lineRule="auto"/>
+              <w:ind w:left="1440" w:hanging="360"/>
+              <w:rPr>
+                <w:i w:val="1"/>
+                <w:iCs w:val="1"/>
+                <w:sz w:val="18"/>
+                <w:szCs w:val="18"/>
+              </w:rPr>
+            </w:pPr>
+            <w:r>
+              <w:rPr>
+                <w:b w:val="1"/>
+                <w:bCs w:val="1"/>
+                <w:i w:val="1"/>
+                <w:iCs w:val="1"/>
+                <w:sz w:val="18"/>
+                <w:szCs w:val="18"/>
+                <w:rtl w:val="0"/>
+              </w:rPr>
+              <w:t xml:space="preserve">Sprint 3:</w:t>
+            </w:r>
+            <w:r>
+              <w:rPr>
+                <w:i w:val="1"/>
+                <w:iCs w:val="1"/>
+                <w:sz w:val="18"/>
+                <w:szCs w:val="18"/>
+                <w:rtl w:val="0"/>
+              </w:rPr>
+              <w:t xml:space="preserve"> Dashboards analíticos y métricas comparativas.</w:t>
+              <w:br w:type="textWrapping"/>
+            </w:r>
+          </w:p>
+          <w:p>
+            <w:pPr>
+              <w:numPr>
+                <w:ilvl w:val="1"/>
+                <w:numId w:val="7"/>
+              </w:numPr>
+              <w:spacing w:after="0" w:afterAutospacing="0" w:before="0" w:beforeAutospacing="0" w:lineRule="auto"/>
+              <w:ind w:left="1440" w:hanging="360"/>
+              <w:rPr>
+                <w:i w:val="1"/>
+                <w:iCs w:val="1"/>
+                <w:sz w:val="18"/>
+                <w:szCs w:val="18"/>
+              </w:rPr>
+            </w:pPr>
+            <w:r>
+              <w:rPr>
+                <w:b w:val="1"/>
+                <w:bCs w:val="1"/>
+                <w:i w:val="1"/>
+                <w:iCs w:val="1"/>
+                <w:sz w:val="18"/>
+                <w:szCs w:val="18"/>
+                <w:rtl w:val="0"/>
+              </w:rPr>
+              <w:t xml:space="preserve">Sprint 4:</w:t>
+            </w:r>
+            <w:r>
+              <w:rPr>
+                <w:i w:val="1"/>
+                <w:iCs w:val="1"/>
+                <w:sz w:val="18"/>
+                <w:szCs w:val="18"/>
+                <w:rtl w:val="0"/>
+              </w:rPr>
+              <w:t xml:space="preserve"> Migración a MongoDB Atlas y control de errores.</w:t>
+              <w:br w:type="textWrapping"/>
+            </w:r>
+          </w:p>
+          <w:p>
+            <w:pPr>
+              <w:numPr>
+                <w:ilvl w:val="0"/>
+                <w:numId w:val="7"/>
+              </w:numPr>
+              <w:spacing w:after="0" w:afterAutospacing="0" w:before="0" w:beforeAutospacing="0" w:lineRule="auto"/>
+              <w:ind w:left="720" w:hanging="360"/>
+              <w:rPr>
+                <w:i w:val="1"/>
+                <w:iCs w:val="1"/>
+                <w:sz w:val="18"/>
+                <w:szCs w:val="18"/>
+              </w:rPr>
+            </w:pPr>
+            <w:r>
+              <w:rPr>
+                <w:b w:val="1"/>
+                <w:bCs w:val="1"/>
+                <w:i w:val="1"/>
+                <w:iCs w:val="1"/>
+                <w:sz w:val="18"/>
+                <w:szCs w:val="18"/>
+                <w:rtl w:val="0"/>
+              </w:rPr>
+              <w:t xml:space="preserve">Fase de Validación y Pruebas</w:t>
+              <w:br w:type="textWrapping"/>
+            </w:r>
+          </w:p>
+          <w:p>
+            <w:pPr>
+              <w:numPr>
+                <w:ilvl w:val="1"/>
+                <w:numId w:val="7"/>
+              </w:numPr>
+              <w:spacing w:after="0" w:afterAutospacing="0" w:before="0" w:beforeAutospacing="0" w:lineRule="auto"/>
+              <w:ind w:left="1440" w:hanging="360"/>
+              <w:rPr>
+                <w:i w:val="1"/>
+                <w:iCs w:val="1"/>
+                <w:sz w:val="18"/>
+                <w:szCs w:val="18"/>
+              </w:rPr>
+            </w:pPr>
+            <w:r>
+              <w:rPr>
+                <w:i w:val="1"/>
+                <w:iCs w:val="1"/>
+                <w:sz w:val="18"/>
+                <w:szCs w:val="18"/>
+                <w:rtl w:val="0"/>
+              </w:rPr>
+              <w:t xml:space="preserve">Pruebas de rendimiento (&lt;5 segundos).</w:t>
+              <w:br w:type="textWrapping"/>
+            </w:r>
+          </w:p>
+          <w:p>
+            <w:pPr>
+              <w:numPr>
+                <w:ilvl w:val="1"/>
+                <w:numId w:val="7"/>
+              </w:numPr>
+              <w:spacing w:after="0" w:afterAutospacing="0" w:before="0" w:beforeAutospacing="0" w:lineRule="auto"/>
+              <w:ind w:left="1440" w:hanging="360"/>
+              <w:rPr>
+                <w:i w:val="1"/>
+                <w:iCs w:val="1"/>
+                <w:sz w:val="18"/>
+                <w:szCs w:val="18"/>
+              </w:rPr>
+            </w:pPr>
+            <w:r>
+              <w:rPr>
+                <w:i w:val="1"/>
+                <w:iCs w:val="1"/>
+                <w:sz w:val="18"/>
+                <w:szCs w:val="18"/>
+                <w:rtl w:val="0"/>
+              </w:rPr>
+              <w:t xml:space="preserve">Validación de actualización automática (&gt;95% precios recolectados).</w:t>
+              <w:br w:type="textWrapping"/>
+            </w:r>
+          </w:p>
+          <w:p>
+            <w:pPr>
+              <w:numPr>
+                <w:ilvl w:val="1"/>
+                <w:numId w:val="7"/>
+              </w:numPr>
+              <w:spacing w:after="0" w:afterAutospacing="0" w:before="0" w:beforeAutospacing="0" w:lineRule="auto"/>
+              <w:ind w:left="1440" w:hanging="360"/>
+              <w:rPr>
+                <w:i w:val="1"/>
+                <w:iCs w:val="1"/>
+                <w:sz w:val="18"/>
+                <w:szCs w:val="18"/>
+              </w:rPr>
+            </w:pPr>
+            <w:r>
+              <w:rPr>
+                <w:i w:val="1"/>
+                <w:iCs w:val="1"/>
+                <w:sz w:val="18"/>
+                <w:szCs w:val="18"/>
+                <w:rtl w:val="0"/>
+              </w:rPr>
+              <w:t xml:space="preserve">Pruebas de usabilidad con consumidores y negocios locales.</w:t>
+              <w:br w:type="textWrapping"/>
+            </w:r>
+          </w:p>
+          <w:p>
+            <w:pPr>
+              <w:numPr>
+                <w:ilvl w:val="1"/>
+                <w:numId w:val="7"/>
+              </w:numPr>
+              <w:spacing w:after="0" w:afterAutospacing="0" w:before="0" w:beforeAutospacing="0" w:lineRule="auto"/>
+              <w:ind w:left="1440" w:hanging="360"/>
+              <w:rPr>
+                <w:i w:val="1"/>
+                <w:iCs w:val="1"/>
+                <w:sz w:val="18"/>
+                <w:szCs w:val="18"/>
+              </w:rPr>
+            </w:pPr>
+            <w:r>
+              <w:rPr>
+                <w:i w:val="1"/>
+                <w:iCs w:val="1"/>
+                <w:sz w:val="18"/>
+                <w:szCs w:val="18"/>
+                <w:rtl w:val="0"/>
+              </w:rPr>
+              <w:t xml:space="preserve">Ajustes a partir de fallas detectadas en scraping, API y visualizaciones.</w:t>
+              <w:br w:type="textWrapping"/>
+            </w:r>
+          </w:p>
+          <w:p>
+            <w:pPr>
+              <w:numPr>
+                <w:ilvl w:val="0"/>
+                <w:numId w:val="7"/>
+              </w:numPr>
+              <w:spacing w:after="0" w:afterAutospacing="0" w:before="0" w:beforeAutospacing="0" w:lineRule="auto"/>
+              <w:ind w:left="720" w:hanging="360"/>
+              <w:rPr>
+                <w:i w:val="1"/>
+                <w:iCs w:val="1"/>
+                <w:sz w:val="18"/>
+                <w:szCs w:val="18"/>
+              </w:rPr>
+            </w:pPr>
+            <w:r>
+              <w:rPr>
+                <w:b w:val="1"/>
+                <w:bCs w:val="1"/>
+                <w:i w:val="1"/>
+                <w:iCs w:val="1"/>
+                <w:sz w:val="18"/>
+                <w:szCs w:val="18"/>
+                <w:rtl w:val="0"/>
+              </w:rPr>
+              <w:t xml:space="preserve">Fase Documental y Entrega</w:t>
+              <w:br w:type="textWrapping"/>
+            </w:r>
+          </w:p>
+          <w:p>
+            <w:pPr>
+              <w:numPr>
+                <w:ilvl w:val="1"/>
+                <w:numId w:val="7"/>
+              </w:numPr>
+              <w:spacing w:after="0" w:afterAutospacing="0" w:before="0" w:beforeAutospacing="0" w:lineRule="auto"/>
+              <w:ind w:left="1440" w:hanging="360"/>
+              <w:rPr>
+                <w:i w:val="1"/>
+                <w:iCs w:val="1"/>
+                <w:sz w:val="18"/>
+                <w:szCs w:val="18"/>
+              </w:rPr>
+            </w:pPr>
+            <w:r>
+              <w:rPr>
+                <w:i w:val="1"/>
+                <w:iCs w:val="1"/>
+                <w:sz w:val="18"/>
+                <w:szCs w:val="18"/>
+                <w:rtl w:val="0"/>
+              </w:rPr>
+              <w:t xml:space="preserve">Elaboración de informes técnicos, manuales y presentación comercial simulada.</w:t>
+              <w:br w:type="textWrapping"/>
+            </w:r>
+          </w:p>
+          <w:p>
+            <w:pPr>
+              <w:numPr>
+                <w:ilvl w:val="1"/>
+                <w:numId w:val="7"/>
+              </w:numPr>
+              <w:spacing w:after="240" w:before="0" w:beforeAutospacing="0" w:lineRule="auto"/>
+              <w:ind w:left="1440" w:hanging="360"/>
+              <w:rPr>
+                <w:i w:val="1"/>
+                <w:iCs w:val="1"/>
+                <w:sz w:val="18"/>
+                <w:szCs w:val="18"/>
+              </w:rPr>
+            </w:pPr>
+            <w:r>
+              <w:rPr>
+                <w:i w:val="1"/>
+                <w:iCs w:val="1"/>
+                <w:sz w:val="18"/>
+                <w:szCs w:val="18"/>
+                <w:rtl w:val="0"/>
+              </w:rPr>
+              <w:t xml:space="preserve">Acta de cierre del proyecto y entrega final.</w:t>
+              <w:br w:type="textWrapping"/>
+            </w:r>
+          </w:p>
+          <w:p>
+            <w:pPr>
+              <w:spacing w:after="240" w:before="240" w:lineRule="auto"/>
+              <w:jc w:val="both"/>
+              <w:rPr>
+                <w:i w:val="1"/>
+                <w:iCs w:val="1"/>
+                <w:sz w:val="18"/>
+                <w:szCs w:val="18"/>
+              </w:rPr>
+            </w:pPr>
+            <w:r>
+              <w:pict>
+                <v:rect style="width:0.0pt;height:1.5pt" o:hr="t" o:hrstd="t" o:hralign="center" fillcolor="#A0A0A0" stroked="f"/>
+              </w:pict>
+            </w:r>
+            <w:r>
+              <w:rPr>
+                <w:rtl w:val="0"/>
+              </w:rPr>
+            </w:r>
+          </w:p>
+          <w:p>
+            <w:pPr>
+              <w:pStyle w:val="Heading4"/>
+              <w:keepNext w:val="0"/>
+              <w:keepLines w:val="0"/>
+              <w:jc w:val="both"/>
+              <w:rPr>
+                <w:i w:val="1"/>
+                <w:iCs w:val="1"/>
+                <w:sz w:val="22"/>
+                <w:szCs w:val="22"/>
+              </w:rPr>
+            </w:pPr>
+            <w:bookmarkStart w:colFirst="0" w:colLast="0" w:name="_heading=h.6utxp6c9ese3" w:id="12"/>
+            <w:bookmarkEnd w:id="12"/>
+            <w:r>
+              <w:rPr>
+                <w:i w:val="1"/>
+                <w:iCs w:val="1"/>
+                <w:sz w:val="22"/>
+                <w:szCs w:val="22"/>
+                <w:rtl w:val="0"/>
+              </w:rPr>
+              <w:t xml:space="preserve">Pertinencia de la Metodología</w:t>
+            </w:r>
+          </w:p>
+          <w:p>
+            <w:pPr>
+              <w:spacing w:after="240" w:before="240" w:lineRule="auto"/>
+              <w:jc w:val="both"/>
+              <w:rPr>
+                <w:i w:val="1"/>
+                <w:iCs w:val="1"/>
+                <w:sz w:val="18"/>
+                <w:szCs w:val="18"/>
+              </w:rPr>
+            </w:pPr>
+            <w:r>
+              <w:rPr>
+                <w:i w:val="1"/>
+                <w:iCs w:val="1"/>
+                <w:sz w:val="18"/>
+                <w:szCs w:val="18"/>
+                <w:rtl w:val="0"/>
+              </w:rPr>
+              <w:t xml:space="preserve">Este enfoque fue pertinente para cumplir los objetivos porque:</w:t>
+            </w:r>
+          </w:p>
+          <w:p>
+            <w:pPr>
+              <w:numPr>
+                <w:ilvl w:val="0"/>
+                <w:numId w:val="12"/>
+              </w:numPr>
+              <w:spacing w:after="0" w:afterAutospacing="0" w:before="240" w:lineRule="auto"/>
+              <w:ind w:left="720" w:hanging="360"/>
+              <w:rPr>
+                <w:i w:val="1"/>
+                <w:iCs w:val="1"/>
+                <w:sz w:val="18"/>
+                <w:szCs w:val="18"/>
+              </w:rPr>
+            </w:pPr>
+            <w:r>
+              <w:rPr>
+                <w:b w:val="1"/>
+                <w:bCs w:val="1"/>
+                <w:i w:val="1"/>
+                <w:iCs w:val="1"/>
+                <w:sz w:val="18"/>
+                <w:szCs w:val="18"/>
+                <w:rtl w:val="0"/>
+              </w:rPr>
+              <w:t xml:space="preserve">El enfoque modular permitió asegurar primero la calidad de los datos</w:t>
+            </w:r>
+            <w:r>
+              <w:rPr>
+                <w:i w:val="1"/>
+                <w:iCs w:val="1"/>
+                <w:sz w:val="18"/>
+                <w:szCs w:val="18"/>
+                <w:rtl w:val="0"/>
+              </w:rPr>
+              <w:t xml:space="preserve">, necesaria para calcular métricas y comparaciones entre periodos, evitando desarrollar dashboards sobre información no confiable.</w:t>
+              <w:br w:type="textWrapping"/>
+            </w:r>
+          </w:p>
+          <w:p>
+            <w:pPr>
+              <w:numPr>
+                <w:ilvl w:val="0"/>
+                <w:numId w:val="12"/>
+              </w:numPr>
+              <w:spacing w:after="0" w:afterAutospacing="0" w:before="0" w:beforeAutospacing="0" w:lineRule="auto"/>
+              <w:ind w:left="720" w:hanging="360"/>
+              <w:rPr>
+                <w:i w:val="1"/>
+                <w:iCs w:val="1"/>
+                <w:sz w:val="18"/>
+                <w:szCs w:val="18"/>
+              </w:rPr>
+            </w:pPr>
+            <w:r>
+              <w:rPr>
+                <w:b w:val="1"/>
+                <w:bCs w:val="1"/>
+                <w:i w:val="1"/>
+                <w:iCs w:val="1"/>
+                <w:sz w:val="18"/>
+                <w:szCs w:val="18"/>
+                <w:rtl w:val="0"/>
+              </w:rPr>
+              <w:t xml:space="preserve">Las prácticas ágiles permitieron ajustar el desarrollo ante cambios frecuentes en los sitios web de supermercados</w:t>
+            </w:r>
+            <w:r>
+              <w:rPr>
+                <w:i w:val="1"/>
+                <w:iCs w:val="1"/>
+                <w:sz w:val="18"/>
+                <w:szCs w:val="18"/>
+                <w:rtl w:val="0"/>
+              </w:rPr>
+              <w:t xml:space="preserve">, un riesgo inherente al scraping que exigió correcciones rápidas.</w:t>
+              <w:br w:type="textWrapping"/>
+            </w:r>
+          </w:p>
+          <w:p>
+            <w:pPr>
+              <w:numPr>
+                <w:ilvl w:val="0"/>
+                <w:numId w:val="12"/>
+              </w:numPr>
+              <w:spacing w:after="0" w:afterAutospacing="0" w:before="0" w:beforeAutospacing="0" w:lineRule="auto"/>
+              <w:ind w:left="720" w:hanging="360"/>
+              <w:rPr>
+                <w:i w:val="1"/>
+                <w:iCs w:val="1"/>
+                <w:sz w:val="18"/>
+                <w:szCs w:val="18"/>
+              </w:rPr>
+            </w:pPr>
+            <w:r>
+              <w:rPr>
+                <w:b w:val="1"/>
+                <w:bCs w:val="1"/>
+                <w:i w:val="1"/>
+                <w:iCs w:val="1"/>
+                <w:sz w:val="18"/>
+                <w:szCs w:val="18"/>
+                <w:rtl w:val="0"/>
+              </w:rPr>
+              <w:t xml:space="preserve">La validación iterativa posibilitó probar indicadores reales con usuarios reales</w:t>
+            </w:r>
+            <w:r>
+              <w:rPr>
+                <w:i w:val="1"/>
+                <w:iCs w:val="1"/>
+                <w:sz w:val="18"/>
+                <w:szCs w:val="18"/>
+                <w:rtl w:val="0"/>
+              </w:rPr>
+              <w:t xml:space="preserve">, asegurando pertinencia comercial antes de documentar el producto final.</w:t>
+              <w:br w:type="textWrapping"/>
+            </w:r>
+          </w:p>
+          <w:p>
+            <w:pPr>
+              <w:numPr>
+                <w:ilvl w:val="0"/>
+                <w:numId w:val="12"/>
+              </w:numPr>
+              <w:spacing w:after="240" w:before="0" w:beforeAutospacing="0" w:lineRule="auto"/>
+              <w:ind w:left="720" w:hanging="360"/>
+              <w:rPr>
+                <w:i w:val="1"/>
+                <w:iCs w:val="1"/>
+                <w:sz w:val="18"/>
+                <w:szCs w:val="18"/>
+              </w:rPr>
+            </w:pPr>
+            <w:r>
+              <w:rPr>
+                <w:b w:val="1"/>
+                <w:bCs w:val="1"/>
+                <w:i w:val="1"/>
+                <w:iCs w:val="1"/>
+                <w:sz w:val="18"/>
+                <w:szCs w:val="18"/>
+                <w:rtl w:val="0"/>
+              </w:rPr>
+              <w:t xml:space="preserve">El carácter híbrido favoreció un equilibrio entre planificación clara y flexibilidad técnica</w:t>
+            </w:r>
+            <w:r>
+              <w:rPr>
+                <w:i w:val="1"/>
+                <w:iCs w:val="1"/>
+                <w:sz w:val="18"/>
+                <w:szCs w:val="18"/>
+                <w:rtl w:val="0"/>
+              </w:rPr>
+              <w:t xml:space="preserve">, requerido para un proyecto analítico basado en datos dinámicos.</w:t>
+            </w:r>
+          </w:p>
+          <w:p>
+            <w:pPr>
+              <w:spacing w:after="240" w:before="240" w:lineRule="auto"/>
+              <w:jc w:val="both"/>
+              <w:rPr>
+                <w:sz w:val="20"/>
+                <w:szCs w:val="20"/>
+              </w:rPr>
+            </w:pPr>
+            <w:r>
+              <w:rPr>
+                <w:rtl w:val="0"/>
+              </w:rPr>
             </w:r>
           </w:p>
         </w:tc>
@@ -1915,7 +3095,6 @@
             <w:pPr>
               <w:rPr>
                 <w:rFonts w:ascii="Calibri" w:cs="Calibri" w:eastAsia="Calibri" w:hAnsi="Calibri"/>
-                <w:color w:val="1f3864"/>
                 <w:sz w:val="18"/>
                 <w:szCs w:val="18"/>
               </w:rPr>
@@ -1923,7 +3102,6 @@
             <w:r>
               <w:rPr>
                 <w:rFonts w:ascii="Calibri" w:cs="Calibri" w:eastAsia="Calibri" w:hAnsi="Calibri"/>
-                <w:color w:val="1f3864"/>
                 <w:sz w:val="18"/>
                 <w:szCs w:val="18"/>
                 <w:rtl w:val="0"/>
@@ -1938,48 +3116,891 @@
           </w:tcPr>
           <w:p>
             <w:pPr>
+              <w:pStyle w:val="Heading4"/>
+              <w:keepNext w:val="0"/>
+              <w:keepLines w:val="0"/>
               <w:ind w:left="0" w:firstLine="0"/>
               <w:rPr>
                 <w:i w:val="1"/>
                 <w:iCs w:val="1"/>
-                <w:color w:val="0070c0"/>
-                <w:sz w:val="18"/>
-                <w:szCs w:val="18"/>
-              </w:rPr>
-            </w:pPr>
-            <w:r>
-              <w:rPr>
-                <w:i w:val="1"/>
-                <w:iCs w:val="1"/>
-                <w:color w:val="0070c0"/>
-                <w:sz w:val="18"/>
-                <w:szCs w:val="18"/>
-                <w:rtl w:val="0"/>
-              </w:rPr>
-              <w:t xml:space="preserve">Etapas y Actividades:</w:t>
-            </w:r>
-          </w:p>
-          <w:p>
-            <w:pPr>
+                <w:sz w:val="22"/>
+                <w:szCs w:val="22"/>
+              </w:rPr>
+            </w:pPr>
+            <w:bookmarkStart w:colFirst="0" w:colLast="0" w:name="_heading=h.wpo582kkxd0j" w:id="13"/>
+            <w:bookmarkEnd w:id="13"/>
+            <w:r>
+              <w:rPr>
+                <w:i w:val="1"/>
+                <w:iCs w:val="1"/>
+                <w:sz w:val="22"/>
+                <w:szCs w:val="22"/>
+                <w:rtl w:val="0"/>
+              </w:rPr>
+              <w:t xml:space="preserve">Etapas y actividades del Proyecto APT</w:t>
+            </w:r>
+          </w:p>
+          <w:p>
+            <w:pPr>
+              <w:spacing w:after="240" w:before="240" w:lineRule="auto"/>
+              <w:rPr>
+                <w:i w:val="1"/>
+                <w:iCs w:val="1"/>
+                <w:sz w:val="18"/>
+                <w:szCs w:val="18"/>
+              </w:rPr>
+            </w:pPr>
+            <w:r>
+              <w:rPr>
+                <w:i w:val="1"/>
+                <w:iCs w:val="1"/>
+                <w:sz w:val="18"/>
+                <w:szCs w:val="18"/>
+                <w:rtl w:val="0"/>
+              </w:rPr>
+              <w:t xml:space="preserve">El desarrollo del Sistema Analítico de Consumo se organizó en etapas moduladas acompañadas de sprints de ejecución:</w:t>
+            </w:r>
+          </w:p>
+          <w:p>
+            <w:pPr>
+              <w:numPr>
+                <w:ilvl w:val="0"/>
+                <w:numId w:val="5"/>
+              </w:numPr>
+              <w:spacing w:after="0" w:afterAutospacing="0" w:before="240" w:lineRule="auto"/>
+              <w:ind w:left="720" w:hanging="360"/>
+              <w:rPr>
+                <w:i w:val="1"/>
+                <w:iCs w:val="1"/>
+                <w:sz w:val="18"/>
+                <w:szCs w:val="18"/>
+              </w:rPr>
+            </w:pPr>
+            <w:r>
+              <w:rPr>
+                <w:b w:val="1"/>
+                <w:bCs w:val="1"/>
+                <w:i w:val="1"/>
+                <w:iCs w:val="1"/>
+                <w:sz w:val="18"/>
+                <w:szCs w:val="18"/>
+                <w:rtl w:val="0"/>
+              </w:rPr>
+              <w:t xml:space="preserve">Levantamiento y planificación</w:t>
+              <w:br w:type="textWrapping"/>
+            </w:r>
+          </w:p>
+          <w:p>
+            <w:pPr>
+              <w:numPr>
+                <w:ilvl w:val="1"/>
+                <w:numId w:val="5"/>
+              </w:numPr>
+              <w:spacing w:after="0" w:afterAutospacing="0" w:before="0" w:beforeAutospacing="0" w:lineRule="auto"/>
+              <w:ind w:left="1440" w:hanging="360"/>
+              <w:rPr>
+                <w:i w:val="1"/>
+                <w:iCs w:val="1"/>
+                <w:sz w:val="18"/>
+                <w:szCs w:val="18"/>
+              </w:rPr>
+            </w:pPr>
+            <w:r>
+              <w:rPr>
+                <w:i w:val="1"/>
+                <w:iCs w:val="1"/>
+                <w:sz w:val="18"/>
+                <w:szCs w:val="18"/>
+                <w:rtl w:val="0"/>
+              </w:rPr>
+              <w:t xml:space="preserve">Identificación del problema para negocios locales.</w:t>
+              <w:br w:type="textWrapping"/>
+            </w:r>
+          </w:p>
+          <w:p>
+            <w:pPr>
+              <w:numPr>
+                <w:ilvl w:val="1"/>
+                <w:numId w:val="5"/>
+              </w:numPr>
+              <w:spacing w:after="0" w:afterAutospacing="0" w:before="0" w:beforeAutospacing="0" w:lineRule="auto"/>
+              <w:ind w:left="1440" w:hanging="360"/>
+              <w:rPr>
+                <w:i w:val="1"/>
+                <w:iCs w:val="1"/>
+                <w:sz w:val="18"/>
+                <w:szCs w:val="18"/>
+              </w:rPr>
+            </w:pPr>
+            <w:r>
+              <w:rPr>
+                <w:i w:val="1"/>
+                <w:iCs w:val="1"/>
+                <w:sz w:val="18"/>
+                <w:szCs w:val="18"/>
+                <w:rtl w:val="0"/>
+              </w:rPr>
+              <w:t xml:space="preserve">Definición de objetivos analíticos y estructura modular (scraping, API, BD, dashboards, frontend).</w:t>
+              <w:br w:type="textWrapping"/>
+            </w:r>
+          </w:p>
+          <w:p>
+            <w:pPr>
+              <w:numPr>
+                <w:ilvl w:val="1"/>
+                <w:numId w:val="5"/>
+              </w:numPr>
+              <w:spacing w:after="0" w:afterAutospacing="0" w:before="0" w:beforeAutospacing="0" w:lineRule="auto"/>
+              <w:ind w:left="1440" w:hanging="360"/>
+              <w:rPr>
+                <w:i w:val="1"/>
+                <w:iCs w:val="1"/>
+                <w:sz w:val="18"/>
+                <w:szCs w:val="18"/>
+              </w:rPr>
+            </w:pPr>
+            <w:r>
+              <w:rPr>
+                <w:i w:val="1"/>
+                <w:iCs w:val="1"/>
+                <w:sz w:val="18"/>
+                <w:szCs w:val="18"/>
+                <w:rtl w:val="0"/>
+              </w:rPr>
+              <w:t xml:space="preserve">Asignación de roles y planificación híbrida (modular + ágil).</w:t>
+              <w:br w:type="textWrapping"/>
+            </w:r>
+          </w:p>
+          <w:p>
+            <w:pPr>
+              <w:numPr>
+                <w:ilvl w:val="0"/>
+                <w:numId w:val="5"/>
+              </w:numPr>
+              <w:spacing w:after="0" w:afterAutospacing="0" w:before="0" w:beforeAutospacing="0" w:lineRule="auto"/>
+              <w:ind w:left="720" w:hanging="360"/>
+              <w:rPr>
+                <w:i w:val="1"/>
+                <w:iCs w:val="1"/>
+                <w:sz w:val="18"/>
+                <w:szCs w:val="18"/>
+              </w:rPr>
+            </w:pPr>
+            <w:r>
+              <w:rPr>
+                <w:b w:val="1"/>
+                <w:bCs w:val="1"/>
+                <w:i w:val="1"/>
+                <w:iCs w:val="1"/>
+                <w:sz w:val="18"/>
+                <w:szCs w:val="18"/>
+                <w:rtl w:val="0"/>
+              </w:rPr>
+              <w:t xml:space="preserve">Scraping y normalización de datos</w:t>
+              <w:br w:type="textWrapping"/>
+            </w:r>
+          </w:p>
+          <w:p>
+            <w:pPr>
+              <w:numPr>
+                <w:ilvl w:val="1"/>
+                <w:numId w:val="5"/>
+              </w:numPr>
+              <w:spacing w:after="0" w:afterAutospacing="0" w:before="0" w:beforeAutospacing="0" w:lineRule="auto"/>
+              <w:ind w:left="1440" w:hanging="360"/>
+              <w:rPr>
+                <w:i w:val="1"/>
+                <w:iCs w:val="1"/>
+                <w:sz w:val="18"/>
+                <w:szCs w:val="18"/>
+              </w:rPr>
+            </w:pPr>
+            <w:r>
+              <w:rPr>
+                <w:i w:val="1"/>
+                <w:iCs w:val="1"/>
+                <w:sz w:val="18"/>
+                <w:szCs w:val="18"/>
+                <w:rtl w:val="0"/>
+              </w:rPr>
+              <w:t xml:space="preserve">Implementación de scripts con Playwright para Tottus, Unimarc, Jumbo y A Cuenta.</w:t>
+              <w:br w:type="textWrapping"/>
+            </w:r>
+          </w:p>
+          <w:p>
+            <w:pPr>
+              <w:numPr>
+                <w:ilvl w:val="1"/>
+                <w:numId w:val="5"/>
+              </w:numPr>
+              <w:spacing w:after="0" w:afterAutospacing="0" w:before="0" w:beforeAutospacing="0" w:lineRule="auto"/>
+              <w:ind w:left="1440" w:hanging="360"/>
+              <w:rPr>
+                <w:i w:val="1"/>
+                <w:iCs w:val="1"/>
+                <w:sz w:val="18"/>
+                <w:szCs w:val="18"/>
+              </w:rPr>
+            </w:pPr>
+            <w:r>
+              <w:rPr>
+                <w:i w:val="1"/>
+                <w:iCs w:val="1"/>
+                <w:sz w:val="18"/>
+                <w:szCs w:val="18"/>
+                <w:rtl w:val="0"/>
+              </w:rPr>
+              <w:t xml:space="preserve">Limpieza y estandarización de precios unitarios.</w:t>
+              <w:br w:type="textWrapping"/>
+            </w:r>
+          </w:p>
+          <w:p>
+            <w:pPr>
+              <w:numPr>
+                <w:ilvl w:val="1"/>
+                <w:numId w:val="5"/>
+              </w:numPr>
+              <w:spacing w:after="0" w:afterAutospacing="0" w:before="0" w:beforeAutospacing="0" w:lineRule="auto"/>
+              <w:ind w:left="1440" w:hanging="360"/>
+              <w:rPr>
+                <w:i w:val="1"/>
+                <w:iCs w:val="1"/>
+                <w:sz w:val="18"/>
+                <w:szCs w:val="18"/>
+              </w:rPr>
+            </w:pPr>
+            <w:r>
+              <w:rPr>
+                <w:i w:val="1"/>
+                <w:iCs w:val="1"/>
+                <w:sz w:val="18"/>
+                <w:szCs w:val="18"/>
+                <w:rtl w:val="0"/>
+              </w:rPr>
+              <w:t xml:space="preserve">Logs y validación automática para detectar errores.</w:t>
+              <w:br w:type="textWrapping"/>
+            </w:r>
+          </w:p>
+          <w:p>
+            <w:pPr>
+              <w:numPr>
+                <w:ilvl w:val="0"/>
+                <w:numId w:val="5"/>
+              </w:numPr>
+              <w:spacing w:after="0" w:afterAutospacing="0" w:before="0" w:beforeAutospacing="0" w:lineRule="auto"/>
+              <w:ind w:left="720" w:hanging="360"/>
+              <w:rPr>
+                <w:i w:val="1"/>
+                <w:iCs w:val="1"/>
+                <w:sz w:val="18"/>
+                <w:szCs w:val="18"/>
+              </w:rPr>
+            </w:pPr>
+            <w:r>
+              <w:rPr>
+                <w:b w:val="1"/>
+                <w:bCs w:val="1"/>
+                <w:i w:val="1"/>
+                <w:iCs w:val="1"/>
+                <w:sz w:val="18"/>
+                <w:szCs w:val="18"/>
+                <w:rtl w:val="0"/>
+              </w:rPr>
+              <w:t xml:space="preserve">Migración y modelado de base de datos</w:t>
+              <w:br w:type="textWrapping"/>
+            </w:r>
+          </w:p>
+          <w:p>
+            <w:pPr>
+              <w:numPr>
+                <w:ilvl w:val="1"/>
+                <w:numId w:val="5"/>
+              </w:numPr>
+              <w:spacing w:after="0" w:afterAutospacing="0" w:before="0" w:beforeAutospacing="0" w:lineRule="auto"/>
+              <w:ind w:left="1440" w:hanging="360"/>
+              <w:rPr>
+                <w:i w:val="1"/>
+                <w:iCs w:val="1"/>
+                <w:sz w:val="18"/>
+                <w:szCs w:val="18"/>
+              </w:rPr>
+            </w:pPr>
+            <w:r>
+              <w:rPr>
+                <w:i w:val="1"/>
+                <w:iCs w:val="1"/>
+                <w:sz w:val="18"/>
+                <w:szCs w:val="18"/>
+                <w:rtl w:val="0"/>
+              </w:rPr>
+              <w:t xml:space="preserve">Migración desde Firebase a MongoDB Atlas.</w:t>
+              <w:br w:type="textWrapping"/>
+            </w:r>
+          </w:p>
+          <w:p>
+            <w:pPr>
+              <w:numPr>
+                <w:ilvl w:val="1"/>
+                <w:numId w:val="5"/>
+              </w:numPr>
+              <w:spacing w:after="0" w:afterAutospacing="0" w:before="0" w:beforeAutospacing="0" w:lineRule="auto"/>
+              <w:ind w:left="1440" w:hanging="360"/>
+              <w:rPr>
+                <w:i w:val="1"/>
+                <w:iCs w:val="1"/>
+                <w:sz w:val="18"/>
+                <w:szCs w:val="18"/>
+              </w:rPr>
+            </w:pPr>
+            <w:r>
+              <w:rPr>
+                <w:i w:val="1"/>
+                <w:iCs w:val="1"/>
+                <w:sz w:val="18"/>
+                <w:szCs w:val="18"/>
+                <w:rtl w:val="0"/>
+              </w:rPr>
+              <w:t xml:space="preserve">Creación de colecciones históricas con timestamps, clics y búsquedas.</w:t>
+              <w:br w:type="textWrapping"/>
+            </w:r>
+          </w:p>
+          <w:p>
+            <w:pPr>
+              <w:numPr>
+                <w:ilvl w:val="1"/>
+                <w:numId w:val="5"/>
+              </w:numPr>
+              <w:spacing w:after="0" w:afterAutospacing="0" w:before="0" w:beforeAutospacing="0" w:lineRule="auto"/>
+              <w:ind w:left="1440" w:hanging="360"/>
+              <w:rPr>
+                <w:i w:val="1"/>
+                <w:iCs w:val="1"/>
+                <w:sz w:val="18"/>
+                <w:szCs w:val="18"/>
+              </w:rPr>
+            </w:pPr>
+            <w:r>
+              <w:rPr>
+                <w:i w:val="1"/>
+                <w:iCs w:val="1"/>
+                <w:sz w:val="18"/>
+                <w:szCs w:val="18"/>
+                <w:rtl w:val="0"/>
+              </w:rPr>
+              <w:t xml:space="preserve">Implementación de índices para consultas analíticas.</w:t>
+              <w:br w:type="textWrapping"/>
+            </w:r>
+          </w:p>
+          <w:p>
+            <w:pPr>
+              <w:numPr>
+                <w:ilvl w:val="0"/>
+                <w:numId w:val="5"/>
+              </w:numPr>
+              <w:spacing w:after="0" w:afterAutospacing="0" w:before="0" w:beforeAutospacing="0" w:lineRule="auto"/>
+              <w:ind w:left="720" w:hanging="360"/>
+              <w:rPr>
+                <w:i w:val="1"/>
+                <w:iCs w:val="1"/>
+                <w:sz w:val="18"/>
+                <w:szCs w:val="18"/>
+              </w:rPr>
+            </w:pPr>
+            <w:r>
+              <w:rPr>
+                <w:b w:val="1"/>
+                <w:bCs w:val="1"/>
+                <w:i w:val="1"/>
+                <w:iCs w:val="1"/>
+                <w:sz w:val="18"/>
+                <w:szCs w:val="18"/>
+                <w:rtl w:val="0"/>
+              </w:rPr>
+              <w:t xml:space="preserve">API REST y lógica comparativa</w:t>
+              <w:br w:type="textWrapping"/>
+            </w:r>
+          </w:p>
+          <w:p>
+            <w:pPr>
+              <w:numPr>
+                <w:ilvl w:val="1"/>
+                <w:numId w:val="5"/>
+              </w:numPr>
+              <w:spacing w:after="0" w:afterAutospacing="0" w:before="0" w:beforeAutospacing="0" w:lineRule="auto"/>
+              <w:ind w:left="1440" w:hanging="360"/>
+              <w:rPr>
+                <w:i w:val="1"/>
+                <w:iCs w:val="1"/>
+                <w:sz w:val="18"/>
+                <w:szCs w:val="18"/>
+              </w:rPr>
+            </w:pPr>
+            <w:r>
+              <w:rPr>
+                <w:i w:val="1"/>
+                <w:iCs w:val="1"/>
+                <w:sz w:val="18"/>
+                <w:szCs w:val="18"/>
+                <w:rtl w:val="0"/>
+              </w:rPr>
+              <w:t xml:space="preserve">Desarrollo de endpoints para autenticación, productos, historial y métricas.</w:t>
+              <w:br w:type="textWrapping"/>
+            </w:r>
+          </w:p>
+          <w:p>
+            <w:pPr>
+              <w:numPr>
+                <w:ilvl w:val="1"/>
+                <w:numId w:val="5"/>
+              </w:numPr>
+              <w:spacing w:after="0" w:afterAutospacing="0" w:before="0" w:beforeAutospacing="0" w:lineRule="auto"/>
+              <w:ind w:left="1440" w:hanging="360"/>
+              <w:rPr>
+                <w:i w:val="1"/>
+                <w:iCs w:val="1"/>
+                <w:sz w:val="18"/>
+                <w:szCs w:val="18"/>
+              </w:rPr>
+            </w:pPr>
+            <w:r>
+              <w:rPr>
+                <w:i w:val="1"/>
+                <w:iCs w:val="1"/>
+                <w:sz w:val="18"/>
+                <w:szCs w:val="18"/>
+                <w:rtl w:val="0"/>
+              </w:rPr>
+              <w:t xml:space="preserve">Cálculo del precio unitario, variación temporal y métricas de competitividad.</w:t>
+              <w:br w:type="textWrapping"/>
+            </w:r>
+          </w:p>
+          <w:p>
+            <w:pPr>
+              <w:numPr>
+                <w:ilvl w:val="0"/>
+                <w:numId w:val="5"/>
+              </w:numPr>
+              <w:spacing w:after="0" w:afterAutospacing="0" w:before="0" w:beforeAutospacing="0" w:lineRule="auto"/>
+              <w:ind w:left="720" w:hanging="360"/>
+              <w:rPr>
+                <w:i w:val="1"/>
+                <w:iCs w:val="1"/>
+                <w:sz w:val="18"/>
+                <w:szCs w:val="18"/>
+              </w:rPr>
+            </w:pPr>
+            <w:r>
+              <w:rPr>
+                <w:b w:val="1"/>
+                <w:bCs w:val="1"/>
+                <w:i w:val="1"/>
+                <w:iCs w:val="1"/>
+                <w:sz w:val="18"/>
+                <w:szCs w:val="18"/>
+                <w:rtl w:val="0"/>
+              </w:rPr>
+              <w:t xml:space="preserve">Dashboards y análisis de datos</w:t>
+              <w:br w:type="textWrapping"/>
+            </w:r>
+          </w:p>
+          <w:p>
+            <w:pPr>
+              <w:numPr>
+                <w:ilvl w:val="1"/>
+                <w:numId w:val="5"/>
+              </w:numPr>
+              <w:spacing w:after="0" w:afterAutospacing="0" w:before="0" w:beforeAutospacing="0" w:lineRule="auto"/>
+              <w:ind w:left="1440" w:hanging="360"/>
+              <w:rPr>
+                <w:i w:val="1"/>
+                <w:iCs w:val="1"/>
+                <w:sz w:val="18"/>
+                <w:szCs w:val="18"/>
+              </w:rPr>
+            </w:pPr>
+            <w:r>
+              <w:rPr>
+                <w:i w:val="1"/>
+                <w:iCs w:val="1"/>
+                <w:sz w:val="18"/>
+                <w:szCs w:val="18"/>
+                <w:rtl w:val="0"/>
+              </w:rPr>
+              <w:t xml:space="preserve">Creación de visualizaciones web con Chart.js/Recharts.</w:t>
+              <w:br w:type="textWrapping"/>
+            </w:r>
+          </w:p>
+          <w:p>
+            <w:pPr>
+              <w:numPr>
+                <w:ilvl w:val="1"/>
+                <w:numId w:val="5"/>
+              </w:numPr>
+              <w:spacing w:after="0" w:afterAutospacing="0" w:before="0" w:beforeAutospacing="0" w:lineRule="auto"/>
+              <w:ind w:left="1440" w:hanging="360"/>
+              <w:rPr>
+                <w:i w:val="1"/>
+                <w:iCs w:val="1"/>
+                <w:sz w:val="18"/>
+                <w:szCs w:val="18"/>
+              </w:rPr>
+            </w:pPr>
+            <w:r>
+              <w:rPr>
+                <w:i w:val="1"/>
+                <w:iCs w:val="1"/>
+                <w:sz w:val="18"/>
+                <w:szCs w:val="18"/>
+                <w:rtl w:val="0"/>
+              </w:rPr>
+              <w:t xml:space="preserve">Dashboards comparativos entre periodos, ranking de clics y competitividad.</w:t>
+              <w:br w:type="textWrapping"/>
+            </w:r>
+          </w:p>
+          <w:p>
+            <w:pPr>
+              <w:numPr>
+                <w:ilvl w:val="0"/>
+                <w:numId w:val="5"/>
+              </w:numPr>
+              <w:spacing w:after="0" w:afterAutospacing="0" w:before="0" w:beforeAutospacing="0" w:lineRule="auto"/>
+              <w:ind w:left="720" w:hanging="360"/>
+              <w:rPr>
+                <w:i w:val="1"/>
+                <w:iCs w:val="1"/>
+                <w:sz w:val="18"/>
+                <w:szCs w:val="18"/>
+              </w:rPr>
+            </w:pPr>
+            <w:r>
+              <w:rPr>
+                <w:b w:val="1"/>
+                <w:bCs w:val="1"/>
+                <w:i w:val="1"/>
+                <w:iCs w:val="1"/>
+                <w:sz w:val="18"/>
+                <w:szCs w:val="18"/>
+                <w:rtl w:val="0"/>
+              </w:rPr>
+              <w:t xml:space="preserve">Frontend comparador para usuarios</w:t>
+              <w:br w:type="textWrapping"/>
+            </w:r>
+          </w:p>
+          <w:p>
+            <w:pPr>
+              <w:numPr>
+                <w:ilvl w:val="1"/>
+                <w:numId w:val="5"/>
+              </w:numPr>
+              <w:spacing w:after="0" w:afterAutospacing="0" w:before="0" w:beforeAutospacing="0" w:lineRule="auto"/>
+              <w:ind w:left="1440" w:hanging="360"/>
+              <w:rPr>
+                <w:i w:val="1"/>
+                <w:iCs w:val="1"/>
+                <w:sz w:val="18"/>
+                <w:szCs w:val="18"/>
+              </w:rPr>
+            </w:pPr>
+            <w:r>
+              <w:rPr>
+                <w:i w:val="1"/>
+                <w:iCs w:val="1"/>
+                <w:sz w:val="18"/>
+                <w:szCs w:val="18"/>
+                <w:rtl w:val="0"/>
+              </w:rPr>
+              <w:t xml:space="preserve">Filtros por peso, marca, supermercado y selección geográfica.</w:t>
+              <w:br w:type="textWrapping"/>
+            </w:r>
+          </w:p>
+          <w:p>
+            <w:pPr>
+              <w:numPr>
+                <w:ilvl w:val="1"/>
+                <w:numId w:val="5"/>
+              </w:numPr>
+              <w:spacing w:after="0" w:afterAutospacing="0" w:before="0" w:beforeAutospacing="0" w:lineRule="auto"/>
+              <w:ind w:left="1440" w:hanging="360"/>
+              <w:rPr>
+                <w:i w:val="1"/>
+                <w:iCs w:val="1"/>
+                <w:sz w:val="18"/>
+                <w:szCs w:val="18"/>
+              </w:rPr>
+            </w:pPr>
+            <w:r>
+              <w:rPr>
+                <w:i w:val="1"/>
+                <w:iCs w:val="1"/>
+                <w:sz w:val="18"/>
+                <w:szCs w:val="18"/>
+                <w:rtl w:val="0"/>
+              </w:rPr>
+              <w:t xml:space="preserve">integración del comparador con datos normalizados.</w:t>
+              <w:br w:type="textWrapping"/>
+            </w:r>
+          </w:p>
+          <w:p>
+            <w:pPr>
+              <w:numPr>
+                <w:ilvl w:val="0"/>
+                <w:numId w:val="5"/>
+              </w:numPr>
+              <w:spacing w:after="0" w:afterAutospacing="0" w:before="0" w:beforeAutospacing="0" w:lineRule="auto"/>
+              <w:ind w:left="720" w:hanging="360"/>
+              <w:rPr>
+                <w:i w:val="1"/>
+                <w:iCs w:val="1"/>
+                <w:sz w:val="18"/>
+                <w:szCs w:val="18"/>
+              </w:rPr>
+            </w:pPr>
+            <w:r>
+              <w:rPr>
+                <w:b w:val="1"/>
+                <w:bCs w:val="1"/>
+                <w:i w:val="1"/>
+                <w:iCs w:val="1"/>
+                <w:sz w:val="18"/>
+                <w:szCs w:val="18"/>
+                <w:rtl w:val="0"/>
+              </w:rPr>
+              <w:t xml:space="preserve">Pruebas finales, validación y documentación</w:t>
+              <w:br w:type="textWrapping"/>
+            </w:r>
+          </w:p>
+          <w:p>
+            <w:pPr>
+              <w:numPr>
+                <w:ilvl w:val="1"/>
+                <w:numId w:val="5"/>
+              </w:numPr>
+              <w:spacing w:after="0" w:afterAutospacing="0" w:before="0" w:beforeAutospacing="0" w:lineRule="auto"/>
+              <w:ind w:left="1440" w:hanging="360"/>
+              <w:rPr>
+                <w:i w:val="1"/>
+                <w:iCs w:val="1"/>
+                <w:sz w:val="18"/>
+                <w:szCs w:val="18"/>
+              </w:rPr>
+            </w:pPr>
+            <w:r>
+              <w:rPr>
+                <w:i w:val="1"/>
+                <w:iCs w:val="1"/>
+                <w:sz w:val="18"/>
+                <w:szCs w:val="18"/>
+                <w:rtl w:val="0"/>
+              </w:rPr>
+              <w:t xml:space="preserve">Pruebas de rendimiento (&lt;5s), scraping (&gt;95%) y usabilidad (≥80% satisfacción).</w:t>
+              <w:br w:type="textWrapping"/>
+            </w:r>
+          </w:p>
+          <w:p>
+            <w:pPr>
+              <w:numPr>
+                <w:ilvl w:val="1"/>
+                <w:numId w:val="5"/>
+              </w:numPr>
+              <w:spacing w:after="240" w:before="0" w:beforeAutospacing="0" w:lineRule="auto"/>
+              <w:ind w:left="1440" w:hanging="360"/>
+              <w:rPr>
+                <w:i w:val="1"/>
+                <w:iCs w:val="1"/>
+                <w:sz w:val="18"/>
+                <w:szCs w:val="18"/>
+              </w:rPr>
+            </w:pPr>
+            <w:r>
+              <w:rPr>
+                <w:i w:val="1"/>
+                <w:iCs w:val="1"/>
+                <w:sz w:val="18"/>
+                <w:szCs w:val="18"/>
+                <w:rtl w:val="0"/>
+              </w:rPr>
+              <w:t xml:space="preserve">Elaboración de manuales, informe y acta de cierre.</w:t>
+              <w:br w:type="textWrapping"/>
+            </w:r>
+          </w:p>
+          <w:p>
+            <w:pPr>
+              <w:pStyle w:val="Heading4"/>
+              <w:keepNext w:val="0"/>
+              <w:keepLines w:val="0"/>
               <w:ind w:left="720" w:firstLine="0"/>
               <w:rPr>
                 <w:i w:val="1"/>
                 <w:iCs w:val="1"/>
-                <w:color w:val="0070c0"/>
-                <w:sz w:val="18"/>
-                <w:szCs w:val="18"/>
-              </w:rPr>
-            </w:pPr>
-            <w:r>
-              <w:rPr>
-                <w:i w:val="1"/>
-                <w:iCs w:val="1"/>
-                <w:color w:val="0070c0"/>
-                <w:sz w:val="18"/>
-                <w:szCs w:val="18"/>
-                <w:rtl w:val="0"/>
-              </w:rPr>
-              <w:t xml:space="preserve">Arquitectura y Migración: Se migró la arquitectura de Firebase a MongoDB Atlas para soportar las consultas de agregación que el módulo analítico requería. Se estandarizó todo el backend para usar el Driver Nativo de MongoDB.</w:t>
+                <w:sz w:val="22"/>
+                <w:szCs w:val="22"/>
+              </w:rPr>
+            </w:pPr>
+            <w:bookmarkStart w:colFirst="0" w:colLast="0" w:name="_heading=h.qmllt4hpydhs" w:id="14"/>
+            <w:bookmarkEnd w:id="14"/>
+            <w:r>
+              <w:rPr>
+                <w:i w:val="1"/>
+                <w:iCs w:val="1"/>
+                <w:sz w:val="22"/>
+                <w:szCs w:val="22"/>
+                <w:rtl w:val="0"/>
+              </w:rPr>
+              <w:t xml:space="preserve">4.2 Facilitadores del desarrollo</w:t>
+            </w:r>
+          </w:p>
+          <w:p>
+            <w:pPr>
+              <w:numPr>
+                <w:ilvl w:val="0"/>
+                <w:numId w:val="10"/>
+              </w:numPr>
+              <w:spacing w:after="0" w:afterAutospacing="0" w:before="240" w:lineRule="auto"/>
+              <w:ind w:left="720" w:hanging="360"/>
+              <w:rPr>
+                <w:i w:val="1"/>
+                <w:iCs w:val="1"/>
+                <w:sz w:val="18"/>
+                <w:szCs w:val="18"/>
+              </w:rPr>
+            </w:pPr>
+            <w:r>
+              <w:rPr>
+                <w:b w:val="1"/>
+                <w:bCs w:val="1"/>
+                <w:i w:val="1"/>
+                <w:iCs w:val="1"/>
+                <w:rtl w:val="0"/>
+              </w:rPr>
+              <w:t xml:space="preserve">Modularidad del proyecto</w:t>
+            </w:r>
+            <w:r>
+              <w:rPr>
+                <w:i w:val="1"/>
+                <w:iCs w:val="1"/>
+                <w:sz w:val="18"/>
+                <w:szCs w:val="18"/>
+                <w:rtl w:val="0"/>
+              </w:rPr>
+              <w:t xml:space="preserve">, que permitió trabajar por componentes independientes sin bloquear el avance.</w:t>
+              <w:br w:type="textWrapping"/>
+            </w:r>
+          </w:p>
+          <w:p>
+            <w:pPr>
+              <w:numPr>
+                <w:ilvl w:val="0"/>
+                <w:numId w:val="10"/>
+              </w:numPr>
+              <w:spacing w:after="0" w:afterAutospacing="0" w:before="0" w:beforeAutospacing="0" w:lineRule="auto"/>
+              <w:ind w:left="720" w:hanging="360"/>
+              <w:rPr>
+                <w:i w:val="1"/>
+                <w:iCs w:val="1"/>
+                <w:sz w:val="18"/>
+                <w:szCs w:val="18"/>
+              </w:rPr>
+            </w:pPr>
+            <w:r>
+              <w:rPr>
+                <w:b w:val="1"/>
+                <w:bCs w:val="1"/>
+                <w:i w:val="1"/>
+                <w:iCs w:val="1"/>
+                <w:sz w:val="18"/>
+                <w:szCs w:val="18"/>
+                <w:rtl w:val="0"/>
+              </w:rPr>
+              <w:t xml:space="preserve">Tecnologías Open Source</w:t>
+            </w:r>
+            <w:r>
+              <w:rPr>
+                <w:i w:val="1"/>
+                <w:iCs w:val="1"/>
+                <w:sz w:val="18"/>
+                <w:szCs w:val="18"/>
+                <w:rtl w:val="0"/>
+              </w:rPr>
+              <w:t xml:space="preserve">, que redujeron costos y facilitaron iteraciones (Playwright, Node.js, Chart.js).</w:t>
+              <w:br w:type="textWrapping"/>
+            </w:r>
+          </w:p>
+          <w:p>
+            <w:pPr>
+              <w:numPr>
+                <w:ilvl w:val="0"/>
+                <w:numId w:val="10"/>
+              </w:numPr>
+              <w:spacing w:after="0" w:afterAutospacing="0" w:before="0" w:beforeAutospacing="0" w:lineRule="auto"/>
+              <w:ind w:left="720" w:hanging="360"/>
+              <w:rPr>
+                <w:i w:val="1"/>
+                <w:iCs w:val="1"/>
+                <w:sz w:val="18"/>
+                <w:szCs w:val="18"/>
+              </w:rPr>
+            </w:pPr>
+            <w:r>
+              <w:rPr>
+                <w:b w:val="1"/>
+                <w:bCs w:val="1"/>
+                <w:i w:val="1"/>
+                <w:iCs w:val="1"/>
+                <w:sz w:val="18"/>
+                <w:szCs w:val="18"/>
+                <w:rtl w:val="0"/>
+              </w:rPr>
+              <w:t xml:space="preserve">Migración a MongoDB Atlas</w:t>
+            </w:r>
+            <w:r>
+              <w:rPr>
+                <w:i w:val="1"/>
+                <w:iCs w:val="1"/>
+                <w:sz w:val="18"/>
+                <w:szCs w:val="18"/>
+                <w:rtl w:val="0"/>
+              </w:rPr>
+              <w:t xml:space="preserve">, que permitió almacenar históricos indispensables para la comparación entre periodos.</w:t>
+              <w:br w:type="textWrapping"/>
+            </w:r>
+          </w:p>
+          <w:p>
+            <w:pPr>
+              <w:numPr>
+                <w:ilvl w:val="0"/>
+                <w:numId w:val="10"/>
+              </w:numPr>
+              <w:spacing w:after="240" w:before="0" w:beforeAutospacing="0" w:lineRule="auto"/>
+              <w:ind w:left="720" w:hanging="360"/>
+              <w:rPr>
+                <w:i w:val="1"/>
+                <w:iCs w:val="1"/>
+                <w:sz w:val="18"/>
+                <w:szCs w:val="18"/>
+              </w:rPr>
+            </w:pPr>
+            <w:r>
+              <w:rPr>
+                <w:b w:val="1"/>
+                <w:bCs w:val="1"/>
+                <w:i w:val="1"/>
+                <w:iCs w:val="1"/>
+                <w:sz w:val="18"/>
+                <w:szCs w:val="18"/>
+                <w:rtl w:val="0"/>
+              </w:rPr>
+              <w:t xml:space="preserve">Especialización del equipo</w:t>
+            </w:r>
+            <w:r>
+              <w:rPr>
+                <w:i w:val="1"/>
+                <w:iCs w:val="1"/>
+                <w:sz w:val="18"/>
+                <w:szCs w:val="18"/>
+                <w:rtl w:val="0"/>
+              </w:rPr>
+              <w:t xml:space="preserve">, con roles claros (Frontend/Datos y Backend/Arquitectura).</w:t>
+              <w:br w:type="textWrapping"/>
             </w:r>
           </w:p>
           <w:p>
@@ -1988,44 +4009,194 @@
               <w:rPr>
                 <w:i w:val="1"/>
                 <w:iCs w:val="1"/>
-                <w:color w:val="0070c0"/>
-                <w:sz w:val="18"/>
-                <w:szCs w:val="18"/>
-              </w:rPr>
-            </w:pPr>
-            <w:r>
-              <w:rPr>
-                <w:i w:val="1"/>
-                <w:iCs w:val="1"/>
-                <w:color w:val="0070c0"/>
-                <w:sz w:val="18"/>
-                <w:szCs w:val="18"/>
-                <w:rtl w:val="0"/>
-              </w:rPr>
-              <w:t xml:space="preserve">Desarrollo de Scrapers: Se implementaron 4 workers asíncronos con Playwright para Tottus, Jumbo, Unimarc y Acuenta. Estos se ejecutan como procesos hijos (child_process)  para no bloquear el servidor principal.</w:t>
-            </w:r>
-          </w:p>
-          <w:p>
-            <w:pPr>
+                <w:sz w:val="18"/>
+                <w:szCs w:val="18"/>
+              </w:rPr>
+            </w:pPr>
+            <w:r>
+              <w:rPr>
+                <w:rtl w:val="0"/>
+              </w:rPr>
+            </w:r>
+          </w:p>
+          <w:p>
+            <w:pPr>
+              <w:pStyle w:val="Heading4"/>
+              <w:keepNext w:val="0"/>
+              <w:keepLines w:val="0"/>
               <w:ind w:left="720" w:firstLine="0"/>
               <w:rPr>
                 <w:i w:val="1"/>
                 <w:iCs w:val="1"/>
-                <w:color w:val="0070c0"/>
-                <w:sz w:val="18"/>
-                <w:szCs w:val="18"/>
-              </w:rPr>
-            </w:pPr>
-            <w:r>
-              <w:rPr>
-                <w:i w:val="1"/>
-                <w:iCs w:val="1"/>
-                <w:color w:val="0070c0"/>
-                <w:sz w:val="18"/>
-                <w:szCs w:val="18"/>
-                <w:rtl w:val="0"/>
-              </w:rPr>
-              <w:t xml:space="preserve">Backend (API): Se construyó el servidor API en Node.js/Express bajo un patrón MVC, creando los models (ej. Click.js , Busqueda.js ), controllers (ej. users.controller.js ) y routes (ej. scrape.routes.js ).</w:t>
+                <w:sz w:val="22"/>
+                <w:szCs w:val="22"/>
+              </w:rPr>
+            </w:pPr>
+            <w:bookmarkStart w:colFirst="0" w:colLast="0" w:name="_heading=h.slo0u46opjf5" w:id="15"/>
+            <w:bookmarkEnd w:id="15"/>
+            <w:r>
+              <w:rPr>
+                <w:i w:val="1"/>
+                <w:iCs w:val="1"/>
+                <w:sz w:val="22"/>
+                <w:szCs w:val="22"/>
+                <w:rtl w:val="0"/>
+              </w:rPr>
+              <w:t xml:space="preserve">4.3 Dificultades enfrentadas</w:t>
+            </w:r>
+          </w:p>
+          <w:p>
+            <w:pPr>
+              <w:numPr>
+                <w:ilvl w:val="0"/>
+                <w:numId w:val="11"/>
+              </w:numPr>
+              <w:spacing w:after="0" w:afterAutospacing="0" w:before="240" w:lineRule="auto"/>
+              <w:ind w:left="720" w:hanging="360"/>
+              <w:rPr>
+                <w:i w:val="1"/>
+                <w:iCs w:val="1"/>
+                <w:sz w:val="18"/>
+                <w:szCs w:val="18"/>
+              </w:rPr>
+            </w:pPr>
+            <w:r>
+              <w:rPr>
+                <w:b w:val="1"/>
+                <w:bCs w:val="1"/>
+                <w:i w:val="1"/>
+                <w:iCs w:val="1"/>
+                <w:rtl w:val="0"/>
+              </w:rPr>
+              <w:t xml:space="preserve">Cambios frecuentes en los sitios web de los supermercados</w:t>
+            </w:r>
+            <w:r>
+              <w:rPr>
+                <w:i w:val="1"/>
+                <w:iCs w:val="1"/>
+                <w:sz w:val="18"/>
+                <w:szCs w:val="18"/>
+                <w:rtl w:val="0"/>
+              </w:rPr>
+              <w:t xml:space="preserve">, que provocan fallas en el scraping.</w:t>
+              <w:br w:type="textWrapping"/>
+            </w:r>
+          </w:p>
+          <w:p>
+            <w:pPr>
+              <w:numPr>
+                <w:ilvl w:val="0"/>
+                <w:numId w:val="11"/>
+              </w:numPr>
+              <w:spacing w:after="0" w:afterAutospacing="0" w:before="0" w:beforeAutospacing="0" w:lineRule="auto"/>
+              <w:ind w:left="720" w:hanging="360"/>
+              <w:rPr>
+                <w:i w:val="1"/>
+                <w:iCs w:val="1"/>
+                <w:sz w:val="18"/>
+                <w:szCs w:val="18"/>
+              </w:rPr>
+            </w:pPr>
+            <w:r>
+              <w:rPr>
+                <w:b w:val="1"/>
+                <w:bCs w:val="1"/>
+                <w:i w:val="1"/>
+                <w:iCs w:val="1"/>
+                <w:sz w:val="18"/>
+                <w:szCs w:val="18"/>
+                <w:rtl w:val="0"/>
+              </w:rPr>
+              <w:t xml:space="preserve">Limitaciones de Firebase</w:t>
+            </w:r>
+            <w:r>
+              <w:rPr>
+                <w:i w:val="1"/>
+                <w:iCs w:val="1"/>
+                <w:sz w:val="18"/>
+                <w:szCs w:val="18"/>
+                <w:rtl w:val="0"/>
+              </w:rPr>
+              <w:t xml:space="preserve">, que no permitía análisis temporal ni almacenamiento histórico eficiente.</w:t>
+              <w:br w:type="textWrapping"/>
+            </w:r>
+          </w:p>
+          <w:p>
+            <w:pPr>
+              <w:numPr>
+                <w:ilvl w:val="0"/>
+                <w:numId w:val="11"/>
+              </w:numPr>
+              <w:spacing w:after="0" w:afterAutospacing="0" w:before="0" w:beforeAutospacing="0" w:lineRule="auto"/>
+              <w:ind w:left="720" w:hanging="360"/>
+              <w:rPr>
+                <w:i w:val="1"/>
+                <w:iCs w:val="1"/>
+                <w:sz w:val="18"/>
+                <w:szCs w:val="18"/>
+              </w:rPr>
+            </w:pPr>
+            <w:r>
+              <w:rPr>
+                <w:b w:val="1"/>
+                <w:bCs w:val="1"/>
+                <w:i w:val="1"/>
+                <w:iCs w:val="1"/>
+                <w:sz w:val="18"/>
+                <w:szCs w:val="18"/>
+                <w:rtl w:val="0"/>
+              </w:rPr>
+              <w:t xml:space="preserve">Variabilidad de unidades de medida (ml, g, kg, L)</w:t>
+            </w:r>
+            <w:r>
+              <w:rPr>
+                <w:i w:val="1"/>
+                <w:iCs w:val="1"/>
+                <w:sz w:val="18"/>
+                <w:szCs w:val="18"/>
+                <w:rtl w:val="0"/>
+              </w:rPr>
+              <w:t xml:space="preserve">, que dificultaba la comparación real entre precios.</w:t>
+              <w:br w:type="textWrapping"/>
+            </w:r>
+          </w:p>
+          <w:p>
+            <w:pPr>
+              <w:numPr>
+                <w:ilvl w:val="0"/>
+                <w:numId w:val="11"/>
+              </w:numPr>
+              <w:spacing w:after="240" w:before="0" w:beforeAutospacing="0" w:lineRule="auto"/>
+              <w:ind w:left="720" w:hanging="360"/>
+              <w:rPr>
+                <w:i w:val="1"/>
+                <w:iCs w:val="1"/>
+                <w:sz w:val="18"/>
+                <w:szCs w:val="18"/>
+              </w:rPr>
+            </w:pPr>
+            <w:r>
+              <w:rPr>
+                <w:b w:val="1"/>
+                <w:bCs w:val="1"/>
+                <w:i w:val="1"/>
+                <w:iCs w:val="1"/>
+                <w:sz w:val="18"/>
+                <w:szCs w:val="18"/>
+                <w:rtl w:val="0"/>
+              </w:rPr>
+              <w:t xml:space="preserve">Limitación de herramientas externas de BI</w:t>
+            </w:r>
+            <w:r>
+              <w:rPr>
+                <w:i w:val="1"/>
+                <w:iCs w:val="1"/>
+                <w:sz w:val="18"/>
+                <w:szCs w:val="18"/>
+                <w:rtl w:val="0"/>
+              </w:rPr>
+              <w:t xml:space="preserve">, que generaban dependencia y costos.</w:t>
+              <w:br w:type="textWrapping"/>
             </w:r>
           </w:p>
           <w:p>
@@ -2034,222 +4205,714 @@
               <w:rPr>
                 <w:i w:val="1"/>
                 <w:iCs w:val="1"/>
-                <w:color w:val="0070c0"/>
-                <w:sz w:val="18"/>
-                <w:szCs w:val="18"/>
-              </w:rPr>
-            </w:pPr>
-            <w:r>
-              <w:rPr>
-                <w:i w:val="1"/>
-                <w:iCs w:val="1"/>
-                <w:color w:val="0070c0"/>
-                <w:sz w:val="18"/>
-                <w:szCs w:val="18"/>
-                <w:rtl w:val="0"/>
-              </w:rPr>
-              <w:t xml:space="preserve">Frontend y Analítica: Se construyó el panel de admin (principal.html) con monitoreo en vivo (Socket.io) y el dashboard.html con gráficos (Chart.js) que consumen los endpoints de estadísticas (/api/estadisticas/...).</w:t>
-            </w:r>
-          </w:p>
-          <w:p>
-            <w:pPr>
-              <w:ind w:left="0" w:firstLine="0"/>
-              <w:rPr>
-                <w:i w:val="1"/>
-                <w:iCs w:val="1"/>
-                <w:color w:val="0070c0"/>
-                <w:sz w:val="18"/>
-                <w:szCs w:val="18"/>
-              </w:rPr>
-            </w:pPr>
-            <w:r>
-              <w:rPr>
-                <w:i w:val="1"/>
-                <w:iCs w:val="1"/>
-                <w:color w:val="0070c0"/>
-                <w:sz w:val="18"/>
-                <w:szCs w:val="18"/>
-                <w:rtl w:val="0"/>
-              </w:rPr>
-              <w:t xml:space="preserve">Dificultades:</w:t>
-            </w:r>
-          </w:p>
-          <w:p>
-            <w:pPr>
+                <w:sz w:val="18"/>
+                <w:szCs w:val="18"/>
+              </w:rPr>
+            </w:pPr>
+            <w:r>
+              <w:rPr>
+                <w:rtl w:val="0"/>
+              </w:rPr>
+            </w:r>
+          </w:p>
+          <w:p>
+            <w:pPr>
+              <w:pStyle w:val="Heading4"/>
+              <w:keepNext w:val="0"/>
+              <w:keepLines w:val="0"/>
               <w:ind w:left="720" w:firstLine="0"/>
               <w:rPr>
                 <w:i w:val="1"/>
                 <w:iCs w:val="1"/>
-                <w:color w:val="0070c0"/>
-                <w:sz w:val="18"/>
-                <w:szCs w:val="18"/>
-              </w:rPr>
-            </w:pPr>
-            <w:r>
-              <w:rPr>
-                <w:rtl w:val="0"/>
-              </w:rPr>
-            </w:r>
-          </w:p>
+                <w:sz w:val="22"/>
+                <w:szCs w:val="22"/>
+              </w:rPr>
+            </w:pPr>
+            <w:bookmarkStart w:colFirst="0" w:colLast="0" w:name="_heading=h.7c5sla5cqwsc" w:id="16"/>
+            <w:bookmarkEnd w:id="16"/>
+            <w:r>
+              <w:rPr>
+                <w:i w:val="1"/>
+                <w:iCs w:val="1"/>
+                <w:sz w:val="22"/>
+                <w:szCs w:val="22"/>
+                <w:rtl w:val="0"/>
+              </w:rPr>
+              <w:t xml:space="preserve">4.4 Ajustes realizados ante dificultades</w:t>
+            </w:r>
+          </w:p>
+          <w:tbl>
+            <w:tblPr>
+              <w:tblStyle w:val="Table4"/>
+              <w:tblW w:w="6570.0" w:type="dxa"/>
+              <w:jc w:val="left"/>
+              <w:tblBorders>
+                <w:top w:color="000000" w:space="0" w:sz="0" w:val="nil"/>
+                <w:left w:color="000000" w:space="0" w:sz="0" w:val="nil"/>
+                <w:bottom w:color="000000" w:space="0" w:sz="0" w:val="nil"/>
+                <w:right w:color="000000" w:space="0" w:sz="0" w:val="nil"/>
+                <w:insideH w:color="000000" w:space="0" w:sz="0" w:val="nil"/>
+                <w:insideV w:color="000000" w:space="0" w:sz="0" w:val="nil"/>
+              </w:tblBorders>
+              <w:tblLayout w:type="fixed"/>
+              <w:tblLook w:val="0600"/>
+            </w:tblPr>
+            <w:tblGrid>
+              <w:gridCol w:w="1630.255591054313"/>
+              <w:gridCol w:w="2910.6709265175723"/>
+              <w:gridCol w:w="2029.073482428115"/>
+              <w:tblGridChange w:id="0">
+                <w:tblGrid>
+                  <w:gridCol w:w="1630.255591054313"/>
+                  <w:gridCol w:w="2910.6709265175723"/>
+                  <w:gridCol w:w="2029.073482428115"/>
+                </w:tblGrid>
+              </w:tblGridChange>
+            </w:tblGrid>
+            <w:tr>
+              <w:trPr>
+                <w:cantSplit w:val="0"/>
+                <w:trHeight w:val="500" w:hRule="atLeast"/>
+                <w:tblHeader w:val="0"/>
+              </w:trPr>
+              <w:tc>
+                <w:tcPr>
+                  <w:tcBorders>
+                    <w:top w:color="c9daf8" w:space="0" w:sz="4" w:val="single"/>
+                    <w:left w:color="c9daf8" w:space="0" w:sz="4" w:val="single"/>
+                    <w:bottom w:color="c9daf8" w:space="0" w:sz="4" w:val="single"/>
+                    <w:right w:color="c9daf8" w:space="0" w:sz="4" w:val="single"/>
+                  </w:tcBorders>
+                  <w:tcMar>
+                    <w:top w:w="100.0" w:type="dxa"/>
+                    <w:left w:w="100.0" w:type="dxa"/>
+                    <w:bottom w:w="100.0" w:type="dxa"/>
+                    <w:right w:w="100.0" w:type="dxa"/>
+                  </w:tcMar>
+                  <w:vAlign w:val="top"/>
+                </w:tcPr>
+                <w:p>
+                  <w:pPr>
+                    <w:ind w:left="0" w:firstLine="0"/>
+                    <w:jc w:val="center"/>
+                    <w:rPr>
+                      <w:i w:val="1"/>
+                      <w:iCs w:val="1"/>
+                      <w:sz w:val="18"/>
+                      <w:szCs w:val="18"/>
+                    </w:rPr>
+                  </w:pPr>
+                  <w:r>
+                    <w:rPr>
+                      <w:b w:val="1"/>
+                      <w:bCs w:val="1"/>
+                      <w:i w:val="1"/>
+                      <w:iCs w:val="1"/>
+                      <w:rtl w:val="0"/>
+                    </w:rPr>
+                    <w:t xml:space="preserve">Dificultad</w:t>
+                  </w:r>
+                  <w:r>
+                    <w:rPr>
+                      <w:rtl w:val="0"/>
+                    </w:rPr>
+                  </w:r>
+                </w:p>
+              </w:tc>
+              <w:tc>
+                <w:tcPr>
+                  <w:tcBorders>
+                    <w:top w:color="c9daf8" w:space="0" w:sz="4" w:val="single"/>
+                    <w:left w:color="c9daf8" w:space="0" w:sz="4" w:val="single"/>
+                    <w:bottom w:color="c9daf8" w:space="0" w:sz="4" w:val="single"/>
+                    <w:right w:color="c9daf8" w:space="0" w:sz="4" w:val="single"/>
+                  </w:tcBorders>
+                  <w:tcMar>
+                    <w:top w:w="100.0" w:type="dxa"/>
+                    <w:left w:w="100.0" w:type="dxa"/>
+                    <w:bottom w:w="100.0" w:type="dxa"/>
+                    <w:right w:w="100.0" w:type="dxa"/>
+                  </w:tcMar>
+                  <w:vAlign w:val="top"/>
+                </w:tcPr>
+                <w:p>
+                  <w:pPr>
+                    <w:ind w:left="720" w:firstLine="0"/>
+                    <w:jc w:val="left"/>
+                    <w:rPr>
+                      <w:i w:val="1"/>
+                      <w:iCs w:val="1"/>
+                      <w:sz w:val="18"/>
+                      <w:szCs w:val="18"/>
+                    </w:rPr>
+                  </w:pPr>
+                  <w:r>
+                    <w:rPr>
+                      <w:b w:val="1"/>
+                      <w:bCs w:val="1"/>
+                      <w:i w:val="1"/>
+                      <w:iCs w:val="1"/>
+                      <w:sz w:val="18"/>
+                      <w:szCs w:val="18"/>
+                      <w:rtl w:val="0"/>
+                    </w:rPr>
+                    <w:t xml:space="preserve">Ajuste realizado</w:t>
+                  </w:r>
+                  <w:r>
+                    <w:rPr>
+                      <w:rtl w:val="0"/>
+                    </w:rPr>
+                  </w:r>
+                </w:p>
+              </w:tc>
+              <w:tc>
+                <w:tcPr>
+                  <w:tcBorders>
+                    <w:top w:color="c9daf8" w:space="0" w:sz="4" w:val="single"/>
+                    <w:left w:color="c9daf8" w:space="0" w:sz="4" w:val="single"/>
+                    <w:bottom w:color="c9daf8" w:space="0" w:sz="4" w:val="single"/>
+                    <w:right w:color="c9daf8" w:space="0" w:sz="4" w:val="single"/>
+                  </w:tcBorders>
+                  <w:tcMar>
+                    <w:top w:w="100.0" w:type="dxa"/>
+                    <w:left w:w="100.0" w:type="dxa"/>
+                    <w:bottom w:w="100.0" w:type="dxa"/>
+                    <w:right w:w="100.0" w:type="dxa"/>
+                  </w:tcMar>
+                  <w:vAlign w:val="top"/>
+                </w:tcPr>
+                <w:p>
+                  <w:pPr>
+                    <w:ind w:left="0" w:firstLine="0"/>
+                    <w:jc w:val="center"/>
+                    <w:rPr>
+                      <w:i w:val="1"/>
+                      <w:iCs w:val="1"/>
+                      <w:sz w:val="18"/>
+                      <w:szCs w:val="18"/>
+                    </w:rPr>
+                  </w:pPr>
+                  <w:r>
+                    <w:rPr>
+                      <w:b w:val="1"/>
+                      <w:bCs w:val="1"/>
+                      <w:i w:val="1"/>
+                      <w:iCs w:val="1"/>
+                      <w:sz w:val="18"/>
+                      <w:szCs w:val="18"/>
+                      <w:rtl w:val="0"/>
+                    </w:rPr>
+                    <w:t xml:space="preserve">Resultado</w:t>
+                  </w:r>
+                  <w:r>
+                    <w:rPr>
+                      <w:rtl w:val="0"/>
+                    </w:rPr>
+                  </w:r>
+                </w:p>
+              </w:tc>
+            </w:tr>
+            <w:tr>
+              <w:trPr>
+                <w:cantSplit w:val="0"/>
+                <w:trHeight w:val="1040" w:hRule="atLeast"/>
+                <w:tblHeader w:val="0"/>
+              </w:trPr>
+              <w:tc>
+                <w:tcPr>
+                  <w:tcBorders>
+                    <w:top w:color="c9daf8" w:space="0" w:sz="4" w:val="single"/>
+                    <w:left w:color="c9daf8" w:space="0" w:sz="4" w:val="single"/>
+                    <w:bottom w:color="c9daf8" w:space="0" w:sz="4" w:val="single"/>
+                    <w:right w:color="c9daf8" w:space="0" w:sz="4" w:val="single"/>
+                  </w:tcBorders>
+                  <w:tcMar>
+                    <w:top w:w="100.0" w:type="dxa"/>
+                    <w:left w:w="100.0" w:type="dxa"/>
+                    <w:bottom w:w="100.0" w:type="dxa"/>
+                    <w:right w:w="100.0" w:type="dxa"/>
+                  </w:tcMar>
+                  <w:vAlign w:val="top"/>
+                </w:tcPr>
+                <w:p>
+                  <w:pPr>
+                    <w:ind w:left="0" w:firstLine="0"/>
+                    <w:rPr>
+                      <w:i w:val="1"/>
+                      <w:iCs w:val="1"/>
+                      <w:sz w:val="18"/>
+                      <w:szCs w:val="18"/>
+                    </w:rPr>
+                  </w:pPr>
+                  <w:r>
+                    <w:rPr>
+                      <w:i w:val="1"/>
+                      <w:iCs w:val="1"/>
+                      <w:sz w:val="18"/>
+                      <w:szCs w:val="18"/>
+                      <w:rtl w:val="0"/>
+                    </w:rPr>
+                    <w:t xml:space="preserve">Fallas constantes en scraping</w:t>
+                  </w:r>
+                </w:p>
+              </w:tc>
+              <w:tc>
+                <w:tcPr>
+                  <w:tcBorders>
+                    <w:top w:color="c9daf8" w:space="0" w:sz="4" w:val="single"/>
+                    <w:left w:color="c9daf8" w:space="0" w:sz="4" w:val="single"/>
+                    <w:bottom w:color="c9daf8" w:space="0" w:sz="4" w:val="single"/>
+                    <w:right w:color="c9daf8" w:space="0" w:sz="4" w:val="single"/>
+                  </w:tcBorders>
+                  <w:tcMar>
+                    <w:top w:w="100.0" w:type="dxa"/>
+                    <w:left w:w="100.0" w:type="dxa"/>
+                    <w:bottom w:w="100.0" w:type="dxa"/>
+                    <w:right w:w="100.0" w:type="dxa"/>
+                  </w:tcMar>
+                  <w:vAlign w:val="top"/>
+                </w:tcPr>
+                <w:p>
+                  <w:pPr>
+                    <w:ind w:left="0" w:firstLine="0"/>
+                    <w:rPr>
+                      <w:i w:val="1"/>
+                      <w:iCs w:val="1"/>
+                      <w:sz w:val="18"/>
+                      <w:szCs w:val="18"/>
+                    </w:rPr>
+                  </w:pPr>
+                  <w:r>
+                    <w:rPr>
+                      <w:i w:val="1"/>
+                      <w:iCs w:val="1"/>
+                      <w:sz w:val="18"/>
+                      <w:szCs w:val="18"/>
+                      <w:rtl w:val="0"/>
+                    </w:rPr>
+                    <w:t xml:space="preserve">Se implementaron logs en tiempo real con Socket.io y validaciones automáticas</w:t>
+                  </w:r>
+                </w:p>
+              </w:tc>
+              <w:tc>
+                <w:tcPr>
+                  <w:tcBorders>
+                    <w:top w:color="c9daf8" w:space="0" w:sz="4" w:val="single"/>
+                    <w:left w:color="c9daf8" w:space="0" w:sz="4" w:val="single"/>
+                    <w:bottom w:color="c9daf8" w:space="0" w:sz="4" w:val="single"/>
+                    <w:right w:color="c9daf8" w:space="0" w:sz="4" w:val="single"/>
+                  </w:tcBorders>
+                  <w:tcMar>
+                    <w:top w:w="100.0" w:type="dxa"/>
+                    <w:left w:w="100.0" w:type="dxa"/>
+                    <w:bottom w:w="100.0" w:type="dxa"/>
+                    <w:right w:w="100.0" w:type="dxa"/>
+                  </w:tcMar>
+                  <w:vAlign w:val="top"/>
+                </w:tcPr>
+                <w:p>
+                  <w:pPr>
+                    <w:ind w:left="0" w:firstLine="0"/>
+                    <w:rPr>
+                      <w:i w:val="1"/>
+                      <w:iCs w:val="1"/>
+                      <w:sz w:val="18"/>
+                      <w:szCs w:val="18"/>
+                    </w:rPr>
+                  </w:pPr>
+                  <w:r>
+                    <w:rPr>
+                      <w:i w:val="1"/>
+                      <w:iCs w:val="1"/>
+                      <w:sz w:val="18"/>
+                      <w:szCs w:val="18"/>
+                      <w:rtl w:val="0"/>
+                    </w:rPr>
+                    <w:t xml:space="preserve">&gt;95% de actualización garantizada</w:t>
+                  </w:r>
+                </w:p>
+              </w:tc>
+            </w:tr>
+            <w:tr>
+              <w:trPr>
+                <w:cantSplit w:val="0"/>
+                <w:trHeight w:val="913.4863281249999" w:hRule="atLeast"/>
+                <w:tblHeader w:val="0"/>
+              </w:trPr>
+              <w:tc>
+                <w:tcPr>
+                  <w:tcBorders>
+                    <w:top w:color="c9daf8" w:space="0" w:sz="4" w:val="single"/>
+                    <w:left w:color="c9daf8" w:space="0" w:sz="4" w:val="single"/>
+                    <w:bottom w:color="c9daf8" w:space="0" w:sz="4" w:val="single"/>
+                    <w:right w:color="c9daf8" w:space="0" w:sz="4" w:val="single"/>
+                  </w:tcBorders>
+                  <w:tcMar>
+                    <w:top w:w="100.0" w:type="dxa"/>
+                    <w:left w:w="100.0" w:type="dxa"/>
+                    <w:bottom w:w="100.0" w:type="dxa"/>
+                    <w:right w:w="100.0" w:type="dxa"/>
+                  </w:tcMar>
+                  <w:vAlign w:val="top"/>
+                </w:tcPr>
+                <w:p>
+                  <w:pPr>
+                    <w:ind w:left="0" w:firstLine="0"/>
+                    <w:rPr>
+                      <w:i w:val="1"/>
+                      <w:iCs w:val="1"/>
+                      <w:sz w:val="18"/>
+                      <w:szCs w:val="18"/>
+                    </w:rPr>
+                  </w:pPr>
+                  <w:r>
+                    <w:rPr>
+                      <w:i w:val="1"/>
+                      <w:iCs w:val="1"/>
+                      <w:sz w:val="18"/>
+                      <w:szCs w:val="18"/>
+                      <w:rtl w:val="0"/>
+                    </w:rPr>
+                    <w:t xml:space="preserve">Firebase no permitía análisis temporal</w:t>
+                  </w:r>
+                </w:p>
+              </w:tc>
+              <w:tc>
+                <w:tcPr>
+                  <w:tcBorders>
+                    <w:top w:color="c9daf8" w:space="0" w:sz="4" w:val="single"/>
+                    <w:left w:color="c9daf8" w:space="0" w:sz="4" w:val="single"/>
+                    <w:bottom w:color="c9daf8" w:space="0" w:sz="4" w:val="single"/>
+                    <w:right w:color="c9daf8" w:space="0" w:sz="4" w:val="single"/>
+                  </w:tcBorders>
+                  <w:tcMar>
+                    <w:top w:w="100.0" w:type="dxa"/>
+                    <w:left w:w="100.0" w:type="dxa"/>
+                    <w:bottom w:w="100.0" w:type="dxa"/>
+                    <w:right w:w="100.0" w:type="dxa"/>
+                  </w:tcMar>
+                  <w:vAlign w:val="top"/>
+                </w:tcPr>
+                <w:p>
+                  <w:pPr>
+                    <w:ind w:left="0" w:firstLine="0"/>
+                    <w:rPr>
+                      <w:i w:val="1"/>
+                      <w:iCs w:val="1"/>
+                      <w:sz w:val="18"/>
+                      <w:szCs w:val="18"/>
+                    </w:rPr>
+                  </w:pPr>
+                  <w:r>
+                    <w:rPr>
+                      <w:i w:val="1"/>
+                      <w:iCs w:val="1"/>
+                      <w:sz w:val="18"/>
+                      <w:szCs w:val="18"/>
+                      <w:rtl w:val="0"/>
+                    </w:rPr>
+                    <w:t xml:space="preserve">Migración a MongoDB Atlas con timestamps e índices</w:t>
+                  </w:r>
+                </w:p>
+              </w:tc>
+              <w:tc>
+                <w:tcPr>
+                  <w:tcBorders>
+                    <w:top w:color="c9daf8" w:space="0" w:sz="4" w:val="single"/>
+                    <w:left w:color="c9daf8" w:space="0" w:sz="4" w:val="single"/>
+                    <w:bottom w:color="c9daf8" w:space="0" w:sz="4" w:val="single"/>
+                    <w:right w:color="c9daf8" w:space="0" w:sz="4" w:val="single"/>
+                  </w:tcBorders>
+                  <w:tcMar>
+                    <w:top w:w="100.0" w:type="dxa"/>
+                    <w:left w:w="100.0" w:type="dxa"/>
+                    <w:bottom w:w="100.0" w:type="dxa"/>
+                    <w:right w:w="100.0" w:type="dxa"/>
+                  </w:tcMar>
+                  <w:vAlign w:val="top"/>
+                </w:tcPr>
+                <w:p>
+                  <w:pPr>
+                    <w:ind w:left="0" w:firstLine="0"/>
+                    <w:rPr>
+                      <w:i w:val="1"/>
+                      <w:iCs w:val="1"/>
+                      <w:sz w:val="18"/>
+                      <w:szCs w:val="18"/>
+                    </w:rPr>
+                  </w:pPr>
+                  <w:r>
+                    <w:rPr>
+                      <w:i w:val="1"/>
+                      <w:iCs w:val="1"/>
+                      <w:sz w:val="18"/>
+                      <w:szCs w:val="18"/>
+                      <w:rtl w:val="0"/>
+                    </w:rPr>
+                    <w:t xml:space="preserve">Consultas analíticas estables y rápidas</w:t>
+                  </w:r>
+                </w:p>
+              </w:tc>
+            </w:tr>
+            <w:tr>
+              <w:trPr>
+                <w:cantSplit w:val="0"/>
+                <w:trHeight w:val="770" w:hRule="atLeast"/>
+                <w:tblHeader w:val="0"/>
+              </w:trPr>
+              <w:tc>
+                <w:tcPr>
+                  <w:tcBorders>
+                    <w:top w:color="c9daf8" w:space="0" w:sz="4" w:val="single"/>
+                    <w:left w:color="c9daf8" w:space="0" w:sz="4" w:val="single"/>
+                    <w:bottom w:color="c9daf8" w:space="0" w:sz="4" w:val="single"/>
+                    <w:right w:color="c9daf8" w:space="0" w:sz="4" w:val="single"/>
+                  </w:tcBorders>
+                  <w:tcMar>
+                    <w:top w:w="100.0" w:type="dxa"/>
+                    <w:left w:w="100.0" w:type="dxa"/>
+                    <w:bottom w:w="100.0" w:type="dxa"/>
+                    <w:right w:w="100.0" w:type="dxa"/>
+                  </w:tcMar>
+                  <w:vAlign w:val="top"/>
+                </w:tcPr>
+                <w:p>
+                  <w:pPr>
+                    <w:ind w:left="0" w:firstLine="0"/>
+                    <w:rPr>
+                      <w:i w:val="1"/>
+                      <w:iCs w:val="1"/>
+                      <w:sz w:val="18"/>
+                      <w:szCs w:val="18"/>
+                    </w:rPr>
+                  </w:pPr>
+                  <w:r>
+                    <w:rPr>
+                      <w:i w:val="1"/>
+                      <w:iCs w:val="1"/>
+                      <w:sz w:val="18"/>
+                      <w:szCs w:val="18"/>
+                      <w:rtl w:val="0"/>
+                    </w:rPr>
+                    <w:t xml:space="preserve">Unidades distintas entre productos</w:t>
+                  </w:r>
+                </w:p>
+              </w:tc>
+              <w:tc>
+                <w:tcPr>
+                  <w:tcBorders>
+                    <w:top w:color="c9daf8" w:space="0" w:sz="4" w:val="single"/>
+                    <w:left w:color="c9daf8" w:space="0" w:sz="4" w:val="single"/>
+                    <w:bottom w:color="c9daf8" w:space="0" w:sz="4" w:val="single"/>
+                    <w:right w:color="c9daf8" w:space="0" w:sz="4" w:val="single"/>
+                  </w:tcBorders>
+                  <w:tcMar>
+                    <w:top w:w="100.0" w:type="dxa"/>
+                    <w:left w:w="100.0" w:type="dxa"/>
+                    <w:bottom w:w="100.0" w:type="dxa"/>
+                    <w:right w:w="100.0" w:type="dxa"/>
+                  </w:tcMar>
+                  <w:vAlign w:val="top"/>
+                </w:tcPr>
+                <w:p>
+                  <w:pPr>
+                    <w:ind w:left="0" w:firstLine="0"/>
+                    <w:rPr>
+                      <w:i w:val="1"/>
+                      <w:iCs w:val="1"/>
+                      <w:sz w:val="18"/>
+                      <w:szCs w:val="18"/>
+                    </w:rPr>
+                  </w:pPr>
+                  <w:r>
+                    <w:rPr>
+                      <w:i w:val="1"/>
+                      <w:iCs w:val="1"/>
+                      <w:sz w:val="18"/>
+                      <w:szCs w:val="18"/>
+                      <w:rtl w:val="0"/>
+                    </w:rPr>
+                    <w:t xml:space="preserve">Normalización del precio unitario desde el scraping y la API</w:t>
+                  </w:r>
+                </w:p>
+              </w:tc>
+              <w:tc>
+                <w:tcPr>
+                  <w:tcBorders>
+                    <w:top w:color="c9daf8" w:space="0" w:sz="4" w:val="single"/>
+                    <w:left w:color="c9daf8" w:space="0" w:sz="4" w:val="single"/>
+                    <w:bottom w:color="c9daf8" w:space="0" w:sz="4" w:val="single"/>
+                    <w:right w:color="c9daf8" w:space="0" w:sz="4" w:val="single"/>
+                  </w:tcBorders>
+                  <w:tcMar>
+                    <w:top w:w="100.0" w:type="dxa"/>
+                    <w:left w:w="100.0" w:type="dxa"/>
+                    <w:bottom w:w="100.0" w:type="dxa"/>
+                    <w:right w:w="100.0" w:type="dxa"/>
+                  </w:tcMar>
+                  <w:vAlign w:val="top"/>
+                </w:tcPr>
+                <w:p>
+                  <w:pPr>
+                    <w:ind w:left="0" w:firstLine="0"/>
+                    <w:rPr>
+                      <w:i w:val="1"/>
+                      <w:iCs w:val="1"/>
+                      <w:sz w:val="18"/>
+                      <w:szCs w:val="18"/>
+                    </w:rPr>
+                  </w:pPr>
+                  <w:r>
+                    <w:rPr>
+                      <w:i w:val="1"/>
+                      <w:iCs w:val="1"/>
+                      <w:sz w:val="18"/>
+                      <w:szCs w:val="18"/>
+                      <w:rtl w:val="0"/>
+                    </w:rPr>
+                    <w:t xml:space="preserve">Comparaciones reales y no engañosas</w:t>
+                  </w:r>
+                </w:p>
+              </w:tc>
+            </w:tr>
+            <w:tr>
+              <w:trPr>
+                <w:cantSplit w:val="0"/>
+                <w:trHeight w:val="901.3647460937499" w:hRule="atLeast"/>
+                <w:tblHeader w:val="0"/>
+              </w:trPr>
+              <w:tc>
+                <w:tcPr>
+                  <w:tcBorders>
+                    <w:top w:color="c9daf8" w:space="0" w:sz="4" w:val="single"/>
+                    <w:left w:color="c9daf8" w:space="0" w:sz="4" w:val="single"/>
+                    <w:bottom w:color="c9daf8" w:space="0" w:sz="4" w:val="single"/>
+                    <w:right w:color="c9daf8" w:space="0" w:sz="4" w:val="single"/>
+                  </w:tcBorders>
+                  <w:tcMar>
+                    <w:top w:w="100.0" w:type="dxa"/>
+                    <w:left w:w="100.0" w:type="dxa"/>
+                    <w:bottom w:w="100.0" w:type="dxa"/>
+                    <w:right w:w="100.0" w:type="dxa"/>
+                  </w:tcMar>
+                  <w:vAlign w:val="top"/>
+                </w:tcPr>
+                <w:p>
+                  <w:pPr>
+                    <w:ind w:left="0" w:firstLine="0"/>
+                    <w:rPr>
+                      <w:i w:val="1"/>
+                      <w:iCs w:val="1"/>
+                      <w:sz w:val="18"/>
+                      <w:szCs w:val="18"/>
+                    </w:rPr>
+                  </w:pPr>
+                  <w:r>
+                    <w:rPr>
+                      <w:i w:val="1"/>
+                      <w:iCs w:val="1"/>
+                      <w:sz w:val="18"/>
+                      <w:szCs w:val="18"/>
+                      <w:rtl w:val="0"/>
+                    </w:rPr>
+                    <w:t xml:space="preserve">Limitación de BI externo</w:t>
+                  </w:r>
+                </w:p>
+              </w:tc>
+              <w:tc>
+                <w:tcPr>
+                  <w:tcBorders>
+                    <w:top w:color="c9daf8" w:space="0" w:sz="4" w:val="single"/>
+                    <w:left w:color="c9daf8" w:space="0" w:sz="4" w:val="single"/>
+                    <w:bottom w:color="c9daf8" w:space="0" w:sz="4" w:val="single"/>
+                    <w:right w:color="c9daf8" w:space="0" w:sz="4" w:val="single"/>
+                  </w:tcBorders>
+                  <w:tcMar>
+                    <w:top w:w="100.0" w:type="dxa"/>
+                    <w:left w:w="100.0" w:type="dxa"/>
+                    <w:bottom w:w="100.0" w:type="dxa"/>
+                    <w:right w:w="100.0" w:type="dxa"/>
+                  </w:tcMar>
+                  <w:vAlign w:val="top"/>
+                </w:tcPr>
+                <w:p>
+                  <w:pPr>
+                    <w:ind w:left="0" w:firstLine="0"/>
+                    <w:rPr>
+                      <w:i w:val="1"/>
+                      <w:iCs w:val="1"/>
+                      <w:sz w:val="18"/>
+                      <w:szCs w:val="18"/>
+                    </w:rPr>
+                  </w:pPr>
+                  <w:r>
+                    <w:rPr>
+                      <w:i w:val="1"/>
+                      <w:iCs w:val="1"/>
+                      <w:sz w:val="18"/>
+                      <w:szCs w:val="18"/>
+                      <w:rtl w:val="0"/>
+                    </w:rPr>
+                    <w:t xml:space="preserve">Eliminación de Power BI y adopción de dashboards web</w:t>
+                  </w:r>
+                </w:p>
+              </w:tc>
+              <w:tc>
+                <w:tcPr>
+                  <w:tcBorders>
+                    <w:top w:color="c9daf8" w:space="0" w:sz="4" w:val="single"/>
+                    <w:left w:color="c9daf8" w:space="0" w:sz="4" w:val="single"/>
+                    <w:bottom w:color="c9daf8" w:space="0" w:sz="4" w:val="single"/>
+                    <w:right w:color="c9daf8" w:space="0" w:sz="4" w:val="single"/>
+                  </w:tcBorders>
+                  <w:tcMar>
+                    <w:top w:w="100.0" w:type="dxa"/>
+                    <w:left w:w="100.0" w:type="dxa"/>
+                    <w:bottom w:w="100.0" w:type="dxa"/>
+                    <w:right w:w="100.0" w:type="dxa"/>
+                  </w:tcMar>
+                  <w:vAlign w:val="top"/>
+                </w:tcPr>
+                <w:p>
+                  <w:pPr>
+                    <w:ind w:left="0" w:firstLine="0"/>
+                    <w:rPr>
+                      <w:i w:val="1"/>
+                      <w:iCs w:val="1"/>
+                      <w:sz w:val="18"/>
+                      <w:szCs w:val="18"/>
+                    </w:rPr>
+                  </w:pPr>
+                  <w:r>
+                    <w:rPr>
+                      <w:i w:val="1"/>
+                      <w:iCs w:val="1"/>
+                      <w:sz w:val="18"/>
+                      <w:szCs w:val="18"/>
+                      <w:rtl w:val="0"/>
+                    </w:rPr>
+                    <w:t xml:space="preserve">Menor costo, mejor integración con el sistema</w:t>
+                  </w:r>
+                </w:p>
+              </w:tc>
+            </w:tr>
+          </w:tbl>
           <w:p>
             <w:pPr>
               <w:ind w:left="720" w:firstLine="0"/>
               <w:rPr>
-                <w:i w:val="1"/>
-                <w:iCs w:val="1"/>
-                <w:color w:val="0070c0"/>
-                <w:sz w:val="18"/>
-                <w:szCs w:val="18"/>
-              </w:rPr>
-            </w:pPr>
-            <w:r>
-              <w:rPr>
-                <w:i w:val="1"/>
-                <w:iCs w:val="1"/>
-                <w:color w:val="0070c0"/>
-                <w:sz w:val="18"/>
-                <w:szCs w:val="18"/>
-                <w:rtl w:val="0"/>
-              </w:rPr>
-              <w:t xml:space="preserve">Volatilidad de Scrapers: El scraper de Tottus solo guardaba 1 producto, y el de Unimarc no manejaba la paginación.</w:t>
-            </w:r>
-          </w:p>
-          <w:p>
-            <w:pPr>
-              <w:ind w:left="720" w:firstLine="0"/>
-              <w:rPr>
-                <w:i w:val="1"/>
-                <w:iCs w:val="1"/>
-                <w:color w:val="0070c0"/>
-                <w:sz w:val="18"/>
-                <w:szCs w:val="18"/>
-              </w:rPr>
-            </w:pPr>
-            <w:r>
-              <w:rPr>
-                <w:i w:val="1"/>
-                <w:iCs w:val="1"/>
-                <w:color w:val="0070c0"/>
-                <w:sz w:val="18"/>
-                <w:szCs w:val="18"/>
-                <w:rtl w:val="0"/>
-              </w:rPr>
-              <w:t xml:space="preserve">Migración de Base de Datos: Firebase no soportaba las consultas aggregate necesarias para la analítica.</w:t>
-            </w:r>
-          </w:p>
-          <w:p>
-            <w:pPr>
-              <w:ind w:left="720" w:firstLine="0"/>
-              <w:rPr>
-                <w:i w:val="1"/>
-                <w:iCs w:val="1"/>
-                <w:color w:val="0070c0"/>
-                <w:sz w:val="18"/>
-                <w:szCs w:val="18"/>
-              </w:rPr>
-            </w:pPr>
-            <w:r>
-              <w:rPr>
-                <w:i w:val="1"/>
-                <w:iCs w:val="1"/>
-                <w:color w:val="0070c0"/>
-                <w:sz w:val="18"/>
-                <w:szCs w:val="18"/>
-                <w:rtl w:val="0"/>
-              </w:rPr>
-              <w:t xml:space="preserve">Errores de Integración: El panel de admin (principal.html) se quedaba en blanco  debido a un error de JS.</w:t>
-            </w:r>
-          </w:p>
-          <w:p>
-            <w:pPr>
-              <w:ind w:left="0" w:firstLine="0"/>
-              <w:rPr>
-                <w:i w:val="1"/>
-                <w:iCs w:val="1"/>
-                <w:color w:val="0070c0"/>
-                <w:sz w:val="18"/>
-                <w:szCs w:val="18"/>
-              </w:rPr>
-            </w:pPr>
-            <w:r>
-              <w:rPr>
-                <w:i w:val="1"/>
-                <w:iCs w:val="1"/>
-                <w:color w:val="0070c0"/>
-                <w:sz w:val="18"/>
-                <w:szCs w:val="18"/>
-                <w:rtl w:val="0"/>
-              </w:rPr>
-              <w:t xml:space="preserve">Ajustes (Soluciones):</w:t>
-            </w:r>
-          </w:p>
-          <w:p>
-            <w:pPr>
-              <w:ind w:left="720" w:firstLine="0"/>
-              <w:rPr>
-                <w:i w:val="1"/>
-                <w:iCs w:val="1"/>
-                <w:color w:val="0070c0"/>
-                <w:sz w:val="18"/>
-                <w:szCs w:val="18"/>
-              </w:rPr>
-            </w:pPr>
-            <w:r>
-              <w:rPr>
-                <w:i w:val="1"/>
-                <w:iCs w:val="1"/>
-                <w:color w:val="0070c0"/>
-                <w:sz w:val="18"/>
-                <w:szCs w:val="18"/>
-                <w:rtl w:val="0"/>
-              </w:rPr>
-              <w:t xml:space="preserve">Se aplicó depuración avanzada en Playwright, corrigiendo los selectores CSS y la lógica de extracción de enlaces en el script de Tottus.</w:t>
-            </w:r>
-          </w:p>
-          <w:p>
-            <w:pPr>
-              <w:ind w:left="720" w:firstLine="0"/>
-              <w:rPr>
-                <w:i w:val="1"/>
-                <w:iCs w:val="1"/>
-                <w:color w:val="0070c0"/>
-                <w:sz w:val="18"/>
-                <w:szCs w:val="18"/>
-              </w:rPr>
-            </w:pPr>
-            <w:r>
-              <w:rPr>
-                <w:i w:val="1"/>
-                <w:iCs w:val="1"/>
-                <w:color w:val="0070c0"/>
-                <w:sz w:val="18"/>
-                <w:szCs w:val="18"/>
-                <w:rtl w:val="0"/>
-              </w:rPr>
-              <w:t xml:space="preserve">Se migró toda la base de datos a MongoDB Atlas y se refactoriza el backend, implementando el Aggregation Pipeline  para los dashboards.</w:t>
-            </w:r>
-          </w:p>
-          <w:p>
-            <w:pPr>
-              <w:ind w:left="720" w:firstLine="0"/>
-              <w:rPr>
-                <w:i w:val="1"/>
-                <w:iCs w:val="1"/>
-                <w:color w:val="0070c0"/>
-                <w:sz w:val="18"/>
-                <w:szCs w:val="18"/>
-              </w:rPr>
-            </w:pPr>
-            <w:r>
-              <w:rPr>
-                <w:i w:val="1"/>
-                <w:iCs w:val="1"/>
-                <w:color w:val="0070c0"/>
-                <w:sz w:val="18"/>
-                <w:szCs w:val="18"/>
-                <w:rtl w:val="0"/>
-              </w:rPr>
-              <w:t xml:space="preserve">Se identificó el JS nulo (buscaba un formulario formEditarUsuario inexistente) y se agregó el HTML del modal que faltaba en principal.html.</w:t>
+                <w:b w:val="1"/>
+                <w:bCs w:val="1"/>
+                <w:i w:val="1"/>
+                <w:iCs w:val="1"/>
+                <w:sz w:val="18"/>
+                <w:szCs w:val="18"/>
+              </w:rPr>
+            </w:pPr>
+            <w:r>
+              <w:rPr>
+                <w:rtl w:val="0"/>
+              </w:rPr>
             </w:r>
           </w:p>
         </w:tc>
@@ -2268,7 +4931,6 @@
             <w:pPr>
               <w:rPr>
                 <w:rFonts w:ascii="Calibri" w:cs="Calibri" w:eastAsia="Calibri" w:hAnsi="Calibri"/>
-                <w:color w:val="1f3864"/>
                 <w:sz w:val="18"/>
                 <w:szCs w:val="18"/>
               </w:rPr>
@@ -2276,7 +4938,6 @@
             <w:r>
               <w:rPr>
                 <w:rFonts w:ascii="Calibri" w:cs="Calibri" w:eastAsia="Calibri" w:hAnsi="Calibri"/>
-                <w:color w:val="1f3864"/>
                 <w:sz w:val="18"/>
                 <w:szCs w:val="18"/>
                 <w:rtl w:val="0"/>
@@ -2291,309 +4952,129 @@
           </w:tcPr>
           <w:p>
             <w:pPr>
-              <w:ind w:left="743" w:firstLine="0"/>
-              <w:rPr>
-                <w:b w:val="1"/>
-                <w:bCs w:val="1"/>
-                <w:i w:val="1"/>
-                <w:iCs w:val="1"/>
-                <w:color w:val="0070c0"/>
-                <w:sz w:val="18"/>
-                <w:szCs w:val="18"/>
-              </w:rPr>
-            </w:pPr>
-            <w:r>
-              <w:rPr>
-                <w:b w:val="1"/>
-                <w:bCs w:val="1"/>
-                <w:i w:val="1"/>
-                <w:iCs w:val="1"/>
-                <w:color w:val="0070c0"/>
-                <w:sz w:val="18"/>
-                <w:szCs w:val="18"/>
-                <w:rtl w:val="0"/>
-              </w:rPr>
-              <w:t xml:space="preserve">Las siguientes evidencias dan cuenta del cumplimiento del Proyecto APT en sus dimensiones de documentación formal, desarrollo de software, procesos de scraping, migración de datos, pruebas, dashboards analíticos y control de calidad, cumpliendo con los estándares de desarrollo utilizados en la industria y con lo planificado en el cronograma del equipo.</w:t>
-            </w:r>
-          </w:p>
-          <w:p>
-            <w:pPr>
-              <w:ind w:left="743" w:firstLine="0"/>
-              <w:rPr>
-                <w:b w:val="1"/>
-                <w:bCs w:val="1"/>
-                <w:i w:val="1"/>
-                <w:iCs w:val="1"/>
-                <w:color w:val="0070c0"/>
-                <w:sz w:val="18"/>
-                <w:szCs w:val="18"/>
-              </w:rPr>
-            </w:pPr>
-            <w:r>
-              <w:rPr>
-                <w:b w:val="1"/>
-                <w:bCs w:val="1"/>
-                <w:i w:val="1"/>
-                <w:iCs w:val="1"/>
-                <w:color w:val="0070c0"/>
-                <w:sz w:val="18"/>
-                <w:szCs w:val="18"/>
-                <w:rtl w:val="0"/>
-              </w:rPr>
-              <w:t xml:space="preserve">Archivo:  </w:t>
-            </w:r>
+              <w:pStyle w:val="Heading3"/>
+              <w:keepNext w:val="0"/>
+              <w:keepLines w:val="0"/>
+              <w:spacing w:after="80" w:before="280" w:lineRule="auto"/>
+              <w:rPr>
+                <w:b w:val="1"/>
+                <w:bCs w:val="1"/>
+                <w:color w:val="000000"/>
+                <w:sz w:val="26"/>
+                <w:szCs w:val="26"/>
+              </w:rPr>
+            </w:pPr>
+            <w:bookmarkStart w:colFirst="0" w:colLast="0" w:name="_heading=h.mka3s13cwvhz" w:id="17"/>
+            <w:bookmarkEnd w:id="17"/>
+            <w:r>
+              <w:rPr>
+                <w:b w:val="1"/>
+                <w:bCs w:val="1"/>
+                <w:color w:val="000000"/>
+                <w:sz w:val="26"/>
+                <w:szCs w:val="26"/>
+                <w:rtl w:val="0"/>
+              </w:rPr>
+              <w:t xml:space="preserve">Documentos Entregados.</w:t>
+            </w:r>
+          </w:p>
+          <w:p>
+            <w:pPr>
+              <w:spacing w:after="240" w:before="240" w:lineRule="auto"/>
+              <w:rPr>
+                <w:b w:val="1"/>
+                <w:bCs w:val="1"/>
+                <w:sz w:val="20"/>
+                <w:szCs w:val="20"/>
+              </w:rPr>
+            </w:pPr>
+            <w:r>
+              <w:rPr>
+                <w:b w:val="1"/>
+                <w:bCs w:val="1"/>
+                <w:sz w:val="20"/>
+                <w:szCs w:val="20"/>
+                <w:rtl w:val="0"/>
+              </w:rPr>
+              <w:t xml:space="preserve">1) Documentación de Planificación y Gestión</w:t>
+            </w:r>
+          </w:p>
+          <w:p>
+            <w:pPr>
+              <w:numPr>
+                <w:ilvl w:val="0"/>
+                <w:numId w:val="6"/>
+              </w:numPr>
+              <w:spacing w:after="0" w:afterAutospacing="0" w:before="240" w:lineRule="auto"/>
+              <w:ind w:left="720" w:hanging="360"/>
+              <w:rPr>
+                <w:b w:val="1"/>
+                <w:bCs w:val="1"/>
+                <w:sz w:val="20"/>
+                <w:szCs w:val="20"/>
+              </w:rPr>
+            </w:pPr>
             <w:hyperlink r:id="rId8">
               <w:r>
                 <w:rPr>
                   <w:b w:val="1"/>
                   <w:bCs w:val="1"/>
-                  <w:i w:val="1"/>
-                  <w:iCs w:val="1"/>
-                  <w:color w:val="0000ee"/>
+                  <w:sz w:val="20"/>
+                  <w:szCs w:val="20"/>
                   <w:u w:val="single"/>
                   <w:rtl w:val="0"/>
                 </w:rPr>
-                <w:t xml:space="preserve">1.5_GuiaEstudiante_Fase 1_Definicion Proyecto APT (Español).docx</w:t>
+                <w:t xml:space="preserve">Acta de Constitución del Proyecto</w:t>
               </w:r>
             </w:hyperlink>
             <w:r>
               <w:rPr>
                 <w:b w:val="1"/>
                 <w:bCs w:val="1"/>
-                <w:i w:val="1"/>
-                <w:iCs w:val="1"/>
-                <w:color w:val="0070c0"/>
-                <w:sz w:val="18"/>
-                <w:szCs w:val="18"/>
-                <w:rtl w:val="0"/>
-              </w:rPr>
-              <w:t xml:space="preserve"> </w:t>
-              <w:br w:type="textWrapping"/>
-              <w:t xml:space="preserve"> Contenido: Objetivos, alcance, metodología híbrida, riesgos y estructura general del sistema.</w:t>
-              <w:br w:type="textWrapping"/>
-              <w:t xml:space="preserve"> Aporte:</w:t>
+                <w:sz w:val="20"/>
+                <w:szCs w:val="20"/>
+                <w:rtl w:val="0"/>
+              </w:rPr>
+              <w:br w:type="textWrapping"/>
             </w:r>
           </w:p>
           <w:p>
             <w:pPr>
               <w:numPr>
                 <w:ilvl w:val="0"/>
-                <w:numId w:val="1"/>
-              </w:numPr>
-              <w:spacing w:after="0" w:afterAutospacing="0" w:before="240" w:lineRule="auto"/>
-              <w:ind w:left="720" w:hanging="360"/>
-              <w:rPr>
-                <w:b w:val="1"/>
-                <w:bCs w:val="1"/>
-                <w:i w:val="1"/>
-                <w:iCs w:val="1"/>
-                <w:color w:val="0070c0"/>
-                <w:sz w:val="18"/>
-                <w:szCs w:val="18"/>
-              </w:rPr>
-            </w:pPr>
-            <w:r>
-              <w:rPr>
-                <w:b w:val="1"/>
-                <w:bCs w:val="1"/>
-                <w:i w:val="1"/>
-                <w:iCs w:val="1"/>
-                <w:color w:val="0070c0"/>
-                <w:sz w:val="18"/>
-                <w:szCs w:val="18"/>
-                <w:rtl w:val="0"/>
-              </w:rPr>
-              <w:t xml:space="preserve">Define el marco metodológico y técnico del proyecto.</w:t>
-              <w:br w:type="textWrapping"/>
-            </w:r>
-          </w:p>
-          <w:p>
-            <w:pPr>
-              <w:numPr>
-                <w:ilvl w:val="0"/>
-                <w:numId w:val="1"/>
+                <w:numId w:val="6"/>
               </w:numPr>
               <w:spacing w:after="0" w:afterAutospacing="0" w:before="0" w:beforeAutospacing="0" w:lineRule="auto"/>
               <w:ind w:left="720" w:hanging="360"/>
               <w:rPr>
                 <w:b w:val="1"/>
                 <w:bCs w:val="1"/>
-                <w:i w:val="1"/>
-                <w:iCs w:val="1"/>
-                <w:color w:val="0070c0"/>
-                <w:sz w:val="18"/>
-                <w:szCs w:val="18"/>
-              </w:rPr>
-            </w:pPr>
-            <w:r>
-              <w:rPr>
-                <w:b w:val="1"/>
-                <w:bCs w:val="1"/>
-                <w:i w:val="1"/>
-                <w:iCs w:val="1"/>
-                <w:color w:val="0070c0"/>
-                <w:sz w:val="18"/>
-                <w:szCs w:val="18"/>
-                <w:rtl w:val="0"/>
-              </w:rPr>
-              <w:t xml:space="preserve">Garantiza una planificación alineada con las competencias del perfil de egreso.</w:t>
-              <w:br w:type="textWrapping"/>
-            </w:r>
-          </w:p>
-          <w:p>
-            <w:pPr>
-              <w:numPr>
-                <w:ilvl w:val="0"/>
-                <w:numId w:val="1"/>
-              </w:numPr>
-              <w:spacing w:after="240" w:before="0" w:beforeAutospacing="0" w:lineRule="auto"/>
-              <w:ind w:left="720" w:hanging="360"/>
-              <w:rPr>
-                <w:b w:val="1"/>
-                <w:bCs w:val="1"/>
-                <w:i w:val="1"/>
-                <w:iCs w:val="1"/>
-                <w:color w:val="0070c0"/>
-                <w:sz w:val="18"/>
-                <w:szCs w:val="18"/>
-              </w:rPr>
-            </w:pPr>
-            <w:r>
-              <w:rPr>
-                <w:b w:val="1"/>
-                <w:bCs w:val="1"/>
-                <w:i w:val="1"/>
-                <w:iCs w:val="1"/>
-                <w:color w:val="0070c0"/>
-                <w:sz w:val="18"/>
-                <w:szCs w:val="18"/>
-                <w:rtl w:val="0"/>
-              </w:rPr>
-              <w:t xml:space="preserve">Da trazabilidad a los objetivos y entregables.</w:t>
-            </w:r>
-          </w:p>
-          <w:p>
-            <w:pPr>
-              <w:spacing w:after="240" w:before="240" w:lineRule="auto"/>
-              <w:ind w:left="720" w:firstLine="0"/>
-              <w:rPr>
-                <w:b w:val="1"/>
-                <w:bCs w:val="1"/>
-                <w:i w:val="1"/>
-                <w:iCs w:val="1"/>
-                <w:color w:val="0070c0"/>
-                <w:sz w:val="18"/>
-                <w:szCs w:val="18"/>
-              </w:rPr>
-            </w:pPr>
-            <w:r>
-              <w:rPr>
-                <w:rtl w:val="0"/>
-              </w:rPr>
-            </w:r>
-          </w:p>
-          <w:p>
-            <w:pPr>
-              <w:spacing w:after="240" w:before="240" w:lineRule="auto"/>
-              <w:ind w:left="720" w:firstLine="0"/>
-              <w:rPr>
-                <w:b w:val="1"/>
-                <w:bCs w:val="1"/>
-                <w:i w:val="1"/>
-                <w:iCs w:val="1"/>
-                <w:color w:val="0070c0"/>
-                <w:sz w:val="18"/>
-                <w:szCs w:val="18"/>
-              </w:rPr>
-            </w:pPr>
-            <w:r>
-              <w:rPr>
-                <w:rtl w:val="0"/>
-              </w:rPr>
-            </w:r>
-          </w:p>
-          <w:p>
-            <w:pPr>
-              <w:spacing w:after="240" w:before="240" w:lineRule="auto"/>
-              <w:ind w:left="708.6614173228347" w:firstLine="0"/>
-              <w:rPr>
-                <w:b w:val="1"/>
-                <w:bCs w:val="1"/>
-                <w:i w:val="1"/>
-                <w:iCs w:val="1"/>
-                <w:color w:val="0070c0"/>
-                <w:sz w:val="18"/>
-                <w:szCs w:val="18"/>
-              </w:rPr>
-            </w:pPr>
-            <w:r>
-              <w:rPr>
-                <w:b w:val="1"/>
-                <w:bCs w:val="1"/>
-                <w:i w:val="1"/>
-                <w:iCs w:val="1"/>
-                <w:color w:val="0070c0"/>
-                <w:sz w:val="18"/>
-                <w:szCs w:val="18"/>
-                <w:rtl w:val="0"/>
-              </w:rPr>
-              <w:t xml:space="preserve">Archivo: </w:t>
-            </w:r>
+                <w:sz w:val="20"/>
+                <w:szCs w:val="20"/>
+              </w:rPr>
+            </w:pPr>
             <w:hyperlink r:id="rId9">
               <w:r>
                 <w:rPr>
                   <w:b w:val="1"/>
                   <w:bCs w:val="1"/>
-                  <w:i w:val="1"/>
-                  <w:iCs w:val="1"/>
-                  <w:color w:val="0000ee"/>
+                  <w:sz w:val="20"/>
+                  <w:szCs w:val="20"/>
                   <w:u w:val="single"/>
                   <w:rtl w:val="0"/>
                 </w:rPr>
-                <w:t xml:space="preserve">Documento de Épicas e Historias de Usuario.docx</w:t>
+                <w:t xml:space="preserve">Plan de Gestión de Interesados</w:t>
               </w:r>
             </w:hyperlink>
             <w:r>
               <w:rPr>
                 <w:b w:val="1"/>
                 <w:bCs w:val="1"/>
-                <w:i w:val="1"/>
-                <w:iCs w:val="1"/>
-                <w:color w:val="0070c0"/>
-                <w:sz w:val="18"/>
-                <w:szCs w:val="18"/>
-                <w:rtl w:val="0"/>
-              </w:rPr>
-              <w:br w:type="textWrapping"/>
-              <w:t xml:space="preserve"> </w:t>
-            </w:r>
-          </w:p>
-          <w:p>
-            <w:pPr>
-              <w:spacing w:after="240" w:before="240" w:lineRule="auto"/>
-              <w:ind w:left="708.6614173228347" w:firstLine="0"/>
-              <w:rPr>
-                <w:b w:val="1"/>
-                <w:bCs w:val="1"/>
-                <w:i w:val="1"/>
-                <w:iCs w:val="1"/>
-                <w:color w:val="0070c0"/>
-                <w:sz w:val="18"/>
-                <w:szCs w:val="18"/>
-              </w:rPr>
-            </w:pPr>
-            <w:r>
-              <w:rPr>
-                <w:b w:val="1"/>
-                <w:bCs w:val="1"/>
-                <w:i w:val="1"/>
-                <w:iCs w:val="1"/>
-                <w:color w:val="0070c0"/>
-                <w:sz w:val="18"/>
-                <w:szCs w:val="18"/>
-                <w:rtl w:val="0"/>
-              </w:rPr>
-              <w:t xml:space="preserve">Aporte:</w:t>
+                <w:sz w:val="20"/>
+                <w:szCs w:val="20"/>
+                <w:rtl w:val="0"/>
+              </w:rPr>
+              <w:br w:type="textWrapping"/>
             </w:r>
           </w:p>
           <w:p>
@@ -2602,148 +5083,34 @@
                 <w:ilvl w:val="0"/>
                 <w:numId w:val="6"/>
               </w:numPr>
-              <w:spacing w:after="0" w:afterAutospacing="0" w:before="240" w:lineRule="auto"/>
-              <w:ind w:left="720" w:hanging="360"/>
-              <w:rPr>
-                <w:b w:val="1"/>
-                <w:bCs w:val="1"/>
-                <w:i w:val="1"/>
-                <w:iCs w:val="1"/>
-                <w:color w:val="0070c0"/>
-                <w:sz w:val="18"/>
-                <w:szCs w:val="18"/>
-              </w:rPr>
-            </w:pPr>
-            <w:r>
-              <w:rPr>
-                <w:b w:val="1"/>
-                <w:bCs w:val="1"/>
-                <w:i w:val="1"/>
-                <w:iCs w:val="1"/>
-                <w:color w:val="0070c0"/>
-                <w:sz w:val="18"/>
-                <w:szCs w:val="18"/>
-                <w:rtl w:val="0"/>
-              </w:rPr>
-              <w:t xml:space="preserve">Refleja la aplicación de metodología ágil de la industria (User Stories).</w:t>
-              <w:br w:type="textWrapping"/>
-            </w:r>
-          </w:p>
-          <w:p>
-            <w:pPr>
-              <w:numPr>
-                <w:ilvl w:val="0"/>
-                <w:numId w:val="6"/>
-              </w:numPr>
               <w:spacing w:after="0" w:afterAutospacing="0" w:before="0" w:beforeAutospacing="0" w:lineRule="auto"/>
               <w:ind w:left="720" w:hanging="360"/>
               <w:rPr>
                 <w:b w:val="1"/>
                 <w:bCs w:val="1"/>
-                <w:i w:val="1"/>
-                <w:iCs w:val="1"/>
-                <w:color w:val="0070c0"/>
-                <w:sz w:val="18"/>
-                <w:szCs w:val="18"/>
-              </w:rPr>
-            </w:pPr>
-            <w:r>
-              <w:rPr>
-                <w:b w:val="1"/>
-                <w:bCs w:val="1"/>
-                <w:i w:val="1"/>
-                <w:iCs w:val="1"/>
-                <w:color w:val="0070c0"/>
-                <w:sz w:val="18"/>
-                <w:szCs w:val="18"/>
-                <w:rtl w:val="0"/>
-              </w:rPr>
-              <w:t xml:space="preserve">Prioriza funcionalidades críticas: búsqueda, scraping, historial, dashboards.</w:t>
-              <w:br w:type="textWrapping"/>
-            </w:r>
-          </w:p>
-          <w:p>
-            <w:pPr>
-              <w:numPr>
-                <w:ilvl w:val="0"/>
-                <w:numId w:val="6"/>
-              </w:numPr>
-              <w:spacing w:after="240" w:before="0" w:beforeAutospacing="0" w:lineRule="auto"/>
-              <w:ind w:left="720" w:hanging="360"/>
-              <w:rPr>
-                <w:b w:val="1"/>
-                <w:bCs w:val="1"/>
-                <w:i w:val="1"/>
-                <w:iCs w:val="1"/>
-                <w:color w:val="0070c0"/>
-                <w:sz w:val="18"/>
-                <w:szCs w:val="18"/>
-              </w:rPr>
-            </w:pPr>
-            <w:r>
-              <w:rPr>
-                <w:b w:val="1"/>
-                <w:bCs w:val="1"/>
-                <w:i w:val="1"/>
-                <w:iCs w:val="1"/>
-                <w:color w:val="0070c0"/>
-                <w:sz w:val="18"/>
-                <w:szCs w:val="18"/>
-                <w:rtl w:val="0"/>
-              </w:rPr>
-              <w:t xml:space="preserve">Da trazabilidad entre funcionalidad ↔ objetivo ↔ entregable.</w:t>
-            </w:r>
-          </w:p>
-          <w:p>
-            <w:pPr>
-              <w:spacing w:after="240" w:before="240" w:lineRule="auto"/>
-              <w:ind w:left="708.6614173228347" w:firstLine="0"/>
-              <w:rPr>
-                <w:b w:val="1"/>
-                <w:bCs w:val="1"/>
-                <w:i w:val="1"/>
-                <w:iCs w:val="1"/>
-                <w:color w:val="0070c0"/>
-                <w:sz w:val="18"/>
-                <w:szCs w:val="18"/>
-              </w:rPr>
-            </w:pPr>
-            <w:r>
-              <w:rPr>
-                <w:b w:val="1"/>
-                <w:bCs w:val="1"/>
-                <w:i w:val="1"/>
-                <w:iCs w:val="1"/>
-                <w:color w:val="0070c0"/>
-                <w:sz w:val="18"/>
-                <w:szCs w:val="18"/>
-                <w:rtl w:val="0"/>
-              </w:rPr>
-              <w:t xml:space="preserve">Enlace: </w:t>
-            </w:r>
+                <w:sz w:val="20"/>
+                <w:szCs w:val="20"/>
+              </w:rPr>
+            </w:pPr>
             <w:hyperlink r:id="rId10">
               <w:r>
                 <w:rPr>
                   <w:b w:val="1"/>
                   <w:bCs w:val="1"/>
-                  <w:i w:val="1"/>
-                  <w:iCs w:val="1"/>
-                  <w:color w:val="1155cc"/>
+                  <w:sz w:val="20"/>
+                  <w:szCs w:val="20"/>
                   <w:u w:val="single"/>
                   <w:rtl w:val="0"/>
                 </w:rPr>
-                <w:t xml:space="preserve">Repositorio Proyecto</w:t>
+                <w:t xml:space="preserve">Plan de Gestión del Proyecto</w:t>
               </w:r>
             </w:hyperlink>
             <w:r>
               <w:rPr>
                 <w:b w:val="1"/>
                 <w:bCs w:val="1"/>
-                <w:i w:val="1"/>
-                <w:iCs w:val="1"/>
-                <w:color w:val="0070c0"/>
-                <w:sz w:val="18"/>
-                <w:szCs w:val="18"/>
+                <w:sz w:val="20"/>
+                <w:szCs w:val="20"/>
                 <w:rtl w:val="0"/>
               </w:rPr>
               <w:br w:type="textWrapping"/>
@@ -2753,784 +5120,132 @@
             <w:pPr>
               <w:numPr>
                 <w:ilvl w:val="0"/>
-                <w:numId w:val="2"/>
-              </w:numPr>
-              <w:spacing w:after="0" w:afterAutospacing="0" w:before="240" w:lineRule="auto"/>
-              <w:ind w:left="720" w:hanging="360"/>
-              <w:rPr>
-                <w:b w:val="1"/>
-                <w:bCs w:val="1"/>
-                <w:i w:val="1"/>
-                <w:iCs w:val="1"/>
-                <w:color w:val="0070c0"/>
-                <w:sz w:val="18"/>
-                <w:szCs w:val="18"/>
-              </w:rPr>
-            </w:pPr>
-            <w:r>
-              <w:rPr>
-                <w:b w:val="1"/>
-                <w:bCs w:val="1"/>
-                <w:i w:val="1"/>
-                <w:iCs w:val="1"/>
-                <w:color w:val="0070c0"/>
-                <w:sz w:val="18"/>
-                <w:szCs w:val="18"/>
-                <w:rtl w:val="0"/>
-              </w:rPr>
-              <w:t xml:space="preserve">Evidencia real de trabajo incremental.</w:t>
-              <w:br w:type="textWrapping"/>
-            </w:r>
-          </w:p>
-          <w:p>
-            <w:pPr>
-              <w:numPr>
-                <w:ilvl w:val="0"/>
-                <w:numId w:val="2"/>
+                <w:numId w:val="6"/>
               </w:numPr>
               <w:spacing w:after="0" w:afterAutospacing="0" w:before="0" w:beforeAutospacing="0" w:lineRule="auto"/>
               <w:ind w:left="720" w:hanging="360"/>
               <w:rPr>
                 <w:b w:val="1"/>
                 <w:bCs w:val="1"/>
-                <w:i w:val="1"/>
-                <w:iCs w:val="1"/>
-                <w:color w:val="0070c0"/>
-                <w:sz w:val="18"/>
-                <w:szCs w:val="18"/>
-              </w:rPr>
-            </w:pPr>
-            <w:r>
-              <w:rPr>
-                <w:b w:val="1"/>
-                <w:bCs w:val="1"/>
-                <w:i w:val="1"/>
-                <w:iCs w:val="1"/>
-                <w:color w:val="0070c0"/>
-                <w:sz w:val="18"/>
-                <w:szCs w:val="18"/>
-                <w:rtl w:val="0"/>
-              </w:rPr>
-              <w:t xml:space="preserve">Commits frecuentes, ramas organizadas y documentación técnica.</w:t>
-              <w:br w:type="textWrapping"/>
-            </w:r>
-          </w:p>
-          <w:p>
-            <w:pPr>
-              <w:numPr>
-                <w:ilvl w:val="0"/>
-                <w:numId w:val="2"/>
-              </w:numPr>
-              <w:spacing w:after="0" w:afterAutospacing="0" w:before="0" w:beforeAutospacing="0" w:lineRule="auto"/>
-              <w:ind w:left="720" w:hanging="360"/>
-              <w:rPr>
-                <w:b w:val="1"/>
-                <w:bCs w:val="1"/>
-                <w:i w:val="1"/>
-                <w:iCs w:val="1"/>
-                <w:color w:val="0070c0"/>
-                <w:sz w:val="18"/>
-                <w:szCs w:val="18"/>
-              </w:rPr>
-            </w:pPr>
-            <w:r>
-              <w:rPr>
-                <w:b w:val="1"/>
-                <w:bCs w:val="1"/>
-                <w:i w:val="1"/>
-                <w:iCs w:val="1"/>
-                <w:color w:val="0070c0"/>
-                <w:sz w:val="18"/>
-                <w:szCs w:val="18"/>
-                <w:rtl w:val="0"/>
-              </w:rPr>
-              <w:t xml:space="preserve">Migración realizada correctamente y con pruebas.</w:t>
-              <w:br w:type="textWrapping"/>
-            </w:r>
-          </w:p>
-          <w:p>
-            <w:pPr>
-              <w:numPr>
-                <w:ilvl w:val="0"/>
-                <w:numId w:val="2"/>
-              </w:numPr>
-              <w:spacing w:after="240" w:before="0" w:beforeAutospacing="0" w:lineRule="auto"/>
-              <w:ind w:left="720" w:hanging="360"/>
-              <w:rPr>
-                <w:b w:val="1"/>
-                <w:bCs w:val="1"/>
-                <w:i w:val="1"/>
-                <w:iCs w:val="1"/>
-                <w:color w:val="0070c0"/>
-                <w:sz w:val="18"/>
-                <w:szCs w:val="18"/>
-              </w:rPr>
-            </w:pPr>
-            <w:r>
-              <w:rPr>
-                <w:b w:val="1"/>
-                <w:bCs w:val="1"/>
-                <w:i w:val="1"/>
-                <w:iCs w:val="1"/>
-                <w:color w:val="0070c0"/>
-                <w:sz w:val="18"/>
-                <w:szCs w:val="18"/>
-                <w:rtl w:val="0"/>
-              </w:rPr>
-              <w:t xml:space="preserve">Cumple con estándares de versionamiento profesional.</w:t>
-            </w:r>
-          </w:p>
-          <w:p>
-            <w:pPr>
-              <w:spacing w:after="240" w:before="240" w:lineRule="auto"/>
-              <w:ind w:left="720" w:firstLine="0"/>
-              <w:rPr>
-                <w:b w:val="1"/>
-                <w:bCs w:val="1"/>
-                <w:i w:val="1"/>
-                <w:iCs w:val="1"/>
-                <w:color w:val="0070c0"/>
-                <w:sz w:val="18"/>
-                <w:szCs w:val="18"/>
-              </w:rPr>
-            </w:pPr>
-            <w:r>
-              <w:rPr>
-                <w:rtl w:val="0"/>
-              </w:rPr>
-            </w:r>
-          </w:p>
-          <w:p>
-            <w:pPr>
-              <w:spacing w:after="240" w:before="240" w:lineRule="auto"/>
-              <w:ind w:left="708.6614173228347" w:firstLine="0"/>
-              <w:rPr>
-                <w:b w:val="1"/>
-                <w:bCs w:val="1"/>
-                <w:i w:val="1"/>
-                <w:iCs w:val="1"/>
-                <w:color w:val="0070c0"/>
-              </w:rPr>
-            </w:pPr>
-            <w:r>
-              <w:rPr>
-                <w:b w:val="1"/>
-                <w:bCs w:val="1"/>
-                <w:i w:val="1"/>
-                <w:iCs w:val="1"/>
-                <w:color w:val="0070c0"/>
-                <w:sz w:val="18"/>
-                <w:szCs w:val="18"/>
-                <w:rtl w:val="0"/>
-              </w:rPr>
-              <w:t xml:space="preserve">Carpeta: </w:t>
-            </w:r>
-            <w:r>
-              <w:rPr>
-                <w:b w:val="1"/>
-                <w:bCs w:val="1"/>
-                <w:i w:val="1"/>
-                <w:iCs w:val="1"/>
-                <w:color w:val="0070c0"/>
-                <w:rtl w:val="0"/>
-              </w:rPr>
-              <w:t xml:space="preserve"> </w:t>
-            </w:r>
+                <w:sz w:val="20"/>
+                <w:szCs w:val="20"/>
+              </w:rPr>
+            </w:pPr>
             <w:hyperlink r:id="rId11">
               <w:r>
                 <w:rPr>
                   <w:b w:val="1"/>
                   <w:bCs w:val="1"/>
-                  <w:i w:val="1"/>
-                  <w:iCs w:val="1"/>
-                  <w:color w:val="1155cc"/>
+                  <w:sz w:val="20"/>
+                  <w:szCs w:val="20"/>
                   <w:u w:val="single"/>
                   <w:rtl w:val="0"/>
                 </w:rPr>
-                <w:t xml:space="preserve">Evidencias visuales</w:t>
+                <w:t xml:space="preserve">Plan de Gestión del Alcance</w:t>
               </w:r>
             </w:hyperlink>
             <w:r>
               <w:rPr>
-                <w:rtl w:val="0"/>
-              </w:rPr>
-            </w:r>
-          </w:p>
-          <w:p>
-            <w:pPr>
-              <w:spacing w:after="240" w:before="240" w:lineRule="auto"/>
-              <w:ind w:left="708.6614173228347" w:firstLine="0"/>
-              <w:rPr>
-                <w:b w:val="1"/>
-                <w:bCs w:val="1"/>
-                <w:i w:val="1"/>
-                <w:iCs w:val="1"/>
-                <w:color w:val="0070c0"/>
-                <w:sz w:val="18"/>
-                <w:szCs w:val="18"/>
-              </w:rPr>
-            </w:pPr>
-            <w:r>
-              <w:rPr>
-                <w:b w:val="1"/>
-                <w:bCs w:val="1"/>
-                <w:i w:val="1"/>
-                <w:iCs w:val="1"/>
-                <w:color w:val="0070c0"/>
-                <w:sz w:val="18"/>
-                <w:szCs w:val="18"/>
-                <w:rtl w:val="0"/>
-              </w:rPr>
-              <w:br w:type="textWrapping"/>
-              <w:t xml:space="preserve"> Contenido:</w:t>
+                <w:b w:val="1"/>
+                <w:bCs w:val="1"/>
+                <w:sz w:val="20"/>
+                <w:szCs w:val="20"/>
+                <w:rtl w:val="0"/>
+              </w:rPr>
+              <w:br w:type="textWrapping"/>
             </w:r>
           </w:p>
           <w:p>
             <w:pPr>
               <w:numPr>
                 <w:ilvl w:val="0"/>
-                <w:numId w:val="5"/>
-              </w:numPr>
-              <w:spacing w:after="0" w:afterAutospacing="0" w:before="240" w:lineRule="auto"/>
-              <w:ind w:left="720" w:hanging="360"/>
-              <w:rPr>
-                <w:b w:val="1"/>
-                <w:bCs w:val="1"/>
-                <w:i w:val="1"/>
-                <w:iCs w:val="1"/>
-                <w:color w:val="0070c0"/>
-                <w:sz w:val="18"/>
-                <w:szCs w:val="18"/>
-              </w:rPr>
-            </w:pPr>
-            <w:r>
-              <w:rPr>
-                <w:b w:val="1"/>
-                <w:bCs w:val="1"/>
-                <w:i w:val="1"/>
-                <w:iCs w:val="1"/>
-                <w:color w:val="0070c0"/>
-                <w:sz w:val="18"/>
-                <w:szCs w:val="18"/>
-                <w:rtl w:val="0"/>
-              </w:rPr>
-              <w:t xml:space="preserve">Panel administrativo (ejecución de scraping).</w:t>
-              <w:br w:type="textWrapping"/>
-            </w:r>
-          </w:p>
-          <w:p>
-            <w:pPr>
-              <w:numPr>
-                <w:ilvl w:val="0"/>
-                <w:numId w:val="5"/>
+                <w:numId w:val="6"/>
               </w:numPr>
               <w:spacing w:after="0" w:afterAutospacing="0" w:before="0" w:beforeAutospacing="0" w:lineRule="auto"/>
               <w:ind w:left="720" w:hanging="360"/>
               <w:rPr>
                 <w:b w:val="1"/>
                 <w:bCs w:val="1"/>
-                <w:i w:val="1"/>
-                <w:iCs w:val="1"/>
-                <w:color w:val="0070c0"/>
-                <w:sz w:val="18"/>
-                <w:szCs w:val="18"/>
-              </w:rPr>
-            </w:pPr>
-            <w:r>
-              <w:rPr>
-                <w:b w:val="1"/>
-                <w:bCs w:val="1"/>
-                <w:i w:val="1"/>
-                <w:iCs w:val="1"/>
-                <w:color w:val="0070c0"/>
-                <w:sz w:val="18"/>
-                <w:szCs w:val="18"/>
-                <w:rtl w:val="0"/>
-              </w:rPr>
-              <w:t xml:space="preserve">Vista de buscador unificado.</w:t>
-              <w:br w:type="textWrapping"/>
-            </w:r>
-          </w:p>
-          <w:p>
-            <w:pPr>
-              <w:numPr>
-                <w:ilvl w:val="0"/>
-                <w:numId w:val="5"/>
-              </w:numPr>
-              <w:spacing w:after="0" w:afterAutospacing="0" w:before="0" w:beforeAutospacing="0" w:lineRule="auto"/>
-              <w:ind w:left="720" w:hanging="360"/>
-              <w:rPr>
-                <w:b w:val="1"/>
-                <w:bCs w:val="1"/>
-                <w:i w:val="1"/>
-                <w:iCs w:val="1"/>
-                <w:color w:val="0070c0"/>
-                <w:sz w:val="18"/>
-                <w:szCs w:val="18"/>
-              </w:rPr>
-            </w:pPr>
-            <w:r>
-              <w:rPr>
-                <w:b w:val="1"/>
-                <w:bCs w:val="1"/>
-                <w:i w:val="1"/>
-                <w:iCs w:val="1"/>
-                <w:color w:val="0070c0"/>
-                <w:sz w:val="18"/>
-                <w:szCs w:val="18"/>
-                <w:rtl w:val="0"/>
-              </w:rPr>
-              <w:t xml:space="preserve">Tarjetas de productos con datos reales.</w:t>
-              <w:br w:type="textWrapping"/>
-            </w:r>
-          </w:p>
-          <w:p>
-            <w:pPr>
-              <w:numPr>
-                <w:ilvl w:val="0"/>
-                <w:numId w:val="5"/>
-              </w:numPr>
-              <w:spacing w:after="0" w:afterAutospacing="0" w:before="0" w:beforeAutospacing="0" w:lineRule="auto"/>
-              <w:ind w:left="720" w:hanging="360"/>
-              <w:rPr>
-                <w:b w:val="1"/>
-                <w:bCs w:val="1"/>
-                <w:i w:val="1"/>
-                <w:iCs w:val="1"/>
-                <w:color w:val="0070c0"/>
-                <w:sz w:val="18"/>
-                <w:szCs w:val="18"/>
-              </w:rPr>
-            </w:pPr>
-            <w:r>
-              <w:rPr>
-                <w:b w:val="1"/>
-                <w:bCs w:val="1"/>
-                <w:i w:val="1"/>
-                <w:iCs w:val="1"/>
-                <w:color w:val="0070c0"/>
-                <w:sz w:val="18"/>
-                <w:szCs w:val="18"/>
-                <w:rtl w:val="0"/>
-              </w:rPr>
-              <w:t xml:space="preserve">Gráficos de precios históricos.</w:t>
-              <w:br w:type="textWrapping"/>
-            </w:r>
-          </w:p>
-          <w:p>
-            <w:pPr>
-              <w:numPr>
-                <w:ilvl w:val="0"/>
-                <w:numId w:val="5"/>
-              </w:numPr>
-              <w:spacing w:after="0" w:afterAutospacing="0" w:before="0" w:beforeAutospacing="0" w:lineRule="auto"/>
-              <w:ind w:left="720" w:hanging="360"/>
-              <w:rPr>
-                <w:b w:val="1"/>
-                <w:bCs w:val="1"/>
-                <w:i w:val="1"/>
-                <w:iCs w:val="1"/>
-                <w:color w:val="0070c0"/>
-                <w:sz w:val="18"/>
-                <w:szCs w:val="18"/>
-              </w:rPr>
-            </w:pPr>
-            <w:r>
-              <w:rPr>
-                <w:b w:val="1"/>
-                <w:bCs w:val="1"/>
-                <w:i w:val="1"/>
-                <w:iCs w:val="1"/>
-                <w:color w:val="0070c0"/>
-                <w:sz w:val="18"/>
-                <w:szCs w:val="18"/>
-                <w:rtl w:val="0"/>
-              </w:rPr>
-              <w:t xml:space="preserve">Dashboard analítico inicial.</w:t>
-              <w:br w:type="textWrapping"/>
-              <w:t xml:space="preserve"> Aporte:</w:t>
-              <w:br w:type="textWrapping"/>
-            </w:r>
-          </w:p>
-          <w:p>
-            <w:pPr>
-              <w:numPr>
-                <w:ilvl w:val="0"/>
-                <w:numId w:val="5"/>
-              </w:numPr>
-              <w:spacing w:after="0" w:afterAutospacing="0" w:before="0" w:beforeAutospacing="0" w:lineRule="auto"/>
-              <w:ind w:left="720" w:hanging="360"/>
-              <w:rPr>
-                <w:b w:val="1"/>
-                <w:bCs w:val="1"/>
-                <w:i w:val="1"/>
-                <w:iCs w:val="1"/>
-                <w:color w:val="0070c0"/>
-                <w:sz w:val="18"/>
-                <w:szCs w:val="18"/>
-              </w:rPr>
-            </w:pPr>
-            <w:r>
-              <w:rPr>
-                <w:b w:val="1"/>
-                <w:bCs w:val="1"/>
-                <w:i w:val="1"/>
-                <w:iCs w:val="1"/>
-                <w:color w:val="0070c0"/>
-                <w:sz w:val="18"/>
-                <w:szCs w:val="18"/>
-                <w:rtl w:val="0"/>
-              </w:rPr>
-              <w:t xml:space="preserve">Demuestran integración real entre:</w:t>
-              <w:br w:type="textWrapping"/>
-              <w:t xml:space="preserve"> Scraping → Base de Datos → API → Frontend → Dashboards</w:t>
-              <w:br w:type="textWrapping"/>
-            </w:r>
-          </w:p>
-          <w:p>
-            <w:pPr>
-              <w:numPr>
-                <w:ilvl w:val="0"/>
-                <w:numId w:val="5"/>
-              </w:numPr>
-              <w:spacing w:after="240" w:before="0" w:beforeAutospacing="0" w:lineRule="auto"/>
-              <w:ind w:left="720" w:hanging="360"/>
-              <w:rPr>
-                <w:b w:val="1"/>
-                <w:bCs w:val="1"/>
-                <w:i w:val="1"/>
-                <w:iCs w:val="1"/>
-                <w:color w:val="0070c0"/>
-                <w:sz w:val="18"/>
-                <w:szCs w:val="18"/>
-              </w:rPr>
-            </w:pPr>
-            <w:r>
-              <w:rPr>
-                <w:b w:val="1"/>
-                <w:bCs w:val="1"/>
-                <w:i w:val="1"/>
-                <w:iCs w:val="1"/>
-                <w:color w:val="0070c0"/>
-                <w:sz w:val="18"/>
-                <w:szCs w:val="18"/>
-                <w:rtl w:val="0"/>
-              </w:rPr>
-              <w:t xml:space="preserve">Validan que el sistema es funcional y que la arquitectura es correcta.</w:t>
-            </w:r>
-          </w:p>
-          <w:p>
-            <w:pPr>
-              <w:spacing w:after="240" w:before="240" w:lineRule="auto"/>
-              <w:ind w:left="708.6614173228347" w:firstLine="0"/>
-              <w:rPr>
-                <w:b w:val="1"/>
-                <w:bCs w:val="1"/>
-                <w:i w:val="1"/>
-                <w:iCs w:val="1"/>
-                <w:color w:val="0070c0"/>
-                <w:sz w:val="18"/>
-                <w:szCs w:val="18"/>
-              </w:rPr>
-            </w:pPr>
-            <w:r>
-              <w:rPr>
-                <w:b w:val="1"/>
-                <w:bCs w:val="1"/>
-                <w:i w:val="1"/>
-                <w:iCs w:val="1"/>
-                <w:color w:val="0070c0"/>
-                <w:sz w:val="18"/>
-                <w:szCs w:val="18"/>
-                <w:rtl w:val="0"/>
-              </w:rPr>
-              <w:t xml:space="preserve">Archivo:  </w:t>
-            </w:r>
+                <w:sz w:val="20"/>
+                <w:szCs w:val="20"/>
+              </w:rPr>
+            </w:pPr>
             <w:hyperlink r:id="rId12">
               <w:r>
                 <w:rPr>
                   <w:b w:val="1"/>
                   <w:bCs w:val="1"/>
-                  <w:i w:val="1"/>
-                  <w:iCs w:val="1"/>
-                  <w:color w:val="1155cc"/>
-                  <w:sz w:val="18"/>
-                  <w:szCs w:val="18"/>
+                  <w:sz w:val="20"/>
+                  <w:szCs w:val="20"/>
                   <w:u w:val="single"/>
                   <w:rtl w:val="0"/>
                 </w:rPr>
-                <w:t xml:space="preserve">Captura Base de datos 1</w:t>
+                <w:t xml:space="preserve">Plan de Cronograma</w:t>
               </w:r>
             </w:hyperlink>
             <w:r>
               <w:rPr>
                 <w:b w:val="1"/>
                 <w:bCs w:val="1"/>
-                <w:i w:val="1"/>
-                <w:iCs w:val="1"/>
-                <w:color w:val="0070c0"/>
-                <w:sz w:val="18"/>
-                <w:szCs w:val="18"/>
-                <w:rtl w:val="0"/>
-              </w:rPr>
-              <w:br w:type="textWrapping"/>
-            </w:r>
+                <w:sz w:val="20"/>
+                <w:szCs w:val="20"/>
+                <w:rtl w:val="0"/>
+              </w:rPr>
+              <w:br w:type="textWrapping"/>
+            </w:r>
+          </w:p>
+          <w:p>
+            <w:pPr>
+              <w:numPr>
+                <w:ilvl w:val="0"/>
+                <w:numId w:val="6"/>
+              </w:numPr>
+              <w:spacing w:after="0" w:afterAutospacing="0" w:before="0" w:beforeAutospacing="0" w:lineRule="auto"/>
+              <w:ind w:left="720" w:hanging="360"/>
+              <w:rPr>
+                <w:b w:val="1"/>
+                <w:bCs w:val="1"/>
+                <w:sz w:val="20"/>
+                <w:szCs w:val="20"/>
+              </w:rPr>
+            </w:pPr>
             <w:hyperlink r:id="rId13">
               <w:r>
                 <w:rPr>
                   <w:b w:val="1"/>
                   <w:bCs w:val="1"/>
-                  <w:i w:val="1"/>
-                  <w:iCs w:val="1"/>
-                  <w:color w:val="1155cc"/>
-                  <w:sz w:val="18"/>
-                  <w:szCs w:val="18"/>
+                  <w:sz w:val="20"/>
+                  <w:szCs w:val="20"/>
                   <w:u w:val="single"/>
                   <w:rtl w:val="0"/>
                 </w:rPr>
-                <w:t xml:space="preserve">Captura base de datos</w:t>
+                <w:t xml:space="preserve">Plan de Gestión de Costos</w:t>
               </w:r>
             </w:hyperlink>
             <w:r>
               <w:rPr>
-                <w:rtl w:val="0"/>
-              </w:rPr>
-            </w:r>
-          </w:p>
-          <w:p>
-            <w:pPr>
-              <w:spacing w:after="240" w:before="240" w:lineRule="auto"/>
-              <w:ind w:left="708.6614173228347" w:firstLine="0"/>
-              <w:rPr>
-                <w:b w:val="1"/>
-                <w:bCs w:val="1"/>
-                <w:i w:val="1"/>
-                <w:iCs w:val="1"/>
-                <w:color w:val="0070c0"/>
-                <w:sz w:val="18"/>
-                <w:szCs w:val="18"/>
-              </w:rPr>
-            </w:pPr>
-            <w:r>
-              <w:rPr>
-                <w:rtl w:val="0"/>
-              </w:rPr>
-            </w:r>
-          </w:p>
-          <w:p>
-            <w:pPr>
-              <w:spacing w:after="240" w:before="240" w:lineRule="auto"/>
-              <w:ind w:left="708.6614173228347" w:firstLine="0"/>
-              <w:rPr>
-                <w:b w:val="1"/>
-                <w:bCs w:val="1"/>
-                <w:i w:val="1"/>
-                <w:iCs w:val="1"/>
-                <w:color w:val="0070c0"/>
-                <w:sz w:val="18"/>
-                <w:szCs w:val="18"/>
-              </w:rPr>
-            </w:pPr>
-            <w:r>
-              <w:rPr>
-                <w:b w:val="1"/>
-                <w:bCs w:val="1"/>
-                <w:i w:val="1"/>
-                <w:iCs w:val="1"/>
-                <w:color w:val="0070c0"/>
-                <w:sz w:val="18"/>
-                <w:szCs w:val="18"/>
-                <w:rtl w:val="0"/>
-              </w:rPr>
-              <w:t xml:space="preserve"> Aporte:</w:t>
+                <w:b w:val="1"/>
+                <w:bCs w:val="1"/>
+                <w:sz w:val="20"/>
+                <w:szCs w:val="20"/>
+                <w:rtl w:val="0"/>
+              </w:rPr>
+              <w:br w:type="textWrapping"/>
             </w:r>
           </w:p>
           <w:p>
             <w:pPr>
               <w:numPr>
                 <w:ilvl w:val="0"/>
-                <w:numId w:val="3"/>
-              </w:numPr>
-              <w:spacing w:after="0" w:afterAutospacing="0" w:before="240" w:lineRule="auto"/>
-              <w:ind w:left="720" w:hanging="360"/>
-              <w:rPr>
-                <w:b w:val="1"/>
-                <w:bCs w:val="1"/>
-                <w:i w:val="1"/>
-                <w:iCs w:val="1"/>
-                <w:color w:val="0070c0"/>
-                <w:sz w:val="18"/>
-                <w:szCs w:val="18"/>
-              </w:rPr>
-            </w:pPr>
-            <w:r>
-              <w:rPr>
-                <w:b w:val="1"/>
-                <w:bCs w:val="1"/>
-                <w:i w:val="1"/>
-                <w:iCs w:val="1"/>
-                <w:color w:val="0070c0"/>
-                <w:sz w:val="18"/>
-                <w:szCs w:val="18"/>
-                <w:rtl w:val="0"/>
-              </w:rPr>
-              <w:t xml:space="preserve">Se migraron todas las colecciones de Firebase a MongoDB.</w:t>
-              <w:br w:type="textWrapping"/>
-            </w:r>
-          </w:p>
-          <w:p>
-            <w:pPr>
-              <w:numPr>
-                <w:ilvl w:val="0"/>
-                <w:numId w:val="3"/>
+                <w:numId w:val="6"/>
               </w:numPr>
               <w:spacing w:after="0" w:afterAutospacing="0" w:before="0" w:beforeAutospacing="0" w:lineRule="auto"/>
               <w:ind w:left="720" w:hanging="360"/>
               <w:rPr>
                 <w:b w:val="1"/>
                 <w:bCs w:val="1"/>
-                <w:i w:val="1"/>
-                <w:iCs w:val="1"/>
-                <w:color w:val="0070c0"/>
-                <w:sz w:val="18"/>
-                <w:szCs w:val="18"/>
-              </w:rPr>
-            </w:pPr>
-            <w:r>
-              <w:rPr>
-                <w:b w:val="1"/>
-                <w:bCs w:val="1"/>
-                <w:i w:val="1"/>
-                <w:iCs w:val="1"/>
-                <w:color w:val="0070c0"/>
-                <w:sz w:val="18"/>
-                <w:szCs w:val="18"/>
-                <w:rtl w:val="0"/>
-              </w:rPr>
-              <w:t xml:space="preserve">Se añadió historial de precios y estructura para análisis temporal.</w:t>
-              <w:br w:type="textWrapping"/>
-            </w:r>
-          </w:p>
-          <w:p>
-            <w:pPr>
-              <w:numPr>
-                <w:ilvl w:val="0"/>
-                <w:numId w:val="3"/>
-              </w:numPr>
-              <w:spacing w:after="240" w:before="0" w:beforeAutospacing="0" w:lineRule="auto"/>
-              <w:ind w:left="720" w:hanging="360"/>
-              <w:rPr>
-                <w:b w:val="1"/>
-                <w:bCs w:val="1"/>
-                <w:i w:val="1"/>
-                <w:iCs w:val="1"/>
-                <w:color w:val="0070c0"/>
-                <w:sz w:val="18"/>
-                <w:szCs w:val="18"/>
-              </w:rPr>
-            </w:pPr>
-            <w:r>
-              <w:rPr>
-                <w:b w:val="1"/>
-                <w:bCs w:val="1"/>
-                <w:i w:val="1"/>
-                <w:iCs w:val="1"/>
-                <w:color w:val="0070c0"/>
-                <w:sz w:val="18"/>
-                <w:szCs w:val="18"/>
-                <w:rtl w:val="0"/>
-              </w:rPr>
-              <w:t xml:space="preserve">Se validaron integridad y rendimiento.</w:t>
-            </w:r>
-          </w:p>
-          <w:p>
-            <w:pPr>
-              <w:spacing w:after="240" w:before="240" w:lineRule="auto"/>
-              <w:ind w:left="0" w:firstLine="0"/>
-              <w:rPr>
-                <w:b w:val="1"/>
-                <w:bCs w:val="1"/>
-                <w:i w:val="1"/>
-                <w:iCs w:val="1"/>
-                <w:color w:val="548dd4"/>
                 <w:sz w:val="20"/>
                 <w:szCs w:val="20"/>
-              </w:rPr>
-            </w:pPr>
-            <w:r>
-              <w:rPr>
-                <w:rtl w:val="0"/>
-              </w:rPr>
-            </w:r>
-          </w:p>
-          <w:p>
-            <w:pPr>
-              <w:spacing w:after="240" w:before="240" w:lineRule="auto"/>
-              <w:ind w:left="720" w:firstLine="0"/>
-              <w:rPr>
-                <w:b w:val="1"/>
-                <w:bCs w:val="1"/>
-                <w:i w:val="1"/>
-                <w:iCs w:val="1"/>
-                <w:color w:val="548dd4"/>
-                <w:sz w:val="20"/>
-                <w:szCs w:val="20"/>
-              </w:rPr>
-            </w:pPr>
-            <w:r>
-              <w:rPr>
-                <w:b w:val="1"/>
-                <w:bCs w:val="1"/>
-                <w:i w:val="1"/>
-                <w:iCs w:val="1"/>
-                <w:color w:val="548dd4"/>
-                <w:sz w:val="20"/>
-                <w:szCs w:val="20"/>
-                <w:rtl w:val="0"/>
-              </w:rPr>
-              <w:t xml:space="preserve">Backlog del proyecto </w:t>
-            </w:r>
-          </w:p>
-          <w:p>
-            <w:pPr>
-              <w:spacing w:after="240" w:before="240" w:lineRule="auto"/>
-              <w:ind w:left="720" w:firstLine="0"/>
-              <w:rPr>
-                <w:b w:val="1"/>
-                <w:bCs w:val="1"/>
-                <w:i w:val="1"/>
-                <w:iCs w:val="1"/>
-                <w:color w:val="548dd4"/>
-                <w:sz w:val="20"/>
-                <w:szCs w:val="20"/>
-              </w:rPr>
-            </w:pPr>
-            <w:r>
-              <w:rPr>
-                <w:b w:val="1"/>
-                <w:bCs w:val="1"/>
-                <w:i w:val="1"/>
-                <w:iCs w:val="1"/>
-                <w:color w:val="548dd4"/>
-                <w:sz w:val="20"/>
-                <w:szCs w:val="20"/>
-                <w:rtl w:val="0"/>
-              </w:rPr>
-              <w:t xml:space="preserve">Enlace : </w:t>
-            </w:r>
-          </w:p>
-          <w:p>
-            <w:pPr>
-              <w:spacing w:after="240" w:before="240" w:lineRule="auto"/>
-              <w:ind w:left="720" w:firstLine="0"/>
-              <w:rPr>
-                <w:b w:val="1"/>
-                <w:bCs w:val="1"/>
-                <w:i w:val="1"/>
-                <w:iCs w:val="1"/>
-                <w:color w:val="0070c0"/>
-                <w:sz w:val="18"/>
-                <w:szCs w:val="18"/>
               </w:rPr>
             </w:pPr>
             <w:hyperlink r:id="rId14">
@@ -3538,83 +5253,597 @@
                 <w:rPr>
                   <w:b w:val="1"/>
                   <w:bCs w:val="1"/>
-                  <w:i w:val="1"/>
-                  <w:iCs w:val="1"/>
-                  <w:color w:val="1155cc"/>
                   <w:sz w:val="20"/>
                   <w:szCs w:val="20"/>
                   <w:u w:val="single"/>
                   <w:rtl w:val="0"/>
                 </w:rPr>
-                <w:t xml:space="preserve">Enlace Documento</w:t>
+                <w:t xml:space="preserve">Plan de Gestión de Recursos</w:t>
               </w:r>
             </w:hyperlink>
             <w:r>
               <w:rPr>
                 <w:b w:val="1"/>
                 <w:bCs w:val="1"/>
-                <w:i w:val="1"/>
-                <w:iCs w:val="1"/>
-                <w:color w:val="548dd4"/>
                 <w:sz w:val="20"/>
                 <w:szCs w:val="20"/>
                 <w:rtl w:val="0"/>
               </w:rPr>
-              <w:t xml:space="preserve"> </w:t>
-              <w:br w:type="textWrapping"/>
-              <w:t xml:space="preserve"> Contiene la lista de actividades planificadas, priorizadas y asignadas a cada integrante del equipo. Permite evidenciar la organización del trabajo según metodología ágil, estableciendo la trazabilidad de cada actividad y su relación con los objetivos del proyecto.</w:t>
-            </w:r>
-            <w:r>
-              <w:rPr>
-                <w:rtl w:val="0"/>
-              </w:rPr>
-            </w:r>
-          </w:p>
-          <w:p>
-            <w:pPr>
-              <w:spacing w:after="240" w:before="240" w:lineRule="auto"/>
-              <w:rPr>
-                <w:b w:val="1"/>
-                <w:bCs w:val="1"/>
-                <w:i w:val="1"/>
-                <w:iCs w:val="1"/>
-                <w:color w:val="0070c0"/>
-                <w:sz w:val="18"/>
-                <w:szCs w:val="18"/>
-              </w:rPr>
-            </w:pPr>
-            <w:r>
-              <w:rPr>
-                <w:b w:val="1"/>
-                <w:bCs w:val="1"/>
-                <w:i w:val="1"/>
-                <w:iCs w:val="1"/>
-                <w:color w:val="548dd4"/>
+              <w:br w:type="textWrapping"/>
+            </w:r>
+          </w:p>
+          <w:p>
+            <w:pPr>
+              <w:numPr>
+                <w:ilvl w:val="0"/>
+                <w:numId w:val="6"/>
+              </w:numPr>
+              <w:spacing w:after="0" w:afterAutospacing="0" w:before="0" w:beforeAutospacing="0" w:lineRule="auto"/>
+              <w:ind w:left="720" w:hanging="360"/>
+              <w:rPr>
+                <w:b w:val="1"/>
+                <w:bCs w:val="1"/>
                 <w:sz w:val="20"/>
                 <w:szCs w:val="20"/>
-                <w:rtl w:val="0"/>
-              </w:rPr>
-              <w:t xml:space="preserve">              </w:t>
-            </w:r>
-            <w:r>
-              <w:rPr>
-                <w:rtl w:val="0"/>
-              </w:rPr>
-            </w:r>
-          </w:p>
-          <w:p>
-            <w:pPr>
-              <w:ind w:left="743" w:firstLine="0"/>
-              <w:rPr>
-                <w:b w:val="1"/>
-                <w:bCs w:val="1"/>
-                <w:i w:val="1"/>
-                <w:iCs w:val="1"/>
-                <w:color w:val="0070c0"/>
-                <w:sz w:val="18"/>
-                <w:szCs w:val="18"/>
-              </w:rPr>
-            </w:pPr>
+              </w:rPr>
+            </w:pPr>
+            <w:hyperlink r:id="rId15">
+              <w:r>
+                <w:rPr>
+                  <w:b w:val="1"/>
+                  <w:bCs w:val="1"/>
+                  <w:sz w:val="20"/>
+                  <w:szCs w:val="20"/>
+                  <w:u w:val="single"/>
+                  <w:rtl w:val="0"/>
+                </w:rPr>
+                <w:t xml:space="preserve">Plan de Gestión de la Calidad</w:t>
+              </w:r>
+            </w:hyperlink>
+            <w:r>
+              <w:rPr>
+                <w:b w:val="1"/>
+                <w:bCs w:val="1"/>
+                <w:sz w:val="20"/>
+                <w:szCs w:val="20"/>
+                <w:rtl w:val="0"/>
+              </w:rPr>
+              <w:br w:type="textWrapping"/>
+            </w:r>
+          </w:p>
+          <w:p>
+            <w:pPr>
+              <w:numPr>
+                <w:ilvl w:val="0"/>
+                <w:numId w:val="6"/>
+              </w:numPr>
+              <w:spacing w:after="240" w:before="0" w:beforeAutospacing="0" w:lineRule="auto"/>
+              <w:ind w:left="720" w:hanging="360"/>
+              <w:rPr>
+                <w:b w:val="1"/>
+                <w:bCs w:val="1"/>
+                <w:sz w:val="20"/>
+                <w:szCs w:val="20"/>
+              </w:rPr>
+            </w:pPr>
+            <w:hyperlink r:id="rId16">
+              <w:r>
+                <w:rPr>
+                  <w:b w:val="1"/>
+                  <w:bCs w:val="1"/>
+                  <w:sz w:val="20"/>
+                  <w:szCs w:val="20"/>
+                  <w:u w:val="single"/>
+                  <w:rtl w:val="0"/>
+                </w:rPr>
+                <w:t xml:space="preserve">Priorización y organización de los sprints</w:t>
+              </w:r>
+            </w:hyperlink>
+            <w:r>
+              <w:rPr>
+                <w:b w:val="1"/>
+                <w:bCs w:val="1"/>
+                <w:sz w:val="20"/>
+                <w:szCs w:val="20"/>
+                <w:rtl w:val="0"/>
+              </w:rPr>
+              <w:br w:type="textWrapping"/>
+            </w:r>
+          </w:p>
+          <w:p>
+            <w:pPr>
+              <w:spacing w:after="240" w:before="240" w:lineRule="auto"/>
+              <w:rPr>
+                <w:b w:val="1"/>
+                <w:bCs w:val="1"/>
+                <w:sz w:val="20"/>
+                <w:szCs w:val="20"/>
+              </w:rPr>
+            </w:pPr>
+            <w:r>
+              <w:rPr>
+                <w:rtl w:val="0"/>
+              </w:rPr>
+            </w:r>
+          </w:p>
+          <w:p>
+            <w:pPr>
+              <w:spacing w:after="240" w:before="240" w:lineRule="auto"/>
+              <w:rPr>
+                <w:b w:val="1"/>
+                <w:bCs w:val="1"/>
+                <w:sz w:val="20"/>
+                <w:szCs w:val="20"/>
+              </w:rPr>
+            </w:pPr>
+            <w:r>
+              <w:rPr>
+                <w:b w:val="1"/>
+                <w:bCs w:val="1"/>
+                <w:sz w:val="20"/>
+                <w:szCs w:val="20"/>
+                <w:rtl w:val="0"/>
+              </w:rPr>
+              <w:br w:type="textWrapping"/>
+            </w:r>
+          </w:p>
+          <w:p>
+            <w:pPr>
+              <w:spacing w:after="240" w:before="240" w:lineRule="auto"/>
+              <w:rPr>
+                <w:b w:val="1"/>
+                <w:bCs w:val="1"/>
+                <w:sz w:val="20"/>
+                <w:szCs w:val="20"/>
+              </w:rPr>
+            </w:pPr>
+            <w:r>
+              <w:rPr>
+                <w:b w:val="1"/>
+                <w:bCs w:val="1"/>
+                <w:sz w:val="20"/>
+                <w:szCs w:val="20"/>
+                <w:rtl w:val="0"/>
+              </w:rPr>
+              <w:t xml:space="preserve">2) Documentación Funcional y Técnica</w:t>
+            </w:r>
+          </w:p>
+          <w:p>
+            <w:pPr>
+              <w:numPr>
+                <w:ilvl w:val="0"/>
+                <w:numId w:val="2"/>
+              </w:numPr>
+              <w:spacing w:after="0" w:afterAutospacing="0" w:before="240" w:lineRule="auto"/>
+              <w:ind w:left="720" w:hanging="360"/>
+              <w:rPr>
+                <w:b w:val="1"/>
+                <w:bCs w:val="1"/>
+                <w:sz w:val="20"/>
+                <w:szCs w:val="20"/>
+              </w:rPr>
+            </w:pPr>
+            <w:hyperlink r:id="rId17">
+              <w:r>
+                <w:rPr>
+                  <w:b w:val="1"/>
+                  <w:bCs w:val="1"/>
+                  <w:sz w:val="20"/>
+                  <w:szCs w:val="20"/>
+                  <w:u w:val="single"/>
+                  <w:rtl w:val="0"/>
+                </w:rPr>
+                <w:t xml:space="preserve">Historias de Usuario</w:t>
+              </w:r>
+            </w:hyperlink>
+            <w:r>
+              <w:rPr>
+                <w:b w:val="1"/>
+                <w:bCs w:val="1"/>
+                <w:sz w:val="20"/>
+                <w:szCs w:val="20"/>
+                <w:rtl w:val="0"/>
+              </w:rPr>
+              <w:br w:type="textWrapping"/>
+            </w:r>
+          </w:p>
+          <w:p>
+            <w:pPr>
+              <w:numPr>
+                <w:ilvl w:val="0"/>
+                <w:numId w:val="2"/>
+              </w:numPr>
+              <w:spacing w:after="240" w:before="0" w:beforeAutospacing="0" w:lineRule="auto"/>
+              <w:ind w:left="720" w:hanging="360"/>
+              <w:rPr>
+                <w:b w:val="1"/>
+                <w:bCs w:val="1"/>
+                <w:sz w:val="20"/>
+                <w:szCs w:val="20"/>
+              </w:rPr>
+            </w:pPr>
+            <w:hyperlink r:id="rId18">
+              <w:r>
+                <w:rPr>
+                  <w:b w:val="1"/>
+                  <w:bCs w:val="1"/>
+                  <w:sz w:val="20"/>
+                  <w:szCs w:val="20"/>
+                  <w:u w:val="single"/>
+                  <w:rtl w:val="0"/>
+                </w:rPr>
+                <w:t xml:space="preserve">Backlog del Proyecto</w:t>
+              </w:r>
+            </w:hyperlink>
+            <w:r>
+              <w:rPr>
+                <w:b w:val="1"/>
+                <w:bCs w:val="1"/>
+                <w:sz w:val="20"/>
+                <w:szCs w:val="20"/>
+                <w:rtl w:val="0"/>
+              </w:rPr>
+              <w:br w:type="textWrapping"/>
+            </w:r>
+          </w:p>
+          <w:p>
+            <w:pPr>
+              <w:spacing w:after="240" w:before="240" w:lineRule="auto"/>
+              <w:rPr>
+                <w:b w:val="1"/>
+                <w:bCs w:val="1"/>
+                <w:sz w:val="20"/>
+                <w:szCs w:val="20"/>
+              </w:rPr>
+            </w:pPr>
+            <w:r>
+              <w:rPr>
+                <w:b w:val="1"/>
+                <w:bCs w:val="1"/>
+                <w:sz w:val="20"/>
+                <w:szCs w:val="20"/>
+                <w:rtl w:val="0"/>
+              </w:rPr>
+              <w:t xml:space="preserve">3) Evidencias Técnicas del Sistema</w:t>
+            </w:r>
+          </w:p>
+          <w:p>
+            <w:pPr>
+              <w:numPr>
+                <w:ilvl w:val="0"/>
+                <w:numId w:val="3"/>
+              </w:numPr>
+              <w:spacing w:after="0" w:afterAutospacing="0" w:before="240" w:lineRule="auto"/>
+              <w:ind w:left="720" w:hanging="360"/>
+              <w:rPr>
+                <w:b w:val="1"/>
+                <w:bCs w:val="1"/>
+                <w:sz w:val="20"/>
+                <w:szCs w:val="20"/>
+              </w:rPr>
+            </w:pPr>
+            <w:hyperlink r:id="rId19">
+              <w:r>
+                <w:rPr>
+                  <w:b w:val="1"/>
+                  <w:bCs w:val="1"/>
+                  <w:sz w:val="20"/>
+                  <w:szCs w:val="20"/>
+                  <w:u w:val="single"/>
+                  <w:rtl w:val="0"/>
+                </w:rPr>
+                <w:t xml:space="preserve">Código en repositorio</w:t>
+              </w:r>
+            </w:hyperlink>
+            <w:r>
+              <w:rPr>
+                <w:b w:val="1"/>
+                <w:bCs w:val="1"/>
+                <w:sz w:val="20"/>
+                <w:szCs w:val="20"/>
+                <w:rtl w:val="0"/>
+              </w:rPr>
+              <w:br w:type="textWrapping"/>
+            </w:r>
+          </w:p>
+          <w:p>
+            <w:pPr>
+              <w:numPr>
+                <w:ilvl w:val="0"/>
+                <w:numId w:val="3"/>
+              </w:numPr>
+              <w:spacing w:after="0" w:afterAutospacing="0" w:before="0" w:beforeAutospacing="0" w:lineRule="auto"/>
+              <w:ind w:left="720" w:hanging="360"/>
+              <w:rPr>
+                <w:b w:val="1"/>
+                <w:bCs w:val="1"/>
+                <w:sz w:val="20"/>
+                <w:szCs w:val="20"/>
+              </w:rPr>
+            </w:pPr>
+            <w:hyperlink r:id="rId20">
+              <w:r>
+                <w:rPr>
+                  <w:b w:val="1"/>
+                  <w:bCs w:val="1"/>
+                  <w:sz w:val="20"/>
+                  <w:szCs w:val="20"/>
+                  <w:u w:val="single"/>
+                  <w:rtl w:val="0"/>
+                </w:rPr>
+                <w:t xml:space="preserve">Capturas del sistema funcionando</w:t>
+              </w:r>
+            </w:hyperlink>
+            <w:r>
+              <w:rPr>
+                <w:b w:val="1"/>
+                <w:bCs w:val="1"/>
+                <w:sz w:val="20"/>
+                <w:szCs w:val="20"/>
+                <w:rtl w:val="0"/>
+              </w:rPr>
+              <w:br w:type="textWrapping"/>
+            </w:r>
+          </w:p>
+          <w:p>
+            <w:pPr>
+              <w:numPr>
+                <w:ilvl w:val="0"/>
+                <w:numId w:val="3"/>
+              </w:numPr>
+              <w:spacing w:after="240" w:before="0" w:beforeAutospacing="0" w:lineRule="auto"/>
+              <w:ind w:left="720" w:hanging="360"/>
+              <w:rPr>
+                <w:b w:val="1"/>
+                <w:bCs w:val="1"/>
+                <w:sz w:val="20"/>
+                <w:szCs w:val="20"/>
+              </w:rPr>
+            </w:pPr>
+            <w:r>
+              <w:rPr>
+                <w:b w:val="1"/>
+                <w:bCs w:val="1"/>
+                <w:sz w:val="20"/>
+                <w:szCs w:val="20"/>
+                <w:rtl w:val="0"/>
+              </w:rPr>
+              <w:t xml:space="preserve">Evidencias de migración a MongoDB Atlas con histórico</w:t>
+              <w:br w:type="textWrapping"/>
+            </w:r>
+          </w:p>
+          <w:p>
+            <w:pPr>
+              <w:spacing w:after="240" w:before="240" w:lineRule="auto"/>
+              <w:rPr>
+                <w:b w:val="1"/>
+                <w:bCs w:val="1"/>
+                <w:sz w:val="20"/>
+                <w:szCs w:val="20"/>
+              </w:rPr>
+            </w:pPr>
+            <w:r>
+              <w:rPr>
+                <w:b w:val="1"/>
+                <w:bCs w:val="1"/>
+                <w:sz w:val="20"/>
+                <w:szCs w:val="20"/>
+                <w:rtl w:val="0"/>
+              </w:rPr>
+              <w:t xml:space="preserve">4) Evidencias de Pruebas</w:t>
+            </w:r>
+          </w:p>
+          <w:p>
+            <w:pPr>
+              <w:numPr>
+                <w:ilvl w:val="0"/>
+                <w:numId w:val="9"/>
+              </w:numPr>
+              <w:spacing w:after="0" w:afterAutospacing="0" w:before="240" w:lineRule="auto"/>
+              <w:ind w:left="720" w:hanging="360"/>
+              <w:rPr>
+                <w:b w:val="1"/>
+                <w:bCs w:val="1"/>
+                <w:sz w:val="20"/>
+                <w:szCs w:val="20"/>
+              </w:rPr>
+            </w:pPr>
+            <w:r>
+              <w:rPr>
+                <w:b w:val="1"/>
+                <w:bCs w:val="1"/>
+                <w:sz w:val="20"/>
+                <w:szCs w:val="20"/>
+                <w:rtl w:val="0"/>
+              </w:rPr>
+              <w:t xml:space="preserve">Pruebas de usabilidad (80% satisfacción)</w:t>
+              <w:br w:type="textWrapping"/>
+            </w:r>
+          </w:p>
+          <w:p>
+            <w:pPr>
+              <w:numPr>
+                <w:ilvl w:val="0"/>
+                <w:numId w:val="9"/>
+              </w:numPr>
+              <w:spacing w:after="240" w:before="0" w:beforeAutospacing="0" w:lineRule="auto"/>
+              <w:ind w:left="720" w:hanging="360"/>
+              <w:rPr>
+                <w:b w:val="1"/>
+                <w:bCs w:val="1"/>
+                <w:sz w:val="20"/>
+                <w:szCs w:val="20"/>
+              </w:rPr>
+            </w:pPr>
+            <w:r>
+              <w:rPr>
+                <w:b w:val="1"/>
+                <w:bCs w:val="1"/>
+                <w:sz w:val="20"/>
+                <w:szCs w:val="20"/>
+                <w:rtl w:val="0"/>
+              </w:rPr>
+              <w:t xml:space="preserve">Pruebas de rendimiento (&lt; 5 segundos)</w:t>
+              <w:br w:type="textWrapping"/>
+              <w:t xml:space="preserve">  Certifican que el sistema cumple indicadores de calidad definidos en los objetivos.</w:t>
+              <w:br w:type="textWrapping"/>
+            </w:r>
+          </w:p>
+          <w:p>
+            <w:pPr>
+              <w:pStyle w:val="Heading3"/>
+              <w:keepNext w:val="0"/>
+              <w:keepLines w:val="0"/>
+              <w:spacing w:after="80" w:before="280" w:lineRule="auto"/>
+              <w:rPr>
+                <w:b w:val="1"/>
+                <w:bCs w:val="1"/>
+                <w:color w:val="000000"/>
+                <w:sz w:val="26"/>
+                <w:szCs w:val="26"/>
+              </w:rPr>
+            </w:pPr>
+            <w:bookmarkStart w:colFirst="0" w:colLast="0" w:name="_heading=h.fz8vfkw784ab" w:id="18"/>
+            <w:bookmarkEnd w:id="18"/>
+            <w:r>
+              <w:rPr>
+                <w:b w:val="1"/>
+                <w:bCs w:val="1"/>
+                <w:color w:val="000000"/>
+                <w:sz w:val="26"/>
+                <w:szCs w:val="26"/>
+                <w:rtl w:val="0"/>
+              </w:rPr>
+              <w:t xml:space="preserve"> Resguardo de Calidad</w:t>
+            </w:r>
+          </w:p>
+          <w:p>
+            <w:pPr>
+              <w:spacing w:after="240" w:before="240" w:lineRule="auto"/>
+              <w:rPr>
+                <w:b w:val="1"/>
+                <w:bCs w:val="1"/>
+                <w:sz w:val="20"/>
+                <w:szCs w:val="20"/>
+              </w:rPr>
+            </w:pPr>
+            <w:r>
+              <w:rPr>
+                <w:b w:val="1"/>
+                <w:bCs w:val="1"/>
+                <w:sz w:val="20"/>
+                <w:szCs w:val="20"/>
+                <w:rtl w:val="0"/>
+              </w:rPr>
+              <w:t xml:space="preserve">El proyecto asegura su calidad mediante:</w:t>
+            </w:r>
+          </w:p>
+          <w:p>
+            <w:pPr>
+              <w:numPr>
+                <w:ilvl w:val="0"/>
+                <w:numId w:val="4"/>
+              </w:numPr>
+              <w:spacing w:after="0" w:afterAutospacing="0" w:before="240" w:lineRule="auto"/>
+              <w:ind w:left="720" w:hanging="360"/>
+              <w:rPr>
+                <w:b w:val="1"/>
+                <w:bCs w:val="1"/>
+                <w:sz w:val="20"/>
+                <w:szCs w:val="20"/>
+              </w:rPr>
+            </w:pPr>
+            <w:r>
+              <w:rPr>
+                <w:b w:val="1"/>
+                <w:bCs w:val="1"/>
+                <w:sz w:val="20"/>
+                <w:szCs w:val="20"/>
+                <w:rtl w:val="0"/>
+              </w:rPr>
+              <w:t xml:space="preserve">Enfoque híbrido con prioridad modular, que permite construir y validar cada componente por separado.</w:t>
+              <w:br w:type="textWrapping"/>
+            </w:r>
+          </w:p>
+          <w:p>
+            <w:pPr>
+              <w:numPr>
+                <w:ilvl w:val="0"/>
+                <w:numId w:val="4"/>
+              </w:numPr>
+              <w:spacing w:after="0" w:afterAutospacing="0" w:before="0" w:beforeAutospacing="0" w:lineRule="auto"/>
+              <w:ind w:left="720" w:hanging="360"/>
+              <w:rPr>
+                <w:b w:val="1"/>
+                <w:bCs w:val="1"/>
+                <w:sz w:val="20"/>
+                <w:szCs w:val="20"/>
+              </w:rPr>
+            </w:pPr>
+            <w:r>
+              <w:rPr>
+                <w:b w:val="1"/>
+                <w:bCs w:val="1"/>
+                <w:sz w:val="20"/>
+                <w:szCs w:val="20"/>
+                <w:rtl w:val="0"/>
+              </w:rPr>
+              <w:t xml:space="preserve">Uso de tecnologías escalables (MongoDB Atlas, Playwright, Node.js).</w:t>
+              <w:br w:type="textWrapping"/>
+            </w:r>
+          </w:p>
+          <w:p>
+            <w:pPr>
+              <w:numPr>
+                <w:ilvl w:val="0"/>
+                <w:numId w:val="4"/>
+              </w:numPr>
+              <w:spacing w:after="0" w:afterAutospacing="0" w:before="0" w:beforeAutospacing="0" w:lineRule="auto"/>
+              <w:ind w:left="720" w:hanging="360"/>
+              <w:rPr>
+                <w:b w:val="1"/>
+                <w:bCs w:val="1"/>
+                <w:sz w:val="20"/>
+                <w:szCs w:val="20"/>
+              </w:rPr>
+            </w:pPr>
+            <w:r>
+              <w:rPr>
+                <w:b w:val="1"/>
+                <w:bCs w:val="1"/>
+                <w:sz w:val="20"/>
+                <w:szCs w:val="20"/>
+                <w:rtl w:val="0"/>
+              </w:rPr>
+              <w:t xml:space="preserve">Validación de datos reales con scraping y almacenamiento histórico.</w:t>
+              <w:br w:type="textWrapping"/>
+            </w:r>
+          </w:p>
+          <w:p>
+            <w:pPr>
+              <w:numPr>
+                <w:ilvl w:val="0"/>
+                <w:numId w:val="4"/>
+              </w:numPr>
+              <w:spacing w:after="240" w:before="0" w:beforeAutospacing="0" w:lineRule="auto"/>
+              <w:ind w:left="720" w:hanging="360"/>
+              <w:rPr>
+                <w:b w:val="1"/>
+                <w:bCs w:val="1"/>
+                <w:sz w:val="20"/>
+                <w:szCs w:val="20"/>
+              </w:rPr>
+            </w:pPr>
+            <w:r>
+              <w:rPr>
+                <w:b w:val="1"/>
+                <w:bCs w:val="1"/>
+                <w:sz w:val="20"/>
+                <w:szCs w:val="20"/>
+                <w:rtl w:val="0"/>
+              </w:rPr>
+              <w:t xml:space="preserve">Control de versiones en GitHub y ejecución de pruebas periódicas.</w:t>
+            </w:r>
             <w:r>
               <w:rPr>
                 <w:rtl w:val="0"/>
@@ -3637,7 +5866,6 @@
             <w:pPr>
               <w:rPr>
                 <w:rFonts w:ascii="Calibri" w:cs="Calibri" w:eastAsia="Calibri" w:hAnsi="Calibri"/>
-                <w:color w:val="1f3864"/>
                 <w:sz w:val="18"/>
                 <w:szCs w:val="18"/>
               </w:rPr>
@@ -3645,7 +5873,6 @@
             <w:r>
               <w:rPr>
                 <w:rFonts w:ascii="Calibri" w:cs="Calibri" w:eastAsia="Calibri" w:hAnsi="Calibri"/>
-                <w:color w:val="1f3864"/>
                 <w:sz w:val="18"/>
                 <w:szCs w:val="18"/>
                 <w:rtl w:val="0"/>
@@ -3660,30 +5887,60 @@
           </w:tcPr>
           <w:p>
             <w:pPr>
+              <w:pStyle w:val="Heading4"/>
+              <w:keepNext w:val="0"/>
+              <w:keepLines w:val="0"/>
+              <w:jc w:val="both"/>
+              <w:rPr>
+                <w:sz w:val="22"/>
+                <w:szCs w:val="22"/>
+              </w:rPr>
+            </w:pPr>
+            <w:bookmarkStart w:colFirst="0" w:colLast="0" w:name="_heading=h.slp61ama89wc" w:id="19"/>
+            <w:bookmarkEnd w:id="19"/>
+            <w:r>
+              <w:rPr>
+                <w:sz w:val="22"/>
+                <w:szCs w:val="22"/>
+                <w:rtl w:val="0"/>
+              </w:rPr>
+              <w:t xml:space="preserve">Carlos Catalán Donoso – Frontend &amp; Analítica de Datos</w:t>
+            </w:r>
+          </w:p>
+          <w:p>
+            <w:pPr>
               <w:spacing w:after="240" w:before="240" w:lineRule="auto"/>
               <w:jc w:val="both"/>
               <w:rPr>
-                <w:b w:val="1"/>
-                <w:bCs w:val="1"/>
-                <w:i w:val="1"/>
-                <w:iCs w:val="1"/>
-                <w:color w:val="0070c0"/>
-                <w:sz w:val="18"/>
-                <w:szCs w:val="18"/>
-              </w:rPr>
-            </w:pPr>
-            <w:r>
-              <w:rPr>
-                <w:b w:val="1"/>
-                <w:bCs w:val="1"/>
-                <w:i w:val="1"/>
-                <w:iCs w:val="1"/>
-                <w:color w:val="0070c0"/>
-                <w:sz w:val="18"/>
-                <w:szCs w:val="18"/>
-                <w:rtl w:val="0"/>
-              </w:rPr>
-              <w:t xml:space="preserve">Sebastián Solar (Backend y Arquitectura)</w:t>
+                <w:sz w:val="18"/>
+                <w:szCs w:val="18"/>
+              </w:rPr>
+            </w:pPr>
+            <w:r>
+              <w:rPr>
+                <w:sz w:val="18"/>
+                <w:szCs w:val="18"/>
+                <w:rtl w:val="0"/>
+              </w:rPr>
+              <w:t xml:space="preserve">El desarrollo del Sistema Analítico de Consumo fortaleció mi interés en el área de </w:t>
+            </w:r>
+            <w:r>
+              <w:rPr>
+                <w:b w:val="1"/>
+                <w:bCs w:val="1"/>
+                <w:sz w:val="18"/>
+                <w:szCs w:val="18"/>
+                <w:rtl w:val="0"/>
+              </w:rPr>
+              <w:t xml:space="preserve">visualización y análisis de datos</w:t>
+            </w:r>
+            <w:r>
+              <w:rPr>
+                <w:sz w:val="18"/>
+                <w:szCs w:val="18"/>
+                <w:rtl w:val="0"/>
+              </w:rPr>
+              <w:t xml:space="preserve">, especialmente al transformar información en métricas reales útiles para decisiones comerciales. Trabajar con dashboards comparativos, métricas de competitividad, normalización de precios y comportamiento de usuarios me permitió comprender cómo la ingeniería informática puede generar inteligencia comercial aplicada a sectores que no cuentan con herramientas analíticas.</w:t>
             </w:r>
           </w:p>
           <w:p>
@@ -3691,27 +5948,93 @@
               <w:spacing w:after="240" w:before="240" w:lineRule="auto"/>
               <w:jc w:val="both"/>
               <w:rPr>
-                <w:b w:val="1"/>
-                <w:bCs w:val="1"/>
-                <w:i w:val="1"/>
-                <w:iCs w:val="1"/>
-                <w:color w:val="0070c0"/>
-                <w:sz w:val="18"/>
-                <w:szCs w:val="18"/>
-              </w:rPr>
-            </w:pPr>
-            <w:r>
-              <w:rPr>
-                <w:b w:val="1"/>
-                <w:bCs w:val="1"/>
-                <w:i w:val="1"/>
-                <w:iCs w:val="1"/>
-                <w:color w:val="0070c0"/>
-                <w:sz w:val="18"/>
-                <w:szCs w:val="18"/>
-                <w:rtl w:val="0"/>
-              </w:rPr>
-              <w:t xml:space="preserve">Este proyecto fue clave para confirmar y profundizar mi interés en la Arquitectura de Software y el desarrollo Backend. Mi rol se centró en diseñar la API en Node.js y administrar la base de datos. El desafío más significativo, y el que más me sirvió, fue la migración crítica de Firebase a MongoDB Atlas. Esta decisión arquitectónica fue fundamental para garantizar el rendimiento de las consultas de agregación que el módulo analítico requería, reafirmando mi interés en la optimización de bases de datos NoSQL y el diseño de sistemas escalables.</w:t>
+                <w:sz w:val="18"/>
+                <w:szCs w:val="18"/>
+              </w:rPr>
+            </w:pPr>
+            <w:r>
+              <w:rPr>
+                <w:sz w:val="18"/>
+                <w:szCs w:val="18"/>
+                <w:rtl w:val="0"/>
+              </w:rPr>
+              <w:t xml:space="preserve">Si bien desde el inicio tenía interés por el desarrollo web, este proyecto me permitió enfocarlo hacia una perspectiva más </w:t>
+            </w:r>
+            <w:r>
+              <w:rPr>
+                <w:b w:val="1"/>
+                <w:bCs w:val="1"/>
+                <w:sz w:val="18"/>
+                <w:szCs w:val="18"/>
+                <w:rtl w:val="0"/>
+              </w:rPr>
+              <w:t xml:space="preserve">analítica y estratégica</w:t>
+            </w:r>
+            <w:r>
+              <w:rPr>
+                <w:sz w:val="18"/>
+                <w:szCs w:val="18"/>
+                <w:rtl w:val="0"/>
+              </w:rPr>
+              <w:t xml:space="preserve">, confirmando que mi línea profesional está en el cruce entre </w:t>
+            </w:r>
+            <w:r>
+              <w:rPr>
+                <w:b w:val="1"/>
+                <w:bCs w:val="1"/>
+                <w:sz w:val="18"/>
+                <w:szCs w:val="18"/>
+                <w:rtl w:val="0"/>
+              </w:rPr>
+              <w:t xml:space="preserve">desarrollo frontend y análisis de datos</w:t>
+            </w:r>
+            <w:r>
+              <w:rPr>
+                <w:sz w:val="18"/>
+                <w:szCs w:val="18"/>
+                <w:rtl w:val="0"/>
+              </w:rPr>
+              <w:t xml:space="preserve">. A futuro, deseo seguir especializándome en </w:t>
+            </w:r>
+            <w:r>
+              <w:rPr>
+                <w:b w:val="1"/>
+                <w:bCs w:val="1"/>
+                <w:sz w:val="18"/>
+                <w:szCs w:val="18"/>
+                <w:rtl w:val="0"/>
+              </w:rPr>
+              <w:t xml:space="preserve">Business Intelligence, visualización de datos y desarrollo de soluciones que aporten valor a empresas a partir del análisis del consumo</w:t>
+            </w:r>
+            <w:r>
+              <w:rPr>
+                <w:sz w:val="18"/>
+                <w:szCs w:val="18"/>
+                <w:rtl w:val="0"/>
+              </w:rPr>
+              <w:t xml:space="preserve">. Me proyecto profesionalmente como alguien capaz de diseñar plataformas que conviertan datos en decisiones.</w:t>
+            </w:r>
+          </w:p>
+          <w:p>
+            <w:pPr>
+              <w:pStyle w:val="Heading4"/>
+              <w:keepNext w:val="0"/>
+              <w:keepLines w:val="0"/>
+              <w:jc w:val="both"/>
+              <w:rPr>
+                <w:sz w:val="22"/>
+                <w:szCs w:val="22"/>
+              </w:rPr>
+            </w:pPr>
+            <w:bookmarkStart w:colFirst="0" w:colLast="0" w:name="_heading=h.c2gzszqohdvw" w:id="20"/>
+            <w:bookmarkEnd w:id="20"/>
+            <w:r>
+              <w:rPr>
+                <w:sz w:val="22"/>
+                <w:szCs w:val="22"/>
+                <w:rtl w:val="0"/>
+              </w:rPr>
+              <w:t xml:space="preserve">Sebastián Solar Aburto – Backend &amp; Arquitectura</w:t>
             </w:r>
           </w:p>
           <w:p>
@@ -3719,27 +6042,35 @@
               <w:spacing w:after="240" w:before="240" w:lineRule="auto"/>
               <w:jc w:val="both"/>
               <w:rPr>
-                <w:b w:val="1"/>
-                <w:bCs w:val="1"/>
-                <w:i w:val="1"/>
-                <w:iCs w:val="1"/>
-                <w:color w:val="0070c0"/>
-                <w:sz w:val="18"/>
-                <w:szCs w:val="18"/>
-              </w:rPr>
-            </w:pPr>
-            <w:r>
-              <w:rPr>
-                <w:b w:val="1"/>
-                <w:bCs w:val="1"/>
-                <w:i w:val="1"/>
-                <w:iCs w:val="1"/>
-                <w:color w:val="0070c0"/>
-                <w:sz w:val="18"/>
-                <w:szCs w:val="18"/>
-                <w:rtl w:val="0"/>
-              </w:rPr>
-              <w:t xml:space="preserve">Proyecciones Laborales: Me gustaría profundizar en la optimización de pipelines de datos y la arquitectura de sistemas en la nube. A futuro, me proyecto laboralmente como Arquitecto Backend o Especialista en Infraestructura Cloud, diseñando y manteniendo las "carreteras" que soportan aplicaciones de alto tráfico de datos y garantizan la estabilidad del servicio.</w:t>
+                <w:sz w:val="18"/>
+                <w:szCs w:val="18"/>
+              </w:rPr>
+            </w:pPr>
+            <w:r>
+              <w:rPr>
+                <w:sz w:val="18"/>
+                <w:szCs w:val="18"/>
+                <w:rtl w:val="0"/>
+              </w:rPr>
+              <w:t xml:space="preserve">El proyecto me permitió profundizar en el área de </w:t>
+            </w:r>
+            <w:r>
+              <w:rPr>
+                <w:b w:val="1"/>
+                <w:bCs w:val="1"/>
+                <w:sz w:val="18"/>
+                <w:szCs w:val="18"/>
+                <w:rtl w:val="0"/>
+              </w:rPr>
+              <w:t xml:space="preserve">arquitectura de sistemas, desarrollo de API y gestión de bases de datos enfocadas en análisis</w:t>
+            </w:r>
+            <w:r>
+              <w:rPr>
+                <w:sz w:val="18"/>
+                <w:szCs w:val="18"/>
+                <w:rtl w:val="0"/>
+              </w:rPr>
+              <w:t xml:space="preserve">, especialmente al diseñar estructuras históricas, manejar grandes volúmenes de datos y crear servicios que procesan y exponen indicadores comerciales. La migración a MongoDB Atlas, el diseño del modelo NoSQL y la creación de endpoints analíticos me confirmaron que me interesa el desarrollo de soluciones robustas, escalables y pensadas desde su arquitectura.</w:t>
             </w:r>
           </w:p>
           <w:p>
@@ -3747,19 +6078,53 @@
               <w:spacing w:after="240" w:before="240" w:lineRule="auto"/>
               <w:jc w:val="both"/>
               <w:rPr>
-                <w:b w:val="1"/>
-                <w:bCs w:val="1"/>
-                <w:i w:val="1"/>
-                <w:iCs w:val="1"/>
-                <w:color w:val="0070c0"/>
-                <w:sz w:val="18"/>
-                <w:szCs w:val="18"/>
-              </w:rPr>
-            </w:pPr>
-            <w:r>
-              <w:rPr>
-                <w:rtl w:val="0"/>
-              </w:rPr>
+                <w:sz w:val="18"/>
+                <w:szCs w:val="18"/>
+              </w:rPr>
+            </w:pPr>
+            <w:r>
+              <w:rPr>
+                <w:sz w:val="18"/>
+                <w:szCs w:val="18"/>
+                <w:rtl w:val="0"/>
+              </w:rPr>
+              <w:t xml:space="preserve">Al finalizar el proyecto, reafirmo mi interés por el </w:t>
+            </w:r>
+            <w:r>
+              <w:rPr>
+                <w:b w:val="1"/>
+                <w:bCs w:val="1"/>
+                <w:sz w:val="18"/>
+                <w:szCs w:val="18"/>
+                <w:rtl w:val="0"/>
+              </w:rPr>
+              <w:t xml:space="preserve">backend, arquitectura de software y modelamiento de datos</w:t>
+            </w:r>
+            <w:r>
+              <w:rPr>
+                <w:sz w:val="18"/>
+                <w:szCs w:val="18"/>
+                <w:rtl w:val="0"/>
+              </w:rPr>
+              <w:t xml:space="preserve">, pero ahora con una visión más clara respecto a su impacto en procesos reales de decisión para empresas. Me gustaría continuar formándome en </w:t>
+            </w:r>
+            <w:r>
+              <w:rPr>
+                <w:b w:val="1"/>
+                <w:bCs w:val="1"/>
+                <w:sz w:val="18"/>
+                <w:szCs w:val="18"/>
+                <w:rtl w:val="0"/>
+              </w:rPr>
+              <w:t xml:space="preserve">gestión de datos, desarrollo de API y diseño de soluciones comerciales</w:t>
+            </w:r>
+            <w:r>
+              <w:rPr>
+                <w:sz w:val="18"/>
+                <w:szCs w:val="18"/>
+                <w:rtl w:val="0"/>
+              </w:rPr>
+              <w:t xml:space="preserve">, proyectándome como un profesional capaz de construir sistemas eficientes que soporten analítica de negocio y permitan escalar productos digitales de forma segura y estable.</w:t>
             </w:r>
           </w:p>
           <w:p>
@@ -3771,151 +6136,19 @@
                 <w:bCs w:val="1"/>
                 <w:i w:val="1"/>
                 <w:iCs w:val="1"/>
-                <w:color w:val="0070c0"/>
-                <w:sz w:val="18"/>
-                <w:szCs w:val="18"/>
-              </w:rPr>
-            </w:pPr>
-            <w:r>
-              <w:rPr>
-                <w:b w:val="1"/>
-                <w:bCs w:val="1"/>
-                <w:i w:val="1"/>
-                <w:iCs w:val="1"/>
-                <w:color w:val="0070c0"/>
-                <w:sz w:val="18"/>
-                <w:szCs w:val="18"/>
-                <w:rtl w:val="0"/>
-              </w:rPr>
-              <w:t xml:space="preserve">Carlos Catalán (Frontend y Datos)</w:t>
-            </w:r>
-          </w:p>
-          <w:p>
-            <w:pPr>
-              <w:spacing w:after="240" w:before="240" w:lineRule="auto"/>
-              <w:jc w:val="both"/>
-              <w:rPr>
-                <w:b w:val="1"/>
-                <w:bCs w:val="1"/>
-                <w:i w:val="1"/>
-                <w:iCs w:val="1"/>
-                <w:color w:val="0070c0"/>
-                <w:sz w:val="18"/>
-                <w:szCs w:val="18"/>
-              </w:rPr>
-            </w:pPr>
-            <w:r>
-              <w:rPr>
-                <w:b w:val="1"/>
-                <w:bCs w:val="1"/>
-                <w:i w:val="1"/>
-                <w:iCs w:val="1"/>
-                <w:color w:val="0070c0"/>
-                <w:sz w:val="18"/>
-                <w:szCs w:val="18"/>
-                <w:rtl w:val="0"/>
-              </w:rPr>
-              <w:t xml:space="preserve">Este proyecto me permitió explorar en la práctica mi interés por el ciclo de vida completo del dato. Mi trabajo se dividió en dos áreas: la Ingeniería de Datos (desarrollando y depurando los scrapers de Playwright) y el Análisis/Frontend (construyendo la interfaz y los dashboards). Disfruté especialmente el reto técnico de la volatilidad de los scrapers, resolviendo cómo capturar datos de sitios dinámicos, y luego transformar esos datos "sucios" en métricas de valor, como el análisis de "Fuga de Interés".</w:t>
-            </w:r>
-          </w:p>
-          <w:p>
-            <w:pPr>
-              <w:spacing w:after="240" w:before="240" w:lineRule="auto"/>
-              <w:jc w:val="both"/>
-              <w:rPr>
-                <w:b w:val="1"/>
-                <w:bCs w:val="1"/>
-                <w:i w:val="1"/>
-                <w:iCs w:val="1"/>
-                <w:color w:val="0070c0"/>
-                <w:sz w:val="18"/>
-                <w:szCs w:val="18"/>
-              </w:rPr>
-            </w:pPr>
-            <w:r>
-              <w:rPr>
-                <w:rtl w:val="0"/>
-              </w:rPr>
-            </w:r>
-          </w:p>
-          <w:p>
-            <w:pPr>
-              <w:spacing w:after="240" w:before="240" w:lineRule="auto"/>
-              <w:jc w:val="both"/>
-              <w:rPr>
-                <w:b w:val="1"/>
-                <w:bCs w:val="1"/>
-                <w:i w:val="1"/>
-                <w:iCs w:val="1"/>
-                <w:color w:val="0070c0"/>
-                <w:sz w:val="18"/>
-                <w:szCs w:val="18"/>
-              </w:rPr>
-            </w:pPr>
-            <w:r>
-              <w:rPr>
-                <w:b w:val="1"/>
-                <w:bCs w:val="1"/>
-                <w:i w:val="1"/>
-                <w:iCs w:val="1"/>
-                <w:color w:val="0070c0"/>
-                <w:sz w:val="18"/>
-                <w:szCs w:val="18"/>
-                <w:rtl w:val="0"/>
-              </w:rPr>
-              <w:t xml:space="preserve">Proyecciones Laborales: Mis intereses profesionales se consolidan en el área de datos. Me gustaría seguir profundizando en técnicas de Data Engineering (extracción y transformación) y Business Intelligence. Me proyecto en un rol que actúe como puente entre la ingeniería y el negocio, conectando la captura técnica de datos con la visualización estratégica para la toma de decisiones.</w:t>
+                <w:sz w:val="18"/>
+                <w:szCs w:val="18"/>
+              </w:rPr>
+            </w:pPr>
+            <w:r>
+              <w:rPr>
+                <w:rtl w:val="0"/>
+              </w:rPr>
             </w:r>
           </w:p>
         </w:tc>
       </w:tr>
     </w:tbl>
-    <w:p>
-      <w:pPr>
-        <w:rPr>
-          <w:b w:val="1"/>
-          <w:bCs w:val="1"/>
-        </w:rPr>
-      </w:pPr>
-      <w:r>
-        <w:rPr>
-          <w:rtl w:val="0"/>
-        </w:rPr>
-      </w:r>
-    </w:p>
-    <w:p>
-      <w:pPr>
-        <w:spacing w:after="0" w:line="276" w:lineRule="auto"/>
-        <w:ind w:left="-426" w:right="-568" w:firstLine="0"/>
-        <w:jc w:val="both"/>
-        <w:rPr>
-          <w:color w:val="767171"/>
-          <w:sz w:val="24"/>
-          <w:szCs w:val="24"/>
-        </w:rPr>
-      </w:pPr>
-      <w:r>
-        <w:rPr>
-          <w:rtl w:val="0"/>
-        </w:rPr>
-      </w:r>
-    </w:p>
-    <w:p>
-      <w:pPr>
-        <w:spacing w:after="0" w:line="276" w:lineRule="auto"/>
-        <w:ind w:left="-426" w:right="-568" w:firstLine="0"/>
-        <w:jc w:val="both"/>
-        <w:rPr>
-          <w:color w:val="767171"/>
-          <w:sz w:val="24"/>
-          <w:szCs w:val="24"/>
-        </w:rPr>
-      </w:pPr>
-      <w:r>
-        <w:rPr>
-          <w:rtl w:val="0"/>
-        </w:rPr>
-      </w:r>
-    </w:p>
     <w:p>
       <w:pPr>
         <w:rPr/>
@@ -3927,7 +6160,7 @@
       </w:r>
     </w:p>
     <w:sectPr>
-      <w:headerReference r:id="rId15" w:type="default"/>
+      <w:headerReference r:id="rId21" w:type="default"/>
       <w:pgSz w:h="16838" w:w="11906" w:orient="portrait"/>
       <w:pgMar w:bottom="1417" w:top="1417" w:left="1701" w:right="1701" w:header="708" w:footer="708"/>
       <w:pgNumType w:start="1"/>
@@ -3965,7 +6198,7 @@
   </w:p>
   <w:tbl>
     <w:tblPr>
-      <w:tblStyle w:val="Table4"/>
+      <w:tblStyle w:val="Table5"/>
       <w:tblW w:w="9923.0" w:type="dxa"/>
       <w:jc w:val="left"/>
       <w:tblInd w:w="-709.0" w:type="dxa"/>
@@ -4171,8 +6404,8 @@
   <w:abstractNum w:abstractNumId="1">
     <w:lvl w:ilvl="0">
       <w:start w:val="1"/>
-      <w:numFmt w:val="bullet"/>
-      <w:lvlText w:val="●"/>
+      <w:numFmt w:val="decimal"/>
+      <w:lvlText w:val="%1."/>
       <w:lvlJc w:val="left"/>
       <w:pPr>
         <w:ind w:left="720" w:hanging="360"/>
@@ -4183,8 +6416,8 @@
     </w:lvl>
     <w:lvl w:ilvl="1">
       <w:start w:val="1"/>
-      <w:numFmt w:val="bullet"/>
-      <w:lvlText w:val="○"/>
+      <w:numFmt w:val="lowerLetter"/>
+      <w:lvlText w:val="%2."/>
       <w:lvlJc w:val="left"/>
       <w:pPr>
         <w:ind w:left="1440" w:hanging="360"/>
@@ -4195,8 +6428,8 @@
     </w:lvl>
     <w:lvl w:ilvl="2">
       <w:start w:val="1"/>
-      <w:numFmt w:val="bullet"/>
-      <w:lvlText w:val="■"/>
+      <w:numFmt w:val="lowerRoman"/>
+      <w:lvlText w:val="%3."/>
       <w:lvlJc w:val="left"/>
       <w:pPr>
         <w:ind w:left="2160" w:hanging="360"/>
@@ -4207,8 +6440,8 @@
     </w:lvl>
     <w:lvl w:ilvl="3">
       <w:start w:val="1"/>
-      <w:numFmt w:val="bullet"/>
-      <w:lvlText w:val="●"/>
+      <w:numFmt w:val="decimal"/>
+      <w:lvlText w:val="%4."/>
       <w:lvlJc w:val="left"/>
       <w:pPr>
         <w:ind w:left="2880" w:hanging="360"/>
@@ -4219,8 +6452,8 @@
     </w:lvl>
     <w:lvl w:ilvl="4">
       <w:start w:val="1"/>
-      <w:numFmt w:val="bullet"/>
-      <w:lvlText w:val="○"/>
+      <w:numFmt w:val="lowerLetter"/>
+      <w:lvlText w:val="%5."/>
       <w:lvlJc w:val="left"/>
       <w:pPr>
         <w:ind w:left="3600" w:hanging="360"/>
@@ -4231,8 +6464,8 @@
     </w:lvl>
     <w:lvl w:ilvl="5">
       <w:start w:val="1"/>
-      <w:numFmt w:val="bullet"/>
-      <w:lvlText w:val="■"/>
+      <w:numFmt w:val="lowerRoman"/>
+      <w:lvlText w:val="%6."/>
       <w:lvlJc w:val="left"/>
       <w:pPr>
         <w:ind w:left="4320" w:hanging="360"/>
@@ -4243,8 +6476,8 @@
     </w:lvl>
     <w:lvl w:ilvl="6">
       <w:start w:val="1"/>
-      <w:numFmt w:val="bullet"/>
-      <w:lvlText w:val="●"/>
+      <w:numFmt w:val="decimal"/>
+      <w:lvlText w:val="%7."/>
       <w:lvlJc w:val="left"/>
       <w:pPr>
         <w:ind w:left="5040" w:hanging="360"/>
@@ -4255,8 +6488,8 @@
     </w:lvl>
     <w:lvl w:ilvl="7">
       <w:start w:val="1"/>
-      <w:numFmt w:val="bullet"/>
-      <w:lvlText w:val="○"/>
+      <w:numFmt w:val="lowerLetter"/>
+      <w:lvlText w:val="%8."/>
       <w:lvlJc w:val="left"/>
       <w:pPr>
         <w:ind w:left="5760" w:hanging="360"/>
@@ -4267,8 +6500,8 @@
     </w:lvl>
     <w:lvl w:ilvl="8">
       <w:start w:val="1"/>
-      <w:numFmt w:val="bullet"/>
-      <w:lvlText w:val="■"/>
+      <w:numFmt w:val="lowerRoman"/>
+      <w:lvlText w:val="%9."/>
       <w:lvlJc w:val="left"/>
       <w:pPr>
         <w:ind w:left="6480" w:hanging="360"/>
@@ -4502,37 +6735,37 @@
     <w:lvl w:ilvl="0">
       <w:start w:val="1"/>
       <w:numFmt w:val="bullet"/>
-      <w:lvlText w:val="-"/>
+      <w:lvlText w:val="●"/>
       <w:lvlJc w:val="left"/>
       <w:pPr>
         <w:ind w:left="720" w:hanging="360"/>
       </w:pPr>
       <w:rPr>
-        <w:rFonts w:ascii="Times New Roman" w:cs="Times New Roman" w:eastAsia="Times New Roman" w:hAnsi="Times New Roman"/>
+        <w:u w:val="none"/>
       </w:rPr>
     </w:lvl>
     <w:lvl w:ilvl="1">
       <w:start w:val="1"/>
       <w:numFmt w:val="bullet"/>
-      <w:lvlText w:val="o"/>
+      <w:lvlText w:val="○"/>
       <w:lvlJc w:val="left"/>
       <w:pPr>
         <w:ind w:left="1440" w:hanging="360"/>
       </w:pPr>
       <w:rPr>
-        <w:rFonts w:ascii="Courier New" w:cs="Courier New" w:eastAsia="Courier New" w:hAnsi="Courier New"/>
+        <w:u w:val="none"/>
       </w:rPr>
     </w:lvl>
     <w:lvl w:ilvl="2">
       <w:start w:val="1"/>
       <w:numFmt w:val="bullet"/>
-      <w:lvlText w:val="▪"/>
+      <w:lvlText w:val="■"/>
       <w:lvlJc w:val="left"/>
       <w:pPr>
         <w:ind w:left="2160" w:hanging="360"/>
       </w:pPr>
       <w:rPr>
-        <w:rFonts w:ascii="Noto Sans Symbols" w:cs="Noto Sans Symbols" w:eastAsia="Noto Sans Symbols" w:hAnsi="Noto Sans Symbols"/>
+        <w:u w:val="none"/>
       </w:rPr>
     </w:lvl>
     <w:lvl w:ilvl="3">
@@ -4544,31 +6777,31 @@
         <w:ind w:left="2880" w:hanging="360"/>
       </w:pPr>
       <w:rPr>
-        <w:rFonts w:ascii="Noto Sans Symbols" w:cs="Noto Sans Symbols" w:eastAsia="Noto Sans Symbols" w:hAnsi="Noto Sans Symbols"/>
+        <w:u w:val="none"/>
       </w:rPr>
     </w:lvl>
     <w:lvl w:ilvl="4">
       <w:start w:val="1"/>
       <w:numFmt w:val="bullet"/>
-      <w:lvlText w:val="o"/>
+      <w:lvlText w:val="○"/>
       <w:lvlJc w:val="left"/>
       <w:pPr>
         <w:ind w:left="3600" w:hanging="360"/>
       </w:pPr>
       <w:rPr>
-        <w:rFonts w:ascii="Courier New" w:cs="Courier New" w:eastAsia="Courier New" w:hAnsi="Courier New"/>
+        <w:u w:val="none"/>
       </w:rPr>
     </w:lvl>
     <w:lvl w:ilvl="5">
       <w:start w:val="1"/>
       <w:numFmt w:val="bullet"/>
-      <w:lvlText w:val="▪"/>
+      <w:lvlText w:val="■"/>
       <w:lvlJc w:val="left"/>
       <w:pPr>
         <w:ind w:left="4320" w:hanging="360"/>
       </w:pPr>
       <w:rPr>
-        <w:rFonts w:ascii="Noto Sans Symbols" w:cs="Noto Sans Symbols" w:eastAsia="Noto Sans Symbols" w:hAnsi="Noto Sans Symbols"/>
+        <w:u w:val="none"/>
       </w:rPr>
     </w:lvl>
     <w:lvl w:ilvl="6">
@@ -4580,39 +6813,39 @@
         <w:ind w:left="5040" w:hanging="360"/>
       </w:pPr>
       <w:rPr>
-        <w:rFonts w:ascii="Noto Sans Symbols" w:cs="Noto Sans Symbols" w:eastAsia="Noto Sans Symbols" w:hAnsi="Noto Sans Symbols"/>
+        <w:u w:val="none"/>
       </w:rPr>
     </w:lvl>
     <w:lvl w:ilvl="7">
       <w:start w:val="1"/>
       <w:numFmt w:val="bullet"/>
-      <w:lvlText w:val="o"/>
+      <w:lvlText w:val="○"/>
       <w:lvlJc w:val="left"/>
       <w:pPr>
         <w:ind w:left="5760" w:hanging="360"/>
       </w:pPr>
       <w:rPr>
-        <w:rFonts w:ascii="Courier New" w:cs="Courier New" w:eastAsia="Courier New" w:hAnsi="Courier New"/>
+        <w:u w:val="none"/>
       </w:rPr>
     </w:lvl>
     <w:lvl w:ilvl="8">
       <w:start w:val="1"/>
       <w:numFmt w:val="bullet"/>
-      <w:lvlText w:val="▪"/>
+      <w:lvlText w:val="■"/>
       <w:lvlJc w:val="left"/>
       <w:pPr>
         <w:ind w:left="6480" w:hanging="360"/>
       </w:pPr>
       <w:rPr>
-        <w:rFonts w:ascii="Noto Sans Symbols" w:cs="Noto Sans Symbols" w:eastAsia="Noto Sans Symbols" w:hAnsi="Noto Sans Symbols"/>
+        <w:u w:val="none"/>
       </w:rPr>
     </w:lvl>
   </w:abstractNum>
   <w:abstractNum w:abstractNumId="5">
     <w:lvl w:ilvl="0">
       <w:start w:val="1"/>
-      <w:numFmt w:val="bullet"/>
-      <w:lvlText w:val="●"/>
+      <w:numFmt w:val="decimal"/>
+      <w:lvlText w:val="%1."/>
       <w:lvlJc w:val="left"/>
       <w:pPr>
         <w:ind w:left="720" w:hanging="360"/>
@@ -4635,8 +6868,8 @@
     </w:lvl>
     <w:lvl w:ilvl="2">
       <w:start w:val="1"/>
-      <w:numFmt w:val="bullet"/>
-      <w:lvlText w:val="■"/>
+      <w:numFmt w:val="lowerRoman"/>
+      <w:lvlText w:val="%3."/>
       <w:lvlJc w:val="left"/>
       <w:pPr>
         <w:ind w:left="2160" w:hanging="360"/>
@@ -4647,8 +6880,8 @@
     </w:lvl>
     <w:lvl w:ilvl="3">
       <w:start w:val="1"/>
-      <w:numFmt w:val="bullet"/>
-      <w:lvlText w:val="●"/>
+      <w:numFmt w:val="decimal"/>
+      <w:lvlText w:val="%4."/>
       <w:lvlJc w:val="left"/>
       <w:pPr>
         <w:ind w:left="2880" w:hanging="360"/>
@@ -4659,8 +6892,8 @@
     </w:lvl>
     <w:lvl w:ilvl="4">
       <w:start w:val="1"/>
-      <w:numFmt w:val="bullet"/>
-      <w:lvlText w:val="○"/>
+      <w:numFmt w:val="lowerLetter"/>
+      <w:lvlText w:val="%5."/>
       <w:lvlJc w:val="left"/>
       <w:pPr>
         <w:ind w:left="3600" w:hanging="360"/>
@@ -4671,8 +6904,8 @@
     </w:lvl>
     <w:lvl w:ilvl="5">
       <w:start w:val="1"/>
-      <w:numFmt w:val="bullet"/>
-      <w:lvlText w:val="■"/>
+      <w:numFmt w:val="lowerRoman"/>
+      <w:lvlText w:val="%6."/>
       <w:lvlJc w:val="left"/>
       <w:pPr>
         <w:ind w:left="4320" w:hanging="360"/>
@@ -4683,8 +6916,8 @@
     </w:lvl>
     <w:lvl w:ilvl="6">
       <w:start w:val="1"/>
-      <w:numFmt w:val="bullet"/>
-      <w:lvlText w:val="●"/>
+      <w:numFmt w:val="decimal"/>
+      <w:lvlText w:val="%7."/>
       <w:lvlJc w:val="left"/>
       <w:pPr>
         <w:ind w:left="5040" w:hanging="360"/>
@@ -4695,8 +6928,8 @@
     </w:lvl>
     <w:lvl w:ilvl="7">
       <w:start w:val="1"/>
-      <w:numFmt w:val="bullet"/>
-      <w:lvlText w:val="○"/>
+      <w:numFmt w:val="lowerLetter"/>
+      <w:lvlText w:val="%8."/>
       <w:lvlJc w:val="left"/>
       <w:pPr>
         <w:ind w:left="5760" w:hanging="360"/>
@@ -4707,8 +6940,8 @@
     </w:lvl>
     <w:lvl w:ilvl="8">
       <w:start w:val="1"/>
-      <w:numFmt w:val="bullet"/>
-      <w:lvlText w:val="■"/>
+      <w:numFmt w:val="lowerRoman"/>
+      <w:lvlText w:val="%9."/>
       <w:lvlJc w:val="left"/>
       <w:pPr>
         <w:ind w:left="6480" w:hanging="360"/>
@@ -4719,6 +6952,776 @@
     </w:lvl>
   </w:abstractNum>
   <w:abstractNum w:abstractNumId="6">
+    <w:lvl w:ilvl="0">
+      <w:start w:val="1"/>
+      <w:numFmt w:val="bullet"/>
+      <w:lvlText w:val="●"/>
+      <w:lvlJc w:val="left"/>
+      <w:pPr>
+        <w:ind w:left="720" w:hanging="360"/>
+      </w:pPr>
+      <w:rPr>
+        <w:u w:val="none"/>
+      </w:rPr>
+    </w:lvl>
+    <w:lvl w:ilvl="1">
+      <w:start w:val="1"/>
+      <w:numFmt w:val="bullet"/>
+      <w:lvlText w:val="○"/>
+      <w:lvlJc w:val="left"/>
+      <w:pPr>
+        <w:ind w:left="1440" w:hanging="360"/>
+      </w:pPr>
+      <w:rPr>
+        <w:u w:val="none"/>
+      </w:rPr>
+    </w:lvl>
+    <w:lvl w:ilvl="2">
+      <w:start w:val="1"/>
+      <w:numFmt w:val="bullet"/>
+      <w:lvlText w:val="■"/>
+      <w:lvlJc w:val="left"/>
+      <w:pPr>
+        <w:ind w:left="2160" w:hanging="360"/>
+      </w:pPr>
+      <w:rPr>
+        <w:u w:val="none"/>
+      </w:rPr>
+    </w:lvl>
+    <w:lvl w:ilvl="3">
+      <w:start w:val="1"/>
+      <w:numFmt w:val="bullet"/>
+      <w:lvlText w:val="●"/>
+      <w:lvlJc w:val="left"/>
+      <w:pPr>
+        <w:ind w:left="2880" w:hanging="360"/>
+      </w:pPr>
+      <w:rPr>
+        <w:u w:val="none"/>
+      </w:rPr>
+    </w:lvl>
+    <w:lvl w:ilvl="4">
+      <w:start w:val="1"/>
+      <w:numFmt w:val="bullet"/>
+      <w:lvlText w:val="○"/>
+      <w:lvlJc w:val="left"/>
+      <w:pPr>
+        <w:ind w:left="3600" w:hanging="360"/>
+      </w:pPr>
+      <w:rPr>
+        <w:u w:val="none"/>
+      </w:rPr>
+    </w:lvl>
+    <w:lvl w:ilvl="5">
+      <w:start w:val="1"/>
+      <w:numFmt w:val="bullet"/>
+      <w:lvlText w:val="■"/>
+      <w:lvlJc w:val="left"/>
+      <w:pPr>
+        <w:ind w:left="4320" w:hanging="360"/>
+      </w:pPr>
+      <w:rPr>
+        <w:u w:val="none"/>
+      </w:rPr>
+    </w:lvl>
+    <w:lvl w:ilvl="6">
+      <w:start w:val="1"/>
+      <w:numFmt w:val="bullet"/>
+      <w:lvlText w:val="●"/>
+      <w:lvlJc w:val="left"/>
+      <w:pPr>
+        <w:ind w:left="5040" w:hanging="360"/>
+      </w:pPr>
+      <w:rPr>
+        <w:u w:val="none"/>
+      </w:rPr>
+    </w:lvl>
+    <w:lvl w:ilvl="7">
+      <w:start w:val="1"/>
+      <w:numFmt w:val="bullet"/>
+      <w:lvlText w:val="○"/>
+      <w:lvlJc w:val="left"/>
+      <w:pPr>
+        <w:ind w:left="5760" w:hanging="360"/>
+      </w:pPr>
+      <w:rPr>
+        <w:u w:val="none"/>
+      </w:rPr>
+    </w:lvl>
+    <w:lvl w:ilvl="8">
+      <w:start w:val="1"/>
+      <w:numFmt w:val="bullet"/>
+      <w:lvlText w:val="■"/>
+      <w:lvlJc w:val="left"/>
+      <w:pPr>
+        <w:ind w:left="6480" w:hanging="360"/>
+      </w:pPr>
+      <w:rPr>
+        <w:u w:val="none"/>
+      </w:rPr>
+    </w:lvl>
+  </w:abstractNum>
+  <w:abstractNum w:abstractNumId="7">
+    <w:lvl w:ilvl="0">
+      <w:start w:val="1"/>
+      <w:numFmt w:val="decimal"/>
+      <w:lvlText w:val="%1."/>
+      <w:lvlJc w:val="left"/>
+      <w:pPr>
+        <w:ind w:left="720" w:hanging="360"/>
+      </w:pPr>
+      <w:rPr>
+        <w:u w:val="none"/>
+      </w:rPr>
+    </w:lvl>
+    <w:lvl w:ilvl="1">
+      <w:start w:val="1"/>
+      <w:numFmt w:val="bullet"/>
+      <w:lvlText w:val="○"/>
+      <w:lvlJc w:val="left"/>
+      <w:pPr>
+        <w:ind w:left="1440" w:hanging="360"/>
+      </w:pPr>
+      <w:rPr>
+        <w:u w:val="none"/>
+      </w:rPr>
+    </w:lvl>
+    <w:lvl w:ilvl="2">
+      <w:start w:val="1"/>
+      <w:numFmt w:val="bullet"/>
+      <w:lvlText w:val="■"/>
+      <w:lvlJc w:val="left"/>
+      <w:pPr>
+        <w:ind w:left="2160" w:hanging="360"/>
+      </w:pPr>
+      <w:rPr>
+        <w:u w:val="none"/>
+      </w:rPr>
+    </w:lvl>
+    <w:lvl w:ilvl="3">
+      <w:start w:val="1"/>
+      <w:numFmt w:val="decimal"/>
+      <w:lvlText w:val="%4."/>
+      <w:lvlJc w:val="left"/>
+      <w:pPr>
+        <w:ind w:left="2880" w:hanging="360"/>
+      </w:pPr>
+      <w:rPr>
+        <w:u w:val="none"/>
+      </w:rPr>
+    </w:lvl>
+    <w:lvl w:ilvl="4">
+      <w:start w:val="1"/>
+      <w:numFmt w:val="lowerLetter"/>
+      <w:lvlText w:val="%5."/>
+      <w:lvlJc w:val="left"/>
+      <w:pPr>
+        <w:ind w:left="3600" w:hanging="360"/>
+      </w:pPr>
+      <w:rPr>
+        <w:u w:val="none"/>
+      </w:rPr>
+    </w:lvl>
+    <w:lvl w:ilvl="5">
+      <w:start w:val="1"/>
+      <w:numFmt w:val="lowerRoman"/>
+      <w:lvlText w:val="%6."/>
+      <w:lvlJc w:val="left"/>
+      <w:pPr>
+        <w:ind w:left="4320" w:hanging="360"/>
+      </w:pPr>
+      <w:rPr>
+        <w:u w:val="none"/>
+      </w:rPr>
+    </w:lvl>
+    <w:lvl w:ilvl="6">
+      <w:start w:val="1"/>
+      <w:numFmt w:val="decimal"/>
+      <w:lvlText w:val="%7."/>
+      <w:lvlJc w:val="left"/>
+      <w:pPr>
+        <w:ind w:left="5040" w:hanging="360"/>
+      </w:pPr>
+      <w:rPr>
+        <w:u w:val="none"/>
+      </w:rPr>
+    </w:lvl>
+    <w:lvl w:ilvl="7">
+      <w:start w:val="1"/>
+      <w:numFmt w:val="lowerLetter"/>
+      <w:lvlText w:val="%8."/>
+      <w:lvlJc w:val="left"/>
+      <w:pPr>
+        <w:ind w:left="5760" w:hanging="360"/>
+      </w:pPr>
+      <w:rPr>
+        <w:u w:val="none"/>
+      </w:rPr>
+    </w:lvl>
+    <w:lvl w:ilvl="8">
+      <w:start w:val="1"/>
+      <w:numFmt w:val="lowerRoman"/>
+      <w:lvlText w:val="%9."/>
+      <w:lvlJc w:val="left"/>
+      <w:pPr>
+        <w:ind w:left="6480" w:hanging="360"/>
+      </w:pPr>
+      <w:rPr>
+        <w:u w:val="none"/>
+      </w:rPr>
+    </w:lvl>
+  </w:abstractNum>
+  <w:abstractNum w:abstractNumId="8">
+    <w:lvl w:ilvl="0">
+      <w:start w:val="1"/>
+      <w:numFmt w:val="bullet"/>
+      <w:lvlText w:val="●"/>
+      <w:lvlJc w:val="left"/>
+      <w:pPr>
+        <w:ind w:left="720" w:hanging="360"/>
+      </w:pPr>
+      <w:rPr>
+        <w:u w:val="none"/>
+      </w:rPr>
+    </w:lvl>
+    <w:lvl w:ilvl="1">
+      <w:start w:val="1"/>
+      <w:numFmt w:val="bullet"/>
+      <w:lvlText w:val="○"/>
+      <w:lvlJc w:val="left"/>
+      <w:pPr>
+        <w:ind w:left="1440" w:hanging="360"/>
+      </w:pPr>
+      <w:rPr>
+        <w:u w:val="none"/>
+      </w:rPr>
+    </w:lvl>
+    <w:lvl w:ilvl="2">
+      <w:start w:val="1"/>
+      <w:numFmt w:val="bullet"/>
+      <w:lvlText w:val="■"/>
+      <w:lvlJc w:val="left"/>
+      <w:pPr>
+        <w:ind w:left="2160" w:hanging="360"/>
+      </w:pPr>
+      <w:rPr>
+        <w:u w:val="none"/>
+      </w:rPr>
+    </w:lvl>
+    <w:lvl w:ilvl="3">
+      <w:start w:val="1"/>
+      <w:numFmt w:val="bullet"/>
+      <w:lvlText w:val="●"/>
+      <w:lvlJc w:val="left"/>
+      <w:pPr>
+        <w:ind w:left="2880" w:hanging="360"/>
+      </w:pPr>
+      <w:rPr>
+        <w:u w:val="none"/>
+      </w:rPr>
+    </w:lvl>
+    <w:lvl w:ilvl="4">
+      <w:start w:val="1"/>
+      <w:numFmt w:val="bullet"/>
+      <w:lvlText w:val="○"/>
+      <w:lvlJc w:val="left"/>
+      <w:pPr>
+        <w:ind w:left="3600" w:hanging="360"/>
+      </w:pPr>
+      <w:rPr>
+        <w:u w:val="none"/>
+      </w:rPr>
+    </w:lvl>
+    <w:lvl w:ilvl="5">
+      <w:start w:val="1"/>
+      <w:numFmt w:val="bullet"/>
+      <w:lvlText w:val="■"/>
+      <w:lvlJc w:val="left"/>
+      <w:pPr>
+        <w:ind w:left="4320" w:hanging="360"/>
+      </w:pPr>
+      <w:rPr>
+        <w:u w:val="none"/>
+      </w:rPr>
+    </w:lvl>
+    <w:lvl w:ilvl="6">
+      <w:start w:val="1"/>
+      <w:numFmt w:val="bullet"/>
+      <w:lvlText w:val="●"/>
+      <w:lvlJc w:val="left"/>
+      <w:pPr>
+        <w:ind w:left="5040" w:hanging="360"/>
+      </w:pPr>
+      <w:rPr>
+        <w:u w:val="none"/>
+      </w:rPr>
+    </w:lvl>
+    <w:lvl w:ilvl="7">
+      <w:start w:val="1"/>
+      <w:numFmt w:val="bullet"/>
+      <w:lvlText w:val="○"/>
+      <w:lvlJc w:val="left"/>
+      <w:pPr>
+        <w:ind w:left="5760" w:hanging="360"/>
+      </w:pPr>
+      <w:rPr>
+        <w:u w:val="none"/>
+      </w:rPr>
+    </w:lvl>
+    <w:lvl w:ilvl="8">
+      <w:start w:val="1"/>
+      <w:numFmt w:val="bullet"/>
+      <w:lvlText w:val="■"/>
+      <w:lvlJc w:val="left"/>
+      <w:pPr>
+        <w:ind w:left="6480" w:hanging="360"/>
+      </w:pPr>
+      <w:rPr>
+        <w:u w:val="none"/>
+      </w:rPr>
+    </w:lvl>
+  </w:abstractNum>
+  <w:abstractNum w:abstractNumId="9">
+    <w:lvl w:ilvl="0">
+      <w:start w:val="1"/>
+      <w:numFmt w:val="bullet"/>
+      <w:lvlText w:val="●"/>
+      <w:lvlJc w:val="left"/>
+      <w:pPr>
+        <w:ind w:left="720" w:hanging="360"/>
+      </w:pPr>
+      <w:rPr>
+        <w:u w:val="none"/>
+      </w:rPr>
+    </w:lvl>
+    <w:lvl w:ilvl="1">
+      <w:start w:val="1"/>
+      <w:numFmt w:val="bullet"/>
+      <w:lvlText w:val="○"/>
+      <w:lvlJc w:val="left"/>
+      <w:pPr>
+        <w:ind w:left="1440" w:hanging="360"/>
+      </w:pPr>
+      <w:rPr>
+        <w:u w:val="none"/>
+      </w:rPr>
+    </w:lvl>
+    <w:lvl w:ilvl="2">
+      <w:start w:val="1"/>
+      <w:numFmt w:val="bullet"/>
+      <w:lvlText w:val="■"/>
+      <w:lvlJc w:val="left"/>
+      <w:pPr>
+        <w:ind w:left="2160" w:hanging="360"/>
+      </w:pPr>
+      <w:rPr>
+        <w:u w:val="none"/>
+      </w:rPr>
+    </w:lvl>
+    <w:lvl w:ilvl="3">
+      <w:start w:val="1"/>
+      <w:numFmt w:val="bullet"/>
+      <w:lvlText w:val="●"/>
+      <w:lvlJc w:val="left"/>
+      <w:pPr>
+        <w:ind w:left="2880" w:hanging="360"/>
+      </w:pPr>
+      <w:rPr>
+        <w:u w:val="none"/>
+      </w:rPr>
+    </w:lvl>
+    <w:lvl w:ilvl="4">
+      <w:start w:val="1"/>
+      <w:numFmt w:val="bullet"/>
+      <w:lvlText w:val="○"/>
+      <w:lvlJc w:val="left"/>
+      <w:pPr>
+        <w:ind w:left="3600" w:hanging="360"/>
+      </w:pPr>
+      <w:rPr>
+        <w:u w:val="none"/>
+      </w:rPr>
+    </w:lvl>
+    <w:lvl w:ilvl="5">
+      <w:start w:val="1"/>
+      <w:numFmt w:val="bullet"/>
+      <w:lvlText w:val="■"/>
+      <w:lvlJc w:val="left"/>
+      <w:pPr>
+        <w:ind w:left="4320" w:hanging="360"/>
+      </w:pPr>
+      <w:rPr>
+        <w:u w:val="none"/>
+      </w:rPr>
+    </w:lvl>
+    <w:lvl w:ilvl="6">
+      <w:start w:val="1"/>
+      <w:numFmt w:val="bullet"/>
+      <w:lvlText w:val="●"/>
+      <w:lvlJc w:val="left"/>
+      <w:pPr>
+        <w:ind w:left="5040" w:hanging="360"/>
+      </w:pPr>
+      <w:rPr>
+        <w:u w:val="none"/>
+      </w:rPr>
+    </w:lvl>
+    <w:lvl w:ilvl="7">
+      <w:start w:val="1"/>
+      <w:numFmt w:val="bullet"/>
+      <w:lvlText w:val="○"/>
+      <w:lvlJc w:val="left"/>
+      <w:pPr>
+        <w:ind w:left="5760" w:hanging="360"/>
+      </w:pPr>
+      <w:rPr>
+        <w:u w:val="none"/>
+      </w:rPr>
+    </w:lvl>
+    <w:lvl w:ilvl="8">
+      <w:start w:val="1"/>
+      <w:numFmt w:val="bullet"/>
+      <w:lvlText w:val="■"/>
+      <w:lvlJc w:val="left"/>
+      <w:pPr>
+        <w:ind w:left="6480" w:hanging="360"/>
+      </w:pPr>
+      <w:rPr>
+        <w:u w:val="none"/>
+      </w:rPr>
+    </w:lvl>
+  </w:abstractNum>
+  <w:abstractNum w:abstractNumId="10">
+    <w:lvl w:ilvl="0">
+      <w:start w:val="1"/>
+      <w:numFmt w:val="bullet"/>
+      <w:lvlText w:val="●"/>
+      <w:lvlJc w:val="left"/>
+      <w:pPr>
+        <w:ind w:left="720" w:hanging="360"/>
+      </w:pPr>
+      <w:rPr>
+        <w:u w:val="none"/>
+      </w:rPr>
+    </w:lvl>
+    <w:lvl w:ilvl="1">
+      <w:start w:val="1"/>
+      <w:numFmt w:val="bullet"/>
+      <w:lvlText w:val="○"/>
+      <w:lvlJc w:val="left"/>
+      <w:pPr>
+        <w:ind w:left="1440" w:hanging="360"/>
+      </w:pPr>
+      <w:rPr>
+        <w:u w:val="none"/>
+      </w:rPr>
+    </w:lvl>
+    <w:lvl w:ilvl="2">
+      <w:start w:val="1"/>
+      <w:numFmt w:val="bullet"/>
+      <w:lvlText w:val="■"/>
+      <w:lvlJc w:val="left"/>
+      <w:pPr>
+        <w:ind w:left="2160" w:hanging="360"/>
+      </w:pPr>
+      <w:rPr>
+        <w:u w:val="none"/>
+      </w:rPr>
+    </w:lvl>
+    <w:lvl w:ilvl="3">
+      <w:start w:val="1"/>
+      <w:numFmt w:val="bullet"/>
+      <w:lvlText w:val="●"/>
+      <w:lvlJc w:val="left"/>
+      <w:pPr>
+        <w:ind w:left="2880" w:hanging="360"/>
+      </w:pPr>
+      <w:rPr>
+        <w:u w:val="none"/>
+      </w:rPr>
+    </w:lvl>
+    <w:lvl w:ilvl="4">
+      <w:start w:val="1"/>
+      <w:numFmt w:val="bullet"/>
+      <w:lvlText w:val="○"/>
+      <w:lvlJc w:val="left"/>
+      <w:pPr>
+        <w:ind w:left="3600" w:hanging="360"/>
+      </w:pPr>
+      <w:rPr>
+        <w:u w:val="none"/>
+      </w:rPr>
+    </w:lvl>
+    <w:lvl w:ilvl="5">
+      <w:start w:val="1"/>
+      <w:numFmt w:val="bullet"/>
+      <w:lvlText w:val="■"/>
+      <w:lvlJc w:val="left"/>
+      <w:pPr>
+        <w:ind w:left="4320" w:hanging="360"/>
+      </w:pPr>
+      <w:rPr>
+        <w:u w:val="none"/>
+      </w:rPr>
+    </w:lvl>
+    <w:lvl w:ilvl="6">
+      <w:start w:val="1"/>
+      <w:numFmt w:val="bullet"/>
+      <w:lvlText w:val="●"/>
+      <w:lvlJc w:val="left"/>
+      <w:pPr>
+        <w:ind w:left="5040" w:hanging="360"/>
+      </w:pPr>
+      <w:rPr>
+        <w:u w:val="none"/>
+      </w:rPr>
+    </w:lvl>
+    <w:lvl w:ilvl="7">
+      <w:start w:val="1"/>
+      <w:numFmt w:val="bullet"/>
+      <w:lvlText w:val="○"/>
+      <w:lvlJc w:val="left"/>
+      <w:pPr>
+        <w:ind w:left="5760" w:hanging="360"/>
+      </w:pPr>
+      <w:rPr>
+        <w:u w:val="none"/>
+      </w:rPr>
+    </w:lvl>
+    <w:lvl w:ilvl="8">
+      <w:start w:val="1"/>
+      <w:numFmt w:val="bullet"/>
+      <w:lvlText w:val="■"/>
+      <w:lvlJc w:val="left"/>
+      <w:pPr>
+        <w:ind w:left="6480" w:hanging="360"/>
+      </w:pPr>
+      <w:rPr>
+        <w:u w:val="none"/>
+      </w:rPr>
+    </w:lvl>
+  </w:abstractNum>
+  <w:abstractNum w:abstractNumId="11">
+    <w:lvl w:ilvl="0">
+      <w:start w:val="1"/>
+      <w:numFmt w:val="bullet"/>
+      <w:lvlText w:val="●"/>
+      <w:lvlJc w:val="left"/>
+      <w:pPr>
+        <w:ind w:left="720" w:hanging="360"/>
+      </w:pPr>
+      <w:rPr>
+        <w:u w:val="none"/>
+      </w:rPr>
+    </w:lvl>
+    <w:lvl w:ilvl="1">
+      <w:start w:val="1"/>
+      <w:numFmt w:val="bullet"/>
+      <w:lvlText w:val="○"/>
+      <w:lvlJc w:val="left"/>
+      <w:pPr>
+        <w:ind w:left="1440" w:hanging="360"/>
+      </w:pPr>
+      <w:rPr>
+        <w:u w:val="none"/>
+      </w:rPr>
+    </w:lvl>
+    <w:lvl w:ilvl="2">
+      <w:start w:val="1"/>
+      <w:numFmt w:val="bullet"/>
+      <w:lvlText w:val="■"/>
+      <w:lvlJc w:val="left"/>
+      <w:pPr>
+        <w:ind w:left="2160" w:hanging="360"/>
+      </w:pPr>
+      <w:rPr>
+        <w:u w:val="none"/>
+      </w:rPr>
+    </w:lvl>
+    <w:lvl w:ilvl="3">
+      <w:start w:val="1"/>
+      <w:numFmt w:val="bullet"/>
+      <w:lvlText w:val="●"/>
+      <w:lvlJc w:val="left"/>
+      <w:pPr>
+        <w:ind w:left="2880" w:hanging="360"/>
+      </w:pPr>
+      <w:rPr>
+        <w:u w:val="none"/>
+      </w:rPr>
+    </w:lvl>
+    <w:lvl w:ilvl="4">
+      <w:start w:val="1"/>
+      <w:numFmt w:val="bullet"/>
+      <w:lvlText w:val="○"/>
+      <w:lvlJc w:val="left"/>
+      <w:pPr>
+        <w:ind w:left="3600" w:hanging="360"/>
+      </w:pPr>
+      <w:rPr>
+        <w:u w:val="none"/>
+      </w:rPr>
+    </w:lvl>
+    <w:lvl w:ilvl="5">
+      <w:start w:val="1"/>
+      <w:numFmt w:val="bullet"/>
+      <w:lvlText w:val="■"/>
+      <w:lvlJc w:val="left"/>
+      <w:pPr>
+        <w:ind w:left="4320" w:hanging="360"/>
+      </w:pPr>
+      <w:rPr>
+        <w:u w:val="none"/>
+      </w:rPr>
+    </w:lvl>
+    <w:lvl w:ilvl="6">
+      <w:start w:val="1"/>
+      <w:numFmt w:val="bullet"/>
+      <w:lvlText w:val="●"/>
+      <w:lvlJc w:val="left"/>
+      <w:pPr>
+        <w:ind w:left="5040" w:hanging="360"/>
+      </w:pPr>
+      <w:rPr>
+        <w:u w:val="none"/>
+      </w:rPr>
+    </w:lvl>
+    <w:lvl w:ilvl="7">
+      <w:start w:val="1"/>
+      <w:numFmt w:val="bullet"/>
+      <w:lvlText w:val="○"/>
+      <w:lvlJc w:val="left"/>
+      <w:pPr>
+        <w:ind w:left="5760" w:hanging="360"/>
+      </w:pPr>
+      <w:rPr>
+        <w:u w:val="none"/>
+      </w:rPr>
+    </w:lvl>
+    <w:lvl w:ilvl="8">
+      <w:start w:val="1"/>
+      <w:numFmt w:val="bullet"/>
+      <w:lvlText w:val="■"/>
+      <w:lvlJc w:val="left"/>
+      <w:pPr>
+        <w:ind w:left="6480" w:hanging="360"/>
+      </w:pPr>
+      <w:rPr>
+        <w:u w:val="none"/>
+      </w:rPr>
+    </w:lvl>
+  </w:abstractNum>
+  <w:abstractNum w:abstractNumId="12">
+    <w:lvl w:ilvl="0">
+      <w:start w:val="1"/>
+      <w:numFmt w:val="bullet"/>
+      <w:lvlText w:val="●"/>
+      <w:lvlJc w:val="left"/>
+      <w:pPr>
+        <w:ind w:left="720" w:hanging="360"/>
+      </w:pPr>
+      <w:rPr>
+        <w:u w:val="none"/>
+      </w:rPr>
+    </w:lvl>
+    <w:lvl w:ilvl="1">
+      <w:start w:val="1"/>
+      <w:numFmt w:val="bullet"/>
+      <w:lvlText w:val="○"/>
+      <w:lvlJc w:val="left"/>
+      <w:pPr>
+        <w:ind w:left="1440" w:hanging="360"/>
+      </w:pPr>
+      <w:rPr>
+        <w:u w:val="none"/>
+      </w:rPr>
+    </w:lvl>
+    <w:lvl w:ilvl="2">
+      <w:start w:val="1"/>
+      <w:numFmt w:val="bullet"/>
+      <w:lvlText w:val="■"/>
+      <w:lvlJc w:val="left"/>
+      <w:pPr>
+        <w:ind w:left="2160" w:hanging="360"/>
+      </w:pPr>
+      <w:rPr>
+        <w:u w:val="none"/>
+      </w:rPr>
+    </w:lvl>
+    <w:lvl w:ilvl="3">
+      <w:start w:val="1"/>
+      <w:numFmt w:val="bullet"/>
+      <w:lvlText w:val="●"/>
+      <w:lvlJc w:val="left"/>
+      <w:pPr>
+        <w:ind w:left="2880" w:hanging="360"/>
+      </w:pPr>
+      <w:rPr>
+        <w:u w:val="none"/>
+      </w:rPr>
+    </w:lvl>
+    <w:lvl w:ilvl="4">
+      <w:start w:val="1"/>
+      <w:numFmt w:val="bullet"/>
+      <w:lvlText w:val="○"/>
+      <w:lvlJc w:val="left"/>
+      <w:pPr>
+        <w:ind w:left="3600" w:hanging="360"/>
+      </w:pPr>
+      <w:rPr>
+        <w:u w:val="none"/>
+      </w:rPr>
+    </w:lvl>
+    <w:lvl w:ilvl="5">
+      <w:start w:val="1"/>
+      <w:numFmt w:val="bullet"/>
+      <w:lvlText w:val="■"/>
+      <w:lvlJc w:val="left"/>
+      <w:pPr>
+        <w:ind w:left="4320" w:hanging="360"/>
+      </w:pPr>
+      <w:rPr>
+        <w:u w:val="none"/>
+      </w:rPr>
+    </w:lvl>
+    <w:lvl w:ilvl="6">
+      <w:start w:val="1"/>
+      <w:numFmt w:val="bullet"/>
+      <w:lvlText w:val="●"/>
+      <w:lvlJc w:val="left"/>
+      <w:pPr>
+        <w:ind w:left="5040" w:hanging="360"/>
+      </w:pPr>
+      <w:rPr>
+        <w:u w:val="none"/>
+      </w:rPr>
+    </w:lvl>
+    <w:lvl w:ilvl="7">
+      <w:start w:val="1"/>
+      <w:numFmt w:val="bullet"/>
+      <w:lvlText w:val="○"/>
+      <w:lvlJc w:val="left"/>
+      <w:pPr>
+        <w:ind w:left="5760" w:hanging="360"/>
+      </w:pPr>
+      <w:rPr>
+        <w:u w:val="none"/>
+      </w:rPr>
+    </w:lvl>
+    <w:lvl w:ilvl="8">
+      <w:start w:val="1"/>
+      <w:numFmt w:val="bullet"/>
+      <w:lvlText w:val="■"/>
+      <w:lvlJc w:val="left"/>
+      <w:pPr>
+        <w:ind w:left="6480" w:hanging="360"/>
+      </w:pPr>
+      <w:rPr>
+        <w:u w:val="none"/>
+      </w:rPr>
+    </w:lvl>
+  </w:abstractNum>
+  <w:abstractNum w:abstractNumId="13">
     <w:lvl w:ilvl="0">
       <w:start w:val="1"/>
       <w:numFmt w:val="bullet"/>
@@ -4845,6 +7848,27 @@
   </w:num>
   <w:num w:numId="6">
     <w:abstractNumId w:val="6"/>
+  </w:num>
+  <w:num w:numId="7">
+    <w:abstractNumId w:val="7"/>
+  </w:num>
+  <w:num w:numId="8">
+    <w:abstractNumId w:val="8"/>
+  </w:num>
+  <w:num w:numId="9">
+    <w:abstractNumId w:val="9"/>
+  </w:num>
+  <w:num w:numId="10">
+    <w:abstractNumId w:val="10"/>
+  </w:num>
+  <w:num w:numId="11">
+    <w:abstractNumId w:val="11"/>
+  </w:num>
+  <w:num w:numId="12">
+    <w:abstractNumId w:val="12"/>
+  </w:num>
+  <w:num w:numId="13">
+    <w:abstractNumId w:val="13"/>
   </w:num>
 </w:numbering>
 </file>
@@ -5345,6 +8369,14 @@
   </w:style>
   <w:style w:type="table" w:styleId="Table4">
     <w:basedOn w:val="TableNormal"/>
+    <w:tblPr>
+      <w:tblStyleRowBandSize w:val="1"/>
+      <w:tblStyleColBandSize w:val="1"/>
+      <w:tblCellMar/>
+    </w:tblPr>
+  </w:style>
+  <w:style w:type="table" w:styleId="Table5">
+    <w:basedOn w:val="TableNormal"/>
     <w:rPr>
       <w:sz w:val="22"/>
       <w:szCs w:val="22"/>
@@ -5660,7 +8692,7 @@
 
 <file path=customXML/item1.xml><?xml version="1.0" encoding="utf-8"?>
 <go:gDocsCustomXmlDataStorage xmlns:go="http://customooxmlschemas.google.com/" xmlns:r="http://schemas.openxmlformats.org/officeDocument/2006/relationships" uri="GoogleDocsCustomDataVersion2">
-  <go:docsCustomData xmlns:go="http://customooxmlschemas.google.com/" roundtripDataSignature="AMtx7mhLTSyrk82LjCrR7pW0v3eUOFXjFw==">CgMxLjA4AHIhMXJqcVlFbDk2d25EMXpWdjNXVHVBZ0FvUzl3Vzh6UHhU</go:docsCustomData>
+  <go:docsCustomData xmlns:go="http://customooxmlschemas.google.com/" roundtripDataSignature="AMtx7mggqAFlyYis5GVh6QOCOCDHKmYpEg==">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</go:docsCustomData>
 </go:gDocsCustomXmlDataStorage>
 </file>
 
